--- a/public/documents/officer-list-template.docx
+++ b/public/documents/officer-list-template.docx
@@ -1,36 +1,25 @@
 
 <file path=word/document.xml><?xml version="1.0" encoding="utf-8"?>
-<w:document xmlns:o="urn:schemas-microsoft-com:office:office" xmlns:r="http://schemas.openxmlformats.org/officeDocument/2006/relationships" xmlns:v="urn:schemas-microsoft-com:vml" xmlns:w="http://schemas.openxmlformats.org/wordprocessingml/2006/main" xmlns:w10="urn:schemas-microsoft-com:office:word" xmlns:wp="http://schemas.openxmlformats.org/drawingml/2006/wordprocessingDrawing" xmlns:pic="http://schemas.openxmlformats.org/drawingml/2006/picture" xmlns:wps="http://schemas.microsoft.com/office/word/2010/wordprocessingShape" xmlns:wpg="http://schemas.microsoft.com/office/word/2010/wordprocessingGroup" xmlns:mc="http://schemas.openxmlformats.org/markup-compatibility/2006" xmlns:wp14="http://schemas.microsoft.com/office/word/2010/wordprocessingDrawing" xmlns:w14="http://schemas.microsoft.com/office/word/2010/wordml" xmlns:w15="http://schemas.microsoft.com/office/word/2012/wordml" mc:Ignorable="w14 wp14 w15">
+<w:document xmlns:wpc="http://schemas.microsoft.com/office/word/2010/wordprocessingCanvas" xmlns:cx="http://schemas.microsoft.com/office/drawing/2014/chartex" xmlns:cx1="http://schemas.microsoft.com/office/drawing/2015/9/8/chartex" xmlns:cx2="http://schemas.microsoft.com/office/drawing/2015/10/21/chartex" xmlns:cx3="http://schemas.microsoft.com/office/drawing/2016/5/9/chartex" xmlns:cx4="http://schemas.microsoft.com/office/drawing/2016/5/10/chartex" xmlns:cx5="http://schemas.microsoft.com/office/drawing/2016/5/11/chartex" xmlns:cx6="http://schemas.microsoft.com/office/drawing/2016/5/12/chartex" xmlns:cx7="http://schemas.microsoft.com/office/drawing/2016/5/13/chartex" xmlns:cx8="http://schemas.microsoft.com/office/drawing/2016/5/14/chartex" xmlns:mc="http://schemas.openxmlformats.org/markup-compatibility/2006" xmlns:aink="http://schemas.microsoft.com/office/drawing/2016/ink" xmlns:am3d="http://schemas.microsoft.com/office/drawing/2017/model3d" xmlns:o="urn:schemas-microsoft-com:office:office" xmlns:oel="http://schemas.microsoft.com/office/2019/extlst" xmlns:r="http://schemas.openxmlformats.org/officeDocument/2006/relationships" xmlns:m="http://schemas.openxmlformats.org/officeDocument/2006/math" xmlns:v="urn:schemas-microsoft-com:vml" xmlns:wp14="http://schemas.microsoft.com/office/word/2010/wordprocessingDrawing" xmlns:wp="http://schemas.openxmlformats.org/drawingml/2006/wordprocessingDrawing" xmlns:w10="urn:schemas-microsoft-com:office:word" xmlns:w="http://schemas.openxmlformats.org/wordprocessingml/2006/main" xmlns:w14="http://schemas.microsoft.com/office/word/2010/wordml" xmlns:w15="http://schemas.microsoft.com/office/word/2012/wordml" xmlns:w16cex="http://schemas.microsoft.com/office/word/2018/wordml/cex" xmlns:w16cid="http://schemas.microsoft.com/office/word/2016/wordml/cid" xmlns:w16="http://schemas.microsoft.com/office/word/2018/wordml" xmlns:w16du="http://schemas.microsoft.com/office/word/2023/wordml/word16du" xmlns:w16sdtdh="http://schemas.microsoft.com/office/word/2020/wordml/sdtdatahash" xmlns:w16sdtfl="http://schemas.microsoft.com/office/word/2024/wordml/sdtformatlock" xmlns:w16se="http://schemas.microsoft.com/office/word/2015/wordml/symex" xmlns:wpg="http://schemas.microsoft.com/office/word/2010/wordprocessingGroup" xmlns:wpi="http://schemas.microsoft.com/office/word/2010/wordprocessingInk" xmlns:wne="http://schemas.microsoft.com/office/word/2006/wordml" xmlns:wps="http://schemas.microsoft.com/office/word/2010/wordprocessingShape" mc:Ignorable="w14 w15 w16se w16cid w16 w16cex w16sdtdh w16sdtfl w16du wp14">
   <w:body>
     <w:p>
       <w:pPr>
-        <w:pStyle w:val="Normal"/>
-        <w:bidi w:val="0"/>
-        <w:ind w:hanging="0" w:start="0" w:end="0"/>
         <w:rPr>
           <w:sz w:val="16"/>
           <w:szCs w:val="16"/>
         </w:rPr>
       </w:pPr>
-      <w:r>
-        <w:rPr>
-          <w:sz w:val="16"/>
-          <w:szCs w:val="16"/>
-        </w:rPr>
-      </w:r>
     </w:p>
     <w:tbl>
       <w:tblPr>
         <w:tblW w:w="15792" w:type="dxa"/>
-        <w:jc w:val="start"/>
         <w:tblInd w:w="19" w:type="dxa"/>
         <w:tblLayout w:type="fixed"/>
         <w:tblCellMar>
-          <w:top w:w="0" w:type="dxa"/>
-          <w:start w:w="0" w:type="dxa"/>
-          <w:bottom w:w="0" w:type="dxa"/>
-          <w:end w:w="0" w:type="dxa"/>
+          <w:left w:w="0" w:type="dxa"/>
+          <w:right w:w="0" w:type="dxa"/>
         </w:tblCellMar>
+        <w:tblLook w:val="04A0" w:firstRow="1" w:lastRow="0" w:firstColumn="1" w:lastColumn="0" w:noHBand="0" w:noVBand="1"/>
       </w:tblPr>
       <w:tblGrid>
         <w:gridCol w:w="4146"/>
@@ -40,18 +29,16 @@
       </w:tblGrid>
       <w:tr>
         <w:trPr>
-          <w:trHeight w:val="267" w:hRule="atLeast"/>
+          <w:trHeight w:val="267"/>
         </w:trPr>
         <w:tc>
           <w:tcPr>
             <w:tcW w:w="4146" w:type="dxa"/>
             <w:vMerge w:val="restart"/>
-            <w:tcBorders/>
-          </w:tcPr>
-          <w:p>
-            <w:pPr>
-              <w:pStyle w:val="Footer"/>
-              <w:bidi w:val="0"/>
+          </w:tcPr>
+          <w:p>
+            <w:pPr>
+              <w:pStyle w:val="ab"/>
               <w:jc w:val="center"/>
               <w:rPr>
                 <w:rFonts w:ascii="Times New Roman" w:hAnsi="Times New Roman"/>
@@ -66,30 +53,22 @@
           </w:p>
           <w:p>
             <w:pPr>
-              <w:pStyle w:val="Footer"/>
-              <w:bidi w:val="0"/>
-              <w:jc w:val="center"/>
-              <w:rPr>
-                <w:rFonts w:ascii="Times New Roman" w:hAnsi="Times New Roman"/>
-              </w:rPr>
-            </w:pPr>
-            <w:r>
-              <w:rPr>
-                <w:rFonts w:ascii="Times New Roman" w:hAnsi="Times New Roman"/>
-              </w:rPr>
-              <w:t xml:space="preserve"> </w:t>
-            </w:r>
-            <w:r>
-              <w:rPr>
-                <w:rFonts w:ascii="Times New Roman" w:hAnsi="Times New Roman"/>
-              </w:rPr>
-              <w:t>Центр авиации «Солярис»</w:t>
-            </w:r>
-          </w:p>
-          <w:p>
-            <w:pPr>
-              <w:pStyle w:val="Footer"/>
-              <w:bidi w:val="0"/>
+              <w:pStyle w:val="ab"/>
+              <w:jc w:val="center"/>
+              <w:rPr>
+                <w:rFonts w:ascii="Times New Roman" w:hAnsi="Times New Roman"/>
+              </w:rPr>
+            </w:pPr>
+            <w:r>
+              <w:rPr>
+                <w:rFonts w:ascii="Times New Roman" w:hAnsi="Times New Roman"/>
+              </w:rPr>
+              <w:t xml:space="preserve"> Центр авиации «Солярис»</w:t>
+            </w:r>
+          </w:p>
+          <w:p>
+            <w:pPr>
+              <w:pStyle w:val="ab"/>
               <w:jc w:val="center"/>
               <w:rPr>
                 <w:rFonts w:ascii="Times New Roman" w:hAnsi="Times New Roman"/>
@@ -104,8 +83,7 @@
           </w:p>
           <w:p>
             <w:pPr>
-              <w:pStyle w:val="Footer"/>
-              <w:bidi w:val="0"/>
+              <w:pStyle w:val="ab"/>
               <w:jc w:val="center"/>
               <w:rPr>
                 <w:rFonts w:ascii="Times New Roman" w:hAnsi="Times New Roman"/>
@@ -120,8 +98,7 @@
           </w:p>
           <w:p>
             <w:pPr>
-              <w:pStyle w:val="Footer"/>
-              <w:bidi w:val="0"/>
+              <w:pStyle w:val="ab"/>
               <w:jc w:val="center"/>
               <w:rPr>
                 <w:rFonts w:ascii="Times New Roman" w:hAnsi="Times New Roman"/>
@@ -132,7 +109,21 @@
               <w:rPr>
                 <w:rFonts w:ascii="Times New Roman" w:hAnsi="Times New Roman"/>
               </w:rPr>
-              <w:t xml:space="preserve">этаж 12, помещ. </w:t>
+              <w:t xml:space="preserve">этаж 12, </w:t>
+            </w:r>
+            <w:proofErr w:type="spellStart"/>
+            <w:r>
+              <w:rPr>
+                <w:rFonts w:ascii="Times New Roman" w:hAnsi="Times New Roman"/>
+              </w:rPr>
+              <w:t>помещ</w:t>
+            </w:r>
+            <w:proofErr w:type="spellEnd"/>
+            <w:r>
+              <w:rPr>
+                <w:rFonts w:ascii="Times New Roman" w:hAnsi="Times New Roman"/>
+              </w:rPr>
+              <w:t xml:space="preserve">. </w:t>
             </w:r>
             <w:r>
               <w:rPr>
@@ -144,8 +135,7 @@
           </w:p>
           <w:p>
             <w:pPr>
-              <w:pStyle w:val="Footer"/>
-              <w:bidi w:val="0"/>
+              <w:pStyle w:val="ab"/>
               <w:jc w:val="center"/>
               <w:rPr>
                 <w:rFonts w:ascii="Times New Roman" w:hAnsi="Times New Roman"/>
@@ -168,8 +158,7 @@
           </w:p>
           <w:p>
             <w:pPr>
-              <w:pStyle w:val="Footer"/>
-              <w:bidi w:val="0"/>
+              <w:pStyle w:val="ab"/>
               <w:jc w:val="center"/>
               <w:rPr>
                 <w:rFonts w:ascii="Times New Roman" w:hAnsi="Times New Roman"/>
@@ -186,8 +175,7 @@
           </w:p>
           <w:p>
             <w:pPr>
-              <w:pStyle w:val="Footer"/>
-              <w:bidi w:val="0"/>
+              <w:pStyle w:val="ab"/>
               <w:jc w:val="center"/>
               <w:rPr>
                 <w:rFonts w:ascii="Times New Roman" w:hAnsi="Times New Roman"/>
@@ -204,8 +192,7 @@
           </w:p>
           <w:p>
             <w:pPr>
-              <w:pStyle w:val="Footer"/>
-              <w:bidi w:val="0"/>
+              <w:pStyle w:val="ab"/>
               <w:jc w:val="center"/>
               <w:rPr>
                 <w:rFonts w:ascii="Times New Roman" w:hAnsi="Times New Roman"/>
@@ -228,14 +215,7 @@
           </w:p>
           <w:p>
             <w:pPr>
-              <w:pStyle w:val="Normal"/>
-              <w:tabs>
-                <w:tab w:val="clear" w:pos="708"/>
-              </w:tabs>
-              <w:bidi w:val="0"/>
-              <w:ind w:hanging="0" w:start="0" w:end="0"/>
-              <w:jc w:val="center"/>
-              <w:rPr/>
+              <w:jc w:val="center"/>
             </w:pPr>
             <w:r>
               <w:rPr>
@@ -249,51 +229,33 @@
           <w:tcPr>
             <w:tcW w:w="1542" w:type="dxa"/>
             <w:vMerge w:val="restart"/>
-            <w:tcBorders/>
             <w:tcMar>
-              <w:start w:w="108" w:type="dxa"/>
-              <w:end w:w="108" w:type="dxa"/>
+              <w:left w:w="108" w:type="dxa"/>
+              <w:right w:w="108" w:type="dxa"/>
             </w:tcMar>
           </w:tcPr>
           <w:p>
             <w:pPr>
-              <w:pStyle w:val="Normal"/>
-              <w:tabs>
-                <w:tab w:val="clear" w:pos="708"/>
-              </w:tabs>
-              <w:bidi w:val="0"/>
-              <w:ind w:hanging="0" w:start="1241" w:end="0"/>
-              <w:rPr/>
-            </w:pPr>
-            <w:r>
-              <w:rPr/>
-            </w:r>
+              <w:ind w:left="1241"/>
+            </w:pPr>
           </w:p>
         </w:tc>
         <w:tc>
           <w:tcPr>
             <w:tcW w:w="4197" w:type="dxa"/>
-            <w:tcBorders/>
             <w:tcMar>
-              <w:start w:w="108" w:type="dxa"/>
-              <w:end w:w="108" w:type="dxa"/>
+              <w:left w:w="108" w:type="dxa"/>
+              <w:right w:w="108" w:type="dxa"/>
             </w:tcMar>
             <w:vAlign w:val="bottom"/>
           </w:tcPr>
           <w:p>
             <w:pPr>
-              <w:pStyle w:val="Normal"/>
-              <w:tabs>
-                <w:tab w:val="clear" w:pos="708"/>
-              </w:tabs>
-              <w:bidi w:val="0"/>
-              <w:ind w:hanging="0" w:start="0" w:end="0"/>
-              <w:rPr>
-                <w:rFonts w:ascii="Times New Roman" w:hAnsi="Times New Roman"/>
-              </w:rPr>
-            </w:pPr>
-            <w:r>
-              <w:rPr/>
+              <w:rPr>
+                <w:rFonts w:ascii="Times New Roman" w:hAnsi="Times New Roman"/>
+              </w:rPr>
+            </w:pPr>
+            <w:r>
               <w:t>Военному</w:t>
             </w:r>
             <w:r>
@@ -303,7 +265,6 @@
               <w:t xml:space="preserve"> </w:t>
             </w:r>
             <w:r>
-              <w:rPr/>
               <w:t>комиссару</w:t>
             </w:r>
             <w:r>
@@ -313,7 +274,6 @@
               <w:t xml:space="preserve"> (</w:t>
             </w:r>
             <w:r>
-              <w:rPr/>
               <w:t>руководителю</w:t>
             </w:r>
             <w:r>
@@ -331,19 +291,13 @@
               <w:bottom w:val="single" w:sz="4" w:space="0" w:color="000000"/>
             </w:tcBorders>
             <w:tcMar>
-              <w:start w:w="108" w:type="dxa"/>
-              <w:end w:w="108" w:type="dxa"/>
+              <w:left w:w="108" w:type="dxa"/>
+              <w:right w:w="108" w:type="dxa"/>
             </w:tcMar>
             <w:vAlign w:val="bottom"/>
           </w:tcPr>
           <w:p>
             <w:pPr>
-              <w:pStyle w:val="Normal"/>
-              <w:tabs>
-                <w:tab w:val="clear" w:pos="708"/>
-              </w:tabs>
-              <w:bidi w:val="0"/>
-              <w:ind w:hanging="0" w:start="0" w:end="0"/>
               <w:jc w:val="center"/>
               <w:rPr>
                 <w:color w:val="FF0000"/>
@@ -354,113 +308,57 @@
                 <w:color w:val="000000"/>
               </w:rPr>
               <w:t>{{HEADER_AUTHORITY_TYPE}}</w:t>
-            </w:r>
-            <w:r>
-              <w:rPr>
-                <w:rFonts w:ascii="Times New Roman" w:hAnsi="Times New Roman"/>
-                <w:color w:val="FF0000"/>
-              </w:rPr>
-            </w:r>
-            <w:r>
-              <w:rPr>
-                <w:color w:val="FF0000"/>
-              </w:rPr>
-            </w:r>
-            <w:r>
-              <w:rPr>
-                <w:rFonts w:ascii="Times New Roman" w:hAnsi="Times New Roman"/>
-                <w:color w:val="FF0000"/>
-              </w:rPr>
             </w:r>
           </w:p>
         </w:tc>
       </w:tr>
       <w:tr>
         <w:trPr>
-          <w:trHeight w:val="135" w:hRule="atLeast"/>
+          <w:trHeight w:val="135"/>
         </w:trPr>
         <w:tc>
           <w:tcPr>
             <w:tcW w:w="4146" w:type="dxa"/>
-            <w:vMerge w:val="continue"/>
-            <w:tcBorders/>
+            <w:vMerge/>
             <w:tcMar>
-              <w:start w:w="108" w:type="dxa"/>
-              <w:end w:w="108" w:type="dxa"/>
+              <w:left w:w="108" w:type="dxa"/>
+              <w:right w:w="108" w:type="dxa"/>
             </w:tcMar>
           </w:tcPr>
           <w:p>
             <w:pPr>
-              <w:pStyle w:val="Normal"/>
-              <w:tabs>
-                <w:tab w:val="clear" w:pos="708"/>
-              </w:tabs>
-              <w:bidi w:val="0"/>
-              <w:ind w:hanging="0" w:start="0" w:end="0"/>
               <w:rPr>
                 <w:sz w:val="14"/>
                 <w:szCs w:val="14"/>
               </w:rPr>
             </w:pPr>
-            <w:r>
+          </w:p>
+        </w:tc>
+        <w:tc>
+          <w:tcPr>
+            <w:tcW w:w="1542" w:type="dxa"/>
+            <w:vMerge/>
+          </w:tcPr>
+          <w:p>
+            <w:pPr>
               <w:rPr>
                 <w:sz w:val="14"/>
                 <w:szCs w:val="14"/>
               </w:rPr>
-            </w:r>
-          </w:p>
-        </w:tc>
-        <w:tc>
-          <w:tcPr>
-            <w:tcW w:w="1542" w:type="dxa"/>
-            <w:vMerge w:val="continue"/>
-            <w:tcBorders/>
-          </w:tcPr>
-          <w:p>
-            <w:pPr>
-              <w:pStyle w:val="Normal"/>
-              <w:tabs>
-                <w:tab w:val="clear" w:pos="708"/>
-              </w:tabs>
-              <w:bidi w:val="0"/>
-              <w:ind w:hanging="0" w:start="0" w:end="0"/>
+            </w:pPr>
+          </w:p>
+        </w:tc>
+        <w:tc>
+          <w:tcPr>
+            <w:tcW w:w="4197" w:type="dxa"/>
+          </w:tcPr>
+          <w:p>
+            <w:pPr>
               <w:rPr>
                 <w:sz w:val="14"/>
                 <w:szCs w:val="14"/>
               </w:rPr>
             </w:pPr>
-            <w:r>
-              <w:rPr>
-                <w:sz w:val="14"/>
-                <w:szCs w:val="14"/>
-              </w:rPr>
-            </w:r>
-          </w:p>
-        </w:tc>
-        <w:tc>
-          <w:tcPr>
-            <w:tcW w:w="4197" w:type="dxa"/>
-            <w:tcBorders/>
-          </w:tcPr>
-          <w:p>
-            <w:pPr>
-              <w:pStyle w:val="Normal"/>
-              <w:tabs>
-                <w:tab w:val="clear" w:pos="708"/>
-              </w:tabs>
-              <w:bidi w:val="0"/>
-              <w:ind w:hanging="0" w:start="0" w:end="0"/>
-              <w:rPr>
-                <w:sz w:val="14"/>
-                <w:szCs w:val="14"/>
-              </w:rPr>
-            </w:pPr>
-            <w:r>
-              <w:rPr>
-                <w:sz w:val="14"/>
-                <w:szCs w:val="14"/>
-              </w:rPr>
-            </w:r>
           </w:p>
         </w:tc>
         <w:tc>
@@ -472,14 +370,7 @@
           </w:tcPr>
           <w:p>
             <w:pPr>
-              <w:pStyle w:val="Normal"/>
-              <w:tabs>
-                <w:tab w:val="clear" w:pos="708"/>
-              </w:tabs>
-              <w:bidi w:val="0"/>
-              <w:ind w:hanging="0" w:start="0" w:end="0"/>
-              <w:jc w:val="center"/>
-              <w:rPr/>
+              <w:jc w:val="center"/>
             </w:pPr>
             <w:r>
               <w:rPr>
@@ -531,49 +422,21 @@
       </w:tr>
       <w:tr>
         <w:trPr>
-          <w:trHeight w:val="267" w:hRule="atLeast"/>
+          <w:trHeight w:val="267"/>
         </w:trPr>
         <w:tc>
           <w:tcPr>
             <w:tcW w:w="4146" w:type="dxa"/>
-            <w:vMerge w:val="continue"/>
-            <w:tcBorders/>
-          </w:tcPr>
-          <w:p>
-            <w:pPr>
-              <w:pStyle w:val="Normal"/>
-              <w:tabs>
-                <w:tab w:val="clear" w:pos="708"/>
-              </w:tabs>
-              <w:bidi w:val="0"/>
-              <w:ind w:hanging="0" w:start="0" w:end="0"/>
-              <w:rPr/>
-            </w:pPr>
-            <w:r>
-              <w:rPr/>
-            </w:r>
-          </w:p>
+            <w:vMerge/>
+          </w:tcPr>
+          <w:p/>
         </w:tc>
         <w:tc>
           <w:tcPr>
             <w:tcW w:w="1542" w:type="dxa"/>
-            <w:vMerge w:val="continue"/>
-            <w:tcBorders/>
-          </w:tcPr>
-          <w:p>
-            <w:pPr>
-              <w:pStyle w:val="Normal"/>
-              <w:tabs>
-                <w:tab w:val="clear" w:pos="708"/>
-              </w:tabs>
-              <w:bidi w:val="0"/>
-              <w:ind w:hanging="0" w:start="0" w:end="0"/>
-              <w:rPr/>
-            </w:pPr>
-            <w:r>
-              <w:rPr/>
-            </w:r>
-          </w:p>
+            <w:vMerge/>
+          </w:tcPr>
+          <w:p/>
         </w:tc>
         <w:tc>
           <w:tcPr>
@@ -586,12 +449,6 @@
           </w:tcPr>
           <w:p>
             <w:pPr>
-              <w:pStyle w:val="Normal"/>
-              <w:tabs>
-                <w:tab w:val="clear" w:pos="708"/>
-              </w:tabs>
-              <w:bidi w:val="0"/>
-              <w:ind w:hanging="0" w:start="0" w:end="0"/>
               <w:jc w:val="center"/>
               <w:rPr>
                 <w:color w:val="FF0000"/>
@@ -602,99 +459,40 @@
                 <w:color w:val="000000"/>
               </w:rPr>
               <w:t>{{HEADER_AUTHORITY_NAME}}</w:t>
-            </w:r>
-            <w:r>
-              <w:rPr>
-                <w:rFonts w:ascii="Times New Roman" w:hAnsi="Times New Roman"/>
-                <w:color w:val="FF0000"/>
-              </w:rPr>
-            </w:r>
-            <w:r>
-              <w:rPr>
-                <w:color w:val="FF0000"/>
-              </w:rPr>
-            </w:r>
-            <w:r>
-              <w:rPr>
-                <w:rFonts w:ascii="Times New Roman" w:hAnsi="Times New Roman"/>
-                <w:color w:val="FF0000"/>
-              </w:rPr>
-            </w:r>
-            <w:r>
-              <w:rPr>
-                <w:color w:val="FF0000"/>
-              </w:rPr>
-            </w:r>
-            <w:r>
-              <w:rPr>
-                <w:rFonts w:ascii="Times New Roman" w:hAnsi="Times New Roman"/>
-                <w:color w:val="FF0000"/>
-              </w:rPr>
-            </w:r>
-            <w:r>
-              <w:rPr>
-                <w:color w:val="FF0000"/>
-              </w:rPr>
             </w:r>
           </w:p>
         </w:tc>
       </w:tr>
       <w:tr>
         <w:trPr>
-          <w:trHeight w:val="135" w:hRule="atLeast"/>
+          <w:trHeight w:val="135"/>
         </w:trPr>
         <w:tc>
           <w:tcPr>
             <w:tcW w:w="4146" w:type="dxa"/>
-            <w:vMerge w:val="continue"/>
-            <w:tcBorders/>
-          </w:tcPr>
-          <w:p>
-            <w:pPr>
-              <w:pStyle w:val="Normal"/>
-              <w:tabs>
-                <w:tab w:val="clear" w:pos="708"/>
-              </w:tabs>
-              <w:bidi w:val="0"/>
-              <w:ind w:hanging="0" w:start="0" w:end="0"/>
+            <w:vMerge/>
+          </w:tcPr>
+          <w:p>
+            <w:pPr>
               <w:rPr>
                 <w:sz w:val="14"/>
                 <w:szCs w:val="14"/>
               </w:rPr>
             </w:pPr>
-            <w:r>
+          </w:p>
+        </w:tc>
+        <w:tc>
+          <w:tcPr>
+            <w:tcW w:w="1542" w:type="dxa"/>
+            <w:vMerge/>
+          </w:tcPr>
+          <w:p>
+            <w:pPr>
               <w:rPr>
                 <w:sz w:val="14"/>
                 <w:szCs w:val="14"/>
               </w:rPr>
-            </w:r>
-          </w:p>
-        </w:tc>
-        <w:tc>
-          <w:tcPr>
-            <w:tcW w:w="1542" w:type="dxa"/>
-            <w:vMerge w:val="continue"/>
-            <w:tcBorders/>
-          </w:tcPr>
-          <w:p>
-            <w:pPr>
-              <w:pStyle w:val="Normal"/>
-              <w:tabs>
-                <w:tab w:val="clear" w:pos="708"/>
-              </w:tabs>
-              <w:bidi w:val="0"/>
-              <w:ind w:hanging="0" w:start="0" w:end="0"/>
-              <w:rPr>
-                <w:sz w:val="14"/>
-                <w:szCs w:val="14"/>
-              </w:rPr>
-            </w:pPr>
-            <w:r>
-              <w:rPr>
-                <w:sz w:val="14"/>
-                <w:szCs w:val="14"/>
-              </w:rPr>
-            </w:r>
+            </w:pPr>
           </w:p>
         </w:tc>
         <w:tc>
@@ -707,14 +505,7 @@
           </w:tcPr>
           <w:p>
             <w:pPr>
-              <w:pStyle w:val="Normal"/>
-              <w:tabs>
-                <w:tab w:val="clear" w:pos="708"/>
-              </w:tabs>
-              <w:bidi w:val="0"/>
-              <w:ind w:hanging="0" w:start="0" w:end="0"/>
-              <w:jc w:val="center"/>
-              <w:rPr/>
+              <w:jc w:val="center"/>
             </w:pPr>
             <w:r>
               <w:rPr>
@@ -767,43 +558,22 @@
     </w:tbl>
     <w:p>
       <w:pPr>
-        <w:pStyle w:val="Normal"/>
-        <w:bidi w:val="0"/>
-        <w:ind w:hanging="0" w:start="0" w:end="0"/>
         <w:rPr>
           <w:sz w:val="16"/>
           <w:szCs w:val="16"/>
         </w:rPr>
       </w:pPr>
-      <w:r>
-        <w:rPr>
-          <w:sz w:val="16"/>
-          <w:szCs w:val="16"/>
-        </w:rPr>
-      </w:r>
     </w:p>
     <w:p>
       <w:pPr>
-        <w:pStyle w:val="Normal"/>
-        <w:bidi w:val="0"/>
-        <w:ind w:hanging="0" w:start="0" w:end="0"/>
         <w:rPr>
           <w:sz w:val="16"/>
           <w:szCs w:val="16"/>
         </w:rPr>
       </w:pPr>
-      <w:r>
-        <w:rPr>
-          <w:sz w:val="16"/>
-          <w:szCs w:val="16"/>
-        </w:rPr>
-      </w:r>
     </w:p>
     <w:p>
       <w:pPr>
-        <w:pStyle w:val="Normal"/>
-        <w:bidi w:val="0"/>
-        <w:ind w:hanging="0" w:start="0" w:end="0"/>
         <w:jc w:val="center"/>
         <w:rPr>
           <w:b/>
@@ -813,21 +583,9 @@
           <w:szCs w:val="28"/>
         </w:rPr>
       </w:pPr>
-      <w:r>
-        <w:rPr>
-          <w:b/>
-          <w:bCs/>
-          <w:spacing w:val="40"/>
-          <w:sz w:val="28"/>
-          <w:szCs w:val="28"/>
-        </w:rPr>
-      </w:r>
     </w:p>
     <w:p>
       <w:pPr>
-        <w:pStyle w:val="Normal"/>
-        <w:bidi w:val="0"/>
-        <w:ind w:hanging="0" w:start="0" w:end="0"/>
         <w:jc w:val="center"/>
         <w:rPr>
           <w:b/>
@@ -847,7 +605,6 @@
         <w:t>СВЕДЕНИЯ</w:t>
       </w:r>
       <w:r>
-        <w:rPr/>
         <w:br/>
       </w:r>
       <w:r>
@@ -1069,7 +826,6 @@
         <w:t>состоящих,</w:t>
       </w:r>
       <w:r>
-        <w:rPr/>
         <w:br/>
       </w:r>
       <w:r>
@@ -1179,52 +935,34 @@
     </w:p>
     <w:p>
       <w:pPr>
-        <w:pStyle w:val="Normal"/>
-        <w:bidi w:val="0"/>
-        <w:ind w:hanging="0" w:start="0" w:end="0"/>
         <w:jc w:val="center"/>
-        <w:rPr/>
       </w:pPr>
-      <w:r>
-        <w:rPr/>
-      </w:r>
     </w:p>
     <w:p>
       <w:pPr>
-        <w:pStyle w:val="Normal"/>
-        <w:bidi w:val="0"/>
-        <w:ind w:hanging="0" w:start="0" w:end="0"/>
         <w:rPr>
           <w:sz w:val="16"/>
           <w:szCs w:val="16"/>
         </w:rPr>
       </w:pPr>
-      <w:r>
-        <w:rPr>
-          <w:sz w:val="16"/>
-          <w:szCs w:val="16"/>
-        </w:rPr>
-      </w:r>
     </w:p>
     <w:tbl>
       <w:tblPr>
         <w:tblW w:w="15692" w:type="dxa"/>
-        <w:jc w:val="start"/>
         <w:tblInd w:w="14" w:type="dxa"/>
         <w:tblLayout w:type="fixed"/>
         <w:tblCellMar>
-          <w:top w:w="0" w:type="dxa"/>
-          <w:start w:w="0" w:type="dxa"/>
-          <w:bottom w:w="0" w:type="dxa"/>
-          <w:end w:w="0" w:type="dxa"/>
+          <w:left w:w="0" w:type="dxa"/>
+          <w:right w:w="0" w:type="dxa"/>
         </w:tblCellMar>
+        <w:tblLook w:val="04A0" w:firstRow="1" w:lastRow="0" w:firstColumn="1" w:lastColumn="0" w:noHBand="0" w:noVBand="1"/>
       </w:tblPr>
       <w:tblGrid>
         <w:gridCol w:w="15692"/>
       </w:tblGrid>
       <w:tr>
         <w:trPr>
-          <w:trHeight w:val="284" w:hRule="atLeast"/>
+          <w:trHeight w:val="284"/>
         </w:trPr>
         <w:tc>
           <w:tcPr>
@@ -1236,12 +974,6 @@
           </w:tcPr>
           <w:p>
             <w:pPr>
-              <w:pStyle w:val="Normal"/>
-              <w:tabs>
-                <w:tab w:val="clear" w:pos="708"/>
-              </w:tabs>
-              <w:bidi w:val="0"/>
-              <w:ind w:hanging="0" w:start="0" w:end="0"/>
               <w:jc w:val="center"/>
               <w:rPr>
                 <w:color w:val="FF0000"/>
@@ -1252,56 +984,11 @@
                 <w:color w:val="000000"/>
               </w:rPr>
               <w:t>{{ORG_NAME}}</w:t>
-            </w:r>
-            <w:r>
-              <w:rPr>
-                <w:rFonts w:ascii="Times New Roman" w:hAnsi="Times New Roman"/>
-                <w:color w:val="FF0000"/>
-              </w:rPr>
-            </w:r>
-            <w:r>
-              <w:rPr>
-                <w:color w:val="FF0000"/>
-              </w:rPr>
-            </w:r>
-            <w:r>
-              <w:rPr>
-                <w:rFonts w:ascii="Times New Roman" w:hAnsi="Times New Roman"/>
-                <w:color w:val="FF0000"/>
-              </w:rPr>
-            </w:r>
-            <w:r>
-              <w:rPr>
-                <w:color w:val="FF0000"/>
-              </w:rPr>
-            </w:r>
-            <w:r>
-              <w:rPr>
-                <w:rFonts w:ascii="Times New Roman" w:hAnsi="Times New Roman"/>
-                <w:color w:val="FF0000"/>
-              </w:rPr>
-            </w:r>
-            <w:r>
-              <w:rPr>
-                <w:color w:val="FF0000"/>
-              </w:rPr>
-            </w:r>
-            <w:r>
-              <w:rPr>
-                <w:rFonts w:ascii="Times New Roman" w:hAnsi="Times New Roman"/>
-                <w:color w:val="FF0000"/>
-              </w:rPr>
-            </w:r>
-            <w:r>
-              <w:rPr>
-                <w:color w:val="FF0000"/>
-              </w:rPr>
             </w:r>
           </w:p>
         </w:tc>
       </w:tr>
       <w:tr>
-        <w:trPr/>
         <w:tc>
           <w:tcPr>
             <w:tcW w:w="15692" w:type="dxa"/>
@@ -1311,14 +998,7 @@
           </w:tcPr>
           <w:p>
             <w:pPr>
-              <w:pStyle w:val="Normal"/>
-              <w:tabs>
-                <w:tab w:val="clear" w:pos="708"/>
-              </w:tabs>
-              <w:bidi w:val="0"/>
-              <w:ind w:hanging="0" w:start="0" w:end="0"/>
-              <w:jc w:val="center"/>
-              <w:rPr/>
+              <w:jc w:val="center"/>
             </w:pPr>
             <w:r>
               <w:rPr>
@@ -1364,67 +1044,48 @@
     </w:tbl>
     <w:p>
       <w:pPr>
-        <w:pStyle w:val="Normal"/>
-        <w:bidi w:val="0"/>
-        <w:ind w:hanging="0" w:start="0" w:end="0"/>
         <w:rPr>
           <w:sz w:val="16"/>
           <w:szCs w:val="16"/>
         </w:rPr>
       </w:pPr>
-      <w:r>
-        <w:rPr>
-          <w:sz w:val="16"/>
-          <w:szCs w:val="16"/>
-        </w:rPr>
-      </w:r>
     </w:p>
     <w:tbl>
       <w:tblPr>
         <w:tblW w:w="15691" w:type="dxa"/>
-        <w:jc w:val="start"/>
         <w:tblInd w:w="14" w:type="dxa"/>
         <w:tblLayout w:type="fixed"/>
         <w:tblCellMar>
-          <w:top w:w="0" w:type="dxa"/>
-          <w:start w:w="0" w:type="dxa"/>
-          <w:bottom w:w="0" w:type="dxa"/>
-          <w:end w:w="0" w:type="dxa"/>
+          <w:left w:w="0" w:type="dxa"/>
+          <w:right w:w="0" w:type="dxa"/>
         </w:tblCellMar>
+        <w:tblLook w:val="04A0" w:firstRow="1" w:lastRow="0" w:firstColumn="1" w:lastColumn="0" w:noHBand="0" w:noVBand="1"/>
       </w:tblPr>
       <w:tblGrid>
         <w:gridCol w:w="2196"/>
         <w:gridCol w:w="378"/>
-        <w:gridCol w:w="4100"/>
-        <w:gridCol w:w="197"/>
-        <w:gridCol w:w="4450"/>
+        <w:gridCol w:w="4783"/>
+        <w:gridCol w:w="142"/>
+        <w:gridCol w:w="3822"/>
         <w:gridCol w:w="166"/>
         <w:gridCol w:w="4204"/>
       </w:tblGrid>
       <w:tr>
         <w:trPr>
-          <w:trHeight w:val="284" w:hRule="atLeast"/>
+          <w:trHeight w:val="284"/>
         </w:trPr>
         <w:tc>
           <w:tcPr>
             <w:tcW w:w="2196" w:type="dxa"/>
-            <w:tcBorders/>
             <w:vAlign w:val="bottom"/>
           </w:tcPr>
           <w:p>
             <w:pPr>
-              <w:pStyle w:val="Normal"/>
-              <w:tabs>
-                <w:tab w:val="clear" w:pos="708"/>
-              </w:tabs>
-              <w:bidi w:val="0"/>
-              <w:ind w:hanging="0" w:start="0" w:end="0"/>
-              <w:rPr>
-                <w:rFonts w:ascii="Times New Roman" w:hAnsi="Times New Roman"/>
-              </w:rPr>
-            </w:pPr>
-            <w:r>
-              <w:rPr/>
+              <w:rPr>
+                <w:rFonts w:ascii="Times New Roman" w:hAnsi="Times New Roman"/>
+              </w:rPr>
+            </w:pPr>
+            <w:r>
               <w:t>Адрес</w:t>
             </w:r>
             <w:r>
@@ -1434,7 +1095,6 @@
               <w:t xml:space="preserve"> </w:t>
             </w:r>
             <w:r>
-              <w:rPr/>
               <w:t>организации</w:t>
             </w:r>
             <w:r>
@@ -1456,12 +1116,6 @@
           </w:tcPr>
           <w:p>
             <w:pPr>
-              <w:pStyle w:val="Normal"/>
-              <w:tabs>
-                <w:tab w:val="clear" w:pos="708"/>
-              </w:tabs>
-              <w:bidi w:val="0"/>
-              <w:ind w:hanging="0" w:start="0" w:end="0"/>
               <w:jc w:val="center"/>
               <w:rPr>
                 <w:color w:val="FF0000"/>
@@ -1473,167 +1127,27 @@
                 <w:color w:val="000000"/>
               </w:rPr>
               <w:t>{{ORG_ADDRESS}}</w:t>
-            </w:r>
-            <w:r>
-              <w:rPr>
-                <w:color w:val="FF0000"/>
-              </w:rPr>
-            </w:r>
-            <w:r>
-              <w:rPr>
-                <w:rFonts w:ascii="Times New Roman" w:hAnsi="Times New Roman"/>
-                <w:color w:val="FF0000"/>
-              </w:rPr>
-            </w:r>
-            <w:r>
-              <w:rPr>
-                <w:color w:val="FF0000"/>
-              </w:rPr>
-            </w:r>
-            <w:r>
-              <w:rPr>
-                <w:rFonts w:ascii="Times New Roman" w:hAnsi="Times New Roman"/>
-                <w:color w:val="FF0000"/>
-              </w:rPr>
-            </w:r>
-            <w:r>
-              <w:rPr>
-                <w:color w:val="FF0000"/>
-              </w:rPr>
-            </w:r>
-            <w:r>
-              <w:rPr>
-                <w:rFonts w:ascii="Times New Roman" w:hAnsi="Times New Roman"/>
-                <w:color w:val="FF0000"/>
-              </w:rPr>
-            </w:r>
-            <w:r>
-              <w:rPr>
-                <w:color w:val="FF0000"/>
-              </w:rPr>
-            </w:r>
-            <w:r>
-              <w:rPr>
-                <w:rFonts w:ascii="Times New Roman" w:hAnsi="Times New Roman"/>
-                <w:color w:val="FF0000"/>
-              </w:rPr>
-            </w:r>
-            <w:r>
-              <w:rPr>
-                <w:color w:val="FF0000"/>
-              </w:rPr>
-            </w:r>
-            <w:r>
-              <w:rPr>
-                <w:rFonts w:ascii="Times New Roman" w:hAnsi="Times New Roman"/>
-                <w:color w:val="FF0000"/>
-              </w:rPr>
-            </w:r>
-            <w:r>
-              <w:rPr>
-                <w:color w:val="FF0000"/>
-              </w:rPr>
-            </w:r>
-            <w:r>
-              <w:rPr>
-                <w:rFonts w:ascii="Times New Roman" w:hAnsi="Times New Roman"/>
-                <w:color w:val="FF0000"/>
-              </w:rPr>
-            </w:r>
-            <w:r>
-              <w:rPr>
-                <w:color w:val="FF0000"/>
-              </w:rPr>
-            </w:r>
-            <w:r>
-              <w:rPr>
-                <w:rFonts w:ascii="Times New Roman" w:hAnsi="Times New Roman"/>
-                <w:color w:val="FF0000"/>
-              </w:rPr>
-            </w:r>
-            <w:r>
-              <w:rPr>
-                <w:color w:val="FF0000"/>
-              </w:rPr>
-            </w:r>
-            <w:r>
-              <w:rPr>
-                <w:rFonts w:ascii="Times New Roman" w:hAnsi="Times New Roman"/>
-                <w:color w:val="FF0000"/>
-              </w:rPr>
-            </w:r>
-            <w:r>
-              <w:rPr>
-                <w:color w:val="FF0000"/>
-              </w:rPr>
-            </w:r>
-            <w:r>
-              <w:rPr>
-                <w:rFonts w:ascii="Times New Roman" w:hAnsi="Times New Roman"/>
-                <w:color w:val="FF0000"/>
-              </w:rPr>
-            </w:r>
-            <w:r>
-              <w:rPr>
-                <w:color w:val="FF0000"/>
-              </w:rPr>
-            </w:r>
-            <w:r>
-              <w:rPr>
-                <w:rFonts w:ascii="Times New Roman" w:hAnsi="Times New Roman"/>
-                <w:color w:val="FF0000"/>
-              </w:rPr>
-            </w:r>
-            <w:r>
-              <w:rPr>
-                <w:color w:val="FF0000"/>
-              </w:rPr>
-            </w:r>
-            <w:r>
-              <w:rPr>
-                <w:rFonts w:ascii="Times New Roman" w:hAnsi="Times New Roman"/>
-                <w:color w:val="FF0000"/>
-              </w:rPr>
-            </w:r>
-            <w:r>
-              <w:rPr>
-                <w:color w:val="FF0000"/>
-              </w:rPr>
-            </w:r>
-            <w:r>
-              <w:rPr>
-                <w:rFonts w:ascii="Times New Roman" w:hAnsi="Times New Roman"/>
-                <w:color w:val="FF0000"/>
-              </w:rPr>
             </w:r>
           </w:p>
         </w:tc>
       </w:tr>
       <w:tr>
         <w:trPr>
-          <w:trHeight w:val="284" w:hRule="atLeast"/>
+          <w:trHeight w:val="284"/>
         </w:trPr>
         <w:tc>
           <w:tcPr>
             <w:tcW w:w="2574" w:type="dxa"/>
             <w:gridSpan w:val="2"/>
-            <w:tcBorders/>
             <w:vAlign w:val="bottom"/>
           </w:tcPr>
           <w:p>
             <w:pPr>
-              <w:pStyle w:val="Normal"/>
-              <w:tabs>
-                <w:tab w:val="clear" w:pos="708"/>
-              </w:tabs>
-              <w:bidi w:val="0"/>
-              <w:ind w:hanging="0" w:start="0" w:end="0"/>
-              <w:rPr>
-                <w:rFonts w:ascii="Times New Roman" w:hAnsi="Times New Roman"/>
-              </w:rPr>
-            </w:pPr>
-            <w:r>
-              <w:rPr/>
+              <w:rPr>
+                <w:rFonts w:ascii="Times New Roman" w:hAnsi="Times New Roman"/>
+              </w:rPr>
+            </w:pPr>
+            <w:r>
               <w:t>Ответственный</w:t>
             </w:r>
             <w:r>
@@ -1643,7 +1157,6 @@
               <w:t xml:space="preserve"> </w:t>
             </w:r>
             <w:r>
-              <w:rPr/>
               <w:t>за</w:t>
             </w:r>
             <w:r>
@@ -1653,7 +1166,6 @@
               <w:t xml:space="preserve"> </w:t>
             </w:r>
             <w:r>
-              <w:rPr/>
               <w:t>ВУР</w:t>
             </w:r>
             <w:r>
@@ -1666,7 +1178,7 @@
         </w:tc>
         <w:tc>
           <w:tcPr>
-            <w:tcW w:w="4100" w:type="dxa"/>
+            <w:tcW w:w="4783" w:type="dxa"/>
             <w:tcBorders>
               <w:bottom w:val="single" w:sz="4" w:space="0" w:color="000000"/>
             </w:tcBorders>
@@ -1674,12 +1186,6 @@
           </w:tcPr>
           <w:p>
             <w:pPr>
-              <w:pStyle w:val="Normal"/>
-              <w:tabs>
-                <w:tab w:val="clear" w:pos="708"/>
-              </w:tabs>
-              <w:bidi w:val="0"/>
-              <w:ind w:hanging="0" w:start="0" w:end="0"/>
               <w:jc w:val="center"/>
               <w:rPr>
                 <w:color w:val="FF0000"/>
@@ -1691,371 +1197,206 @@
               </w:rPr>
               <w:t>{{RESPONSIBLE_POSITION}}</w:t>
             </w:r>
-            <w:r>
-              <w:rPr>
-                <w:rFonts w:ascii="Times New Roman" w:hAnsi="Times New Roman"/>
+          </w:p>
+        </w:tc>
+        <w:tc>
+          <w:tcPr>
+            <w:tcW w:w="142" w:type="dxa"/>
+            <w:vAlign w:val="bottom"/>
+          </w:tcPr>
+          <w:p>
+            <w:pPr>
+              <w:jc w:val="center"/>
+              <w:rPr>
                 <w:color w:val="FF0000"/>
               </w:rPr>
-            </w:r>
-            <w:r>
+            </w:pPr>
+          </w:p>
+        </w:tc>
+        <w:tc>
+          <w:tcPr>
+            <w:tcW w:w="3822" w:type="dxa"/>
+            <w:tcBorders>
+              <w:bottom w:val="single" w:sz="4" w:space="0" w:color="000000"/>
+            </w:tcBorders>
+            <w:vAlign w:val="bottom"/>
+          </w:tcPr>
+          <w:p>
+            <w:pPr>
+              <w:jc w:val="center"/>
               <w:rPr>
                 <w:color w:val="FF0000"/>
               </w:rPr>
-            </w:r>
-            <w:r>
-              <w:rPr>
-                <w:rFonts w:ascii="Times New Roman" w:hAnsi="Times New Roman"/>
+            </w:pPr>
+            <w:r>
+              <w:rPr>
+                <w:rFonts w:ascii="Times New Roman" w:hAnsi="Times New Roman"/>
+                <w:color w:val="000000"/>
+              </w:rPr>
+              <w:t>{{RESPONSIBLE_PHONE}}</w:t>
+            </w:r>
+          </w:p>
+        </w:tc>
+        <w:tc>
+          <w:tcPr>
+            <w:tcW w:w="166" w:type="dxa"/>
+            <w:vAlign w:val="bottom"/>
+          </w:tcPr>
+          <w:p>
+            <w:pPr>
+              <w:jc w:val="center"/>
+              <w:rPr>
                 <w:color w:val="FF0000"/>
               </w:rPr>
-            </w:r>
-            <w:r>
+            </w:pPr>
+          </w:p>
+        </w:tc>
+        <w:tc>
+          <w:tcPr>
+            <w:tcW w:w="4204" w:type="dxa"/>
+            <w:tcBorders>
+              <w:bottom w:val="single" w:sz="4" w:space="0" w:color="000000"/>
+            </w:tcBorders>
+            <w:vAlign w:val="bottom"/>
+          </w:tcPr>
+          <w:p>
+            <w:pPr>
+              <w:jc w:val="center"/>
               <w:rPr>
                 <w:color w:val="FF0000"/>
               </w:rPr>
-            </w:r>
-            <w:r>
-              <w:rPr>
-                <w:rFonts w:ascii="Times New Roman" w:hAnsi="Times New Roman"/>
-                <w:color w:val="FF0000"/>
-              </w:rPr>
-            </w:r>
-            <w:r>
-              <w:rPr>
-                <w:color w:val="FF0000"/>
-              </w:rPr>
-            </w:r>
-          </w:p>
-        </w:tc>
-        <w:tc>
-          <w:tcPr>
-            <w:tcW w:w="197" w:type="dxa"/>
-            <w:tcBorders/>
-            <w:vAlign w:val="bottom"/>
-          </w:tcPr>
-          <w:p>
-            <w:pPr>
-              <w:pStyle w:val="Normal"/>
-              <w:tabs>
-                <w:tab w:val="clear" w:pos="708"/>
-              </w:tabs>
-              <w:bidi w:val="0"/>
-              <w:ind w:hanging="0" w:start="0" w:end="0"/>
-              <w:jc w:val="center"/>
-              <w:rPr>
-                <w:color w:val="FF0000"/>
-              </w:rPr>
-            </w:pPr>
-            <w:r>
-              <w:rPr>
-                <w:color w:val="FF0000"/>
-              </w:rPr>
-            </w:r>
-          </w:p>
-        </w:tc>
-        <w:tc>
-          <w:tcPr>
-            <w:tcW w:w="4450" w:type="dxa"/>
-            <w:tcBorders>
-              <w:bottom w:val="single" w:sz="4" w:space="0" w:color="000000"/>
-            </w:tcBorders>
-            <w:vAlign w:val="bottom"/>
-          </w:tcPr>
-          <w:p>
-            <w:pPr>
-              <w:pStyle w:val="Normal"/>
-              <w:tabs>
-                <w:tab w:val="clear" w:pos="708"/>
-              </w:tabs>
-              <w:bidi w:val="0"/>
-              <w:ind w:hanging="0" w:start="0" w:end="0"/>
-              <w:jc w:val="center"/>
-              <w:rPr>
-                <w:color w:val="FF0000"/>
-              </w:rPr>
-            </w:pPr>
-            <w:r>
-              <w:rPr>
-                <w:rFonts w:ascii="Times New Roman" w:hAnsi="Times New Roman"/>
+            </w:pPr>
+            <w:r>
+              <w:rPr>
                 <w:color w:val="000000"/>
               </w:rPr>
-              <w:t>{{RESPONSIBLE_PHONE}}</w:t>
-            </w:r>
-            <w:r>
-              <w:rPr>
-                <w:color w:val="FF0000"/>
-              </w:rPr>
-            </w:r>
-            <w:r>
-              <w:rPr>
-                <w:rFonts w:ascii="Times New Roman" w:hAnsi="Times New Roman"/>
-                <w:color w:val="FF0000"/>
-              </w:rPr>
-            </w:r>
-            <w:r>
-              <w:rPr>
-                <w:color w:val="FF0000"/>
-              </w:rPr>
-            </w:r>
-            <w:r>
-              <w:rPr>
-                <w:rFonts w:ascii="Times New Roman" w:hAnsi="Times New Roman"/>
-                <w:color w:val="FF0000"/>
-              </w:rPr>
-            </w:r>
-          </w:p>
-        </w:tc>
-        <w:tc>
-          <w:tcPr>
-            <w:tcW w:w="166" w:type="dxa"/>
-            <w:tcBorders/>
-            <w:vAlign w:val="bottom"/>
-          </w:tcPr>
-          <w:p>
-            <w:pPr>
-              <w:pStyle w:val="Normal"/>
-              <w:tabs>
-                <w:tab w:val="clear" w:pos="708"/>
-              </w:tabs>
-              <w:bidi w:val="0"/>
-              <w:ind w:hanging="0" w:start="0" w:end="0"/>
-              <w:jc w:val="center"/>
-              <w:rPr>
-                <w:color w:val="FF0000"/>
-              </w:rPr>
-            </w:pPr>
-            <w:r>
-              <w:rPr>
-                <w:color w:val="FF0000"/>
-              </w:rPr>
-            </w:r>
-          </w:p>
-        </w:tc>
-        <w:tc>
-          <w:tcPr>
-            <w:tcW w:w="4204" w:type="dxa"/>
-            <w:tcBorders>
-              <w:bottom w:val="single" w:sz="4" w:space="0" w:color="000000"/>
-            </w:tcBorders>
-            <w:vAlign w:val="bottom"/>
-          </w:tcPr>
-          <w:p>
-            <w:pPr>
-              <w:pStyle w:val="Normal"/>
-              <w:tabs>
-                <w:tab w:val="clear" w:pos="708"/>
-              </w:tabs>
-              <w:bidi w:val="0"/>
-              <w:ind w:hanging="0" w:start="0" w:end="0"/>
-              <w:jc w:val="center"/>
-              <w:rPr>
-                <w:color w:val="FF0000"/>
-              </w:rPr>
-            </w:pPr>
-            <w:r>
-              <w:rPr>
-                <w:color w:val="000000"/>
-              </w:rPr>
               <w:t>{{RESPONSIBLE_NAME}}</w:t>
-            </w:r>
-            <w:r>
-              <w:rPr>
-                <w:rFonts w:ascii="Times New Roman" w:hAnsi="Times New Roman"/>
-                <w:color w:val="FF0000"/>
-              </w:rPr>
-            </w:r>
-            <w:r>
-              <w:rPr>
-                <w:color w:val="FF0000"/>
-              </w:rPr>
             </w:r>
           </w:p>
         </w:tc>
       </w:tr>
       <w:tr>
-        <w:trPr/>
         <w:tc>
           <w:tcPr>
             <w:tcW w:w="2574" w:type="dxa"/>
             <w:gridSpan w:val="2"/>
-            <w:tcBorders/>
-          </w:tcPr>
-          <w:p>
-            <w:pPr>
-              <w:pStyle w:val="Normal"/>
-              <w:tabs>
-                <w:tab w:val="clear" w:pos="708"/>
-              </w:tabs>
-              <w:bidi w:val="0"/>
-              <w:ind w:hanging="0" w:start="0" w:end="0"/>
+          </w:tcPr>
+          <w:p>
+            <w:pPr>
               <w:rPr>
                 <w:sz w:val="14"/>
                 <w:szCs w:val="14"/>
               </w:rPr>
             </w:pPr>
-            <w:r>
+          </w:p>
+        </w:tc>
+        <w:tc>
+          <w:tcPr>
+            <w:tcW w:w="4783" w:type="dxa"/>
+            <w:tcBorders>
+              <w:top w:val="single" w:sz="4" w:space="0" w:color="000000"/>
+            </w:tcBorders>
+          </w:tcPr>
+          <w:p>
+            <w:pPr>
+              <w:jc w:val="center"/>
               <w:rPr>
                 <w:sz w:val="14"/>
                 <w:szCs w:val="14"/>
               </w:rPr>
-            </w:r>
-          </w:p>
-        </w:tc>
-        <w:tc>
-          <w:tcPr>
-            <w:tcW w:w="4100" w:type="dxa"/>
-            <w:tcBorders>
-              <w:top w:val="single" w:sz="4" w:space="0" w:color="000000"/>
-            </w:tcBorders>
-          </w:tcPr>
-          <w:p>
-            <w:pPr>
-              <w:pStyle w:val="Normal"/>
-              <w:tabs>
-                <w:tab w:val="clear" w:pos="708"/>
-              </w:tabs>
-              <w:bidi w:val="0"/>
-              <w:ind w:hanging="0" w:start="0" w:end="0"/>
-              <w:jc w:val="center"/>
-              <w:rPr>
+            </w:pPr>
+            <w:r>
+              <w:rPr>
+                <w:rFonts w:ascii="Times New Roman" w:hAnsi="Times New Roman"/>
                 <w:sz w:val="14"/>
                 <w:szCs w:val="14"/>
               </w:rPr>
-            </w:pPr>
-            <w:r>
-              <w:rPr>
-                <w:rFonts w:ascii="Times New Roman" w:hAnsi="Times New Roman"/>
+              <w:t>(</w:t>
+            </w:r>
+            <w:r>
+              <w:rPr>
                 <w:sz w:val="14"/>
                 <w:szCs w:val="14"/>
               </w:rPr>
-              <w:t>(</w:t>
-            </w:r>
-            <w:r>
-              <w:rPr>
+              <w:t>должность</w:t>
+            </w:r>
+            <w:r>
+              <w:rPr>
+                <w:rFonts w:ascii="Times New Roman" w:hAnsi="Times New Roman"/>
                 <w:sz w:val="14"/>
                 <w:szCs w:val="14"/>
               </w:rPr>
-              <w:t>должность</w:t>
-            </w:r>
-            <w:r>
-              <w:rPr>
-                <w:rFonts w:ascii="Times New Roman" w:hAnsi="Times New Roman"/>
+              <w:t>)</w:t>
+            </w:r>
+          </w:p>
+          <w:p>
+            <w:pPr>
+              <w:jc w:val="center"/>
+            </w:pPr>
+          </w:p>
+        </w:tc>
+        <w:tc>
+          <w:tcPr>
+            <w:tcW w:w="142" w:type="dxa"/>
+          </w:tcPr>
+          <w:p>
+            <w:pPr>
+              <w:jc w:val="center"/>
+              <w:rPr>
                 <w:sz w:val="14"/>
                 <w:szCs w:val="14"/>
               </w:rPr>
-              <w:t>)</w:t>
-            </w:r>
-          </w:p>
-          <w:p>
-            <w:pPr>
-              <w:pStyle w:val="Normal"/>
-              <w:tabs>
-                <w:tab w:val="clear" w:pos="708"/>
-              </w:tabs>
-              <w:bidi w:val="0"/>
-              <w:ind w:hanging="0" w:start="0" w:end="0"/>
-              <w:jc w:val="center"/>
-              <w:rPr/>
-            </w:pPr>
-            <w:r>
-              <w:rPr/>
-            </w:r>
-          </w:p>
-        </w:tc>
-        <w:tc>
-          <w:tcPr>
-            <w:tcW w:w="197" w:type="dxa"/>
-            <w:tcBorders/>
-          </w:tcPr>
-          <w:p>
-            <w:pPr>
-              <w:pStyle w:val="Normal"/>
-              <w:tabs>
-                <w:tab w:val="clear" w:pos="708"/>
-              </w:tabs>
-              <w:bidi w:val="0"/>
-              <w:ind w:hanging="0" w:start="0" w:end="0"/>
-              <w:jc w:val="center"/>
-              <w:rPr>
+            </w:pPr>
+          </w:p>
+        </w:tc>
+        <w:tc>
+          <w:tcPr>
+            <w:tcW w:w="3822" w:type="dxa"/>
+            <w:tcBorders>
+              <w:top w:val="single" w:sz="4" w:space="0" w:color="000000"/>
+            </w:tcBorders>
+          </w:tcPr>
+          <w:p>
+            <w:pPr>
+              <w:jc w:val="center"/>
+            </w:pPr>
+            <w:r>
+              <w:rPr>
+                <w:rFonts w:ascii="Times New Roman" w:hAnsi="Times New Roman"/>
                 <w:sz w:val="14"/>
                 <w:szCs w:val="14"/>
               </w:rPr>
-            </w:pPr>
+              <w:t>(</w:t>
+            </w:r>
             <w:r>
               <w:rPr>
                 <w:sz w:val="14"/>
                 <w:szCs w:val="14"/>
               </w:rPr>
-            </w:r>
-          </w:p>
-        </w:tc>
-        <w:tc>
-          <w:tcPr>
-            <w:tcW w:w="4450" w:type="dxa"/>
-            <w:tcBorders>
-              <w:top w:val="single" w:sz="4" w:space="0" w:color="000000"/>
-            </w:tcBorders>
-          </w:tcPr>
-          <w:p>
-            <w:pPr>
-              <w:pStyle w:val="Normal"/>
-              <w:tabs>
-                <w:tab w:val="clear" w:pos="708"/>
-              </w:tabs>
-              <w:bidi w:val="0"/>
-              <w:ind w:hanging="0" w:start="0" w:end="0"/>
-              <w:jc w:val="center"/>
-              <w:rPr/>
-            </w:pPr>
+              <w:t>телефон</w:t>
+            </w:r>
             <w:r>
               <w:rPr>
                 <w:rFonts w:ascii="Times New Roman" w:hAnsi="Times New Roman"/>
                 <w:sz w:val="14"/>
                 <w:szCs w:val="14"/>
               </w:rPr>
-              <w:t>(</w:t>
-            </w:r>
-            <w:r>
+              <w:t>)</w:t>
+            </w:r>
+          </w:p>
+        </w:tc>
+        <w:tc>
+          <w:tcPr>
+            <w:tcW w:w="166" w:type="dxa"/>
+          </w:tcPr>
+          <w:p>
+            <w:pPr>
+              <w:jc w:val="center"/>
               <w:rPr>
                 <w:sz w:val="14"/>
                 <w:szCs w:val="14"/>
               </w:rPr>
-              <w:t>телефон</w:t>
-            </w:r>
-            <w:r>
-              <w:rPr>
-                <w:rFonts w:ascii="Times New Roman" w:hAnsi="Times New Roman"/>
-                <w:sz w:val="14"/>
-                <w:szCs w:val="14"/>
-              </w:rPr>
-              <w:t>)</w:t>
-            </w:r>
-          </w:p>
-        </w:tc>
-        <w:tc>
-          <w:tcPr>
-            <w:tcW w:w="166" w:type="dxa"/>
-            <w:tcBorders/>
-          </w:tcPr>
-          <w:p>
-            <w:pPr>
-              <w:pStyle w:val="Normal"/>
-              <w:tabs>
-                <w:tab w:val="clear" w:pos="708"/>
-              </w:tabs>
-              <w:bidi w:val="0"/>
-              <w:ind w:hanging="0" w:start="0" w:end="0"/>
-              <w:jc w:val="center"/>
-              <w:rPr>
-                <w:sz w:val="14"/>
-                <w:szCs w:val="14"/>
-              </w:rPr>
-            </w:pPr>
-            <w:r>
-              <w:rPr>
-                <w:sz w:val="14"/>
-                <w:szCs w:val="14"/>
-              </w:rPr>
-            </w:r>
+            </w:pPr>
           </w:p>
         </w:tc>
         <w:tc>
@@ -2067,14 +1408,7 @@
           </w:tcPr>
           <w:p>
             <w:pPr>
-              <w:pStyle w:val="Normal"/>
-              <w:tabs>
-                <w:tab w:val="clear" w:pos="708"/>
-              </w:tabs>
-              <w:bidi w:val="0"/>
-              <w:ind w:hanging="0" w:start="0" w:end="0"/>
-              <w:jc w:val="center"/>
-              <w:rPr/>
+              <w:jc w:val="center"/>
             </w:pPr>
             <w:r>
               <w:rPr>
@@ -2135,33 +1469,22 @@
     </w:tbl>
     <w:p>
       <w:pPr>
-        <w:pStyle w:val="Normal"/>
-        <w:bidi w:val="0"/>
-        <w:ind w:hanging="0" w:start="0" w:end="0"/>
         <w:rPr>
           <w:sz w:val="16"/>
           <w:szCs w:val="16"/>
         </w:rPr>
       </w:pPr>
-      <w:r>
-        <w:rPr>
-          <w:sz w:val="16"/>
-          <w:szCs w:val="16"/>
-        </w:rPr>
-      </w:r>
     </w:p>
     <w:tbl>
       <w:tblPr>
         <w:tblW w:w="15691" w:type="dxa"/>
-        <w:jc w:val="start"/>
         <w:tblInd w:w="29" w:type="dxa"/>
         <w:tblLayout w:type="fixed"/>
         <w:tblCellMar>
-          <w:top w:w="0" w:type="dxa"/>
-          <w:start w:w="5" w:type="dxa"/>
-          <w:bottom w:w="0" w:type="dxa"/>
-          <w:end w:w="5" w:type="dxa"/>
+          <w:left w:w="5" w:type="dxa"/>
+          <w:right w:w="5" w:type="dxa"/>
         </w:tblCellMar>
+        <w:tblLook w:val="04A0" w:firstRow="1" w:lastRow="0" w:firstColumn="1" w:lastColumn="0" w:noHBand="0" w:noVBand="1"/>
       </w:tblPr>
       <w:tblGrid>
         <w:gridCol w:w="629"/>
@@ -2179,26 +1502,20 @@
         <w:gridCol w:w="1706"/>
       </w:tblGrid>
       <w:tr>
-        <w:trPr/>
         <w:tc>
           <w:tcPr>
             <w:tcW w:w="629" w:type="dxa"/>
             <w:tcBorders>
               <w:top w:val="single" w:sz="4" w:space="0" w:color="000000"/>
-              <w:start w:val="single" w:sz="4" w:space="0" w:color="000000"/>
+              <w:left w:val="single" w:sz="4" w:space="0" w:color="000000"/>
               <w:bottom w:val="single" w:sz="4" w:space="0" w:color="000000"/>
-              <w:end w:val="single" w:sz="4" w:space="0" w:color="000000"/>
+              <w:right w:val="single" w:sz="4" w:space="0" w:color="000000"/>
             </w:tcBorders>
             <w:vAlign w:val="center"/>
           </w:tcPr>
           <w:p>
             <w:pPr>
-              <w:pStyle w:val="Normal"/>
-              <w:tabs>
-                <w:tab w:val="clear" w:pos="708"/>
-              </w:tabs>
-              <w:bidi w:val="0"/>
-              <w:ind w:hanging="0" w:start="57" w:end="57"/>
+              <w:ind w:left="57" w:right="57"/>
               <w:jc w:val="center"/>
               <w:rPr>
                 <w:sz w:val="20"/>
@@ -2242,20 +1559,15 @@
             <w:tcW w:w="2071" w:type="dxa"/>
             <w:tcBorders>
               <w:top w:val="single" w:sz="4" w:space="0" w:color="000000"/>
-              <w:start w:val="single" w:sz="4" w:space="0" w:color="000000"/>
+              <w:left w:val="single" w:sz="4" w:space="0" w:color="000000"/>
               <w:bottom w:val="single" w:sz="4" w:space="0" w:color="000000"/>
-              <w:end w:val="single" w:sz="4" w:space="0" w:color="000000"/>
+              <w:right w:val="single" w:sz="4" w:space="0" w:color="000000"/>
             </w:tcBorders>
             <w:vAlign w:val="center"/>
           </w:tcPr>
           <w:p>
             <w:pPr>
-              <w:pStyle w:val="Normal"/>
-              <w:tabs>
-                <w:tab w:val="clear" w:pos="708"/>
-              </w:tabs>
-              <w:bidi w:val="0"/>
-              <w:ind w:hanging="0" w:start="57" w:end="57"/>
+              <w:ind w:left="57" w:right="57"/>
               <w:jc w:val="center"/>
               <w:rPr>
                 <w:sz w:val="20"/>
@@ -2283,6 +1595,12 @@
                 <w:szCs w:val="20"/>
               </w:rPr>
               <w:t>имя,</w:t>
+            </w:r>
+            <w:r>
+              <w:rPr>
+                <w:sz w:val="20"/>
+                <w:szCs w:val="20"/>
+              </w:rPr>
               <w:br/>
               <w:t>отчество</w:t>
             </w:r>
@@ -2293,20 +1611,15 @@
             <w:tcW w:w="1050" w:type="dxa"/>
             <w:tcBorders>
               <w:top w:val="single" w:sz="4" w:space="0" w:color="000000"/>
-              <w:start w:val="single" w:sz="4" w:space="0" w:color="000000"/>
+              <w:left w:val="single" w:sz="4" w:space="0" w:color="000000"/>
               <w:bottom w:val="single" w:sz="4" w:space="0" w:color="000000"/>
-              <w:end w:val="single" w:sz="4" w:space="0" w:color="000000"/>
+              <w:right w:val="single" w:sz="4" w:space="0" w:color="000000"/>
             </w:tcBorders>
             <w:vAlign w:val="center"/>
           </w:tcPr>
           <w:p>
             <w:pPr>
-              <w:pStyle w:val="Normal"/>
-              <w:tabs>
-                <w:tab w:val="clear" w:pos="708"/>
-              </w:tabs>
-              <w:bidi w:val="0"/>
-              <w:ind w:hanging="0" w:start="57" w:end="57"/>
+              <w:ind w:left="57" w:right="57"/>
               <w:jc w:val="center"/>
               <w:rPr>
                 <w:sz w:val="20"/>
@@ -2342,20 +1655,15 @@
             <w:tcW w:w="783" w:type="dxa"/>
             <w:tcBorders>
               <w:top w:val="single" w:sz="4" w:space="0" w:color="000000"/>
-              <w:start w:val="single" w:sz="4" w:space="0" w:color="000000"/>
+              <w:left w:val="single" w:sz="4" w:space="0" w:color="000000"/>
               <w:bottom w:val="single" w:sz="4" w:space="0" w:color="000000"/>
-              <w:end w:val="single" w:sz="4" w:space="0" w:color="000000"/>
+              <w:right w:val="single" w:sz="4" w:space="0" w:color="000000"/>
             </w:tcBorders>
             <w:vAlign w:val="center"/>
           </w:tcPr>
           <w:p>
             <w:pPr>
-              <w:pStyle w:val="Normal"/>
-              <w:tabs>
-                <w:tab w:val="clear" w:pos="708"/>
-              </w:tabs>
-              <w:bidi w:val="0"/>
-              <w:ind w:hanging="0" w:start="57" w:end="57"/>
+              <w:ind w:left="57" w:right="57"/>
               <w:jc w:val="center"/>
               <w:rPr>
                 <w:sz w:val="20"/>
@@ -2391,20 +1699,15 @@
             <w:tcW w:w="965" w:type="dxa"/>
             <w:tcBorders>
               <w:top w:val="single" w:sz="4" w:space="0" w:color="000000"/>
-              <w:start w:val="single" w:sz="4" w:space="0" w:color="000000"/>
+              <w:left w:val="single" w:sz="4" w:space="0" w:color="000000"/>
               <w:bottom w:val="single" w:sz="4" w:space="0" w:color="000000"/>
-              <w:end w:val="single" w:sz="4" w:space="0" w:color="000000"/>
+              <w:right w:val="single" w:sz="4" w:space="0" w:color="000000"/>
             </w:tcBorders>
             <w:vAlign w:val="center"/>
           </w:tcPr>
           <w:p>
             <w:pPr>
-              <w:pStyle w:val="Normal"/>
-              <w:tabs>
-                <w:tab w:val="clear" w:pos="708"/>
-              </w:tabs>
-              <w:bidi w:val="0"/>
-              <w:ind w:hanging="0" w:start="57" w:end="57"/>
+              <w:ind w:left="57" w:right="57"/>
               <w:jc w:val="center"/>
               <w:rPr>
                 <w:rFonts w:ascii="Times New Roman" w:hAnsi="Times New Roman"/>
@@ -2449,20 +1752,15 @@
             <w:tcW w:w="1100" w:type="dxa"/>
             <w:tcBorders>
               <w:top w:val="single" w:sz="4" w:space="0" w:color="000000"/>
-              <w:start w:val="single" w:sz="4" w:space="0" w:color="000000"/>
+              <w:left w:val="single" w:sz="4" w:space="0" w:color="000000"/>
               <w:bottom w:val="single" w:sz="4" w:space="0" w:color="000000"/>
-              <w:end w:val="single" w:sz="4" w:space="0" w:color="000000"/>
+              <w:right w:val="single" w:sz="4" w:space="0" w:color="000000"/>
             </w:tcBorders>
             <w:vAlign w:val="center"/>
           </w:tcPr>
           <w:p>
             <w:pPr>
-              <w:pStyle w:val="Normal"/>
-              <w:tabs>
-                <w:tab w:val="clear" w:pos="708"/>
-              </w:tabs>
-              <w:bidi w:val="0"/>
-              <w:ind w:hanging="0" w:start="57" w:end="57"/>
+              <w:ind w:left="57" w:right="57"/>
               <w:jc w:val="center"/>
               <w:rPr>
                 <w:sz w:val="20"/>
@@ -2528,20 +1826,15 @@
             <w:tcW w:w="1100" w:type="dxa"/>
             <w:tcBorders>
               <w:top w:val="single" w:sz="4" w:space="0" w:color="000000"/>
-              <w:start w:val="single" w:sz="4" w:space="0" w:color="000000"/>
+              <w:left w:val="single" w:sz="4" w:space="0" w:color="000000"/>
               <w:bottom w:val="single" w:sz="4" w:space="0" w:color="000000"/>
-              <w:end w:val="single" w:sz="4" w:space="0" w:color="000000"/>
+              <w:right w:val="single" w:sz="4" w:space="0" w:color="000000"/>
             </w:tcBorders>
             <w:vAlign w:val="center"/>
           </w:tcPr>
           <w:p>
             <w:pPr>
-              <w:pStyle w:val="Normal"/>
-              <w:tabs>
-                <w:tab w:val="clear" w:pos="708"/>
-              </w:tabs>
-              <w:bidi w:val="0"/>
-              <w:ind w:hanging="0" w:start="57" w:end="57"/>
+              <w:ind w:left="57" w:right="57"/>
               <w:jc w:val="center"/>
               <w:rPr>
                 <w:sz w:val="20"/>
@@ -2622,20 +1915,15 @@
             <w:tcW w:w="1239" w:type="dxa"/>
             <w:tcBorders>
               <w:top w:val="single" w:sz="4" w:space="0" w:color="000000"/>
-              <w:start w:val="single" w:sz="4" w:space="0" w:color="000000"/>
+              <w:left w:val="single" w:sz="4" w:space="0" w:color="000000"/>
               <w:bottom w:val="single" w:sz="4" w:space="0" w:color="000000"/>
-              <w:end w:val="single" w:sz="4" w:space="0" w:color="000000"/>
+              <w:right w:val="single" w:sz="4" w:space="0" w:color="000000"/>
             </w:tcBorders>
             <w:vAlign w:val="center"/>
           </w:tcPr>
           <w:p>
             <w:pPr>
-              <w:pStyle w:val="Normal"/>
-              <w:tabs>
-                <w:tab w:val="clear" w:pos="708"/>
-              </w:tabs>
-              <w:bidi w:val="0"/>
-              <w:ind w:hanging="0" w:start="57" w:end="57"/>
+              <w:ind w:left="57" w:right="57"/>
               <w:jc w:val="center"/>
               <w:rPr>
                 <w:sz w:val="20"/>
@@ -2791,20 +2079,15 @@
             <w:tcW w:w="1822" w:type="dxa"/>
             <w:tcBorders>
               <w:top w:val="single" w:sz="4" w:space="0" w:color="000000"/>
-              <w:start w:val="single" w:sz="4" w:space="0" w:color="000000"/>
+              <w:left w:val="single" w:sz="4" w:space="0" w:color="000000"/>
               <w:bottom w:val="single" w:sz="4" w:space="0" w:color="000000"/>
-              <w:end w:val="single" w:sz="4" w:space="0" w:color="000000"/>
+              <w:right w:val="single" w:sz="4" w:space="0" w:color="000000"/>
             </w:tcBorders>
             <w:vAlign w:val="center"/>
           </w:tcPr>
           <w:p>
             <w:pPr>
-              <w:pStyle w:val="Normal"/>
-              <w:tabs>
-                <w:tab w:val="clear" w:pos="708"/>
-              </w:tabs>
-              <w:bidi w:val="0"/>
-              <w:ind w:hanging="0" w:start="57" w:end="57"/>
+              <w:ind w:left="57" w:right="57"/>
               <w:jc w:val="center"/>
               <w:rPr>
                 <w:sz w:val="20"/>
@@ -2870,20 +2153,15 @@
             <w:tcW w:w="993" w:type="dxa"/>
             <w:tcBorders>
               <w:top w:val="single" w:sz="4" w:space="0" w:color="000000"/>
-              <w:start w:val="single" w:sz="4" w:space="0" w:color="000000"/>
+              <w:left w:val="single" w:sz="4" w:space="0" w:color="000000"/>
               <w:bottom w:val="single" w:sz="4" w:space="0" w:color="000000"/>
-              <w:end w:val="single" w:sz="4" w:space="0" w:color="000000"/>
+              <w:right w:val="single" w:sz="4" w:space="0" w:color="000000"/>
             </w:tcBorders>
             <w:vAlign w:val="center"/>
           </w:tcPr>
           <w:p>
             <w:pPr>
-              <w:pStyle w:val="Normal"/>
-              <w:tabs>
-                <w:tab w:val="clear" w:pos="708"/>
-              </w:tabs>
-              <w:bidi w:val="0"/>
-              <w:ind w:hanging="0" w:start="57" w:end="57"/>
+              <w:ind w:left="57" w:right="57"/>
               <w:jc w:val="center"/>
               <w:rPr>
                 <w:sz w:val="20"/>
@@ -2904,20 +2182,15 @@
             <w:tcW w:w="1268" w:type="dxa"/>
             <w:tcBorders>
               <w:top w:val="single" w:sz="4" w:space="0" w:color="000000"/>
-              <w:start w:val="single" w:sz="4" w:space="0" w:color="000000"/>
+              <w:left w:val="single" w:sz="4" w:space="0" w:color="000000"/>
               <w:bottom w:val="single" w:sz="4" w:space="0" w:color="000000"/>
-              <w:end w:val="single" w:sz="4" w:space="0" w:color="000000"/>
+              <w:right w:val="single" w:sz="4" w:space="0" w:color="000000"/>
             </w:tcBorders>
             <w:vAlign w:val="center"/>
           </w:tcPr>
           <w:p>
             <w:pPr>
-              <w:pStyle w:val="Normal"/>
-              <w:tabs>
-                <w:tab w:val="clear" w:pos="708"/>
-              </w:tabs>
-              <w:bidi w:val="0"/>
-              <w:ind w:hanging="0" w:start="57" w:end="57"/>
+              <w:ind w:left="57" w:right="57"/>
               <w:jc w:val="center"/>
               <w:rPr>
                 <w:rFonts w:ascii="Times New Roman" w:hAnsi="Times New Roman"/>
@@ -2992,20 +2265,15 @@
             <w:tcW w:w="965" w:type="dxa"/>
             <w:tcBorders>
               <w:top w:val="single" w:sz="4" w:space="0" w:color="000000"/>
-              <w:start w:val="single" w:sz="4" w:space="0" w:color="000000"/>
+              <w:left w:val="single" w:sz="4" w:space="0" w:color="000000"/>
               <w:bottom w:val="single" w:sz="4" w:space="0" w:color="000000"/>
-              <w:end w:val="single" w:sz="4" w:space="0" w:color="000000"/>
+              <w:right w:val="single" w:sz="4" w:space="0" w:color="000000"/>
             </w:tcBorders>
             <w:vAlign w:val="center"/>
           </w:tcPr>
           <w:p>
             <w:pPr>
-              <w:pStyle w:val="Normal"/>
-              <w:tabs>
-                <w:tab w:val="clear" w:pos="708"/>
-              </w:tabs>
-              <w:bidi w:val="0"/>
-              <w:ind w:hanging="0" w:start="57" w:end="57"/>
+              <w:ind w:left="57" w:right="57"/>
               <w:jc w:val="center"/>
               <w:rPr>
                 <w:sz w:val="20"/>
@@ -3041,20 +2309,15 @@
             <w:tcW w:w="1706" w:type="dxa"/>
             <w:tcBorders>
               <w:top w:val="single" w:sz="4" w:space="0" w:color="000000"/>
-              <w:start w:val="single" w:sz="4" w:space="0" w:color="000000"/>
+              <w:left w:val="single" w:sz="4" w:space="0" w:color="000000"/>
               <w:bottom w:val="single" w:sz="4" w:space="0" w:color="000000"/>
-              <w:end w:val="single" w:sz="4" w:space="0" w:color="000000"/>
+              <w:right w:val="single" w:sz="4" w:space="0" w:color="000000"/>
             </w:tcBorders>
             <w:vAlign w:val="center"/>
           </w:tcPr>
           <w:p>
             <w:pPr>
-              <w:pStyle w:val="Normal"/>
-              <w:tabs>
-                <w:tab w:val="clear" w:pos="708"/>
-              </w:tabs>
-              <w:bidi w:val="0"/>
-              <w:ind w:hanging="0" w:start="57" w:end="57"/>
+              <w:ind w:left="57" w:right="57"/>
               <w:jc w:val="center"/>
               <w:rPr>
                 <w:sz w:val="20"/>
@@ -3101,12 +2364,7 @@
           </w:p>
           <w:p>
             <w:pPr>
-              <w:pStyle w:val="Normal"/>
-              <w:tabs>
-                <w:tab w:val="clear" w:pos="708"/>
-              </w:tabs>
-              <w:bidi w:val="0"/>
-              <w:ind w:hanging="0" w:start="57" w:end="57"/>
+              <w:ind w:left="57" w:right="57"/>
               <w:jc w:val="center"/>
               <w:rPr>
                 <w:sz w:val="20"/>
@@ -3123,12 +2381,7 @@
           </w:p>
           <w:p>
             <w:pPr>
-              <w:pStyle w:val="Normal"/>
-              <w:tabs>
-                <w:tab w:val="clear" w:pos="708"/>
-              </w:tabs>
-              <w:bidi w:val="0"/>
-              <w:ind w:hanging="0" w:start="57" w:end="57"/>
+              <w:ind w:left="57" w:right="57"/>
               <w:jc w:val="center"/>
               <w:rPr>
                 <w:rFonts w:ascii="Times New Roman" w:hAnsi="Times New Roman"/>
@@ -3163,23 +2416,20 @@
         </w:tc>
       </w:tr>
       <w:tr>
-        <w:trPr/>
         <w:tc>
           <w:tcPr>
             <w:tcW w:w="629" w:type="dxa"/>
             <w:tcBorders>
               <w:top w:val="single" w:sz="4" w:space="0" w:color="000000"/>
-              <w:start w:val="single" w:sz="4" w:space="0" w:color="000000"/>
+              <w:left w:val="single" w:sz="4" w:space="0" w:color="000000"/>
               <w:bottom w:val="single" w:sz="4" w:space="0" w:color="000000"/>
-              <w:end w:val="single" w:sz="4" w:space="0" w:color="000000"/>
+              <w:right w:val="single" w:sz="4" w:space="0" w:color="000000"/>
             </w:tcBorders>
             <w:vAlign w:val="center"/>
           </w:tcPr>
           <w:p>
             <w:pPr>
-              <w:pStyle w:val="Normal"/>
-              <w:bidi w:val="0"/>
-              <w:ind w:hanging="0" w:start="57" w:end="57"/>
+              <w:ind w:left="57" w:right="57"/>
               <w:jc w:val="center"/>
               <w:rPr>
                 <w:rFonts w:ascii="Times New Roman" w:hAnsi="Times New Roman"/>
@@ -3210,17 +2460,15 @@
             <w:tcW w:w="2071" w:type="dxa"/>
             <w:tcBorders>
               <w:top w:val="single" w:sz="4" w:space="0" w:color="000000"/>
-              <w:start w:val="single" w:sz="4" w:space="0" w:color="000000"/>
+              <w:left w:val="single" w:sz="4" w:space="0" w:color="000000"/>
               <w:bottom w:val="single" w:sz="4" w:space="0" w:color="000000"/>
-              <w:end w:val="single" w:sz="4" w:space="0" w:color="000000"/>
+              <w:right w:val="single" w:sz="4" w:space="0" w:color="000000"/>
             </w:tcBorders>
             <w:vAlign w:val="center"/>
           </w:tcPr>
           <w:p>
             <w:pPr>
-              <w:pStyle w:val="Normal"/>
-              <w:bidi w:val="0"/>
-              <w:ind w:hanging="0" w:start="57" w:end="57"/>
+              <w:ind w:left="57" w:right="57"/>
               <w:jc w:val="center"/>
               <w:rPr>
                 <w:rFonts w:ascii="Times New Roman" w:hAnsi="Times New Roman"/>
@@ -3251,17 +2499,15 @@
             <w:tcW w:w="1050" w:type="dxa"/>
             <w:tcBorders>
               <w:top w:val="single" w:sz="4" w:space="0" w:color="000000"/>
-              <w:start w:val="single" w:sz="4" w:space="0" w:color="000000"/>
+              <w:left w:val="single" w:sz="4" w:space="0" w:color="000000"/>
               <w:bottom w:val="single" w:sz="4" w:space="0" w:color="000000"/>
-              <w:end w:val="single" w:sz="4" w:space="0" w:color="000000"/>
+              <w:right w:val="single" w:sz="4" w:space="0" w:color="000000"/>
             </w:tcBorders>
             <w:vAlign w:val="center"/>
           </w:tcPr>
           <w:p>
             <w:pPr>
-              <w:pStyle w:val="Normal"/>
-              <w:bidi w:val="0"/>
-              <w:ind w:hanging="0" w:start="57" w:end="57"/>
+              <w:ind w:left="57" w:right="57"/>
               <w:jc w:val="center"/>
               <w:rPr>
                 <w:rFonts w:ascii="Times New Roman" w:hAnsi="Times New Roman"/>
@@ -3292,17 +2538,15 @@
             <w:tcW w:w="783" w:type="dxa"/>
             <w:tcBorders>
               <w:top w:val="single" w:sz="4" w:space="0" w:color="000000"/>
-              <w:start w:val="single" w:sz="4" w:space="0" w:color="000000"/>
+              <w:left w:val="single" w:sz="4" w:space="0" w:color="000000"/>
               <w:bottom w:val="single" w:sz="4" w:space="0" w:color="000000"/>
-              <w:end w:val="single" w:sz="4" w:space="0" w:color="000000"/>
+              <w:right w:val="single" w:sz="4" w:space="0" w:color="000000"/>
             </w:tcBorders>
             <w:vAlign w:val="center"/>
           </w:tcPr>
           <w:p>
             <w:pPr>
-              <w:pStyle w:val="Normal"/>
-              <w:bidi w:val="0"/>
-              <w:ind w:hanging="0" w:start="57" w:end="57"/>
+              <w:ind w:left="57" w:right="57"/>
               <w:jc w:val="center"/>
               <w:rPr>
                 <w:rFonts w:ascii="Times New Roman" w:hAnsi="Times New Roman"/>
@@ -3333,17 +2577,15 @@
             <w:tcW w:w="965" w:type="dxa"/>
             <w:tcBorders>
               <w:top w:val="single" w:sz="4" w:space="0" w:color="000000"/>
-              <w:start w:val="single" w:sz="4" w:space="0" w:color="000000"/>
+              <w:left w:val="single" w:sz="4" w:space="0" w:color="000000"/>
               <w:bottom w:val="single" w:sz="4" w:space="0" w:color="000000"/>
-              <w:end w:val="single" w:sz="4" w:space="0" w:color="000000"/>
+              <w:right w:val="single" w:sz="4" w:space="0" w:color="000000"/>
             </w:tcBorders>
             <w:vAlign w:val="center"/>
           </w:tcPr>
           <w:p>
             <w:pPr>
-              <w:pStyle w:val="Normal"/>
-              <w:bidi w:val="0"/>
-              <w:ind w:hanging="0" w:start="57" w:end="57"/>
+              <w:ind w:left="57" w:right="57"/>
               <w:jc w:val="center"/>
               <w:rPr>
                 <w:rFonts w:ascii="Times New Roman" w:hAnsi="Times New Roman"/>
@@ -3374,17 +2616,15 @@
             <w:tcW w:w="1100" w:type="dxa"/>
             <w:tcBorders>
               <w:top w:val="single" w:sz="4" w:space="0" w:color="000000"/>
-              <w:start w:val="single" w:sz="4" w:space="0" w:color="000000"/>
+              <w:left w:val="single" w:sz="4" w:space="0" w:color="000000"/>
               <w:bottom w:val="single" w:sz="4" w:space="0" w:color="000000"/>
-              <w:end w:val="single" w:sz="4" w:space="0" w:color="000000"/>
+              <w:right w:val="single" w:sz="4" w:space="0" w:color="000000"/>
             </w:tcBorders>
             <w:vAlign w:val="center"/>
           </w:tcPr>
           <w:p>
             <w:pPr>
-              <w:pStyle w:val="Normal"/>
-              <w:bidi w:val="0"/>
-              <w:ind w:hanging="0" w:start="57" w:end="57"/>
+              <w:ind w:left="57" w:right="57"/>
               <w:jc w:val="center"/>
               <w:rPr>
                 <w:rFonts w:ascii="Times New Roman" w:hAnsi="Times New Roman"/>
@@ -3415,17 +2655,15 @@
             <w:tcW w:w="1100" w:type="dxa"/>
             <w:tcBorders>
               <w:top w:val="single" w:sz="4" w:space="0" w:color="000000"/>
-              <w:start w:val="single" w:sz="4" w:space="0" w:color="000000"/>
+              <w:left w:val="single" w:sz="4" w:space="0" w:color="000000"/>
               <w:bottom w:val="single" w:sz="4" w:space="0" w:color="000000"/>
-              <w:end w:val="single" w:sz="4" w:space="0" w:color="000000"/>
+              <w:right w:val="single" w:sz="4" w:space="0" w:color="000000"/>
             </w:tcBorders>
             <w:vAlign w:val="center"/>
           </w:tcPr>
           <w:p>
             <w:pPr>
-              <w:pStyle w:val="Normal"/>
-              <w:bidi w:val="0"/>
-              <w:ind w:hanging="0" w:start="57" w:end="57"/>
+              <w:ind w:left="57" w:right="57"/>
               <w:jc w:val="center"/>
               <w:rPr>
                 <w:rFonts w:ascii="Times New Roman" w:hAnsi="Times New Roman"/>
@@ -3456,17 +2694,15 @@
             <w:tcW w:w="1239" w:type="dxa"/>
             <w:tcBorders>
               <w:top w:val="single" w:sz="4" w:space="0" w:color="000000"/>
-              <w:start w:val="single" w:sz="4" w:space="0" w:color="000000"/>
+              <w:left w:val="single" w:sz="4" w:space="0" w:color="000000"/>
               <w:bottom w:val="single" w:sz="4" w:space="0" w:color="000000"/>
-              <w:end w:val="single" w:sz="4" w:space="0" w:color="000000"/>
+              <w:right w:val="single" w:sz="4" w:space="0" w:color="000000"/>
             </w:tcBorders>
             <w:vAlign w:val="center"/>
           </w:tcPr>
           <w:p>
             <w:pPr>
-              <w:pStyle w:val="Normal"/>
-              <w:bidi w:val="0"/>
-              <w:ind w:hanging="0" w:start="57" w:end="57"/>
+              <w:ind w:left="57" w:right="57"/>
               <w:jc w:val="center"/>
               <w:rPr>
                 <w:rFonts w:ascii="Times New Roman" w:hAnsi="Times New Roman"/>
@@ -3497,17 +2733,15 @@
             <w:tcW w:w="1822" w:type="dxa"/>
             <w:tcBorders>
               <w:top w:val="single" w:sz="4" w:space="0" w:color="000000"/>
-              <w:start w:val="single" w:sz="4" w:space="0" w:color="000000"/>
+              <w:left w:val="single" w:sz="4" w:space="0" w:color="000000"/>
               <w:bottom w:val="single" w:sz="4" w:space="0" w:color="000000"/>
-              <w:end w:val="single" w:sz="4" w:space="0" w:color="000000"/>
+              <w:right w:val="single" w:sz="4" w:space="0" w:color="000000"/>
             </w:tcBorders>
             <w:vAlign w:val="center"/>
           </w:tcPr>
           <w:p>
             <w:pPr>
-              <w:pStyle w:val="Normal"/>
-              <w:bidi w:val="0"/>
-              <w:ind w:hanging="0" w:start="57" w:end="57"/>
+              <w:ind w:left="57" w:right="57"/>
               <w:jc w:val="center"/>
               <w:rPr>
                 <w:rFonts w:ascii="Times New Roman" w:hAnsi="Times New Roman"/>
@@ -3538,17 +2772,15 @@
             <w:tcW w:w="993" w:type="dxa"/>
             <w:tcBorders>
               <w:top w:val="single" w:sz="4" w:space="0" w:color="000000"/>
-              <w:start w:val="single" w:sz="4" w:space="0" w:color="000000"/>
+              <w:left w:val="single" w:sz="4" w:space="0" w:color="000000"/>
               <w:bottom w:val="single" w:sz="4" w:space="0" w:color="000000"/>
-              <w:end w:val="single" w:sz="4" w:space="0" w:color="000000"/>
+              <w:right w:val="single" w:sz="4" w:space="0" w:color="000000"/>
             </w:tcBorders>
             <w:vAlign w:val="center"/>
           </w:tcPr>
           <w:p>
             <w:pPr>
-              <w:pStyle w:val="Normal"/>
-              <w:bidi w:val="0"/>
-              <w:ind w:hanging="0" w:start="57" w:end="57"/>
+              <w:ind w:left="57" w:right="57"/>
               <w:jc w:val="center"/>
               <w:rPr>
                 <w:rFonts w:ascii="Times New Roman" w:hAnsi="Times New Roman"/>
@@ -3579,17 +2811,15 @@
             <w:tcW w:w="1268" w:type="dxa"/>
             <w:tcBorders>
               <w:top w:val="single" w:sz="4" w:space="0" w:color="000000"/>
-              <w:start w:val="single" w:sz="4" w:space="0" w:color="000000"/>
+              <w:left w:val="single" w:sz="4" w:space="0" w:color="000000"/>
               <w:bottom w:val="single" w:sz="4" w:space="0" w:color="000000"/>
-              <w:end w:val="single" w:sz="4" w:space="0" w:color="000000"/>
+              <w:right w:val="single" w:sz="4" w:space="0" w:color="000000"/>
             </w:tcBorders>
             <w:vAlign w:val="center"/>
           </w:tcPr>
           <w:p>
             <w:pPr>
-              <w:pStyle w:val="Normal"/>
-              <w:bidi w:val="0"/>
-              <w:ind w:hanging="0" w:start="57" w:end="57"/>
+              <w:ind w:left="57" w:right="57"/>
               <w:jc w:val="center"/>
               <w:rPr>
                 <w:rFonts w:ascii="Times New Roman" w:hAnsi="Times New Roman"/>
@@ -3620,17 +2850,15 @@
             <w:tcW w:w="965" w:type="dxa"/>
             <w:tcBorders>
               <w:top w:val="single" w:sz="4" w:space="0" w:color="000000"/>
-              <w:start w:val="single" w:sz="4" w:space="0" w:color="000000"/>
+              <w:left w:val="single" w:sz="4" w:space="0" w:color="000000"/>
               <w:bottom w:val="single" w:sz="4" w:space="0" w:color="000000"/>
-              <w:end w:val="single" w:sz="4" w:space="0" w:color="000000"/>
+              <w:right w:val="single" w:sz="4" w:space="0" w:color="000000"/>
             </w:tcBorders>
             <w:vAlign w:val="center"/>
           </w:tcPr>
           <w:p>
             <w:pPr>
-              <w:pStyle w:val="Normal"/>
-              <w:bidi w:val="0"/>
-              <w:ind w:hanging="0" w:start="57" w:end="57"/>
+              <w:ind w:left="57" w:right="57"/>
               <w:jc w:val="center"/>
               <w:rPr>
                 <w:rFonts w:ascii="Times New Roman" w:hAnsi="Times New Roman"/>
@@ -3661,17 +2889,15 @@
             <w:tcW w:w="1706" w:type="dxa"/>
             <w:tcBorders>
               <w:top w:val="single" w:sz="4" w:space="0" w:color="000000"/>
-              <w:start w:val="single" w:sz="4" w:space="0" w:color="000000"/>
+              <w:left w:val="single" w:sz="4" w:space="0" w:color="000000"/>
               <w:bottom w:val="single" w:sz="4" w:space="0" w:color="000000"/>
-              <w:end w:val="single" w:sz="4" w:space="0" w:color="000000"/>
+              <w:right w:val="single" w:sz="4" w:space="0" w:color="000000"/>
             </w:tcBorders>
             <w:vAlign w:val="center"/>
           </w:tcPr>
           <w:p>
             <w:pPr>
-              <w:pStyle w:val="Normal"/>
-              <w:bidi w:val="0"/>
-              <w:ind w:hanging="0" w:start="57" w:end="57"/>
+              <w:ind w:left="57" w:right="57"/>
               <w:jc w:val="center"/>
               <w:rPr>
                 <w:rFonts w:ascii="Times New Roman" w:hAnsi="Times New Roman"/>
@@ -3700,40 +2926,44 @@
       </w:tr>
       <w:tr>
         <w:trPr>
-          <w:trHeight w:val="284" w:hRule="atLeast"/>
+          <w:trHeight w:val="284"/>
         </w:trPr>
         <w:tc>
           <w:tcPr>
             <w:tcW w:w="629" w:type="dxa"/>
             <w:tcBorders>
               <w:top w:val="single" w:sz="4" w:space="0" w:color="000000"/>
-              <w:start w:val="single" w:sz="4" w:space="0" w:color="000000"/>
+              <w:left w:val="single" w:sz="4" w:space="0" w:color="000000"/>
               <w:bottom w:val="single" w:sz="4" w:space="0" w:color="000000"/>
-              <w:end w:val="single" w:sz="4" w:space="0" w:color="000000"/>
+              <w:right w:val="single" w:sz="4" w:space="0" w:color="000000"/>
             </w:tcBorders>
             <w:vAlign w:val="center"/>
           </w:tcPr>
           <w:p>
             <w:pPr>
-              <w:pStyle w:val="Normal"/>
-              <w:tabs>
-                <w:tab w:val="clear" w:pos="708"/>
-              </w:tabs>
-              <w:bidi w:val="0"/>
-              <w:ind w:hanging="0" w:start="57" w:end="57"/>
-              <w:jc w:val="center"/>
-              <w:rPr>
-                <w:sz w:val="20"/>
-                <w:szCs w:val="20"/>
-              </w:rPr>
-            </w:pPr>
-            <w:r>
-              <w:rPr>
-                <w:rFonts w:ascii="Times New Roman" w:hAnsi="Times New Roman"/>
-                <w:sz w:val="20"/>
-                <w:szCs w:val="20"/>
-              </w:rPr>
-              <w:t>{{LIST_ROW_NUMBER}}</w:t>
+              <w:ind w:left="57" w:right="57"/>
+              <w:jc w:val="center"/>
+              <w:rPr>
+                <w:sz w:val="20"/>
+                <w:szCs w:val="20"/>
+              </w:rPr>
+            </w:pPr>
+            <w:r>
+              <w:rPr>
+                <w:rFonts w:ascii="Times New Roman" w:hAnsi="Times New Roman"/>
+                <w:sz w:val="20"/>
+                <w:szCs w:val="20"/>
+              </w:rPr>
+              <w:t>{{LIST_ROW_NUMB</w:t>
+            </w:r>
+            <w:r>
+              <w:rPr>
+                <w:rFonts w:ascii="Times New Roman" w:hAnsi="Times New Roman"/>
+                <w:sz w:val="20"/>
+                <w:szCs w:val="20"/>
+              </w:rPr>
+              <w:lastRenderedPageBreak/>
+              <w:t>ER}}</w:t>
             </w:r>
           </w:p>
         </w:tc>
@@ -3742,20 +2972,15 @@
             <w:tcW w:w="2071" w:type="dxa"/>
             <w:tcBorders>
               <w:top w:val="single" w:sz="4" w:space="0" w:color="000000"/>
-              <w:start w:val="single" w:sz="4" w:space="0" w:color="000000"/>
+              <w:left w:val="single" w:sz="4" w:space="0" w:color="000000"/>
               <w:bottom w:val="single" w:sz="4" w:space="0" w:color="000000"/>
-              <w:end w:val="single" w:sz="4" w:space="0" w:color="000000"/>
+              <w:right w:val="single" w:sz="4" w:space="0" w:color="000000"/>
             </w:tcBorders>
             <w:vAlign w:val="center"/>
           </w:tcPr>
           <w:p>
             <w:pPr>
-              <w:pStyle w:val="Normal"/>
-              <w:tabs>
-                <w:tab w:val="clear" w:pos="708"/>
-              </w:tabs>
-              <w:bidi w:val="0"/>
-              <w:ind w:hanging="0" w:start="57" w:end="57"/>
+              <w:ind w:left="57" w:right="57"/>
               <w:jc w:val="center"/>
               <w:rPr>
                 <w:color w:val="FF0000"/>
@@ -3769,17 +2994,13 @@
                 <w:sz w:val="20"/>
                 <w:szCs w:val="20"/>
               </w:rPr>
+              <w:lastRenderedPageBreak/>
               <w:t>{{LIST_FULL_NAME}}</w:t>
             </w:r>
           </w:p>
           <w:p>
             <w:pPr>
-              <w:pStyle w:val="Normal"/>
-              <w:tabs>
-                <w:tab w:val="clear" w:pos="708"/>
-              </w:tabs>
-              <w:bidi w:val="0"/>
-              <w:ind w:hanging="0" w:start="57" w:end="57"/>
+              <w:ind w:left="57" w:right="57"/>
               <w:jc w:val="center"/>
               <w:rPr>
                 <w:color w:val="FF0000"/>
@@ -3787,52 +3008,180 @@
                 <w:szCs w:val="20"/>
               </w:rPr>
             </w:pPr>
-            <w:r>
+          </w:p>
+          <w:p>
+            <w:pPr>
+              <w:ind w:left="57" w:right="57"/>
+              <w:jc w:val="center"/>
               <w:rPr>
                 <w:color w:val="FF0000"/>
                 <w:sz w:val="20"/>
                 <w:szCs w:val="20"/>
               </w:rPr>
-            </w:r>
-            <w:r>
-              <w:rPr>
-                <w:rFonts w:ascii="Times New Roman" w:hAnsi="Times New Roman"/>
+            </w:pPr>
+          </w:p>
+        </w:tc>
+        <w:tc>
+          <w:tcPr>
+            <w:tcW w:w="1050" w:type="dxa"/>
+            <w:tcBorders>
+              <w:top w:val="single" w:sz="4" w:space="0" w:color="000000"/>
+              <w:left w:val="single" w:sz="4" w:space="0" w:color="000000"/>
+              <w:bottom w:val="single" w:sz="4" w:space="0" w:color="000000"/>
+              <w:right w:val="single" w:sz="4" w:space="0" w:color="000000"/>
+            </w:tcBorders>
+            <w:vAlign w:val="center"/>
+          </w:tcPr>
+          <w:p>
+            <w:pPr>
+              <w:ind w:left="57" w:right="57"/>
+              <w:jc w:val="center"/>
+              <w:rPr>
                 <w:color w:val="FF0000"/>
                 <w:sz w:val="20"/>
                 <w:szCs w:val="20"/>
               </w:rPr>
-            </w:r>
-            <w:r>
+            </w:pPr>
+            <w:r>
+              <w:rPr>
+                <w:color w:val="000000"/>
+                <w:sz w:val="20"/>
+                <w:szCs w:val="20"/>
+              </w:rPr>
+              <w:t>{{LIST_MILITARY_RANK}}</w:t>
+            </w:r>
+          </w:p>
+        </w:tc>
+        <w:tc>
+          <w:tcPr>
+            <w:tcW w:w="783" w:type="dxa"/>
+            <w:tcBorders>
+              <w:top w:val="single" w:sz="4" w:space="0" w:color="000000"/>
+              <w:left w:val="single" w:sz="4" w:space="0" w:color="000000"/>
+              <w:bottom w:val="single" w:sz="4" w:space="0" w:color="000000"/>
+              <w:right w:val="single" w:sz="4" w:space="0" w:color="000000"/>
+            </w:tcBorders>
+            <w:vAlign w:val="center"/>
+          </w:tcPr>
+          <w:p>
+            <w:pPr>
+              <w:ind w:left="57" w:right="57"/>
+              <w:jc w:val="center"/>
               <w:rPr>
                 <w:color w:val="FF0000"/>
                 <w:sz w:val="20"/>
                 <w:szCs w:val="20"/>
               </w:rPr>
-            </w:r>
-            <w:r>
-              <w:rPr>
-                <w:rFonts w:ascii="Times New Roman" w:hAnsi="Times New Roman"/>
+            </w:pPr>
+            <w:r>
+              <w:rPr>
+                <w:rFonts w:ascii="Times New Roman" w:hAnsi="Times New Roman"/>
+                <w:color w:val="000000"/>
+                <w:sz w:val="20"/>
+                <w:szCs w:val="20"/>
+              </w:rPr>
+              <w:t>{{LIST_RESERVE_CATEGO</w:t>
+            </w:r>
+            <w:r>
+              <w:rPr>
+                <w:rFonts w:ascii="Times New Roman" w:hAnsi="Times New Roman"/>
+                <w:color w:val="000000"/>
+                <w:sz w:val="20"/>
+                <w:szCs w:val="20"/>
+              </w:rPr>
+              <w:lastRenderedPageBreak/>
+              <w:t>RY}}</w:t>
+            </w:r>
+          </w:p>
+        </w:tc>
+        <w:tc>
+          <w:tcPr>
+            <w:tcW w:w="965" w:type="dxa"/>
+            <w:tcBorders>
+              <w:top w:val="single" w:sz="4" w:space="0" w:color="000000"/>
+              <w:left w:val="single" w:sz="4" w:space="0" w:color="000000"/>
+              <w:bottom w:val="single" w:sz="4" w:space="0" w:color="000000"/>
+              <w:right w:val="single" w:sz="4" w:space="0" w:color="000000"/>
+            </w:tcBorders>
+            <w:vAlign w:val="center"/>
+          </w:tcPr>
+          <w:p>
+            <w:pPr>
+              <w:ind w:left="57" w:right="57"/>
+              <w:jc w:val="center"/>
+              <w:rPr>
                 <w:color w:val="FF0000"/>
                 <w:sz w:val="20"/>
                 <w:szCs w:val="20"/>
               </w:rPr>
-            </w:r>
-            <w:r>
+            </w:pPr>
+            <w:r>
+              <w:rPr>
+                <w:color w:val="000000"/>
+                <w:sz w:val="20"/>
+                <w:szCs w:val="20"/>
+              </w:rPr>
+              <w:lastRenderedPageBreak/>
+              <w:t>{{LIST_COMPOSITION_PROFILE}</w:t>
+            </w:r>
+            <w:r>
+              <w:rPr>
+                <w:color w:val="000000"/>
+                <w:sz w:val="20"/>
+                <w:szCs w:val="20"/>
+              </w:rPr>
+              <w:lastRenderedPageBreak/>
+              <w:t>}</w:t>
+            </w:r>
+          </w:p>
+        </w:tc>
+        <w:tc>
+          <w:tcPr>
+            <w:tcW w:w="1100" w:type="dxa"/>
+            <w:tcBorders>
+              <w:top w:val="single" w:sz="4" w:space="0" w:color="000000"/>
+              <w:left w:val="single" w:sz="4" w:space="0" w:color="000000"/>
+              <w:bottom w:val="single" w:sz="4" w:space="0" w:color="000000"/>
+              <w:right w:val="single" w:sz="4" w:space="0" w:color="000000"/>
+            </w:tcBorders>
+            <w:vAlign w:val="center"/>
+          </w:tcPr>
+          <w:p>
+            <w:pPr>
+              <w:ind w:left="57" w:right="57"/>
+              <w:jc w:val="center"/>
               <w:rPr>
                 <w:color w:val="FF0000"/>
                 <w:sz w:val="20"/>
                 <w:szCs w:val="20"/>
               </w:rPr>
-            </w:r>
-          </w:p>
-          <w:p>
-            <w:pPr>
-              <w:pStyle w:val="Normal"/>
-              <w:tabs>
-                <w:tab w:val="clear" w:pos="708"/>
-              </w:tabs>
-              <w:bidi w:val="0"/>
-              <w:ind w:hanging="0" w:start="57" w:end="57"/>
+            </w:pPr>
+            <w:r>
+              <w:rPr>
+                <w:rFonts w:ascii="Times New Roman" w:hAnsi="Times New Roman"/>
+                <w:color w:val="000000"/>
+                <w:sz w:val="20"/>
+                <w:szCs w:val="20"/>
+              </w:rPr>
+              <w:lastRenderedPageBreak/>
+              <w:t>{{LIST_VUS}}</w:t>
+            </w:r>
+          </w:p>
+        </w:tc>
+        <w:tc>
+          <w:tcPr>
+            <w:tcW w:w="1100" w:type="dxa"/>
+            <w:tcBorders>
+              <w:top w:val="single" w:sz="4" w:space="0" w:color="000000"/>
+              <w:left w:val="single" w:sz="4" w:space="0" w:color="000000"/>
+              <w:bottom w:val="single" w:sz="4" w:space="0" w:color="000000"/>
+              <w:right w:val="single" w:sz="4" w:space="0" w:color="000000"/>
+            </w:tcBorders>
+            <w:vAlign w:val="center"/>
+          </w:tcPr>
+          <w:p>
+            <w:pPr>
+              <w:ind w:left="57" w:right="57"/>
               <w:jc w:val="center"/>
               <w:rPr>
                 <w:color w:val="FF0000"/>
@@ -3842,32 +3191,59 @@
             </w:pPr>
             <w:r>
               <w:rPr>
+                <w:color w:val="000000"/>
+                <w:sz w:val="20"/>
+                <w:szCs w:val="20"/>
+              </w:rPr>
+              <w:t>{{LIST_FITNESS_CATEGORY}}</w:t>
+            </w:r>
+          </w:p>
+        </w:tc>
+        <w:tc>
+          <w:tcPr>
+            <w:tcW w:w="1239" w:type="dxa"/>
+            <w:tcBorders>
+              <w:top w:val="single" w:sz="4" w:space="0" w:color="000000"/>
+              <w:left w:val="single" w:sz="4" w:space="0" w:color="000000"/>
+              <w:bottom w:val="single" w:sz="4" w:space="0" w:color="000000"/>
+              <w:right w:val="single" w:sz="4" w:space="0" w:color="000000"/>
+            </w:tcBorders>
+            <w:vAlign w:val="center"/>
+          </w:tcPr>
+          <w:p>
+            <w:pPr>
+              <w:ind w:left="57" w:right="57"/>
+              <w:jc w:val="center"/>
+              <w:rPr>
                 <w:color w:val="FF0000"/>
                 <w:sz w:val="20"/>
                 <w:szCs w:val="20"/>
               </w:rPr>
-            </w:r>
-          </w:p>
-        </w:tc>
-        <w:tc>
-          <w:tcPr>
-            <w:tcW w:w="1050" w:type="dxa"/>
+            </w:pPr>
+            <w:r>
+              <w:rPr>
+                <w:color w:val="000000"/>
+                <w:sz w:val="20"/>
+                <w:szCs w:val="20"/>
+              </w:rPr>
+              <w:t>{{LIST_ACCOUNT}}</w:t>
+            </w:r>
+          </w:p>
+        </w:tc>
+        <w:tc>
+          <w:tcPr>
+            <w:tcW w:w="1822" w:type="dxa"/>
             <w:tcBorders>
               <w:top w:val="single" w:sz="4" w:space="0" w:color="000000"/>
-              <w:start w:val="single" w:sz="4" w:space="0" w:color="000000"/>
+              <w:left w:val="single" w:sz="4" w:space="0" w:color="000000"/>
               <w:bottom w:val="single" w:sz="4" w:space="0" w:color="000000"/>
-              <w:end w:val="single" w:sz="4" w:space="0" w:color="000000"/>
+              <w:right w:val="single" w:sz="4" w:space="0" w:color="000000"/>
             </w:tcBorders>
             <w:vAlign w:val="center"/>
           </w:tcPr>
           <w:p>
             <w:pPr>
-              <w:pStyle w:val="Normal"/>
-              <w:tabs>
-                <w:tab w:val="clear" w:pos="708"/>
-              </w:tabs>
-              <w:bidi w:val="0"/>
-              <w:ind w:hanging="0" w:start="57" w:end="57"/>
+              <w:ind w:left="57" w:right="57"/>
               <w:jc w:val="center"/>
               <w:rPr>
                 <w:color w:val="FF0000"/>
@@ -3877,33 +3253,40 @@
             </w:pPr>
             <w:r>
               <w:rPr>
+                <w:rFonts w:ascii="Times New Roman" w:hAnsi="Times New Roman"/>
                 <w:color w:val="000000"/>
                 <w:sz w:val="20"/>
                 <w:szCs w:val="20"/>
               </w:rPr>
-              <w:t>{{LIST_MILITARY_RANK}}</w:t>
-            </w:r>
-          </w:p>
-        </w:tc>
-        <w:tc>
-          <w:tcPr>
-            <w:tcW w:w="783" w:type="dxa"/>
+              <w:t>{{LIST_BIRTH_DETAILS}}</w:t>
+            </w:r>
+          </w:p>
+          <w:p>
+            <w:pPr>
+              <w:ind w:left="57" w:right="57"/>
+              <w:jc w:val="center"/>
+              <w:rPr>
+                <w:color w:val="FF0000"/>
+                <w:sz w:val="20"/>
+                <w:szCs w:val="20"/>
+              </w:rPr>
+            </w:pPr>
+          </w:p>
+        </w:tc>
+        <w:tc>
+          <w:tcPr>
+            <w:tcW w:w="993" w:type="dxa"/>
             <w:tcBorders>
               <w:top w:val="single" w:sz="4" w:space="0" w:color="000000"/>
-              <w:start w:val="single" w:sz="4" w:space="0" w:color="000000"/>
+              <w:left w:val="single" w:sz="4" w:space="0" w:color="000000"/>
               <w:bottom w:val="single" w:sz="4" w:space="0" w:color="000000"/>
-              <w:end w:val="single" w:sz="4" w:space="0" w:color="000000"/>
+              <w:right w:val="single" w:sz="4" w:space="0" w:color="000000"/>
             </w:tcBorders>
             <w:vAlign w:val="center"/>
           </w:tcPr>
           <w:p>
             <w:pPr>
-              <w:pStyle w:val="Normal"/>
-              <w:tabs>
-                <w:tab w:val="clear" w:pos="708"/>
-              </w:tabs>
-              <w:bidi w:val="0"/>
-              <w:ind w:hanging="0" w:start="57" w:end="57"/>
+              <w:ind w:left="57" w:right="57"/>
               <w:jc w:val="center"/>
               <w:rPr>
                 <w:color w:val="FF0000"/>
@@ -3913,12 +3296,42 @@
             </w:pPr>
             <w:r>
               <w:rPr>
-                <w:rFonts w:ascii="Times New Roman" w:hAnsi="Times New Roman"/>
                 <w:color w:val="000000"/>
                 <w:sz w:val="20"/>
                 <w:szCs w:val="20"/>
               </w:rPr>
-              <w:t>{{LIST_RESERVE_CATEGORY}}</w:t>
+              <w:t>{{LIST_EDUCATION}}</w:t>
+            </w:r>
+          </w:p>
+        </w:tc>
+        <w:tc>
+          <w:tcPr>
+            <w:tcW w:w="1268" w:type="dxa"/>
+            <w:tcBorders>
+              <w:top w:val="single" w:sz="4" w:space="0" w:color="000000"/>
+              <w:left w:val="single" w:sz="4" w:space="0" w:color="000000"/>
+              <w:bottom w:val="single" w:sz="4" w:space="0" w:color="000000"/>
+              <w:right w:val="single" w:sz="4" w:space="0" w:color="000000"/>
+            </w:tcBorders>
+            <w:vAlign w:val="center"/>
+          </w:tcPr>
+          <w:p>
+            <w:pPr>
+              <w:ind w:left="57" w:right="57"/>
+              <w:jc w:val="center"/>
+              <w:rPr>
+                <w:color w:val="FF0000"/>
+                <w:sz w:val="20"/>
+                <w:szCs w:val="20"/>
+              </w:rPr>
+            </w:pPr>
+            <w:r>
+              <w:rPr>
+                <w:color w:val="000000"/>
+                <w:sz w:val="20"/>
+                <w:szCs w:val="20"/>
+              </w:rPr>
+              <w:t>{{LIST_ADDRESS}}</w:t>
             </w:r>
           </w:p>
         </w:tc>
@@ -3927,20 +3340,15 @@
             <w:tcW w:w="965" w:type="dxa"/>
             <w:tcBorders>
               <w:top w:val="single" w:sz="4" w:space="0" w:color="000000"/>
-              <w:start w:val="single" w:sz="4" w:space="0" w:color="000000"/>
+              <w:left w:val="single" w:sz="4" w:space="0" w:color="000000"/>
               <w:bottom w:val="single" w:sz="4" w:space="0" w:color="000000"/>
-              <w:end w:val="single" w:sz="4" w:space="0" w:color="000000"/>
+              <w:right w:val="single" w:sz="4" w:space="0" w:color="000000"/>
             </w:tcBorders>
             <w:vAlign w:val="center"/>
           </w:tcPr>
           <w:p>
             <w:pPr>
-              <w:pStyle w:val="Normal"/>
-              <w:tabs>
-                <w:tab w:val="clear" w:pos="708"/>
-              </w:tabs>
-              <w:bidi w:val="0"/>
-              <w:ind w:hanging="0" w:start="57" w:end="57"/>
+              <w:ind w:left="57" w:right="57"/>
               <w:jc w:val="center"/>
               <w:rPr>
                 <w:color w:val="FF0000"/>
@@ -3954,576 +3362,38 @@
                 <w:sz w:val="20"/>
                 <w:szCs w:val="20"/>
               </w:rPr>
-              <w:t>{{LIST_COMPOSITION_PROFILE}}</w:t>
-            </w:r>
-            <w:r>
-              <w:rPr>
-                <w:rFonts w:ascii="Times New Roman" w:hAnsi="Times New Roman"/>
+              <w:t>{{LIST_MARITAL_STATUS}}</w:t>
+            </w:r>
+          </w:p>
+        </w:tc>
+        <w:tc>
+          <w:tcPr>
+            <w:tcW w:w="1706" w:type="dxa"/>
+            <w:tcBorders>
+              <w:top w:val="single" w:sz="4" w:space="0" w:color="000000"/>
+              <w:left w:val="single" w:sz="4" w:space="0" w:color="000000"/>
+              <w:bottom w:val="single" w:sz="4" w:space="0" w:color="000000"/>
+              <w:right w:val="single" w:sz="4" w:space="0" w:color="000000"/>
+            </w:tcBorders>
+            <w:vAlign w:val="center"/>
+          </w:tcPr>
+          <w:p>
+            <w:pPr>
+              <w:ind w:left="57" w:right="57"/>
+              <w:jc w:val="center"/>
+              <w:rPr>
                 <w:color w:val="FF0000"/>
                 <w:sz w:val="20"/>
                 <w:szCs w:val="20"/>
               </w:rPr>
-            </w:r>
-            <w:r>
-              <w:rPr>
-                <w:color w:val="FF0000"/>
-                <w:sz w:val="20"/>
-                <w:szCs w:val="20"/>
-              </w:rPr>
-            </w:r>
-            <w:r>
-              <w:rPr>
-                <w:rFonts w:ascii="Times New Roman" w:hAnsi="Times New Roman"/>
-                <w:color w:val="FF0000"/>
-                <w:sz w:val="20"/>
-                <w:szCs w:val="20"/>
-              </w:rPr>
-            </w:r>
-          </w:p>
-        </w:tc>
-        <w:tc>
-          <w:tcPr>
-            <w:tcW w:w="1100" w:type="dxa"/>
-            <w:tcBorders>
-              <w:top w:val="single" w:sz="4" w:space="0" w:color="000000"/>
-              <w:start w:val="single" w:sz="4" w:space="0" w:color="000000"/>
-              <w:bottom w:val="single" w:sz="4" w:space="0" w:color="000000"/>
-              <w:end w:val="single" w:sz="4" w:space="0" w:color="000000"/>
-            </w:tcBorders>
-            <w:vAlign w:val="center"/>
-          </w:tcPr>
-          <w:p>
-            <w:pPr>
-              <w:pStyle w:val="Normal"/>
-              <w:tabs>
-                <w:tab w:val="clear" w:pos="708"/>
-              </w:tabs>
-              <w:bidi w:val="0"/>
-              <w:ind w:hanging="0" w:start="57" w:end="57"/>
-              <w:jc w:val="center"/>
-              <w:rPr>
-                <w:color w:val="FF0000"/>
-                <w:sz w:val="20"/>
-                <w:szCs w:val="20"/>
-              </w:rPr>
-            </w:pPr>
-            <w:r>
-              <w:rPr>
-                <w:rFonts w:ascii="Times New Roman" w:hAnsi="Times New Roman"/>
+            </w:pPr>
+            <w:r>
+              <w:rPr>
                 <w:color w:val="000000"/>
                 <w:sz w:val="20"/>
                 <w:szCs w:val="20"/>
               </w:rPr>
-              <w:t>{{LIST_VUS}}</w:t>
-            </w:r>
-          </w:p>
-        </w:tc>
-        <w:tc>
-          <w:tcPr>
-            <w:tcW w:w="1100" w:type="dxa"/>
-            <w:tcBorders>
-              <w:top w:val="single" w:sz="4" w:space="0" w:color="000000"/>
-              <w:start w:val="single" w:sz="4" w:space="0" w:color="000000"/>
-              <w:bottom w:val="single" w:sz="4" w:space="0" w:color="000000"/>
-              <w:end w:val="single" w:sz="4" w:space="0" w:color="000000"/>
-            </w:tcBorders>
-            <w:vAlign w:val="center"/>
-          </w:tcPr>
-          <w:p>
-            <w:pPr>
-              <w:pStyle w:val="Normal"/>
-              <w:tabs>
-                <w:tab w:val="clear" w:pos="708"/>
-              </w:tabs>
-              <w:bidi w:val="0"/>
-              <w:ind w:hanging="0" w:start="57" w:end="57"/>
-              <w:jc w:val="center"/>
-              <w:rPr>
-                <w:color w:val="FF0000"/>
-                <w:sz w:val="20"/>
-                <w:szCs w:val="20"/>
-              </w:rPr>
-            </w:pPr>
-            <w:r>
-              <w:rPr>
-                <w:color w:val="000000"/>
-                <w:sz w:val="20"/>
-                <w:szCs w:val="20"/>
-              </w:rPr>
-              <w:t>{{LIST_FITNESS_CATEGORY}}</w:t>
-            </w:r>
-          </w:p>
-        </w:tc>
-        <w:tc>
-          <w:tcPr>
-            <w:tcW w:w="1239" w:type="dxa"/>
-            <w:tcBorders>
-              <w:top w:val="single" w:sz="4" w:space="0" w:color="000000"/>
-              <w:start w:val="single" w:sz="4" w:space="0" w:color="000000"/>
-              <w:bottom w:val="single" w:sz="4" w:space="0" w:color="000000"/>
-              <w:end w:val="single" w:sz="4" w:space="0" w:color="000000"/>
-            </w:tcBorders>
-            <w:vAlign w:val="center"/>
-          </w:tcPr>
-          <w:p>
-            <w:pPr>
-              <w:pStyle w:val="Normal"/>
-              <w:tabs>
-                <w:tab w:val="clear" w:pos="708"/>
-              </w:tabs>
-              <w:bidi w:val="0"/>
-              <w:ind w:hanging="0" w:start="57" w:end="57"/>
-              <w:jc w:val="center"/>
-              <w:rPr>
-                <w:color w:val="FF0000"/>
-                <w:sz w:val="20"/>
-                <w:szCs w:val="20"/>
-              </w:rPr>
-            </w:pPr>
-            <w:r>
-              <w:rPr>
-                <w:color w:val="000000"/>
-                <w:sz w:val="20"/>
-                <w:szCs w:val="20"/>
-              </w:rPr>
-              <w:t>{{LIST_ACCOUNT}}</w:t>
-            </w:r>
-          </w:p>
-        </w:tc>
-        <w:tc>
-          <w:tcPr>
-            <w:tcW w:w="1822" w:type="dxa"/>
-            <w:tcBorders>
-              <w:top w:val="single" w:sz="4" w:space="0" w:color="000000"/>
-              <w:start w:val="single" w:sz="4" w:space="0" w:color="000000"/>
-              <w:bottom w:val="single" w:sz="4" w:space="0" w:color="000000"/>
-              <w:end w:val="single" w:sz="4" w:space="0" w:color="000000"/>
-            </w:tcBorders>
-            <w:vAlign w:val="center"/>
-          </w:tcPr>
-          <w:p>
-            <w:pPr>
-              <w:pStyle w:val="Normal"/>
-              <w:tabs>
-                <w:tab w:val="clear" w:pos="708"/>
-              </w:tabs>
-              <w:bidi w:val="0"/>
-              <w:ind w:hanging="0" w:start="57" w:end="57"/>
-              <w:jc w:val="center"/>
-              <w:rPr>
-                <w:color w:val="FF0000"/>
-                <w:sz w:val="20"/>
-                <w:szCs w:val="20"/>
-              </w:rPr>
-            </w:pPr>
-            <w:r>
-              <w:rPr>
-                <w:rFonts w:ascii="Times New Roman" w:hAnsi="Times New Roman"/>
-                <w:color w:val="000000"/>
-                <w:sz w:val="20"/>
-                <w:szCs w:val="20"/>
-              </w:rPr>
-              <w:t>{{LIST_BIRTH_DETAILS}}</w:t>
-            </w:r>
-            <w:r>
-              <w:rPr>
-                <w:color w:val="FF0000"/>
-                <w:sz w:val="20"/>
-                <w:szCs w:val="20"/>
-              </w:rPr>
-            </w:r>
-          </w:p>
-          <w:p>
-            <w:pPr>
-              <w:pStyle w:val="Normal"/>
-              <w:tabs>
-                <w:tab w:val="clear" w:pos="708"/>
-              </w:tabs>
-              <w:bidi w:val="0"/>
-              <w:ind w:hanging="0" w:start="57" w:end="57"/>
-              <w:jc w:val="center"/>
-              <w:rPr>
-                <w:color w:val="FF0000"/>
-                <w:sz w:val="20"/>
-                <w:szCs w:val="20"/>
-              </w:rPr>
-            </w:pPr>
-            <w:r>
-              <w:rPr>
-                <w:color w:val="FF0000"/>
-                <w:sz w:val="20"/>
-                <w:szCs w:val="20"/>
-              </w:rPr>
-            </w:r>
-            <w:r>
-              <w:rPr>
-                <w:rFonts w:ascii="Times New Roman" w:hAnsi="Times New Roman"/>
-                <w:color w:val="FF0000"/>
-                <w:sz w:val="20"/>
-                <w:szCs w:val="20"/>
-              </w:rPr>
-            </w:r>
-            <w:r>
-              <w:rPr>
-                <w:color w:val="FF0000"/>
-                <w:sz w:val="20"/>
-                <w:szCs w:val="20"/>
-              </w:rPr>
-            </w:r>
-            <w:r>
-              <w:rPr>
-                <w:rFonts w:ascii="Times New Roman" w:hAnsi="Times New Roman"/>
-                <w:color w:val="FF0000"/>
-                <w:sz w:val="20"/>
-                <w:szCs w:val="20"/>
-              </w:rPr>
-            </w:r>
-            <w:r>
-              <w:rPr>
-                <w:color w:val="FF0000"/>
-                <w:sz w:val="20"/>
-                <w:szCs w:val="20"/>
-              </w:rPr>
-            </w:r>
-            <w:r>
-              <w:rPr>
-                <w:rFonts w:ascii="Times New Roman" w:hAnsi="Times New Roman"/>
-                <w:color w:val="FF0000"/>
-                <w:sz w:val="20"/>
-                <w:szCs w:val="20"/>
-              </w:rPr>
-            </w:r>
-            <w:r>
-              <w:rPr>
-                <w:color w:val="FF0000"/>
-                <w:sz w:val="20"/>
-                <w:szCs w:val="20"/>
-              </w:rPr>
-            </w:r>
-            <w:r>
-              <w:rPr>
-                <w:rFonts w:ascii="Times New Roman" w:hAnsi="Times New Roman"/>
-                <w:color w:val="FF0000"/>
-                <w:sz w:val="20"/>
-                <w:szCs w:val="20"/>
-              </w:rPr>
-            </w:r>
-            <w:r>
-              <w:rPr>
-                <w:color w:val="FF0000"/>
-                <w:sz w:val="20"/>
-                <w:szCs w:val="20"/>
-              </w:rPr>
-            </w:r>
-            <w:r>
-              <w:rPr>
-                <w:rFonts w:ascii="Times New Roman" w:hAnsi="Times New Roman"/>
-                <w:color w:val="FF0000"/>
-                <w:sz w:val="20"/>
-                <w:szCs w:val="20"/>
-              </w:rPr>
-            </w:r>
-            <w:r>
-              <w:rPr>
-                <w:color w:val="FF0000"/>
-                <w:sz w:val="20"/>
-                <w:szCs w:val="20"/>
-              </w:rPr>
-            </w:r>
-          </w:p>
-        </w:tc>
-        <w:tc>
-          <w:tcPr>
-            <w:tcW w:w="993" w:type="dxa"/>
-            <w:tcBorders>
-              <w:top w:val="single" w:sz="4" w:space="0" w:color="000000"/>
-              <w:start w:val="single" w:sz="4" w:space="0" w:color="000000"/>
-              <w:bottom w:val="single" w:sz="4" w:space="0" w:color="000000"/>
-              <w:end w:val="single" w:sz="4" w:space="0" w:color="000000"/>
-            </w:tcBorders>
-            <w:vAlign w:val="center"/>
-          </w:tcPr>
-          <w:p>
-            <w:pPr>
-              <w:pStyle w:val="Normal"/>
-              <w:tabs>
-                <w:tab w:val="clear" w:pos="708"/>
-              </w:tabs>
-              <w:bidi w:val="0"/>
-              <w:ind w:hanging="0" w:start="57" w:end="57"/>
-              <w:jc w:val="center"/>
-              <w:rPr>
-                <w:color w:val="FF0000"/>
-                <w:sz w:val="20"/>
-                <w:szCs w:val="20"/>
-              </w:rPr>
-            </w:pPr>
-            <w:r>
-              <w:rPr>
-                <w:color w:val="000000"/>
-                <w:sz w:val="20"/>
-                <w:szCs w:val="20"/>
-              </w:rPr>
-              <w:t>{{LIST_EDUCATION}}</w:t>
-            </w:r>
-          </w:p>
-        </w:tc>
-        <w:tc>
-          <w:tcPr>
-            <w:tcW w:w="1268" w:type="dxa"/>
-            <w:tcBorders>
-              <w:top w:val="single" w:sz="4" w:space="0" w:color="000000"/>
-              <w:start w:val="single" w:sz="4" w:space="0" w:color="000000"/>
-              <w:bottom w:val="single" w:sz="4" w:space="0" w:color="000000"/>
-              <w:end w:val="single" w:sz="4" w:space="0" w:color="000000"/>
-            </w:tcBorders>
-            <w:vAlign w:val="center"/>
-          </w:tcPr>
-          <w:p>
-            <w:pPr>
-              <w:pStyle w:val="Normal"/>
-              <w:tabs>
-                <w:tab w:val="clear" w:pos="708"/>
-              </w:tabs>
-              <w:bidi w:val="0"/>
-              <w:ind w:hanging="0" w:start="57" w:end="57"/>
-              <w:jc w:val="center"/>
-              <w:rPr>
-                <w:color w:val="FF0000"/>
-                <w:sz w:val="20"/>
-                <w:szCs w:val="20"/>
-              </w:rPr>
-            </w:pPr>
-            <w:r>
-              <w:rPr>
-                <w:color w:val="000000"/>
-                <w:sz w:val="20"/>
-                <w:szCs w:val="20"/>
-              </w:rPr>
-              <w:t>{{LIST_ADDRESS}}</w:t>
-            </w:r>
-            <w:r>
-              <w:rPr>
-                <w:rFonts w:ascii="Times New Roman" w:hAnsi="Times New Roman"/>
-                <w:color w:val="FF0000"/>
-                <w:sz w:val="20"/>
-                <w:szCs w:val="20"/>
-              </w:rPr>
-            </w:r>
-            <w:r>
-              <w:rPr>
-                <w:color w:val="FF0000"/>
-                <w:sz w:val="20"/>
-                <w:szCs w:val="20"/>
-              </w:rPr>
-            </w:r>
-            <w:r>
-              <w:rPr>
-                <w:rFonts w:ascii="Times New Roman" w:hAnsi="Times New Roman"/>
-                <w:color w:val="FF0000"/>
-                <w:sz w:val="20"/>
-                <w:szCs w:val="20"/>
-              </w:rPr>
-            </w:r>
-            <w:r>
-              <w:rPr>
-                <w:color w:val="FF0000"/>
-                <w:sz w:val="20"/>
-                <w:szCs w:val="20"/>
-              </w:rPr>
-            </w:r>
-            <w:r>
-              <w:rPr>
-                <w:rFonts w:ascii="Times New Roman" w:hAnsi="Times New Roman"/>
-                <w:color w:val="FF0000"/>
-                <w:sz w:val="20"/>
-                <w:szCs w:val="20"/>
-              </w:rPr>
-            </w:r>
-            <w:r>
-              <w:rPr>
-                <w:color w:val="FF0000"/>
-                <w:sz w:val="20"/>
-                <w:szCs w:val="20"/>
-              </w:rPr>
-            </w:r>
-            <w:r>
-              <w:rPr>
-                <w:rFonts w:ascii="Times New Roman" w:hAnsi="Times New Roman"/>
-                <w:color w:val="FF0000"/>
-                <w:sz w:val="20"/>
-                <w:szCs w:val="20"/>
-              </w:rPr>
-            </w:r>
-            <w:r>
-              <w:rPr>
-                <w:color w:val="FF0000"/>
-                <w:sz w:val="20"/>
-                <w:szCs w:val="20"/>
-              </w:rPr>
-            </w:r>
-            <w:r>
-              <w:rPr>
-                <w:rFonts w:ascii="Times New Roman" w:hAnsi="Times New Roman"/>
-                <w:color w:val="FF0000"/>
-                <w:sz w:val="20"/>
-                <w:szCs w:val="20"/>
-              </w:rPr>
-            </w:r>
-            <w:r>
-              <w:rPr>
-                <w:color w:val="FF0000"/>
-                <w:sz w:val="20"/>
-                <w:szCs w:val="20"/>
-              </w:rPr>
-            </w:r>
-            <w:r>
-              <w:rPr>
-                <w:rFonts w:ascii="Times New Roman" w:hAnsi="Times New Roman"/>
-                <w:color w:val="FF0000"/>
-                <w:sz w:val="20"/>
-                <w:szCs w:val="20"/>
-              </w:rPr>
-            </w:r>
-            <w:r>
-              <w:rPr>
-                <w:color w:val="FF0000"/>
-                <w:sz w:val="20"/>
-                <w:szCs w:val="20"/>
-              </w:rPr>
-            </w:r>
-            <w:r>
-              <w:rPr>
-                <w:rFonts w:ascii="Times New Roman" w:hAnsi="Times New Roman"/>
-                <w:color w:val="FF0000"/>
-                <w:sz w:val="20"/>
-                <w:szCs w:val="20"/>
-              </w:rPr>
-            </w:r>
-            <w:r>
-              <w:rPr>
-                <w:color w:val="FF0000"/>
-                <w:sz w:val="20"/>
-                <w:szCs w:val="20"/>
-              </w:rPr>
-            </w:r>
-            <w:r>
-              <w:rPr>
-                <w:rFonts w:ascii="Times New Roman" w:hAnsi="Times New Roman"/>
-                <w:color w:val="FF0000"/>
-                <w:sz w:val="20"/>
-                <w:szCs w:val="20"/>
-              </w:rPr>
-            </w:r>
-          </w:p>
-        </w:tc>
-        <w:tc>
-          <w:tcPr>
-            <w:tcW w:w="965" w:type="dxa"/>
-            <w:tcBorders>
-              <w:top w:val="single" w:sz="4" w:space="0" w:color="000000"/>
-              <w:start w:val="single" w:sz="4" w:space="0" w:color="000000"/>
-              <w:bottom w:val="single" w:sz="4" w:space="0" w:color="000000"/>
-              <w:end w:val="single" w:sz="4" w:space="0" w:color="000000"/>
-            </w:tcBorders>
-            <w:vAlign w:val="center"/>
-          </w:tcPr>
-          <w:p>
-            <w:pPr>
-              <w:pStyle w:val="Normal"/>
-              <w:tabs>
-                <w:tab w:val="clear" w:pos="708"/>
-              </w:tabs>
-              <w:bidi w:val="0"/>
-              <w:ind w:hanging="0" w:start="57" w:end="57"/>
-              <w:jc w:val="center"/>
-              <w:rPr>
-                <w:color w:val="FF0000"/>
-                <w:sz w:val="20"/>
-                <w:szCs w:val="20"/>
-              </w:rPr>
-            </w:pPr>
-            <w:r>
-              <w:rPr>
-                <w:color w:val="000000"/>
-                <w:sz w:val="20"/>
-                <w:szCs w:val="20"/>
-              </w:rPr>
-              <w:t>{{LIST_MARITAL_STATUS}}</w:t>
-            </w:r>
-          </w:p>
-        </w:tc>
-        <w:tc>
-          <w:tcPr>
-            <w:tcW w:w="1706" w:type="dxa"/>
-            <w:tcBorders>
-              <w:top w:val="single" w:sz="4" w:space="0" w:color="000000"/>
-              <w:start w:val="single" w:sz="4" w:space="0" w:color="000000"/>
-              <w:bottom w:val="single" w:sz="4" w:space="0" w:color="000000"/>
-              <w:end w:val="single" w:sz="4" w:space="0" w:color="000000"/>
-            </w:tcBorders>
-            <w:vAlign w:val="center"/>
-          </w:tcPr>
-          <w:p>
-            <w:pPr>
-              <w:pStyle w:val="Normal"/>
-              <w:tabs>
-                <w:tab w:val="clear" w:pos="708"/>
-              </w:tabs>
-              <w:bidi w:val="0"/>
-              <w:ind w:hanging="0" w:start="57" w:end="57"/>
-              <w:jc w:val="center"/>
-              <w:rPr>
-                <w:color w:val="FF0000"/>
-                <w:sz w:val="20"/>
-                <w:szCs w:val="20"/>
-              </w:rPr>
-            </w:pPr>
-            <w:r>
-              <w:rPr>
-                <w:color w:val="000000"/>
-                <w:sz w:val="20"/>
-                <w:szCs w:val="20"/>
-              </w:rPr>
               <w:t>{{LIST_POSITION_DEPARTMENT}}</w:t>
-            </w:r>
-            <w:r>
-              <w:rPr>
-                <w:rFonts w:ascii="Times New Roman" w:hAnsi="Times New Roman"/>
-                <w:color w:val="FF0000"/>
-                <w:sz w:val="20"/>
-                <w:szCs w:val="20"/>
-              </w:rPr>
-            </w:r>
-            <w:r>
-              <w:rPr>
-                <w:color w:val="FF0000"/>
-                <w:sz w:val="20"/>
-                <w:szCs w:val="20"/>
-              </w:rPr>
-            </w:r>
-            <w:r>
-              <w:rPr>
-                <w:rFonts w:ascii="Times New Roman" w:hAnsi="Times New Roman"/>
-                <w:color w:val="FF0000"/>
-                <w:sz w:val="20"/>
-                <w:szCs w:val="20"/>
-              </w:rPr>
-            </w:r>
-            <w:r>
-              <w:rPr>
-                <w:color w:val="FF0000"/>
-                <w:sz w:val="20"/>
-                <w:szCs w:val="20"/>
-              </w:rPr>
-            </w:r>
-            <w:r>
-              <w:rPr>
-                <w:rFonts w:ascii="Times New Roman" w:hAnsi="Times New Roman"/>
-                <w:color w:val="FF0000"/>
-                <w:sz w:val="20"/>
-                <w:szCs w:val="20"/>
-              </w:rPr>
             </w:r>
           </w:p>
         </w:tc>
@@ -4531,61 +3401,31 @@
     </w:tbl>
     <w:p>
       <w:pPr>
-        <w:pStyle w:val="Normal"/>
-        <w:bidi w:val="0"/>
-        <w:ind w:hanging="0" w:start="0" w:end="0"/>
         <w:rPr>
           <w:sz w:val="22"/>
           <w:szCs w:val="22"/>
         </w:rPr>
       </w:pPr>
-      <w:r>
-        <w:rPr>
-          <w:sz w:val="22"/>
-          <w:szCs w:val="22"/>
-        </w:rPr>
-      </w:r>
     </w:p>
     <w:p>
       <w:pPr>
-        <w:pStyle w:val="Normal"/>
-        <w:bidi w:val="0"/>
-        <w:ind w:hanging="0" w:start="0" w:end="0"/>
         <w:rPr>
           <w:sz w:val="22"/>
           <w:szCs w:val="22"/>
         </w:rPr>
       </w:pPr>
-      <w:r>
-        <w:rPr>
-          <w:sz w:val="22"/>
-          <w:szCs w:val="22"/>
-        </w:rPr>
-      </w:r>
     </w:p>
-    <w:p>
-      <w:pPr>
-        <w:pStyle w:val="Normal"/>
-        <w:bidi w:val="0"/>
-        <w:ind w:hanging="0" w:start="0" w:end="0"/>
-        <w:rPr/>
-      </w:pPr>
-      <w:r>
-        <w:rPr/>
-      </w:r>
-    </w:p>
+    <w:p/>
     <w:tbl>
       <w:tblPr>
         <w:tblW w:w="15692" w:type="dxa"/>
-        <w:jc w:val="start"/>
         <w:tblInd w:w="14" w:type="dxa"/>
         <w:tblLayout w:type="fixed"/>
         <w:tblCellMar>
-          <w:top w:w="0" w:type="dxa"/>
-          <w:start w:w="0" w:type="dxa"/>
-          <w:bottom w:w="0" w:type="dxa"/>
-          <w:end w:w="0" w:type="dxa"/>
+          <w:left w:w="0" w:type="dxa"/>
+          <w:right w:w="0" w:type="dxa"/>
         </w:tblCellMar>
+        <w:tblLook w:val="04A0" w:firstRow="1" w:lastRow="0" w:firstColumn="1" w:lastColumn="0" w:noHBand="0" w:noVBand="1"/>
       </w:tblPr>
       <w:tblGrid>
         <w:gridCol w:w="5821"/>
@@ -4596,7 +3436,7 @@
       </w:tblGrid>
       <w:tr>
         <w:trPr>
-          <w:trHeight w:val="284" w:hRule="atLeast"/>
+          <w:trHeight w:val="284"/>
         </w:trPr>
         <w:tc>
           <w:tcPr>
@@ -4608,14 +3448,7 @@
           </w:tcPr>
           <w:p>
             <w:pPr>
-              <w:pStyle w:val="Normal"/>
-              <w:tabs>
-                <w:tab w:val="clear" w:pos="708"/>
-              </w:tabs>
-              <w:bidi w:val="0"/>
-              <w:ind w:hanging="0" w:start="0" w:end="0"/>
-              <w:jc w:val="center"/>
-              <w:rPr/>
+              <w:jc w:val="center"/>
             </w:pPr>
             <w:r>
               <w:rPr>
@@ -4623,60 +3456,17 @@
               </w:rPr>
               <w:t>{{DIRECTOR_POSITION}}</w:t>
             </w:r>
-            <w:r>
-              <w:rPr>
-                <w:rFonts w:ascii="Times New Roman" w:hAnsi="Times New Roman"/>
-              </w:rPr>
-            </w:r>
-            <w:r>
-              <w:rPr/>
-            </w:r>
-            <w:r>
-              <w:rPr>
-                <w:rFonts w:ascii="Times New Roman" w:hAnsi="Times New Roman"/>
-              </w:rPr>
-            </w:r>
-            <w:r>
-              <w:rPr/>
-            </w:r>
-            <w:r>
-              <w:rPr>
-                <w:rFonts w:ascii="Times New Roman" w:hAnsi="Times New Roman"/>
-              </w:rPr>
-            </w:r>
-            <w:r>
-              <w:rPr/>
-            </w:r>
-            <w:r>
-              <w:rPr>
-                <w:rFonts w:ascii="Times New Roman" w:hAnsi="Times New Roman"/>
-              </w:rPr>
-            </w:r>
-            <w:r>
-              <w:rPr/>
-            </w:r>
           </w:p>
         </w:tc>
         <w:tc>
           <w:tcPr>
             <w:tcW w:w="531" w:type="dxa"/>
-            <w:tcBorders/>
             <w:vAlign w:val="bottom"/>
           </w:tcPr>
           <w:p>
             <w:pPr>
-              <w:pStyle w:val="Normal"/>
-              <w:tabs>
-                <w:tab w:val="clear" w:pos="708"/>
-              </w:tabs>
-              <w:bidi w:val="0"/>
-              <w:ind w:hanging="0" w:start="0" w:end="0"/>
-              <w:jc w:val="center"/>
-              <w:rPr/>
-            </w:pPr>
-            <w:r>
-              <w:rPr/>
-            </w:r>
+              <w:jc w:val="center"/>
+            </w:pPr>
           </w:p>
         </w:tc>
         <w:tc>
@@ -4689,40 +3479,19 @@
           </w:tcPr>
           <w:p>
             <w:pPr>
-              <w:pStyle w:val="Normal"/>
-              <w:tabs>
-                <w:tab w:val="clear" w:pos="708"/>
-              </w:tabs>
-              <w:bidi w:val="0"/>
-              <w:ind w:hanging="0" w:start="0" w:end="0"/>
-              <w:jc w:val="center"/>
-              <w:rPr/>
-            </w:pPr>
-            <w:r>
-              <w:rPr/>
-            </w:r>
+              <w:jc w:val="center"/>
+            </w:pPr>
           </w:p>
         </w:tc>
         <w:tc>
           <w:tcPr>
             <w:tcW w:w="532" w:type="dxa"/>
-            <w:tcBorders/>
             <w:vAlign w:val="bottom"/>
           </w:tcPr>
           <w:p>
             <w:pPr>
-              <w:pStyle w:val="Normal"/>
-              <w:tabs>
-                <w:tab w:val="clear" w:pos="708"/>
-              </w:tabs>
-              <w:bidi w:val="0"/>
-              <w:ind w:hanging="0" w:start="0" w:end="0"/>
-              <w:jc w:val="center"/>
-              <w:rPr/>
-            </w:pPr>
-            <w:r>
-              <w:rPr/>
-            </w:r>
+              <w:jc w:val="center"/>
+            </w:pPr>
           </w:p>
         </w:tc>
         <w:tc>
@@ -4735,34 +3504,18 @@
           </w:tcPr>
           <w:p>
             <w:pPr>
-              <w:pStyle w:val="Normal"/>
-              <w:tabs>
-                <w:tab w:val="clear" w:pos="708"/>
-              </w:tabs>
-              <w:bidi w:val="0"/>
-              <w:ind w:hanging="0" w:start="0" w:end="0"/>
-              <w:jc w:val="center"/>
-              <w:rPr/>
+              <w:jc w:val="center"/>
             </w:pPr>
             <w:r>
               <w:rPr>
                 <w:color w:val="000000"/>
               </w:rPr>
               <w:t>{{DIRECTOR_NAME}}</w:t>
-            </w:r>
-            <w:r>
-              <w:rPr>
-                <w:rFonts w:ascii="Times New Roman" w:hAnsi="Times New Roman"/>
-              </w:rPr>
-            </w:r>
-            <w:r>
-              <w:rPr/>
             </w:r>
           </w:p>
         </w:tc>
       </w:tr>
       <w:tr>
-        <w:trPr/>
         <w:tc>
           <w:tcPr>
             <w:tcW w:w="5821" w:type="dxa"/>
@@ -4772,12 +3525,6 @@
           </w:tcPr>
           <w:p>
             <w:pPr>
-              <w:pStyle w:val="Normal"/>
-              <w:tabs>
-                <w:tab w:val="clear" w:pos="708"/>
-              </w:tabs>
-              <w:bidi w:val="0"/>
-              <w:ind w:hanging="0" w:start="0" w:end="0"/>
               <w:jc w:val="center"/>
               <w:rPr>
                 <w:rFonts w:ascii="Times New Roman" w:hAnsi="Times New Roman"/>
@@ -4813,30 +3560,16 @@
         <w:tc>
           <w:tcPr>
             <w:tcW w:w="531" w:type="dxa"/>
-            <w:tcBorders/>
-          </w:tcPr>
-          <w:p>
-            <w:pPr>
-              <w:pStyle w:val="Normal"/>
-              <w:tabs>
-                <w:tab w:val="clear" w:pos="708"/>
-              </w:tabs>
-              <w:bidi w:val="0"/>
-              <w:ind w:hanging="0" w:start="0" w:end="0"/>
-              <w:jc w:val="center"/>
-              <w:rPr>
-                <w:rFonts w:ascii="Times New Roman" w:hAnsi="Times New Roman"/>
-                <w:sz w:val="20"/>
-                <w:szCs w:val="20"/>
-              </w:rPr>
-            </w:pPr>
-            <w:r>
-              <w:rPr>
-                <w:rFonts w:ascii="Times New Roman" w:hAnsi="Times New Roman"/>
-                <w:sz w:val="20"/>
-                <w:szCs w:val="20"/>
-              </w:rPr>
-            </w:r>
+          </w:tcPr>
+          <w:p>
+            <w:pPr>
+              <w:jc w:val="center"/>
+              <w:rPr>
+                <w:rFonts w:ascii="Times New Roman" w:hAnsi="Times New Roman"/>
+                <w:sz w:val="20"/>
+                <w:szCs w:val="20"/>
+              </w:rPr>
+            </w:pPr>
           </w:p>
         </w:tc>
         <w:tc>
@@ -4848,12 +3581,6 @@
           </w:tcPr>
           <w:p>
             <w:pPr>
-              <w:pStyle w:val="Normal"/>
-              <w:tabs>
-                <w:tab w:val="clear" w:pos="708"/>
-              </w:tabs>
-              <w:bidi w:val="0"/>
-              <w:ind w:hanging="0" w:start="0" w:end="0"/>
               <w:jc w:val="center"/>
               <w:rPr>
                 <w:rFonts w:ascii="Times New Roman" w:hAnsi="Times New Roman"/>
@@ -4889,30 +3616,16 @@
         <w:tc>
           <w:tcPr>
             <w:tcW w:w="532" w:type="dxa"/>
-            <w:tcBorders/>
-          </w:tcPr>
-          <w:p>
-            <w:pPr>
-              <w:pStyle w:val="Normal"/>
-              <w:tabs>
-                <w:tab w:val="clear" w:pos="708"/>
-              </w:tabs>
-              <w:bidi w:val="0"/>
-              <w:ind w:hanging="0" w:start="0" w:end="0"/>
-              <w:jc w:val="center"/>
-              <w:rPr>
-                <w:rFonts w:ascii="Times New Roman" w:hAnsi="Times New Roman"/>
-                <w:sz w:val="20"/>
-                <w:szCs w:val="20"/>
-              </w:rPr>
-            </w:pPr>
-            <w:r>
-              <w:rPr>
-                <w:rFonts w:ascii="Times New Roman" w:hAnsi="Times New Roman"/>
-                <w:sz w:val="20"/>
-                <w:szCs w:val="20"/>
-              </w:rPr>
-            </w:r>
+          </w:tcPr>
+          <w:p>
+            <w:pPr>
+              <w:jc w:val="center"/>
+              <w:rPr>
+                <w:rFonts w:ascii="Times New Roman" w:hAnsi="Times New Roman"/>
+                <w:sz w:val="20"/>
+                <w:szCs w:val="20"/>
+              </w:rPr>
+            </w:pPr>
           </w:p>
         </w:tc>
         <w:tc>
@@ -4924,12 +3637,6 @@
           </w:tcPr>
           <w:p>
             <w:pPr>
-              <w:pStyle w:val="Normal"/>
-              <w:tabs>
-                <w:tab w:val="clear" w:pos="708"/>
-              </w:tabs>
-              <w:bidi w:val="0"/>
-              <w:ind w:hanging="0" w:start="0" w:end="0"/>
               <w:jc w:val="center"/>
               <w:rPr>
                 <w:rFonts w:ascii="Times New Roman" w:hAnsi="Times New Roman"/>
@@ -4996,65 +3703,79 @@
     </w:tbl>
     <w:p>
       <w:pPr>
-        <w:pStyle w:val="Normal"/>
-        <w:bidi w:val="0"/>
-        <w:ind w:hanging="0" w:start="0" w:end="0"/>
         <w:rPr>
           <w:sz w:val="20"/>
           <w:szCs w:val="20"/>
         </w:rPr>
       </w:pPr>
-      <w:r>
-        <w:rPr>
-          <w:sz w:val="20"/>
-          <w:szCs w:val="20"/>
-        </w:rPr>
-      </w:r>
     </w:p>
     <w:sectPr>
-      <w:headerReference w:type="even" r:id="rId2"/>
-      <w:headerReference w:type="default" r:id="rId3"/>
-      <w:headerReference w:type="first" r:id="rId4"/>
-      <w:type w:val="nextPage"/>
-      <w:pgSz w:orient="landscape" w:w="16838" w:h="11906"/>
-      <w:pgMar w:left="567" w:right="567" w:gutter="0" w:header="397" w:top="1134" w:footer="0" w:bottom="567"/>
-      <w:pgNumType w:fmt="decimal"/>
-      <w:formProt w:val="false"/>
-      <w:textDirection w:val="lrTb"/>
-      <w:docGrid w:type="default" w:linePitch="100" w:charSpace="0"/>
+      <w:headerReference w:type="even" r:id="rId6"/>
+      <w:headerReference w:type="default" r:id="rId7"/>
+      <w:headerReference w:type="first" r:id="rId8"/>
+      <w:pgSz w:w="16838" w:h="11906" w:orient="landscape"/>
+      <w:pgMar w:top="1134" w:right="567" w:bottom="567" w:left="567" w:header="397" w:footer="0" w:gutter="0"/>
+      <w:cols w:space="720"/>
+      <w:formProt w:val="0"/>
+      <w:docGrid w:linePitch="100"/>
     </w:sectPr>
   </w:body>
 </w:document>
 </file>
 
+<file path=word/endnotes.xml><?xml version="1.0" encoding="utf-8"?>
+<w:endnotes xmlns:wpc="http://schemas.microsoft.com/office/word/2010/wordprocessingCanvas" xmlns:cx="http://schemas.microsoft.com/office/drawing/2014/chartex" xmlns:cx1="http://schemas.microsoft.com/office/drawing/2015/9/8/chartex" xmlns:cx2="http://schemas.microsoft.com/office/drawing/2015/10/21/chartex" xmlns:cx3="http://schemas.microsoft.com/office/drawing/2016/5/9/chartex" xmlns:cx4="http://schemas.microsoft.com/office/drawing/2016/5/10/chartex" xmlns:cx5="http://schemas.microsoft.com/office/drawing/2016/5/11/chartex" xmlns:cx6="http://schemas.microsoft.com/office/drawing/2016/5/12/chartex" xmlns:cx7="http://schemas.microsoft.com/office/drawing/2016/5/13/chartex" xmlns:cx8="http://schemas.microsoft.com/office/drawing/2016/5/14/chartex" xmlns:mc="http://schemas.openxmlformats.org/markup-compatibility/2006" xmlns:aink="http://schemas.microsoft.com/office/drawing/2016/ink" xmlns:am3d="http://schemas.microsoft.com/office/drawing/2017/model3d" xmlns:o="urn:schemas-microsoft-com:office:office" xmlns:oel="http://schemas.microsoft.com/office/2019/extlst" xmlns:r="http://schemas.openxmlformats.org/officeDocument/2006/relationships" xmlns:m="http://schemas.openxmlformats.org/officeDocument/2006/math" xmlns:v="urn:schemas-microsoft-com:vml" xmlns:wp14="http://schemas.microsoft.com/office/word/2010/wordprocessingDrawing" xmlns:wp="http://schemas.openxmlformats.org/drawingml/2006/wordprocessingDrawing" xmlns:w10="urn:schemas-microsoft-com:office:word" xmlns:w="http://schemas.openxmlformats.org/wordprocessingml/2006/main" xmlns:w14="http://schemas.microsoft.com/office/word/2010/wordml" xmlns:w15="http://schemas.microsoft.com/office/word/2012/wordml" xmlns:w16cex="http://schemas.microsoft.com/office/word/2018/wordml/cex" xmlns:w16cid="http://schemas.microsoft.com/office/word/2016/wordml/cid" xmlns:w16="http://schemas.microsoft.com/office/word/2018/wordml" xmlns:w16du="http://schemas.microsoft.com/office/word/2023/wordml/word16du" xmlns:w16sdtdh="http://schemas.microsoft.com/office/word/2020/wordml/sdtdatahash" xmlns:w16sdtfl="http://schemas.microsoft.com/office/word/2024/wordml/sdtformatlock" xmlns:w16se="http://schemas.microsoft.com/office/word/2015/wordml/symex" xmlns:wpg="http://schemas.microsoft.com/office/word/2010/wordprocessingGroup" xmlns:wpi="http://schemas.microsoft.com/office/word/2010/wordprocessingInk" xmlns:wne="http://schemas.microsoft.com/office/word/2006/wordml" xmlns:wps="http://schemas.microsoft.com/office/word/2010/wordprocessingShape" mc:Ignorable="w14 w15 w16se w16cid w16 w16cex w16sdtdh w16sdtfl w16du wp14">
+  <w:endnote w:type="separator" w:id="-1">
+    <w:p>
+      <w:r>
+        <w:separator/>
+      </w:r>
+    </w:p>
+  </w:endnote>
+  <w:endnote w:type="continuationSeparator" w:id="0">
+    <w:p>
+      <w:r>
+        <w:continuationSeparator/>
+      </w:r>
+    </w:p>
+  </w:endnote>
+</w:endnotes>
+</file>
+
+<file path=word/footnotes.xml><?xml version="1.0" encoding="utf-8"?>
+<w:footnotes xmlns:wpc="http://schemas.microsoft.com/office/word/2010/wordprocessingCanvas" xmlns:cx="http://schemas.microsoft.com/office/drawing/2014/chartex" xmlns:cx1="http://schemas.microsoft.com/office/drawing/2015/9/8/chartex" xmlns:cx2="http://schemas.microsoft.com/office/drawing/2015/10/21/chartex" xmlns:cx3="http://schemas.microsoft.com/office/drawing/2016/5/9/chartex" xmlns:cx4="http://schemas.microsoft.com/office/drawing/2016/5/10/chartex" xmlns:cx5="http://schemas.microsoft.com/office/drawing/2016/5/11/chartex" xmlns:cx6="http://schemas.microsoft.com/office/drawing/2016/5/12/chartex" xmlns:cx7="http://schemas.microsoft.com/office/drawing/2016/5/13/chartex" xmlns:cx8="http://schemas.microsoft.com/office/drawing/2016/5/14/chartex" xmlns:mc="http://schemas.openxmlformats.org/markup-compatibility/2006" xmlns:aink="http://schemas.microsoft.com/office/drawing/2016/ink" xmlns:am3d="http://schemas.microsoft.com/office/drawing/2017/model3d" xmlns:o="urn:schemas-microsoft-com:office:office" xmlns:oel="http://schemas.microsoft.com/office/2019/extlst" xmlns:r="http://schemas.openxmlformats.org/officeDocument/2006/relationships" xmlns:m="http://schemas.openxmlformats.org/officeDocument/2006/math" xmlns:v="urn:schemas-microsoft-com:vml" xmlns:wp14="http://schemas.microsoft.com/office/word/2010/wordprocessingDrawing" xmlns:wp="http://schemas.openxmlformats.org/drawingml/2006/wordprocessingDrawing" xmlns:w10="urn:schemas-microsoft-com:office:word" xmlns:w="http://schemas.openxmlformats.org/wordprocessingml/2006/main" xmlns:w14="http://schemas.microsoft.com/office/word/2010/wordml" xmlns:w15="http://schemas.microsoft.com/office/word/2012/wordml" xmlns:w16cex="http://schemas.microsoft.com/office/word/2018/wordml/cex" xmlns:w16cid="http://schemas.microsoft.com/office/word/2016/wordml/cid" xmlns:w16="http://schemas.microsoft.com/office/word/2018/wordml" xmlns:w16du="http://schemas.microsoft.com/office/word/2023/wordml/word16du" xmlns:w16sdtdh="http://schemas.microsoft.com/office/word/2020/wordml/sdtdatahash" xmlns:w16sdtfl="http://schemas.microsoft.com/office/word/2024/wordml/sdtformatlock" xmlns:w16se="http://schemas.microsoft.com/office/word/2015/wordml/symex" xmlns:wpg="http://schemas.microsoft.com/office/word/2010/wordprocessingGroup" xmlns:wpi="http://schemas.microsoft.com/office/word/2010/wordprocessingInk" xmlns:wne="http://schemas.microsoft.com/office/word/2006/wordml" xmlns:wps="http://schemas.microsoft.com/office/word/2010/wordprocessingShape" mc:Ignorable="w14 w15 w16se w16cid w16 w16cex w16sdtdh w16sdtfl w16du wp14">
+  <w:footnote w:type="separator" w:id="-1">
+    <w:p>
+      <w:r>
+        <w:separator/>
+      </w:r>
+    </w:p>
+  </w:footnote>
+  <w:footnote w:type="continuationSeparator" w:id="0">
+    <w:p>
+      <w:r>
+        <w:continuationSeparator/>
+      </w:r>
+    </w:p>
+  </w:footnote>
+</w:footnotes>
+</file>
+
 <file path=word/header1.xml><?xml version="1.0" encoding="utf-8"?>
-<w:hdr xmlns:o="urn:schemas-microsoft-com:office:office" xmlns:r="http://schemas.openxmlformats.org/officeDocument/2006/relationships" xmlns:v="urn:schemas-microsoft-com:vml" xmlns:w="http://schemas.openxmlformats.org/wordprocessingml/2006/main" xmlns:w10="urn:schemas-microsoft-com:office:word" xmlns:wp="http://schemas.openxmlformats.org/drawingml/2006/wordprocessingDrawing" xmlns:pic="http://schemas.openxmlformats.org/drawingml/2006/picture" xmlns:wps="http://schemas.microsoft.com/office/word/2010/wordprocessingShape" xmlns:wpg="http://schemas.microsoft.com/office/word/2010/wordprocessingGroup" xmlns:mc="http://schemas.openxmlformats.org/markup-compatibility/2006" xmlns:wp14="http://schemas.microsoft.com/office/word/2010/wordprocessingDrawing" xmlns:w14="http://schemas.microsoft.com/office/word/2010/wordml" xmlns:w15="http://schemas.microsoft.com/office/word/2012/wordml" mc:Ignorable="w14 wp14 w15">
+<w:hdr xmlns:wpc="http://schemas.microsoft.com/office/word/2010/wordprocessingCanvas" xmlns:cx="http://schemas.microsoft.com/office/drawing/2014/chartex" xmlns:cx1="http://schemas.microsoft.com/office/drawing/2015/9/8/chartex" xmlns:cx2="http://schemas.microsoft.com/office/drawing/2015/10/21/chartex" xmlns:cx3="http://schemas.microsoft.com/office/drawing/2016/5/9/chartex" xmlns:cx4="http://schemas.microsoft.com/office/drawing/2016/5/10/chartex" xmlns:cx5="http://schemas.microsoft.com/office/drawing/2016/5/11/chartex" xmlns:cx6="http://schemas.microsoft.com/office/drawing/2016/5/12/chartex" xmlns:cx7="http://schemas.microsoft.com/office/drawing/2016/5/13/chartex" xmlns:cx8="http://schemas.microsoft.com/office/drawing/2016/5/14/chartex" xmlns:mc="http://schemas.openxmlformats.org/markup-compatibility/2006" xmlns:aink="http://schemas.microsoft.com/office/drawing/2016/ink" xmlns:am3d="http://schemas.microsoft.com/office/drawing/2017/model3d" xmlns:o="urn:schemas-microsoft-com:office:office" xmlns:oel="http://schemas.microsoft.com/office/2019/extlst" xmlns:r="http://schemas.openxmlformats.org/officeDocument/2006/relationships" xmlns:m="http://schemas.openxmlformats.org/officeDocument/2006/math" xmlns:v="urn:schemas-microsoft-com:vml" xmlns:wp14="http://schemas.microsoft.com/office/word/2010/wordprocessingDrawing" xmlns:wp="http://schemas.openxmlformats.org/drawingml/2006/wordprocessingDrawing" xmlns:w10="urn:schemas-microsoft-com:office:word" xmlns:w="http://schemas.openxmlformats.org/wordprocessingml/2006/main" xmlns:w14="http://schemas.microsoft.com/office/word/2010/wordml" xmlns:w15="http://schemas.microsoft.com/office/word/2012/wordml" xmlns:w16cex="http://schemas.microsoft.com/office/word/2018/wordml/cex" xmlns:w16cid="http://schemas.microsoft.com/office/word/2016/wordml/cid" xmlns:w16="http://schemas.microsoft.com/office/word/2018/wordml" xmlns:w16du="http://schemas.microsoft.com/office/word/2023/wordml/word16du" xmlns:w16sdtdh="http://schemas.microsoft.com/office/word/2020/wordml/sdtdatahash" xmlns:w16sdtfl="http://schemas.microsoft.com/office/word/2024/wordml/sdtformatlock" xmlns:w16se="http://schemas.microsoft.com/office/word/2015/wordml/symex" xmlns:wpg="http://schemas.microsoft.com/office/word/2010/wordprocessingGroup" xmlns:wpi="http://schemas.microsoft.com/office/word/2010/wordprocessingInk" xmlns:wne="http://schemas.microsoft.com/office/word/2006/wordml" xmlns:wps="http://schemas.microsoft.com/office/word/2010/wordprocessingShape" mc:Ignorable="w14 w15 w16se w16cid w16 w16cex w16sdtdh w16sdtfl w16du wp14">
   <w:p>
     <w:pPr>
-      <w:pStyle w:val="Header"/>
-      <w:widowControl/>
-      <w:bidi w:val="0"/>
-      <w:ind w:hanging="0" w:start="0" w:end="0"/>
-      <w:jc w:val="start"/>
-      <w:textAlignment w:val="auto"/>
-      <w:rPr/>
+      <w:pStyle w:val="aa"/>
     </w:pPr>
-    <w:r>
-      <w:rPr/>
-    </w:r>
   </w:p>
 </w:hdr>
 </file>
 
 <file path=word/header2.xml><?xml version="1.0" encoding="utf-8"?>
-<w:hdr xmlns:o="urn:schemas-microsoft-com:office:office" xmlns:r="http://schemas.openxmlformats.org/officeDocument/2006/relationships" xmlns:v="urn:schemas-microsoft-com:vml" xmlns:w="http://schemas.openxmlformats.org/wordprocessingml/2006/main" xmlns:w10="urn:schemas-microsoft-com:office:word" xmlns:wp="http://schemas.openxmlformats.org/drawingml/2006/wordprocessingDrawing" xmlns:pic="http://schemas.openxmlformats.org/drawingml/2006/picture" xmlns:wps="http://schemas.microsoft.com/office/word/2010/wordprocessingShape" xmlns:wpg="http://schemas.microsoft.com/office/word/2010/wordprocessingGroup" xmlns:mc="http://schemas.openxmlformats.org/markup-compatibility/2006" xmlns:wp14="http://schemas.microsoft.com/office/word/2010/wordprocessingDrawing" xmlns:w14="http://schemas.microsoft.com/office/word/2010/wordml" xmlns:w15="http://schemas.microsoft.com/office/word/2012/wordml" mc:Ignorable="w14 wp14 w15">
+<w:hdr xmlns:wpc="http://schemas.microsoft.com/office/word/2010/wordprocessingCanvas" xmlns:cx="http://schemas.microsoft.com/office/drawing/2014/chartex" xmlns:cx1="http://schemas.microsoft.com/office/drawing/2015/9/8/chartex" xmlns:cx2="http://schemas.microsoft.com/office/drawing/2015/10/21/chartex" xmlns:cx3="http://schemas.microsoft.com/office/drawing/2016/5/9/chartex" xmlns:cx4="http://schemas.microsoft.com/office/drawing/2016/5/10/chartex" xmlns:cx5="http://schemas.microsoft.com/office/drawing/2016/5/11/chartex" xmlns:cx6="http://schemas.microsoft.com/office/drawing/2016/5/12/chartex" xmlns:cx7="http://schemas.microsoft.com/office/drawing/2016/5/13/chartex" xmlns:cx8="http://schemas.microsoft.com/office/drawing/2016/5/14/chartex" xmlns:mc="http://schemas.openxmlformats.org/markup-compatibility/2006" xmlns:aink="http://schemas.microsoft.com/office/drawing/2016/ink" xmlns:am3d="http://schemas.microsoft.com/office/drawing/2017/model3d" xmlns:o="urn:schemas-microsoft-com:office:office" xmlns:oel="http://schemas.microsoft.com/office/2019/extlst" xmlns:r="http://schemas.openxmlformats.org/officeDocument/2006/relationships" xmlns:m="http://schemas.openxmlformats.org/officeDocument/2006/math" xmlns:v="urn:schemas-microsoft-com:vml" xmlns:wp14="http://schemas.microsoft.com/office/word/2010/wordprocessingDrawing" xmlns:wp="http://schemas.openxmlformats.org/drawingml/2006/wordprocessingDrawing" xmlns:w10="urn:schemas-microsoft-com:office:word" xmlns:w="http://schemas.openxmlformats.org/wordprocessingml/2006/main" xmlns:w14="http://schemas.microsoft.com/office/word/2010/wordml" xmlns:w15="http://schemas.microsoft.com/office/word/2012/wordml" xmlns:w16cex="http://schemas.microsoft.com/office/word/2018/wordml/cex" xmlns:w16cid="http://schemas.microsoft.com/office/word/2016/wordml/cid" xmlns:w16="http://schemas.microsoft.com/office/word/2018/wordml" xmlns:w16du="http://schemas.microsoft.com/office/word/2023/wordml/word16du" xmlns:w16sdtdh="http://schemas.microsoft.com/office/word/2020/wordml/sdtdatahash" xmlns:w16sdtfl="http://schemas.microsoft.com/office/word/2024/wordml/sdtformatlock" xmlns:w16se="http://schemas.microsoft.com/office/word/2015/wordml/symex" xmlns:wpg="http://schemas.microsoft.com/office/word/2010/wordprocessingGroup" xmlns:wpi="http://schemas.microsoft.com/office/word/2010/wordprocessingInk" xmlns:wne="http://schemas.microsoft.com/office/word/2006/wordml" xmlns:wps="http://schemas.microsoft.com/office/word/2010/wordprocessingShape" mc:Ignorable="w14 w15 w16se w16cid w16 w16cex w16sdtdh w16sdtfl w16du wp14">
   <w:p>
     <w:pPr>
-      <w:pStyle w:val="Normal"/>
-      <w:bidi w:val="0"/>
-      <w:ind w:hanging="0" w:start="0" w:end="0"/>
-      <w:jc w:val="end"/>
-      <w:rPr/>
+      <w:jc w:val="right"/>
     </w:pPr>
     <w:r>
       <w:rPr>
@@ -5089,11 +3810,7 @@
   </w:p>
   <w:p>
     <w:pPr>
-      <w:pStyle w:val="Normal"/>
-      <w:bidi w:val="0"/>
-      <w:ind w:hanging="0" w:start="0" w:end="0"/>
-      <w:jc w:val="end"/>
-      <w:rPr/>
+      <w:jc w:val="right"/>
     </w:pPr>
     <w:r>
       <w:rPr>
@@ -5158,11 +3875,7 @@
   </w:p>
   <w:p>
     <w:pPr>
-      <w:pStyle w:val="Normal"/>
-      <w:bidi w:val="0"/>
-      <w:ind w:hanging="0" w:start="0" w:end="0"/>
-      <w:jc w:val="end"/>
-      <w:rPr/>
+      <w:jc w:val="right"/>
     </w:pPr>
     <w:r>
       <w:rPr>
@@ -5264,27 +3977,18 @@
   </w:p>
   <w:p>
     <w:pPr>
-      <w:pStyle w:val="Header"/>
-      <w:bidi w:val="0"/>
-      <w:jc w:val="end"/>
-      <w:rPr/>
+      <w:pStyle w:val="aa"/>
+      <w:jc w:val="right"/>
     </w:pPr>
-    <w:r>
-      <w:rPr/>
-    </w:r>
   </w:p>
 </w:hdr>
 </file>
 
 <file path=word/header3.xml><?xml version="1.0" encoding="utf-8"?>
-<w:hdr xmlns:o="urn:schemas-microsoft-com:office:office" xmlns:r="http://schemas.openxmlformats.org/officeDocument/2006/relationships" xmlns:v="urn:schemas-microsoft-com:vml" xmlns:w="http://schemas.openxmlformats.org/wordprocessingml/2006/main" xmlns:w10="urn:schemas-microsoft-com:office:word" xmlns:wp="http://schemas.openxmlformats.org/drawingml/2006/wordprocessingDrawing" xmlns:pic="http://schemas.openxmlformats.org/drawingml/2006/picture" xmlns:wps="http://schemas.microsoft.com/office/word/2010/wordprocessingShape" xmlns:wpg="http://schemas.microsoft.com/office/word/2010/wordprocessingGroup" xmlns:mc="http://schemas.openxmlformats.org/markup-compatibility/2006" xmlns:wp14="http://schemas.microsoft.com/office/word/2010/wordprocessingDrawing" xmlns:w14="http://schemas.microsoft.com/office/word/2010/wordml" xmlns:w15="http://schemas.microsoft.com/office/word/2012/wordml" mc:Ignorable="w14 wp14 w15">
+<w:hdr xmlns:wpc="http://schemas.microsoft.com/office/word/2010/wordprocessingCanvas" xmlns:cx="http://schemas.microsoft.com/office/drawing/2014/chartex" xmlns:cx1="http://schemas.microsoft.com/office/drawing/2015/9/8/chartex" xmlns:cx2="http://schemas.microsoft.com/office/drawing/2015/10/21/chartex" xmlns:cx3="http://schemas.microsoft.com/office/drawing/2016/5/9/chartex" xmlns:cx4="http://schemas.microsoft.com/office/drawing/2016/5/10/chartex" xmlns:cx5="http://schemas.microsoft.com/office/drawing/2016/5/11/chartex" xmlns:cx6="http://schemas.microsoft.com/office/drawing/2016/5/12/chartex" xmlns:cx7="http://schemas.microsoft.com/office/drawing/2016/5/13/chartex" xmlns:cx8="http://schemas.microsoft.com/office/drawing/2016/5/14/chartex" xmlns:mc="http://schemas.openxmlformats.org/markup-compatibility/2006" xmlns:aink="http://schemas.microsoft.com/office/drawing/2016/ink" xmlns:am3d="http://schemas.microsoft.com/office/drawing/2017/model3d" xmlns:o="urn:schemas-microsoft-com:office:office" xmlns:oel="http://schemas.microsoft.com/office/2019/extlst" xmlns:r="http://schemas.openxmlformats.org/officeDocument/2006/relationships" xmlns:m="http://schemas.openxmlformats.org/officeDocument/2006/math" xmlns:v="urn:schemas-microsoft-com:vml" xmlns:wp14="http://schemas.microsoft.com/office/word/2010/wordprocessingDrawing" xmlns:wp="http://schemas.openxmlformats.org/drawingml/2006/wordprocessingDrawing" xmlns:w10="urn:schemas-microsoft-com:office:word" xmlns:w="http://schemas.openxmlformats.org/wordprocessingml/2006/main" xmlns:w14="http://schemas.microsoft.com/office/word/2010/wordml" xmlns:w15="http://schemas.microsoft.com/office/word/2012/wordml" xmlns:w16cex="http://schemas.microsoft.com/office/word/2018/wordml/cex" xmlns:w16cid="http://schemas.microsoft.com/office/word/2016/wordml/cid" xmlns:w16="http://schemas.microsoft.com/office/word/2018/wordml" xmlns:w16du="http://schemas.microsoft.com/office/word/2023/wordml/word16du" xmlns:w16sdtdh="http://schemas.microsoft.com/office/word/2020/wordml/sdtdatahash" xmlns:w16sdtfl="http://schemas.microsoft.com/office/word/2024/wordml/sdtformatlock" xmlns:w16se="http://schemas.microsoft.com/office/word/2015/wordml/symex" xmlns:wpg="http://schemas.microsoft.com/office/word/2010/wordprocessingGroup" xmlns:wpi="http://schemas.microsoft.com/office/word/2010/wordprocessingInk" xmlns:wne="http://schemas.microsoft.com/office/word/2006/wordml" xmlns:wps="http://schemas.microsoft.com/office/word/2010/wordprocessingShape" mc:Ignorable="w14 w15 w16se w16cid w16 w16cex w16sdtdh w16sdtfl w16du wp14">
   <w:p>
     <w:pPr>
-      <w:pStyle w:val="Normal"/>
-      <w:bidi w:val="0"/>
-      <w:ind w:hanging="0" w:start="0" w:end="0"/>
-      <w:jc w:val="end"/>
-      <w:rPr/>
+      <w:jc w:val="right"/>
     </w:pPr>
     <w:r>
       <w:rPr>
@@ -5319,11 +4023,7 @@
   </w:p>
   <w:p>
     <w:pPr>
-      <w:pStyle w:val="Normal"/>
-      <w:bidi w:val="0"/>
-      <w:ind w:hanging="0" w:start="0" w:end="0"/>
-      <w:jc w:val="end"/>
-      <w:rPr/>
+      <w:jc w:val="right"/>
     </w:pPr>
     <w:r>
       <w:rPr>
@@ -5388,11 +4088,7 @@
   </w:p>
   <w:p>
     <w:pPr>
-      <w:pStyle w:val="Normal"/>
-      <w:bidi w:val="0"/>
-      <w:ind w:hanging="0" w:start="0" w:end="0"/>
-      <w:jc w:val="end"/>
-      <w:rPr/>
+      <w:jc w:val="right"/>
     </w:pPr>
     <w:r>
       <w:rPr>
@@ -5494,24 +4190,19 @@
   </w:p>
   <w:p>
     <w:pPr>
-      <w:pStyle w:val="Header"/>
-      <w:bidi w:val="0"/>
-      <w:jc w:val="end"/>
-      <w:rPr/>
+      <w:pStyle w:val="aa"/>
+      <w:jc w:val="right"/>
     </w:pPr>
-    <w:r>
-      <w:rPr/>
-    </w:r>
   </w:p>
 </w:hdr>
 </file>
 
 <file path=word/styles.xml><?xml version="1.0" encoding="utf-8"?>
-<w:styles xmlns:w="http://schemas.openxmlformats.org/wordprocessingml/2006/main" xmlns:w14="http://schemas.microsoft.com/office/word/2010/wordml" xmlns:mc="http://schemas.openxmlformats.org/markup-compatibility/2006" mc:Ignorable="w14">
+<w:styles xmlns:mc="http://schemas.openxmlformats.org/markup-compatibility/2006" xmlns:r="http://schemas.openxmlformats.org/officeDocument/2006/relationships" xmlns:w="http://schemas.openxmlformats.org/wordprocessingml/2006/main" xmlns:w14="http://schemas.microsoft.com/office/word/2010/wordml" xmlns:w15="http://schemas.microsoft.com/office/word/2012/wordml" xmlns:w16cex="http://schemas.microsoft.com/office/word/2018/wordml/cex" xmlns:w16cid="http://schemas.microsoft.com/office/word/2016/wordml/cid" xmlns:w16="http://schemas.microsoft.com/office/word/2018/wordml" xmlns:w16du="http://schemas.microsoft.com/office/word/2023/wordml/word16du" xmlns:w16sdtdh="http://schemas.microsoft.com/office/word/2020/wordml/sdtdatahash" xmlns:w16sdtfl="http://schemas.microsoft.com/office/word/2024/wordml/sdtformatlock" xmlns:w16se="http://schemas.microsoft.com/office/word/2015/wordml/symex" mc:Ignorable="w14 w15 w16se w16cid w16 w16cex w16sdtdh w16sdtfl w16du">
   <w:docDefaults>
     <w:rPrDefault>
       <w:rPr>
-        <w:rFonts w:ascii="Liberation Serif" w:hAnsi="Liberation Serif" w:eastAsia="Noto Sans" w:cs="Noto Sans"/>
+        <w:rFonts w:ascii="Liberation Serif" w:eastAsia="Noto Sans" w:hAnsi="Liberation Serif" w:cs="Noto Sans"/>
         <w:kern w:val="2"/>
         <w:sz w:val="24"/>
         <w:szCs w:val="24"/>
@@ -5520,59 +4211,446 @@
     </w:rPrDefault>
     <w:pPrDefault>
       <w:pPr>
-        <w:suppressAutoHyphens w:val="true"/>
+        <w:suppressAutoHyphens/>
       </w:pPr>
     </w:pPrDefault>
   </w:docDefaults>
-  <w:style w:type="paragraph" w:styleId="Normal">
+  <w:latentStyles w:defLockedState="0" w:defUIPriority="99" w:defSemiHidden="0" w:defUnhideWhenUsed="0" w:defQFormat="0" w:count="376">
+    <w:lsdException w:name="Normal" w:uiPriority="0" w:qFormat="1"/>
+    <w:lsdException w:name="heading 1" w:uiPriority="9" w:qFormat="1"/>
+    <w:lsdException w:name="heading 2" w:semiHidden="1" w:uiPriority="9" w:unhideWhenUsed="1" w:qFormat="1"/>
+    <w:lsdException w:name="heading 3" w:semiHidden="1" w:uiPriority="9" w:unhideWhenUsed="1" w:qFormat="1"/>
+    <w:lsdException w:name="heading 4" w:semiHidden="1" w:uiPriority="9" w:unhideWhenUsed="1" w:qFormat="1"/>
+    <w:lsdException w:name="heading 5" w:semiHidden="1" w:uiPriority="9" w:unhideWhenUsed="1" w:qFormat="1"/>
+    <w:lsdException w:name="heading 6" w:semiHidden="1" w:uiPriority="9" w:unhideWhenUsed="1" w:qFormat="1"/>
+    <w:lsdException w:name="heading 7" w:semiHidden="1" w:uiPriority="9" w:unhideWhenUsed="1" w:qFormat="1"/>
+    <w:lsdException w:name="heading 8" w:semiHidden="1" w:uiPriority="9" w:unhideWhenUsed="1" w:qFormat="1"/>
+    <w:lsdException w:name="heading 9" w:semiHidden="1" w:uiPriority="9" w:unhideWhenUsed="1" w:qFormat="1"/>
+    <w:lsdException w:name="index 1" w:semiHidden="1" w:unhideWhenUsed="1"/>
+    <w:lsdException w:name="index 2" w:semiHidden="1" w:unhideWhenUsed="1"/>
+    <w:lsdException w:name="index 3" w:semiHidden="1" w:unhideWhenUsed="1"/>
+    <w:lsdException w:name="index 4" w:semiHidden="1" w:unhideWhenUsed="1"/>
+    <w:lsdException w:name="index 5" w:semiHidden="1" w:unhideWhenUsed="1"/>
+    <w:lsdException w:name="index 6" w:semiHidden="1" w:unhideWhenUsed="1"/>
+    <w:lsdException w:name="index 7" w:semiHidden="1" w:unhideWhenUsed="1"/>
+    <w:lsdException w:name="index 8" w:semiHidden="1" w:unhideWhenUsed="1"/>
+    <w:lsdException w:name="index 9" w:semiHidden="1" w:unhideWhenUsed="1"/>
+    <w:lsdException w:name="toc 1" w:semiHidden="1" w:uiPriority="39" w:unhideWhenUsed="1"/>
+    <w:lsdException w:name="toc 2" w:semiHidden="1" w:uiPriority="39" w:unhideWhenUsed="1"/>
+    <w:lsdException w:name="toc 3" w:semiHidden="1" w:uiPriority="39" w:unhideWhenUsed="1"/>
+    <w:lsdException w:name="toc 4" w:semiHidden="1" w:uiPriority="39" w:unhideWhenUsed="1"/>
+    <w:lsdException w:name="toc 5" w:semiHidden="1" w:uiPriority="39" w:unhideWhenUsed="1"/>
+    <w:lsdException w:name="toc 6" w:semiHidden="1" w:uiPriority="39" w:unhideWhenUsed="1"/>
+    <w:lsdException w:name="toc 7" w:semiHidden="1" w:uiPriority="39" w:unhideWhenUsed="1"/>
+    <w:lsdException w:name="toc 8" w:semiHidden="1" w:uiPriority="39" w:unhideWhenUsed="1"/>
+    <w:lsdException w:name="toc 9" w:semiHidden="1" w:uiPriority="39" w:unhideWhenUsed="1"/>
+    <w:lsdException w:name="Normal Indent" w:semiHidden="1" w:unhideWhenUsed="1"/>
+    <w:lsdException w:name="footnote text" w:semiHidden="1" w:unhideWhenUsed="1"/>
+    <w:lsdException w:name="annotation text" w:semiHidden="1" w:unhideWhenUsed="1"/>
+    <w:lsdException w:name="header" w:semiHidden="1" w:unhideWhenUsed="1"/>
+    <w:lsdException w:name="footer" w:semiHidden="1" w:unhideWhenUsed="1"/>
+    <w:lsdException w:name="index heading" w:semiHidden="1" w:unhideWhenUsed="1"/>
+    <w:lsdException w:name="caption" w:semiHidden="1" w:uiPriority="35" w:unhideWhenUsed="1" w:qFormat="1"/>
+    <w:lsdException w:name="table of figures" w:semiHidden="1" w:unhideWhenUsed="1"/>
+    <w:lsdException w:name="envelope address" w:semiHidden="1" w:unhideWhenUsed="1"/>
+    <w:lsdException w:name="envelope return" w:semiHidden="1" w:unhideWhenUsed="1"/>
+    <w:lsdException w:name="footnote reference" w:semiHidden="1" w:unhideWhenUsed="1"/>
+    <w:lsdException w:name="annotation reference" w:semiHidden="1" w:unhideWhenUsed="1"/>
+    <w:lsdException w:name="line number" w:semiHidden="1" w:unhideWhenUsed="1"/>
+    <w:lsdException w:name="page number" w:semiHidden="1" w:unhideWhenUsed="1"/>
+    <w:lsdException w:name="endnote reference" w:semiHidden="1" w:unhideWhenUsed="1"/>
+    <w:lsdException w:name="endnote text" w:semiHidden="1" w:unhideWhenUsed="1"/>
+    <w:lsdException w:name="table of authorities" w:semiHidden="1" w:unhideWhenUsed="1"/>
+    <w:lsdException w:name="macro" w:semiHidden="1" w:unhideWhenUsed="1"/>
+    <w:lsdException w:name="toa heading" w:semiHidden="1" w:unhideWhenUsed="1"/>
+    <w:lsdException w:name="List" w:semiHidden="1" w:unhideWhenUsed="1"/>
+    <w:lsdException w:name="List Bullet" w:semiHidden="1" w:unhideWhenUsed="1"/>
+    <w:lsdException w:name="List Number" w:semiHidden="1" w:unhideWhenUsed="1"/>
+    <w:lsdException w:name="List 2" w:semiHidden="1" w:unhideWhenUsed="1"/>
+    <w:lsdException w:name="List 3" w:semiHidden="1" w:unhideWhenUsed="1"/>
+    <w:lsdException w:name="List 4" w:semiHidden="1" w:unhideWhenUsed="1"/>
+    <w:lsdException w:name="List 5" w:semiHidden="1" w:unhideWhenUsed="1"/>
+    <w:lsdException w:name="List Bullet 2" w:semiHidden="1" w:unhideWhenUsed="1"/>
+    <w:lsdException w:name="List Bullet 3" w:semiHidden="1" w:unhideWhenUsed="1"/>
+    <w:lsdException w:name="List Bullet 4" w:semiHidden="1" w:unhideWhenUsed="1"/>
+    <w:lsdException w:name="List Bullet 5" w:semiHidden="1" w:unhideWhenUsed="1"/>
+    <w:lsdException w:name="List Number 2" w:semiHidden="1" w:unhideWhenUsed="1"/>
+    <w:lsdException w:name="List Number 3" w:semiHidden="1" w:unhideWhenUsed="1"/>
+    <w:lsdException w:name="List Number 4" w:semiHidden="1" w:unhideWhenUsed="1"/>
+    <w:lsdException w:name="List Number 5" w:semiHidden="1" w:unhideWhenUsed="1"/>
+    <w:lsdException w:name="Title" w:uiPriority="10" w:qFormat="1"/>
+    <w:lsdException w:name="Closing" w:semiHidden="1" w:unhideWhenUsed="1"/>
+    <w:lsdException w:name="Signature" w:semiHidden="1" w:unhideWhenUsed="1"/>
+    <w:lsdException w:name="Default Paragraph Font" w:semiHidden="1" w:uiPriority="1" w:unhideWhenUsed="1"/>
+    <w:lsdException w:name="Body Text" w:semiHidden="1" w:unhideWhenUsed="1"/>
+    <w:lsdException w:name="Body Text Indent" w:semiHidden="1" w:unhideWhenUsed="1"/>
+    <w:lsdException w:name="List Continue" w:semiHidden="1" w:unhideWhenUsed="1"/>
+    <w:lsdException w:name="List Continue 2" w:semiHidden="1" w:unhideWhenUsed="1"/>
+    <w:lsdException w:name="List Continue 3" w:semiHidden="1" w:unhideWhenUsed="1"/>
+    <w:lsdException w:name="List Continue 4" w:semiHidden="1" w:unhideWhenUsed="1"/>
+    <w:lsdException w:name="List Continue 5" w:semiHidden="1" w:unhideWhenUsed="1"/>
+    <w:lsdException w:name="Message Header" w:semiHidden="1" w:unhideWhenUsed="1"/>
+    <w:lsdException w:name="Subtitle" w:uiPriority="11" w:qFormat="1"/>
+    <w:lsdException w:name="Salutation" w:semiHidden="1" w:unhideWhenUsed="1"/>
+    <w:lsdException w:name="Date" w:semiHidden="1" w:unhideWhenUsed="1"/>
+    <w:lsdException w:name="Body Text First Indent" w:semiHidden="1" w:unhideWhenUsed="1"/>
+    <w:lsdException w:name="Body Text First Indent 2" w:semiHidden="1" w:unhideWhenUsed="1"/>
+    <w:lsdException w:name="Note Heading" w:semiHidden="1" w:unhideWhenUsed="1"/>
+    <w:lsdException w:name="Body Text 2" w:semiHidden="1" w:unhideWhenUsed="1"/>
+    <w:lsdException w:name="Body Text 3" w:semiHidden="1" w:unhideWhenUsed="1"/>
+    <w:lsdException w:name="Body Text Indent 2" w:semiHidden="1" w:unhideWhenUsed="1"/>
+    <w:lsdException w:name="Body Text Indent 3" w:semiHidden="1" w:unhideWhenUsed="1"/>
+    <w:lsdException w:name="Block Text" w:semiHidden="1" w:unhideWhenUsed="1"/>
+    <w:lsdException w:name="Hyperlink" w:semiHidden="1" w:unhideWhenUsed="1"/>
+    <w:lsdException w:name="FollowedHyperlink" w:semiHidden="1" w:unhideWhenUsed="1"/>
+    <w:lsdException w:name="Strong" w:uiPriority="22" w:qFormat="1"/>
+    <w:lsdException w:name="Emphasis" w:uiPriority="20" w:qFormat="1"/>
+    <w:lsdException w:name="Document Map" w:semiHidden="1" w:unhideWhenUsed="1"/>
+    <w:lsdException w:name="Plain Text" w:semiHidden="1" w:unhideWhenUsed="1"/>
+    <w:lsdException w:name="E-mail Signature" w:semiHidden="1" w:unhideWhenUsed="1"/>
+    <w:lsdException w:name="HTML Top of Form" w:semiHidden="1" w:unhideWhenUsed="1"/>
+    <w:lsdException w:name="HTML Bottom of Form" w:semiHidden="1" w:unhideWhenUsed="1"/>
+    <w:lsdException w:name="Normal (Web)" w:semiHidden="1" w:unhideWhenUsed="1"/>
+    <w:lsdException w:name="HTML Acronym" w:semiHidden="1" w:unhideWhenUsed="1"/>
+    <w:lsdException w:name="HTML Address" w:semiHidden="1" w:unhideWhenUsed="1"/>
+    <w:lsdException w:name="HTML Cite" w:semiHidden="1" w:unhideWhenUsed="1"/>
+    <w:lsdException w:name="HTML Code" w:semiHidden="1" w:unhideWhenUsed="1"/>
+    <w:lsdException w:name="HTML Definition" w:semiHidden="1" w:unhideWhenUsed="1"/>
+    <w:lsdException w:name="HTML Keyboard" w:semiHidden="1" w:unhideWhenUsed="1"/>
+    <w:lsdException w:name="HTML Preformatted" w:semiHidden="1" w:unhideWhenUsed="1"/>
+    <w:lsdException w:name="HTML Sample" w:semiHidden="1" w:unhideWhenUsed="1"/>
+    <w:lsdException w:name="HTML Typewriter" w:semiHidden="1" w:unhideWhenUsed="1"/>
+    <w:lsdException w:name="HTML Variable" w:semiHidden="1" w:unhideWhenUsed="1"/>
+    <w:lsdException w:name="Normal Table" w:semiHidden="1" w:unhideWhenUsed="1"/>
+    <w:lsdException w:name="annotation subject" w:semiHidden="1" w:unhideWhenUsed="1"/>
+    <w:lsdException w:name="No List" w:semiHidden="1" w:unhideWhenUsed="1"/>
+    <w:lsdException w:name="Outline List 1" w:semiHidden="1" w:unhideWhenUsed="1"/>
+    <w:lsdException w:name="Outline List 2" w:semiHidden="1" w:unhideWhenUsed="1"/>
+    <w:lsdException w:name="Outline List 3" w:semiHidden="1" w:unhideWhenUsed="1"/>
+    <w:lsdException w:name="Table Simple 1" w:semiHidden="1" w:unhideWhenUsed="1"/>
+    <w:lsdException w:name="Table Simple 2" w:semiHidden="1" w:unhideWhenUsed="1"/>
+    <w:lsdException w:name="Table Simple 3" w:semiHidden="1" w:unhideWhenUsed="1"/>
+    <w:lsdException w:name="Table Classic 1" w:semiHidden="1" w:unhideWhenUsed="1"/>
+    <w:lsdException w:name="Table Classic 2" w:semiHidden="1" w:unhideWhenUsed="1"/>
+    <w:lsdException w:name="Table Classic 3" w:semiHidden="1" w:unhideWhenUsed="1"/>
+    <w:lsdException w:name="Table Classic 4" w:semiHidden="1" w:unhideWhenUsed="1"/>
+    <w:lsdException w:name="Table Colorful 1" w:semiHidden="1" w:unhideWhenUsed="1"/>
+    <w:lsdException w:name="Table Colorful 2" w:semiHidden="1" w:unhideWhenUsed="1"/>
+    <w:lsdException w:name="Table Colorful 3" w:semiHidden="1" w:unhideWhenUsed="1"/>
+    <w:lsdException w:name="Table Columns 1" w:semiHidden="1" w:unhideWhenUsed="1"/>
+    <w:lsdException w:name="Table Columns 2" w:semiHidden="1" w:unhideWhenUsed="1"/>
+    <w:lsdException w:name="Table Columns 3" w:semiHidden="1" w:unhideWhenUsed="1"/>
+    <w:lsdException w:name="Table Columns 4" w:semiHidden="1" w:unhideWhenUsed="1"/>
+    <w:lsdException w:name="Table Columns 5" w:semiHidden="1" w:unhideWhenUsed="1"/>
+    <w:lsdException w:name="Table Grid 1" w:semiHidden="1" w:unhideWhenUsed="1"/>
+    <w:lsdException w:name="Table Grid 2" w:semiHidden="1" w:unhideWhenUsed="1"/>
+    <w:lsdException w:name="Table Grid 3" w:semiHidden="1" w:unhideWhenUsed="1"/>
+    <w:lsdException w:name="Table Grid 4" w:semiHidden="1" w:unhideWhenUsed="1"/>
+    <w:lsdException w:name="Table Grid 5" w:semiHidden="1" w:unhideWhenUsed="1"/>
+    <w:lsdException w:name="Table Grid 6" w:semiHidden="1" w:unhideWhenUsed="1"/>
+    <w:lsdException w:name="Table Grid 7" w:semiHidden="1" w:unhideWhenUsed="1"/>
+    <w:lsdException w:name="Table Grid 8" w:semiHidden="1" w:unhideWhenUsed="1"/>
+    <w:lsdException w:name="Table List 1" w:semiHidden="1" w:unhideWhenUsed="1"/>
+    <w:lsdException w:name="Table List 2" w:semiHidden="1" w:unhideWhenUsed="1"/>
+    <w:lsdException w:name="Table List 3" w:semiHidden="1" w:unhideWhenUsed="1"/>
+    <w:lsdException w:name="Table List 4" w:semiHidden="1" w:unhideWhenUsed="1"/>
+    <w:lsdException w:name="Table List 5" w:semiHidden="1" w:unhideWhenUsed="1"/>
+    <w:lsdException w:name="Table List 6" w:semiHidden="1" w:unhideWhenUsed="1"/>
+    <w:lsdException w:name="Table List 7" w:semiHidden="1" w:unhideWhenUsed="1"/>
+    <w:lsdException w:name="Table List 8" w:semiHidden="1" w:unhideWhenUsed="1"/>
+    <w:lsdException w:name="Table 3D effects 1" w:semiHidden="1" w:unhideWhenUsed="1"/>
+    <w:lsdException w:name="Table 3D effects 2" w:semiHidden="1" w:unhideWhenUsed="1"/>
+    <w:lsdException w:name="Table 3D effects 3" w:semiHidden="1" w:unhideWhenUsed="1"/>
+    <w:lsdException w:name="Table Contemporary" w:semiHidden="1" w:unhideWhenUsed="1"/>
+    <w:lsdException w:name="Table Elegant" w:semiHidden="1" w:unhideWhenUsed="1"/>
+    <w:lsdException w:name="Table Professional" w:semiHidden="1" w:unhideWhenUsed="1"/>
+    <w:lsdException w:name="Table Subtle 1" w:semiHidden="1" w:unhideWhenUsed="1"/>
+    <w:lsdException w:name="Table Subtle 2" w:semiHidden="1" w:unhideWhenUsed="1"/>
+    <w:lsdException w:name="Table Web 1" w:semiHidden="1" w:unhideWhenUsed="1"/>
+    <w:lsdException w:name="Table Web 2" w:semiHidden="1" w:unhideWhenUsed="1"/>
+    <w:lsdException w:name="Table Web 3" w:semiHidden="1" w:unhideWhenUsed="1"/>
+    <w:lsdException w:name="Balloon Text" w:semiHidden="1" w:unhideWhenUsed="1"/>
+    <w:lsdException w:name="Table Grid" w:uiPriority="39"/>
+    <w:lsdException w:name="Table Theme" w:semiHidden="1" w:unhideWhenUsed="1"/>
+    <w:lsdException w:name="Placeholder Text" w:semiHidden="1"/>
+    <w:lsdException w:name="No Spacing" w:uiPriority="1" w:qFormat="1"/>
+    <w:lsdException w:name="Light Shading" w:uiPriority="60"/>
+    <w:lsdException w:name="Light List" w:uiPriority="61"/>
+    <w:lsdException w:name="Light Grid" w:uiPriority="62"/>
+    <w:lsdException w:name="Medium Shading 1" w:uiPriority="63"/>
+    <w:lsdException w:name="Medium Shading 2" w:uiPriority="64"/>
+    <w:lsdException w:name="Medium List 1" w:uiPriority="65"/>
+    <w:lsdException w:name="Medium List 2" w:uiPriority="66"/>
+    <w:lsdException w:name="Medium Grid 1" w:uiPriority="67"/>
+    <w:lsdException w:name="Medium Grid 2" w:uiPriority="68"/>
+    <w:lsdException w:name="Medium Grid 3" w:uiPriority="69"/>
+    <w:lsdException w:name="Dark List" w:uiPriority="70"/>
+    <w:lsdException w:name="Colorful Shading" w:uiPriority="71"/>
+    <w:lsdException w:name="Colorful List" w:uiPriority="72"/>
+    <w:lsdException w:name="Colorful Grid" w:uiPriority="73"/>
+    <w:lsdException w:name="Light Shading Accent 1" w:uiPriority="60"/>
+    <w:lsdException w:name="Light List Accent 1" w:uiPriority="61"/>
+    <w:lsdException w:name="Light Grid Accent 1" w:uiPriority="62"/>
+    <w:lsdException w:name="Medium Shading 1 Accent 1" w:uiPriority="63"/>
+    <w:lsdException w:name="Medium Shading 2 Accent 1" w:uiPriority="64"/>
+    <w:lsdException w:name="Medium List 1 Accent 1" w:uiPriority="65"/>
+    <w:lsdException w:name="Revision" w:semiHidden="1"/>
+    <w:lsdException w:name="List Paragraph" w:uiPriority="34" w:qFormat="1"/>
+    <w:lsdException w:name="Quote" w:uiPriority="29" w:qFormat="1"/>
+    <w:lsdException w:name="Intense Quote" w:uiPriority="30" w:qFormat="1"/>
+    <w:lsdException w:name="Medium List 2 Accent 1" w:uiPriority="66"/>
+    <w:lsdException w:name="Medium Grid 1 Accent 1" w:uiPriority="67"/>
+    <w:lsdException w:name="Medium Grid 2 Accent 1" w:uiPriority="68"/>
+    <w:lsdException w:name="Medium Grid 3 Accent 1" w:uiPriority="69"/>
+    <w:lsdException w:name="Dark List Accent 1" w:uiPriority="70"/>
+    <w:lsdException w:name="Colorful Shading Accent 1" w:uiPriority="71"/>
+    <w:lsdException w:name="Colorful List Accent 1" w:uiPriority="72"/>
+    <w:lsdException w:name="Colorful Grid Accent 1" w:uiPriority="73"/>
+    <w:lsdException w:name="Light Shading Accent 2" w:uiPriority="60"/>
+    <w:lsdException w:name="Light List Accent 2" w:uiPriority="61"/>
+    <w:lsdException w:name="Light Grid Accent 2" w:uiPriority="62"/>
+    <w:lsdException w:name="Medium Shading 1 Accent 2" w:uiPriority="63"/>
+    <w:lsdException w:name="Medium Shading 2 Accent 2" w:uiPriority="64"/>
+    <w:lsdException w:name="Medium List 1 Accent 2" w:uiPriority="65"/>
+    <w:lsdException w:name="Medium List 2 Accent 2" w:uiPriority="66"/>
+    <w:lsdException w:name="Medium Grid 1 Accent 2" w:uiPriority="67"/>
+    <w:lsdException w:name="Medium Grid 2 Accent 2" w:uiPriority="68"/>
+    <w:lsdException w:name="Medium Grid 3 Accent 2" w:uiPriority="69"/>
+    <w:lsdException w:name="Dark List Accent 2" w:uiPriority="70"/>
+    <w:lsdException w:name="Colorful Shading Accent 2" w:uiPriority="71"/>
+    <w:lsdException w:name="Colorful List Accent 2" w:uiPriority="72"/>
+    <w:lsdException w:name="Colorful Grid Accent 2" w:uiPriority="73"/>
+    <w:lsdException w:name="Light Shading Accent 3" w:uiPriority="60"/>
+    <w:lsdException w:name="Light List Accent 3" w:uiPriority="61"/>
+    <w:lsdException w:name="Light Grid Accent 3" w:uiPriority="62"/>
+    <w:lsdException w:name="Medium Shading 1 Accent 3" w:uiPriority="63"/>
+    <w:lsdException w:name="Medium Shading 2 Accent 3" w:uiPriority="64"/>
+    <w:lsdException w:name="Medium List 1 Accent 3" w:uiPriority="65"/>
+    <w:lsdException w:name="Medium List 2 Accent 3" w:uiPriority="66"/>
+    <w:lsdException w:name="Medium Grid 1 Accent 3" w:uiPriority="67"/>
+    <w:lsdException w:name="Medium Grid 2 Accent 3" w:uiPriority="68"/>
+    <w:lsdException w:name="Medium Grid 3 Accent 3" w:uiPriority="69"/>
+    <w:lsdException w:name="Dark List Accent 3" w:uiPriority="70"/>
+    <w:lsdException w:name="Colorful Shading Accent 3" w:uiPriority="71"/>
+    <w:lsdException w:name="Colorful List Accent 3" w:uiPriority="72"/>
+    <w:lsdException w:name="Colorful Grid Accent 3" w:uiPriority="73"/>
+    <w:lsdException w:name="Light Shading Accent 4" w:uiPriority="60"/>
+    <w:lsdException w:name="Light List Accent 4" w:uiPriority="61"/>
+    <w:lsdException w:name="Light Grid Accent 4" w:uiPriority="62"/>
+    <w:lsdException w:name="Medium Shading 1 Accent 4" w:uiPriority="63"/>
+    <w:lsdException w:name="Medium Shading 2 Accent 4" w:uiPriority="64"/>
+    <w:lsdException w:name="Medium List 1 Accent 4" w:uiPriority="65"/>
+    <w:lsdException w:name="Medium List 2 Accent 4" w:uiPriority="66"/>
+    <w:lsdException w:name="Medium Grid 1 Accent 4" w:uiPriority="67"/>
+    <w:lsdException w:name="Medium Grid 2 Accent 4" w:uiPriority="68"/>
+    <w:lsdException w:name="Medium Grid 3 Accent 4" w:uiPriority="69"/>
+    <w:lsdException w:name="Dark List Accent 4" w:uiPriority="70"/>
+    <w:lsdException w:name="Colorful Shading Accent 4" w:uiPriority="71"/>
+    <w:lsdException w:name="Colorful List Accent 4" w:uiPriority="72"/>
+    <w:lsdException w:name="Colorful Grid Accent 4" w:uiPriority="73"/>
+    <w:lsdException w:name="Light Shading Accent 5" w:uiPriority="60"/>
+    <w:lsdException w:name="Light List Accent 5" w:uiPriority="61"/>
+    <w:lsdException w:name="Light Grid Accent 5" w:uiPriority="62"/>
+    <w:lsdException w:name="Medium Shading 1 Accent 5" w:uiPriority="63"/>
+    <w:lsdException w:name="Medium Shading 2 Accent 5" w:uiPriority="64"/>
+    <w:lsdException w:name="Medium List 1 Accent 5" w:uiPriority="65"/>
+    <w:lsdException w:name="Medium List 2 Accent 5" w:uiPriority="66"/>
+    <w:lsdException w:name="Medium Grid 1 Accent 5" w:uiPriority="67"/>
+    <w:lsdException w:name="Medium Grid 2 Accent 5" w:uiPriority="68"/>
+    <w:lsdException w:name="Medium Grid 3 Accent 5" w:uiPriority="69"/>
+    <w:lsdException w:name="Dark List Accent 5" w:uiPriority="70"/>
+    <w:lsdException w:name="Colorful Shading Accent 5" w:uiPriority="71"/>
+    <w:lsdException w:name="Colorful List Accent 5" w:uiPriority="72"/>
+    <w:lsdException w:name="Colorful Grid Accent 5" w:uiPriority="73"/>
+    <w:lsdException w:name="Light Shading Accent 6" w:uiPriority="60"/>
+    <w:lsdException w:name="Light List Accent 6" w:uiPriority="61"/>
+    <w:lsdException w:name="Light Grid Accent 6" w:uiPriority="62"/>
+    <w:lsdException w:name="Medium Shading 1 Accent 6" w:uiPriority="63"/>
+    <w:lsdException w:name="Medium Shading 2 Accent 6" w:uiPriority="64"/>
+    <w:lsdException w:name="Medium List 1 Accent 6" w:uiPriority="65"/>
+    <w:lsdException w:name="Medium List 2 Accent 6" w:uiPriority="66"/>
+    <w:lsdException w:name="Medium Grid 1 Accent 6" w:uiPriority="67"/>
+    <w:lsdException w:name="Medium Grid 2 Accent 6" w:uiPriority="68"/>
+    <w:lsdException w:name="Medium Grid 3 Accent 6" w:uiPriority="69"/>
+    <w:lsdException w:name="Dark List Accent 6" w:uiPriority="70"/>
+    <w:lsdException w:name="Colorful Shading Accent 6" w:uiPriority="71"/>
+    <w:lsdException w:name="Colorful List Accent 6" w:uiPriority="72"/>
+    <w:lsdException w:name="Colorful Grid Accent 6" w:uiPriority="73"/>
+    <w:lsdException w:name="Subtle Emphasis" w:uiPriority="19" w:qFormat="1"/>
+    <w:lsdException w:name="Intense Emphasis" w:uiPriority="21" w:qFormat="1"/>
+    <w:lsdException w:name="Subtle Reference" w:uiPriority="31" w:qFormat="1"/>
+    <w:lsdException w:name="Intense Reference" w:uiPriority="32" w:qFormat="1"/>
+    <w:lsdException w:name="Book Title" w:uiPriority="33" w:qFormat="1"/>
+    <w:lsdException w:name="Bibliography" w:semiHidden="1" w:uiPriority="37" w:unhideWhenUsed="1"/>
+    <w:lsdException w:name="TOC Heading" w:semiHidden="1" w:uiPriority="39" w:unhideWhenUsed="1" w:qFormat="1"/>
+    <w:lsdException w:name="Plain Table 1" w:uiPriority="41"/>
+    <w:lsdException w:name="Plain Table 2" w:uiPriority="42"/>
+    <w:lsdException w:name="Plain Table 3" w:uiPriority="43"/>
+    <w:lsdException w:name="Plain Table 4" w:uiPriority="44"/>
+    <w:lsdException w:name="Plain Table 5" w:uiPriority="45"/>
+    <w:lsdException w:name="Grid Table Light" w:uiPriority="40"/>
+    <w:lsdException w:name="Grid Table 1 Light" w:uiPriority="46"/>
+    <w:lsdException w:name="Grid Table 2" w:uiPriority="47"/>
+    <w:lsdException w:name="Grid Table 3" w:uiPriority="48"/>
+    <w:lsdException w:name="Grid Table 4" w:uiPriority="49"/>
+    <w:lsdException w:name="Grid Table 5 Dark" w:uiPriority="50"/>
+    <w:lsdException w:name="Grid Table 6 Colorful" w:uiPriority="51"/>
+    <w:lsdException w:name="Grid Table 7 Colorful" w:uiPriority="52"/>
+    <w:lsdException w:name="Grid Table 1 Light Accent 1" w:uiPriority="46"/>
+    <w:lsdException w:name="Grid Table 2 Accent 1" w:uiPriority="47"/>
+    <w:lsdException w:name="Grid Table 3 Accent 1" w:uiPriority="48"/>
+    <w:lsdException w:name="Grid Table 4 Accent 1" w:uiPriority="49"/>
+    <w:lsdException w:name="Grid Table 5 Dark Accent 1" w:uiPriority="50"/>
+    <w:lsdException w:name="Grid Table 6 Colorful Accent 1" w:uiPriority="51"/>
+    <w:lsdException w:name="Grid Table 7 Colorful Accent 1" w:uiPriority="52"/>
+    <w:lsdException w:name="Grid Table 1 Light Accent 2" w:uiPriority="46"/>
+    <w:lsdException w:name="Grid Table 2 Accent 2" w:uiPriority="47"/>
+    <w:lsdException w:name="Grid Table 3 Accent 2" w:uiPriority="48"/>
+    <w:lsdException w:name="Grid Table 4 Accent 2" w:uiPriority="49"/>
+    <w:lsdException w:name="Grid Table 5 Dark Accent 2" w:uiPriority="50"/>
+    <w:lsdException w:name="Grid Table 6 Colorful Accent 2" w:uiPriority="51"/>
+    <w:lsdException w:name="Grid Table 7 Colorful Accent 2" w:uiPriority="52"/>
+    <w:lsdException w:name="Grid Table 1 Light Accent 3" w:uiPriority="46"/>
+    <w:lsdException w:name="Grid Table 2 Accent 3" w:uiPriority="47"/>
+    <w:lsdException w:name="Grid Table 3 Accent 3" w:uiPriority="48"/>
+    <w:lsdException w:name="Grid Table 4 Accent 3" w:uiPriority="49"/>
+    <w:lsdException w:name="Grid Table 5 Dark Accent 3" w:uiPriority="50"/>
+    <w:lsdException w:name="Grid Table 6 Colorful Accent 3" w:uiPriority="51"/>
+    <w:lsdException w:name="Grid Table 7 Colorful Accent 3" w:uiPriority="52"/>
+    <w:lsdException w:name="Grid Table 1 Light Accent 4" w:uiPriority="46"/>
+    <w:lsdException w:name="Grid Table 2 Accent 4" w:uiPriority="47"/>
+    <w:lsdException w:name="Grid Table 3 Accent 4" w:uiPriority="48"/>
+    <w:lsdException w:name="Grid Table 4 Accent 4" w:uiPriority="49"/>
+    <w:lsdException w:name="Grid Table 5 Dark Accent 4" w:uiPriority="50"/>
+    <w:lsdException w:name="Grid Table 6 Colorful Accent 4" w:uiPriority="51"/>
+    <w:lsdException w:name="Grid Table 7 Colorful Accent 4" w:uiPriority="52"/>
+    <w:lsdException w:name="Grid Table 1 Light Accent 5" w:uiPriority="46"/>
+    <w:lsdException w:name="Grid Table 2 Accent 5" w:uiPriority="47"/>
+    <w:lsdException w:name="Grid Table 3 Accent 5" w:uiPriority="48"/>
+    <w:lsdException w:name="Grid Table 4 Accent 5" w:uiPriority="49"/>
+    <w:lsdException w:name="Grid Table 5 Dark Accent 5" w:uiPriority="50"/>
+    <w:lsdException w:name="Grid Table 6 Colorful Accent 5" w:uiPriority="51"/>
+    <w:lsdException w:name="Grid Table 7 Colorful Accent 5" w:uiPriority="52"/>
+    <w:lsdException w:name="Grid Table 1 Light Accent 6" w:uiPriority="46"/>
+    <w:lsdException w:name="Grid Table 2 Accent 6" w:uiPriority="47"/>
+    <w:lsdException w:name="Grid Table 3 Accent 6" w:uiPriority="48"/>
+    <w:lsdException w:name="Grid Table 4 Accent 6" w:uiPriority="49"/>
+    <w:lsdException w:name="Grid Table 5 Dark Accent 6" w:uiPriority="50"/>
+    <w:lsdException w:name="Grid Table 6 Colorful Accent 6" w:uiPriority="51"/>
+    <w:lsdException w:name="Grid Table 7 Colorful Accent 6" w:uiPriority="52"/>
+    <w:lsdException w:name="List Table 1 Light" w:uiPriority="46"/>
+    <w:lsdException w:name="List Table 2" w:uiPriority="47"/>
+    <w:lsdException w:name="List Table 3" w:uiPriority="48"/>
+    <w:lsdException w:name="List Table 4" w:uiPriority="49"/>
+    <w:lsdException w:name="List Table 5 Dark" w:uiPriority="50"/>
+    <w:lsdException w:name="List Table 6 Colorful" w:uiPriority="51"/>
+    <w:lsdException w:name="List Table 7 Colorful" w:uiPriority="52"/>
+    <w:lsdException w:name="List Table 1 Light Accent 1" w:uiPriority="46"/>
+    <w:lsdException w:name="List Table 2 Accent 1" w:uiPriority="47"/>
+    <w:lsdException w:name="List Table 3 Accent 1" w:uiPriority="48"/>
+    <w:lsdException w:name="List Table 4 Accent 1" w:uiPriority="49"/>
+    <w:lsdException w:name="List Table 5 Dark Accent 1" w:uiPriority="50"/>
+    <w:lsdException w:name="List Table 6 Colorful Accent 1" w:uiPriority="51"/>
+    <w:lsdException w:name="List Table 7 Colorful Accent 1" w:uiPriority="52"/>
+    <w:lsdException w:name="List Table 1 Light Accent 2" w:uiPriority="46"/>
+    <w:lsdException w:name="List Table 2 Accent 2" w:uiPriority="47"/>
+    <w:lsdException w:name="List Table 3 Accent 2" w:uiPriority="48"/>
+    <w:lsdException w:name="List Table 4 Accent 2" w:uiPriority="49"/>
+    <w:lsdException w:name="List Table 5 Dark Accent 2" w:uiPriority="50"/>
+    <w:lsdException w:name="List Table 6 Colorful Accent 2" w:uiPriority="51"/>
+    <w:lsdException w:name="List Table 7 Colorful Accent 2" w:uiPriority="52"/>
+    <w:lsdException w:name="List Table 1 Light Accent 3" w:uiPriority="46"/>
+    <w:lsdException w:name="List Table 2 Accent 3" w:uiPriority="47"/>
+    <w:lsdException w:name="List Table 3 Accent 3" w:uiPriority="48"/>
+    <w:lsdException w:name="List Table 4 Accent 3" w:uiPriority="49"/>
+    <w:lsdException w:name="List Table 5 Dark Accent 3" w:uiPriority="50"/>
+    <w:lsdException w:name="List Table 6 Colorful Accent 3" w:uiPriority="51"/>
+    <w:lsdException w:name="List Table 7 Colorful Accent 3" w:uiPriority="52"/>
+    <w:lsdException w:name="List Table 1 Light Accent 4" w:uiPriority="46"/>
+    <w:lsdException w:name="List Table 2 Accent 4" w:uiPriority="47"/>
+    <w:lsdException w:name="List Table 3 Accent 4" w:uiPriority="48"/>
+    <w:lsdException w:name="List Table 4 Accent 4" w:uiPriority="49"/>
+    <w:lsdException w:name="List Table 5 Dark Accent 4" w:uiPriority="50"/>
+    <w:lsdException w:name="List Table 6 Colorful Accent 4" w:uiPriority="51"/>
+    <w:lsdException w:name="List Table 7 Colorful Accent 4" w:uiPriority="52"/>
+    <w:lsdException w:name="List Table 1 Light Accent 5" w:uiPriority="46"/>
+    <w:lsdException w:name="List Table 2 Accent 5" w:uiPriority="47"/>
+    <w:lsdException w:name="List Table 3 Accent 5" w:uiPriority="48"/>
+    <w:lsdException w:name="List Table 4 Accent 5" w:uiPriority="49"/>
+    <w:lsdException w:name="List Table 5 Dark Accent 5" w:uiPriority="50"/>
+    <w:lsdException w:name="List Table 6 Colorful Accent 5" w:uiPriority="51"/>
+    <w:lsdException w:name="List Table 7 Colorful Accent 5" w:uiPriority="52"/>
+    <w:lsdException w:name="List Table 1 Light Accent 6" w:uiPriority="46"/>
+    <w:lsdException w:name="List Table 2 Accent 6" w:uiPriority="47"/>
+    <w:lsdException w:name="List Table 3 Accent 6" w:uiPriority="48"/>
+    <w:lsdException w:name="List Table 4 Accent 6" w:uiPriority="49"/>
+    <w:lsdException w:name="List Table 5 Dark Accent 6" w:uiPriority="50"/>
+    <w:lsdException w:name="List Table 6 Colorful Accent 6" w:uiPriority="51"/>
+    <w:lsdException w:name="List Table 7 Colorful Accent 6" w:uiPriority="52"/>
+    <w:lsdException w:name="Mention" w:semiHidden="1" w:unhideWhenUsed="1"/>
+    <w:lsdException w:name="Smart Hyperlink" w:semiHidden="1" w:unhideWhenUsed="1"/>
+    <w:lsdException w:name="Hashtag" w:semiHidden="1" w:unhideWhenUsed="1"/>
+    <w:lsdException w:name="Unresolved Mention" w:semiHidden="1" w:unhideWhenUsed="1"/>
+    <w:lsdException w:name="Smart Link" w:semiHidden="1" w:unhideWhenUsed="1"/>
+  </w:latentStyles>
+  <w:style w:type="paragraph" w:default="1" w:styleId="a">
     <w:name w:val="Normal"/>
     <w:qFormat/>
     <w:pPr>
-      <w:widowControl/>
-      <w:suppressAutoHyphens w:val="false"/>
-      <w:bidi w:val="0"/>
-      <w:jc w:val="start"/>
-      <w:textAlignment w:val="auto"/>
+      <w:suppressAutoHyphens w:val="0"/>
     </w:pPr>
     <w:rPr>
-      <w:rFonts w:ascii="Liberation Serif" w:hAnsi="Liberation Serif" w:eastAsia="Times New Roman" w:cs="Times New Roman"/>
-      <w:color w:val="auto"/>
-      <w:kern w:val="2"/>
-      <w:sz w:val="24"/>
-      <w:szCs w:val="24"/>
+      <w:rFonts w:eastAsia="Times New Roman" w:cs="Times New Roman"/>
       <w:lang w:val="ru-RU" w:eastAsia="ru-RU" w:bidi="ar-SA"/>
     </w:rPr>
   </w:style>
-  <w:style w:type="paragraph" w:styleId="Heading1">
+  <w:style w:type="paragraph" w:styleId="1">
     <w:name w:val="heading 1"/>
-    <w:basedOn w:val="Normal"/>
+    <w:basedOn w:val="a"/>
+    <w:uiPriority w:val="9"/>
     <w:qFormat/>
     <w:pPr>
-      <w:widowControl/>
       <w:spacing w:before="108" w:after="108"/>
-      <w:ind w:hanging="0" w:start="0" w:end="0"/>
       <w:jc w:val="center"/>
-      <w:textAlignment w:val="auto"/>
       <w:outlineLvl w:val="0"/>
     </w:pPr>
     <w:rPr>
-      <w:rFonts w:ascii="Liberation Serif" w:hAnsi="Liberation Serif" w:eastAsia="Times New Roman" w:cs="Arial"/>
+      <w:rFonts w:cs="Arial"/>
       <w:b/>
       <w:bCs/>
       <w:color w:val="26282F"/>
-      <w:sz w:val="24"/>
-      <w:szCs w:val="24"/>
-      <w:lang w:val="ru-RU" w:eastAsia="ru-RU" w:bidi="ar-SA"/>
     </w:rPr>
   </w:style>
-  <w:style w:type="character" w:styleId="DefaultParagraphFont">
+  <w:style w:type="character" w:default="1" w:styleId="a0">
     <w:name w:val="Default Paragraph Font"/>
-    <w:qFormat/>
-    <w:rPr/>
+    <w:uiPriority w:val="1"/>
+    <w:semiHidden/>
+    <w:unhideWhenUsed/>
   </w:style>
-  <w:style w:type="character" w:styleId="1">
+  <w:style w:type="table" w:default="1" w:styleId="a1">
+    <w:name w:val="Normal Table"/>
+    <w:uiPriority w:val="99"/>
+    <w:semiHidden/>
+    <w:unhideWhenUsed/>
+    <w:tblPr>
+      <w:tblInd w:w="0" w:type="dxa"/>
+      <w:tblCellMar>
+        <w:top w:w="0" w:type="dxa"/>
+        <w:left w:w="108" w:type="dxa"/>
+        <w:bottom w:w="0" w:type="dxa"/>
+        <w:right w:w="108" w:type="dxa"/>
+      </w:tblCellMar>
+    </w:tblPr>
+  </w:style>
+  <w:style w:type="numbering" w:default="1" w:styleId="a2">
+    <w:name w:val="No List"/>
+    <w:uiPriority w:val="99"/>
+    <w:semiHidden/>
+    <w:unhideWhenUsed/>
+  </w:style>
+  <w:style w:type="character" w:customStyle="1" w:styleId="10">
     <w:name w:val="Заголовок 1 Знак"/>
-    <w:basedOn w:val="DefaultParagraphFont"/>
+    <w:basedOn w:val="a0"/>
     <w:qFormat/>
     <w:rPr>
       <w:rFonts w:ascii="Calibri Light" w:hAnsi="Calibri Light" w:cs="Times New Roman"/>
@@ -5581,32 +4659,32 @@
       <w:sz w:val="32"/>
     </w:rPr>
   </w:style>
-  <w:style w:type="character" w:styleId="c7e0e3eeebeee2eeea1c7ede0ea">
+  <w:style w:type="character" w:customStyle="1" w:styleId="c7e0e3eeebeee2eeea1c7ede0ea">
     <w:name w:val="Çc7àe0ãe3îeeëebîeeâe2îeeêea 1 Çc7íedàe0êea"/>
     <w:qFormat/>
     <w:rPr>
-      <w:rFonts w:ascii="Arial" w:hAnsi="Arial" w:eastAsia="Times New Roman"/>
+      <w:rFonts w:ascii="Arial" w:eastAsia="Times New Roman" w:hAnsi="Arial"/>
       <w:b/>
       <w:color w:val="26282F"/>
     </w:rPr>
   </w:style>
-  <w:style w:type="character" w:styleId="c2e5f0f5ede8e9eaeeebeeedf2e8f2f3ebc7ede0ea">
+  <w:style w:type="character" w:customStyle="1" w:styleId="c2e5f0f5ede8e9eaeeebeeedf2e8f2f3ebc7ede0ea">
     <w:name w:val="Вc2еe5рf0хf5нedиe8йe9 кeaоeeлebоeeнedтf2иe8тf2уf3лeb Зc7нedаe0кea"/>
-    <w:basedOn w:val="DefaultParagraphFont"/>
+    <w:basedOn w:val="a0"/>
     <w:qFormat/>
     <w:rPr>
       <w:rFonts w:cs="Times New Roman"/>
     </w:rPr>
   </w:style>
-  <w:style w:type="character" w:styleId="cde8e6ede8e9eaeeebeeedf2e8f2f3ebc7ede0ea">
+  <w:style w:type="character" w:customStyle="1" w:styleId="cde8e6ede8e9eaeeebeeedf2e8f2f3ebc7ede0ea">
     <w:name w:val="Нcdиe8жe6нedиe8йe9 кeaоeeлebоeeнedтf2иe8тf2уf3лeb Зc7нedаe0кea"/>
-    <w:basedOn w:val="DefaultParagraphFont"/>
+    <w:basedOn w:val="a0"/>
     <w:qFormat/>
     <w:rPr>
       <w:rFonts w:cs="Times New Roman"/>
     </w:rPr>
   </w:style>
-  <w:style w:type="character" w:styleId="d6e2e5f2eee2eee5e2fbe4e5ebe5ede8e5">
+  <w:style w:type="character" w:customStyle="1" w:styleId="d6e2e5f2eee2eee5e2fbe4e5ebe5ede8e5">
     <w:name w:val="Цd6вe2еe5тf2оeeвe2оeeеe5 вe2ыfbдe4еe5лebеe5нedиe8еe5"/>
     <w:qFormat/>
     <w:rPr>
@@ -5614,14 +4692,14 @@
       <w:color w:val="000080"/>
     </w:rPr>
   </w:style>
-  <w:style w:type="character" w:styleId="c3e8efe5f0f2e5eaf1f2eee2e0fff1f1fbebeae0">
+  <w:style w:type="character" w:customStyle="1" w:styleId="c3e8efe5f0f2e5eaf1f2eee2e0fff1f1fbebeae0">
     <w:name w:val="Гc3иe8пefеe5рf0тf2еe5кeaсf1тf2оeeвe2аe0яff сf1сf1ыfbлebкeaаe0"/>
     <w:qFormat/>
     <w:rPr>
       <w:color w:val="008000"/>
     </w:rPr>
   </w:style>
-  <w:style w:type="character" w:styleId="InternetLinkuser">
+  <w:style w:type="character" w:customStyle="1" w:styleId="InternetLinkuser">
     <w:name w:val="Internet Link (user)"/>
     <w:qFormat/>
     <w:rPr>
@@ -5629,490 +4707,304 @@
       <w:u w:val="single"/>
     </w:rPr>
   </w:style>
-  <w:style w:type="character" w:styleId="d2e5eaf1f2f1edeef1eae8c7ede0ea">
+  <w:style w:type="character" w:customStyle="1" w:styleId="d2e5eaf1f2f1edeef1eae8c7ede0ea">
     <w:name w:val="Тd2еe5кeaсf1тf2 сf1нedоeeсf1кeaиe8 Зc7нedаe0кea"/>
     <w:qFormat/>
     <w:rPr>
       <w:sz w:val="20"/>
     </w:rPr>
   </w:style>
-  <w:style w:type="character" w:styleId="FootnoteCharactersuser">
+  <w:style w:type="character" w:customStyle="1" w:styleId="FootnoteCharactersuser">
     <w:name w:val="Footnote Characters (user)"/>
     <w:qFormat/>
     <w:rPr>
       <w:vertAlign w:val="superscript"/>
     </w:rPr>
   </w:style>
-  <w:style w:type="character" w:styleId="FootnoteAnchoruser">
+  <w:style w:type="character" w:customStyle="1" w:styleId="FootnoteAnchoruser">
     <w:name w:val="Footnote Anchor (user)"/>
     <w:qFormat/>
     <w:rPr>
       <w:vertAlign w:val="superscript"/>
     </w:rPr>
   </w:style>
-  <w:style w:type="character" w:styleId="cff0eee4eeebe6e5ede8e5f1f1fbebeae8">
+  <w:style w:type="character" w:customStyle="1" w:styleId="cff0eee4eeebe6e5ede8e5f1f1fbebeae8">
     <w:name w:val="Пcfрf0оeeдe4оeeлebжe6еe5нedиe8еe5 сf1сf1ыfbлebкeaиe8"/>
     <w:qFormat/>
-    <w:rPr/>
   </w:style>
-  <w:style w:type="character" w:styleId="d2e5eaf1f2eaeeedf6e5e2eee9f1edeef1eae8c7ede0ea">
+  <w:style w:type="character" w:customStyle="1" w:styleId="d2e5eaf1f2eaeeedf6e5e2eee9f1edeef1eae8c7ede0ea">
     <w:name w:val="Тd2еe5кeaсf1тf2 кeaоeeнedцf6еe5вe2оeeйe9 сf1нedоeeсf1кeaиe8 Зc7нedаe0кea"/>
     <w:qFormat/>
     <w:rPr>
       <w:sz w:val="20"/>
     </w:rPr>
   </w:style>
-  <w:style w:type="character" w:styleId="EndnoteCharactersuser">
+  <w:style w:type="character" w:customStyle="1" w:styleId="EndnoteCharactersuser">
     <w:name w:val="Endnote Characters (user)"/>
     <w:qFormat/>
     <w:rPr>
       <w:vertAlign w:val="superscript"/>
     </w:rPr>
   </w:style>
-  <w:style w:type="character" w:styleId="EndnoteAnchoruser">
+  <w:style w:type="character" w:customStyle="1" w:styleId="EndnoteAnchoruser">
     <w:name w:val="Endnote Anchor (user)"/>
     <w:qFormat/>
     <w:rPr>
       <w:vertAlign w:val="superscript"/>
     </w:rPr>
   </w:style>
-  <w:style w:type="character" w:styleId="d6e2e5f2eee2eee5e2fbe4e5ebe5ede8e5e4ebffcdeef0ece0ebfcedfbe9">
+  <w:style w:type="character" w:customStyle="1" w:styleId="d6e2e5f2eee2eee5e2fbe4e5ebe5ede8e5e4ebffcdeef0ece0ebfcedfbe9">
     <w:name w:val="Цd6вe2еe5тf2оeeвe2оeeеe5 вe2ыfbдe4еe5лebеe5нedиe8еe5 дe4лebяff Нcdоeeрf0мecаe0лebьfcнedыfbйe9"/>
     <w:qFormat/>
     <w:rPr>
       <w:sz w:val="20"/>
     </w:rPr>
   </w:style>
-  <w:style w:type="character" w:styleId="Style13">
+  <w:style w:type="character" w:customStyle="1" w:styleId="a3">
     <w:name w:val="Âåðõíèé êîëîíòèòóë Çíàê"/>
-    <w:basedOn w:val="DefaultParagraphFont"/>
+    <w:basedOn w:val="a0"/>
     <w:qFormat/>
     <w:rPr>
-      <w:rFonts w:ascii="Liberation Serif" w:hAnsi="Liberation Serif" w:eastAsia="Times New Roman" w:cs="Times New Roman"/>
+      <w:rFonts w:ascii="Liberation Serif" w:eastAsia="Times New Roman" w:hAnsi="Liberation Serif" w:cs="Times New Roman"/>
       <w:kern w:val="2"/>
       <w:sz w:val="24"/>
     </w:rPr>
   </w:style>
-  <w:style w:type="character" w:styleId="Style14">
+  <w:style w:type="character" w:customStyle="1" w:styleId="a4">
     <w:name w:val="Íèæíèé êîëîíòèòóë Çíàê"/>
-    <w:basedOn w:val="DefaultParagraphFont"/>
+    <w:basedOn w:val="a0"/>
     <w:qFormat/>
     <w:rPr>
-      <w:rFonts w:ascii="Liberation Serif" w:hAnsi="Liberation Serif" w:eastAsia="Times New Roman" w:cs="Times New Roman"/>
+      <w:rFonts w:ascii="Liberation Serif" w:eastAsia="Times New Roman" w:hAnsi="Liberation Serif" w:cs="Times New Roman"/>
       <w:kern w:val="2"/>
       <w:sz w:val="24"/>
     </w:rPr>
   </w:style>
-  <w:style w:type="character" w:styleId="Hyperlink">
+  <w:style w:type="character" w:styleId="a5">
     <w:name w:val="Hyperlink"/>
-    <w:basedOn w:val="DefaultParagraphFont"/>
+    <w:basedOn w:val="a0"/>
     <w:rPr>
       <w:rFonts w:cs="Times New Roman"/>
       <w:color w:val="0563C1"/>
       <w:u w:val="single"/>
     </w:rPr>
   </w:style>
-  <w:style w:type="character" w:styleId="UnresolvedMention">
+  <w:style w:type="character" w:styleId="a6">
     <w:name w:val="Unresolved Mention"/>
-    <w:basedOn w:val="DefaultParagraphFont"/>
+    <w:basedOn w:val="a0"/>
     <w:qFormat/>
     <w:rPr>
       <w:rFonts w:cs="Times New Roman"/>
       <w:color w:val="605E5C"/>
-      <w:shd w:fill="E1DFDD" w:val="clear"/>
+      <w:shd w:val="clear" w:color="auto" w:fill="E1DFDD"/>
     </w:rPr>
   </w:style>
-  <w:style w:type="paragraph" w:styleId="Heading">
+  <w:style w:type="paragraph" w:customStyle="1" w:styleId="Heading">
     <w:name w:val="Heading"/>
-    <w:basedOn w:val="Normal"/>
-    <w:next w:val="BodyText"/>
+    <w:basedOn w:val="a"/>
+    <w:next w:val="a7"/>
     <w:qFormat/>
     <w:pPr>
-      <w:keepNext w:val="true"/>
-      <w:widowControl/>
+      <w:keepNext/>
       <w:spacing w:before="240" w:after="120"/>
-      <w:ind w:hanging="0" w:start="0" w:end="0"/>
-      <w:jc w:val="start"/>
-      <w:textAlignment w:val="auto"/>
     </w:pPr>
     <w:rPr>
-      <w:rFonts w:ascii="Liberation Serif" w:hAnsi="Liberation Serif" w:eastAsia="Times New Roman" w:cs="Liberation Sans"/>
+      <w:rFonts w:cs="Liberation Sans"/>
       <w:sz w:val="28"/>
       <w:szCs w:val="28"/>
-      <w:lang w:val="ru-RU" w:eastAsia="ru-RU" w:bidi="ar-SA"/>
     </w:rPr>
   </w:style>
-  <w:style w:type="paragraph" w:styleId="BodyText">
+  <w:style w:type="paragraph" w:styleId="a7">
     <w:name w:val="Body Text"/>
-    <w:basedOn w:val="Normal"/>
+    <w:basedOn w:val="a"/>
     <w:pPr>
-      <w:spacing w:lineRule="auto" w:line="276" w:before="0" w:after="140"/>
+      <w:spacing w:after="140" w:line="276" w:lineRule="auto"/>
     </w:pPr>
-    <w:rPr/>
   </w:style>
-  <w:style w:type="paragraph" w:styleId="List">
+  <w:style w:type="paragraph" w:styleId="a8">
     <w:name w:val="List"/>
     <w:basedOn w:val="TextBody"/>
+  </w:style>
+  <w:style w:type="paragraph" w:styleId="a9">
+    <w:name w:val="caption"/>
+    <w:basedOn w:val="a"/>
+    <w:qFormat/>
     <w:pPr>
-      <w:widowControl/>
-      <w:spacing w:lineRule="auto" w:line="276" w:before="0" w:after="140"/>
-      <w:ind w:hanging="0" w:start="0" w:end="0"/>
-      <w:jc w:val="start"/>
-      <w:textAlignment w:val="auto"/>
+      <w:spacing w:before="120" w:after="120"/>
     </w:pPr>
     <w:rPr>
-      <w:rFonts w:ascii="Liberation Serif" w:hAnsi="Liberation Serif" w:eastAsia="Times New Roman" w:cs="Times New Roman"/>
-      <w:sz w:val="24"/>
-      <w:szCs w:val="24"/>
-      <w:lang w:val="ru-RU" w:eastAsia="ru-RU" w:bidi="ar-SA"/>
+      <w:i/>
+      <w:iCs/>
     </w:rPr>
   </w:style>
-  <w:style w:type="paragraph" w:styleId="Caption">
-    <w:name w:val="caption"/>
-    <w:basedOn w:val="Normal"/>
+  <w:style w:type="paragraph" w:customStyle="1" w:styleId="Index">
+    <w:name w:val="Index"/>
+    <w:basedOn w:val="a"/>
     <w:qFormat/>
-    <w:pPr>
-      <w:widowControl/>
-      <w:spacing w:before="120" w:after="120"/>
-      <w:ind w:hanging="0" w:start="0" w:end="0"/>
-      <w:jc w:val="start"/>
-      <w:textAlignment w:val="auto"/>
-    </w:pPr>
+  </w:style>
+  <w:style w:type="paragraph" w:customStyle="1" w:styleId="11">
+    <w:name w:val="Обычная таблица1"/>
+    <w:qFormat/>
     <w:rPr>
-      <w:rFonts w:ascii="Liberation Serif" w:hAnsi="Liberation Serif" w:eastAsia="Times New Roman" w:cs="Times New Roman"/>
-      <w:i/>
-      <w:iCs/>
-      <w:sz w:val="24"/>
-      <w:szCs w:val="24"/>
-      <w:lang w:val="ru-RU" w:eastAsia="ru-RU" w:bidi="ar-SA"/>
-    </w:rPr>
-  </w:style>
-  <w:style w:type="paragraph" w:styleId="Index">
-    <w:name w:val="Index"/>
-    <w:basedOn w:val="Normal"/>
-    <w:qFormat/>
-    <w:pPr>
-      <w:widowControl/>
-      <w:ind w:hanging="0" w:start="0" w:end="0"/>
-      <w:jc w:val="start"/>
-      <w:textAlignment w:val="auto"/>
-    </w:pPr>
-    <w:rPr>
-      <w:rFonts w:ascii="Liberation Serif" w:hAnsi="Liberation Serif" w:eastAsia="Times New Roman" w:cs="Times New Roman"/>
-      <w:sz w:val="24"/>
-      <w:szCs w:val="24"/>
-      <w:lang w:val="ru-RU" w:eastAsia="ru-RU" w:bidi="ar-SA"/>
-    </w:rPr>
-  </w:style>
-  <w:style w:type="paragraph" w:styleId="NormalTable">
-    <w:name w:val="Normal Table"/>
-    <w:qFormat/>
-    <w:pPr>
-      <w:widowControl/>
-      <w:bidi w:val="0"/>
-      <w:jc w:val="start"/>
-      <w:textAlignment w:val="auto"/>
-    </w:pPr>
-    <w:rPr>
-      <w:rFonts w:ascii="Calibri" w:hAnsi="Calibri" w:eastAsia="Courier New" w:cs="Calibri"/>
-      <w:color w:val="auto"/>
-      <w:kern w:val="2"/>
+      <w:rFonts w:ascii="Calibri" w:eastAsia="Courier New" w:hAnsi="Calibri" w:cs="Calibri"/>
       <w:sz w:val="20"/>
       <w:szCs w:val="20"/>
       <w:lang w:val="ru-RU" w:eastAsia="ru-RU" w:bidi="ar-SA"/>
     </w:rPr>
   </w:style>
-  <w:style w:type="paragraph" w:styleId="TextBody">
+  <w:style w:type="paragraph" w:customStyle="1" w:styleId="TextBody">
     <w:name w:val="Text Body"/>
-    <w:basedOn w:val="Normal"/>
+    <w:basedOn w:val="a"/>
     <w:qFormat/>
     <w:pPr>
-      <w:widowControl/>
-      <w:spacing w:lineRule="auto" w:line="276" w:before="0" w:after="140"/>
-      <w:ind w:hanging="0" w:start="0" w:end="0"/>
-      <w:jc w:val="start"/>
-      <w:textAlignment w:val="auto"/>
+      <w:spacing w:after="140" w:line="276" w:lineRule="auto"/>
     </w:pPr>
-    <w:rPr>
-      <w:rFonts w:ascii="Liberation Serif" w:hAnsi="Liberation Serif" w:eastAsia="Times New Roman" w:cs="Times New Roman"/>
-      <w:sz w:val="24"/>
-      <w:szCs w:val="24"/>
-      <w:lang w:val="ru-RU" w:eastAsia="ru-RU" w:bidi="ar-SA"/>
-    </w:rPr>
   </w:style>
-  <w:style w:type="paragraph" w:styleId="DocumentMap">
+  <w:style w:type="paragraph" w:customStyle="1" w:styleId="DocumentMap">
     <w:name w:val="DocumentMap"/>
     <w:qFormat/>
     <w:pPr>
-      <w:widowControl/>
-      <w:suppressAutoHyphens w:val="true"/>
-      <w:bidi w:val="0"/>
-      <w:spacing w:lineRule="auto" w:line="276" w:before="0" w:after="200"/>
-      <w:jc w:val="start"/>
-      <w:textAlignment w:val="auto"/>
+      <w:spacing w:after="200" w:line="276" w:lineRule="auto"/>
     </w:pPr>
     <w:rPr>
-      <w:rFonts w:ascii="Liberation Serif" w:hAnsi="Liberation Serif" w:eastAsia="Times New Roman" w:cs="Times New Roman"/>
-      <w:color w:val="auto"/>
-      <w:kern w:val="2"/>
+      <w:rFonts w:eastAsia="Times New Roman" w:cs="Times New Roman"/>
       <w:sz w:val="22"/>
       <w:szCs w:val="22"/>
       <w:lang w:val="ru-RU" w:eastAsia="ru-RU" w:bidi="ar-SA"/>
     </w:rPr>
   </w:style>
-  <w:style w:type="paragraph" w:styleId="HeaderandFooter">
+  <w:style w:type="paragraph" w:customStyle="1" w:styleId="HeaderandFooter">
     <w:name w:val="Header and Footer"/>
-    <w:basedOn w:val="Normal"/>
+    <w:basedOn w:val="a"/>
+    <w:qFormat/>
+  </w:style>
+  <w:style w:type="paragraph" w:styleId="aa">
+    <w:name w:val="header"/>
+    <w:basedOn w:val="a"/>
+    <w:pPr>
+      <w:tabs>
+        <w:tab w:val="center" w:pos="4677"/>
+        <w:tab w:val="right" w:pos="9355"/>
+      </w:tabs>
+    </w:pPr>
+  </w:style>
+  <w:style w:type="paragraph" w:styleId="ab">
+    <w:name w:val="footer"/>
+    <w:basedOn w:val="a"/>
+    <w:pPr>
+      <w:tabs>
+        <w:tab w:val="center" w:pos="4677"/>
+        <w:tab w:val="right" w:pos="9355"/>
+      </w:tabs>
+    </w:pPr>
+  </w:style>
+  <w:style w:type="paragraph" w:customStyle="1" w:styleId="d2e0e1ebe8f6fbeceeedeef8e8f0e8ededfbe9">
+    <w:name w:val="Тd2аe0бe1лebиe8цf6ыfb (мecоeeнedоeeшf8иe8рf0иe8нedнedыfbйe9)"/>
+    <w:basedOn w:val="a"/>
     <w:qFormat/>
     <w:pPr>
-      <w:widowControl/>
-      <w:ind w:hanging="0" w:start="0" w:end="0"/>
-      <w:jc w:val="start"/>
-      <w:textAlignment w:val="auto"/>
+      <w:jc w:val="both"/>
     </w:pPr>
     <w:rPr>
-      <w:rFonts w:ascii="Liberation Serif" w:hAnsi="Liberation Serif" w:eastAsia="Times New Roman" w:cs="Times New Roman"/>
-      <w:sz w:val="24"/>
-      <w:szCs w:val="24"/>
-      <w:lang w:val="ru-RU" w:eastAsia="ru-RU" w:bidi="ar-SA"/>
+      <w:rFonts w:cs="Courier New"/>
     </w:rPr>
   </w:style>
-  <w:style w:type="paragraph" w:styleId="Header">
-    <w:name w:val="header"/>
-    <w:basedOn w:val="Normal"/>
+  <w:style w:type="paragraph" w:customStyle="1" w:styleId="12">
+    <w:name w:val="Сетка таблицы1"/>
+    <w:basedOn w:val="11"/>
+    <w:qFormat/>
+    <w:rPr>
+      <w:rFonts w:cs="Times New Roman"/>
+    </w:rPr>
+  </w:style>
+  <w:style w:type="paragraph" w:customStyle="1" w:styleId="Footnote">
+    <w:name w:val="Footnote"/>
+    <w:basedOn w:val="a"/>
+    <w:qFormat/>
+    <w:rPr>
+      <w:sz w:val="20"/>
+      <w:szCs w:val="20"/>
+    </w:rPr>
+  </w:style>
+  <w:style w:type="paragraph" w:customStyle="1" w:styleId="caeeecece5edf2e0f0e8e9">
+    <w:name w:val="Êcaîeeìecìecåe5íedòf2àe0ðf0èe8ée9"/>
+    <w:basedOn w:val="a"/>
+    <w:qFormat/>
     <w:pPr>
-      <w:widowControl/>
-      <w:tabs>
-        <w:tab w:val="clear" w:pos="708"/>
-        <w:tab w:val="center" w:pos="4677" w:leader="none"/>
-        <w:tab w:val="right" w:pos="9355" w:leader="none"/>
-      </w:tabs>
-      <w:ind w:hanging="0" w:start="0" w:end="0"/>
-      <w:jc w:val="start"/>
-      <w:textAlignment w:val="auto"/>
+      <w:spacing w:before="75"/>
+      <w:jc w:val="both"/>
     </w:pPr>
     <w:rPr>
-      <w:rFonts w:ascii="Liberation Serif" w:hAnsi="Liberation Serif" w:eastAsia="Times New Roman" w:cs="Times New Roman"/>
-      <w:sz w:val="24"/>
-      <w:szCs w:val="24"/>
-      <w:lang w:val="ru-RU" w:eastAsia="ru-RU" w:bidi="ar-SA"/>
+      <w:rFonts w:cs="Arial"/>
+      <w:color w:val="353842"/>
+      <w:shd w:val="clear" w:color="auto" w:fill="F0F0F0"/>
     </w:rPr>
   </w:style>
-  <w:style w:type="paragraph" w:styleId="Footer">
-    <w:name w:val="footer"/>
-    <w:basedOn w:val="Normal"/>
-    <w:pPr>
-      <w:widowControl/>
-      <w:tabs>
-        <w:tab w:val="clear" w:pos="708"/>
-        <w:tab w:val="center" w:pos="4677" w:leader="none"/>
-        <w:tab w:val="right" w:pos="9355" w:leader="none"/>
-      </w:tabs>
-      <w:ind w:hanging="0" w:start="0" w:end="0"/>
-      <w:jc w:val="start"/>
-      <w:textAlignment w:val="auto"/>
-    </w:pPr>
+  <w:style w:type="paragraph" w:customStyle="1" w:styleId="Endnote">
+    <w:name w:val="Endnote"/>
+    <w:basedOn w:val="a"/>
+    <w:qFormat/>
     <w:rPr>
-      <w:rFonts w:ascii="Liberation Serif" w:hAnsi="Liberation Serif" w:eastAsia="Times New Roman" w:cs="Times New Roman"/>
-      <w:sz w:val="24"/>
-      <w:szCs w:val="24"/>
-      <w:lang w:val="ru-RU" w:eastAsia="ru-RU" w:bidi="ar-SA"/>
+      <w:sz w:val="20"/>
+      <w:szCs w:val="20"/>
     </w:rPr>
   </w:style>
-  <w:style w:type="paragraph" w:styleId="d2e0e1ebe8f6fbeceeedeef8e8f0e8ededfbe9">
-    <w:name w:val="Тd2аe0бe1лebиe8цf6ыfb (мecоeeнedоeeшf8иe8рf0иe8нedнedыfbйe9)"/>
-    <w:basedOn w:val="Normal"/>
+  <w:style w:type="paragraph" w:customStyle="1" w:styleId="cdeef0ece0ebfcedfbe9OEM">
+    <w:name w:val="Нcdоeeрf0мecаe0лebьfcнedыfbйe9 (OEM)"/>
+    <w:basedOn w:val="a"/>
     <w:qFormat/>
-    <w:pPr>
-      <w:widowControl/>
-      <w:ind w:hanging="0" w:start="0" w:end="0"/>
-      <w:jc w:val="both"/>
-      <w:textAlignment w:val="auto"/>
-    </w:pPr>
     <w:rPr>
-      <w:rFonts w:ascii="Liberation Serif" w:hAnsi="Liberation Serif" w:eastAsia="Times New Roman" w:cs="Courier New"/>
-      <w:sz w:val="24"/>
-      <w:szCs w:val="24"/>
-      <w:lang w:val="ru-RU" w:eastAsia="ru-RU" w:bidi="ar-SA"/>
+      <w:rFonts w:cs="Courier New"/>
+      <w:sz w:val="20"/>
+      <w:szCs w:val="20"/>
     </w:rPr>
   </w:style>
-  <w:style w:type="paragraph" w:styleId="TableGrid">
-    <w:name w:val="Table Grid"/>
-    <w:basedOn w:val="NormalTable"/>
-    <w:qFormat/>
-    <w:pPr>
-      <w:widowControl/>
-      <w:pBdr/>
-      <w:ind w:hanging="0" w:start="0" w:end="0"/>
-      <w:jc w:val="start"/>
-      <w:textAlignment w:val="auto"/>
-    </w:pPr>
-    <w:rPr>
-      <w:rFonts w:ascii="Calibri" w:hAnsi="Calibri" w:cs="Times New Roman"/>
-      <w:sz w:val="20"/>
-      <w:szCs w:val="20"/>
-      <w:lang w:val="ru-RU" w:eastAsia="ru-RU" w:bidi="ar-SA"/>
-    </w:rPr>
-  </w:style>
-  <w:style w:type="paragraph" w:styleId="Footnote">
-    <w:name w:val="Footnote"/>
-    <w:basedOn w:val="Normal"/>
-    <w:qFormat/>
-    <w:pPr>
-      <w:widowControl/>
-      <w:ind w:hanging="0" w:start="0" w:end="0"/>
-      <w:jc w:val="start"/>
-      <w:textAlignment w:val="auto"/>
-    </w:pPr>
-    <w:rPr>
-      <w:rFonts w:ascii="Liberation Serif" w:hAnsi="Liberation Serif" w:eastAsia="Times New Roman" w:cs="Times New Roman"/>
-      <w:sz w:val="20"/>
-      <w:szCs w:val="20"/>
-      <w:lang w:val="ru-RU" w:eastAsia="ru-RU" w:bidi="ar-SA"/>
-    </w:rPr>
-  </w:style>
-  <w:style w:type="paragraph" w:styleId="caeeecece5edf2e0f0e8e9">
-    <w:name w:val="Êcaîeeìecìecåe5íedòf2àe0ðf0èe8ée9"/>
-    <w:basedOn w:val="Normal"/>
-    <w:qFormat/>
-    <w:pPr>
-      <w:widowControl/>
-      <w:spacing w:before="75" w:after="0"/>
-      <w:ind w:hanging="0" w:start="0" w:end="0"/>
-      <w:jc w:val="both"/>
-      <w:textAlignment w:val="auto"/>
-    </w:pPr>
-    <w:rPr>
-      <w:rFonts w:ascii="Liberation Serif" w:hAnsi="Liberation Serif" w:eastAsia="Times New Roman" w:cs="Arial"/>
-      <w:color w:val="353842"/>
-      <w:sz w:val="24"/>
-      <w:szCs w:val="24"/>
-      <w:shd w:fill="F0F0F0" w:val="clear"/>
-      <w:lang w:val="ru-RU" w:eastAsia="ru-RU" w:bidi="ar-SA"/>
-    </w:rPr>
-  </w:style>
-  <w:style w:type="paragraph" w:styleId="Endnote">
-    <w:name w:val="Endnote"/>
-    <w:basedOn w:val="Normal"/>
-    <w:qFormat/>
-    <w:pPr>
-      <w:widowControl/>
-      <w:ind w:hanging="0" w:start="0" w:end="0"/>
-      <w:jc w:val="start"/>
-      <w:textAlignment w:val="auto"/>
-    </w:pPr>
-    <w:rPr>
-      <w:rFonts w:ascii="Liberation Serif" w:hAnsi="Liberation Serif" w:eastAsia="Times New Roman" w:cs="Times New Roman"/>
-      <w:sz w:val="20"/>
-      <w:szCs w:val="20"/>
-      <w:lang w:val="ru-RU" w:eastAsia="ru-RU" w:bidi="ar-SA"/>
-    </w:rPr>
-  </w:style>
-  <w:style w:type="paragraph" w:styleId="cdeef0ece0ebfcedfbe9OEM">
-    <w:name w:val="Нcdоeeрf0мecаe0лebьfcнedыfbйe9 (OEM)"/>
-    <w:basedOn w:val="Normal"/>
-    <w:qFormat/>
-    <w:pPr>
-      <w:widowControl/>
-      <w:ind w:hanging="0" w:start="0" w:end="0"/>
-      <w:jc w:val="start"/>
-      <w:textAlignment w:val="auto"/>
-    </w:pPr>
-    <w:rPr>
-      <w:rFonts w:ascii="Liberation Serif" w:hAnsi="Liberation Serif" w:eastAsia="Times New Roman" w:cs="Courier New"/>
-      <w:sz w:val="20"/>
-      <w:szCs w:val="20"/>
-      <w:lang w:val="ru-RU" w:eastAsia="ru-RU" w:bidi="ar-SA"/>
-    </w:rPr>
-  </w:style>
-  <w:style w:type="paragraph" w:styleId="cdeef0ece0ebfcedfbe9ebe5e2efeee4efe8f1fc">
+  <w:style w:type="paragraph" w:customStyle="1" w:styleId="cdeef0ece0ebfcedfbe9ebe5e2efeee4efe8f1fc">
     <w:name w:val="Ícdîeeðf0ìecàe0ëebüfcíedûfbée9 (ëebåe5âe2. ïefîeeäe4ïefèe8ñf1üfc)"/>
     <w:qFormat/>
     <w:pPr>
-      <w:widowControl w:val="false"/>
-      <w:suppressAutoHyphens w:val="true"/>
-      <w:bidi w:val="0"/>
-      <w:jc w:val="start"/>
-      <w:textAlignment w:val="auto"/>
+      <w:widowControl w:val="0"/>
     </w:pPr>
     <w:rPr>
-      <w:rFonts w:ascii="Liberation Serif" w:hAnsi="Liberation Serif" w:eastAsia="Times New Roman" w:cs="Arial"/>
-      <w:color w:val="auto"/>
-      <w:kern w:val="2"/>
-      <w:sz w:val="24"/>
-      <w:szCs w:val="24"/>
-      <w:lang w:val="ru-RU" w:eastAsia="zh-CN" w:bidi="hi-IN"/>
+      <w:rFonts w:eastAsia="Times New Roman" w:cs="Arial"/>
+      <w:lang w:val="ru-RU"/>
     </w:rPr>
   </w:style>
-  <w:style w:type="paragraph" w:styleId="cdeef0ece0ebfcedfbe9f2e0e1ebe8f6e0">
+  <w:style w:type="paragraph" w:customStyle="1" w:styleId="cdeef0ece0ebfcedfbe9f2e0e1ebe8f6e0">
     <w:name w:val="Ícdîeeðf0ìecàe0ëebüfcíedûfbée9 (òf2àe0áe1ëebèe8öf6àe0)"/>
-    <w:basedOn w:val="Normal"/>
+    <w:basedOn w:val="a"/>
     <w:qFormat/>
     <w:pPr>
-      <w:widowControl/>
-      <w:ind w:hanging="0" w:start="0" w:end="0"/>
       <w:jc w:val="both"/>
-      <w:textAlignment w:val="auto"/>
     </w:pPr>
     <w:rPr>
-      <w:rFonts w:ascii="Liberation Serif" w:hAnsi="Liberation Serif" w:eastAsia="Times New Roman" w:cs="Arial"/>
-      <w:sz w:val="24"/>
-      <w:szCs w:val="24"/>
-      <w:lang w:val="ru-RU" w:eastAsia="ru-RU" w:bidi="ar-SA"/>
+      <w:rFonts w:cs="Arial"/>
     </w:rPr>
   </w:style>
-  <w:style w:type="paragraph" w:styleId="c2ede8ece0ede8e5">
+  <w:style w:type="paragraph" w:customStyle="1" w:styleId="c2ede8ece0ede8e5">
     <w:name w:val="Âc2íedèe8ìecàe0íedèe8åe5"/>
-    <w:basedOn w:val="Normal"/>
+    <w:basedOn w:val="a"/>
     <w:qFormat/>
     <w:pPr>
-      <w:widowControl/>
       <w:spacing w:before="240" w:after="240"/>
-      <w:ind w:firstLine="300" w:start="420" w:end="420"/>
+      <w:ind w:left="420" w:right="420" w:firstLine="300"/>
       <w:jc w:val="both"/>
-      <w:textAlignment w:val="auto"/>
     </w:pPr>
     <w:rPr>
-      <w:rFonts w:ascii="Liberation Serif" w:hAnsi="Liberation Serif" w:eastAsia="Times New Roman" w:cs="Arial"/>
-      <w:sz w:val="24"/>
-      <w:szCs w:val="24"/>
-      <w:shd w:fill="F5F3DA" w:val="clear"/>
-      <w:lang w:val="ru-RU" w:eastAsia="ru-RU" w:bidi="ar-SA"/>
+      <w:rFonts w:cs="Arial"/>
+      <w:shd w:val="clear" w:color="auto" w:fill="F5F3DA"/>
     </w:rPr>
   </w:style>
-  <w:style w:type="paragraph" w:styleId="c2ede8ece0ede8e5ede5e4eee1f0eef1eee2e5f1f2edeef1f2fc">
+  <w:style w:type="paragraph" w:customStyle="1" w:styleId="c2ede8ece0ede8e5ede5e4eee1f0eef1eee2e5f1f2edeef1f2fc">
     <w:name w:val="Âc2íedèe8ìecàe0íedèe8åe5: íedåe5äe4îeeáe1ðf0îeeñf1îeeâe2åe5ñf1òf2íedîeeñf1òf2üfc!"/>
     <w:basedOn w:val="c2ede8ece0ede8e5"/>
     <w:qFormat/>
-    <w:pPr>
-      <w:widowControl/>
-      <w:spacing w:before="240" w:after="240"/>
-      <w:ind w:firstLine="300" w:start="420" w:end="420"/>
-      <w:jc w:val="both"/>
-      <w:textAlignment w:val="auto"/>
-    </w:pPr>
-    <w:rPr>
-      <w:rFonts w:ascii="Liberation Serif" w:hAnsi="Liberation Serif" w:eastAsia="Times New Roman" w:cs="Arial"/>
-      <w:sz w:val="24"/>
-      <w:szCs w:val="24"/>
-      <w:shd w:fill="F5F3DA" w:val="clear"/>
-      <w:lang w:val="ru-RU" w:eastAsia="ru-RU" w:bidi="ar-SA"/>
-    </w:rPr>
   </w:style>
-  <w:style w:type="paragraph" w:styleId="NoSpacing">
+  <w:style w:type="paragraph" w:styleId="ac">
     <w:name w:val="No Spacing"/>
     <w:qFormat/>
-    <w:pPr>
-      <w:widowControl/>
-      <w:suppressAutoHyphens w:val="true"/>
-      <w:bidi w:val="0"/>
-      <w:jc w:val="start"/>
-      <w:textAlignment w:val="auto"/>
-    </w:pPr>
     <w:rPr>
-      <w:rFonts w:ascii="Liberation Serif" w:hAnsi="Liberation Serif" w:eastAsia="Times New Roman" w:cs="Times New Roman"/>
-      <w:color w:val="auto"/>
-      <w:kern w:val="2"/>
+      <w:rFonts w:eastAsia="Times New Roman" w:cs="Times New Roman"/>
       <w:sz w:val="20"/>
       <w:szCs w:val="20"/>
       <w:lang w:val="ru-RU" w:eastAsia="ru-RU" w:bidi="ar-SA"/>
@@ -6122,7 +5014,7 @@
 </file>
 
 <file path=word/theme/theme1.xml><?xml version="1.0" encoding="utf-8"?>
-<a:theme xmlns:a="http://schemas.openxmlformats.org/drawingml/2006/main" xmlns:r="http://schemas.openxmlformats.org/officeDocument/2006/relationships" name="Office">
+<a:theme xmlns:a="http://schemas.openxmlformats.org/drawingml/2006/main" name="Office">
   <a:themeElements>
     <a:clrScheme name="LibreOffice">
       <a:dk1>
@@ -6164,14 +5056,14 @@
     </a:clrScheme>
     <a:fontScheme name="Office">
       <a:majorFont>
-        <a:latin typeface="Arial" pitchFamily="0" charset="1"/>
-        <a:ea typeface="DejaVu Sans" pitchFamily="0" charset="1"/>
-        <a:cs typeface="DejaVu Sans" pitchFamily="0" charset="1"/>
+        <a:latin typeface="Arial"/>
+        <a:ea typeface="DejaVu Sans"/>
+        <a:cs typeface="DejaVu Sans"/>
       </a:majorFont>
       <a:minorFont>
-        <a:latin typeface="Arial" pitchFamily="0" charset="1"/>
-        <a:ea typeface="DejaVu Sans" pitchFamily="0" charset="1"/>
-        <a:cs typeface="DejaVu Sans" pitchFamily="0" charset="1"/>
+        <a:latin typeface="Arial"/>
+        <a:ea typeface="DejaVu Sans"/>
+        <a:cs typeface="DejaVu Sans"/>
       </a:minorFont>
     </a:fontScheme>
     <a:fmtScheme>
@@ -6224,5 +5116,7 @@
       </a:bgFillStyleLst>
     </a:fmtScheme>
   </a:themeElements>
+  <a:objectDefaults/>
+  <a:extraClrSchemeLst/>
 </a:theme>
 </file>
--- a/public/documents/officer-list-template.docx
+++ b/public/documents/officer-list-template.docx
@@ -1,25 +1,36 @@
 
 <file path=word/document.xml><?xml version="1.0" encoding="utf-8"?>
-<w:document xmlns:wpc="http://schemas.microsoft.com/office/word/2010/wordprocessingCanvas" xmlns:cx="http://schemas.microsoft.com/office/drawing/2014/chartex" xmlns:cx1="http://schemas.microsoft.com/office/drawing/2015/9/8/chartex" xmlns:cx2="http://schemas.microsoft.com/office/drawing/2015/10/21/chartex" xmlns:cx3="http://schemas.microsoft.com/office/drawing/2016/5/9/chartex" xmlns:cx4="http://schemas.microsoft.com/office/drawing/2016/5/10/chartex" xmlns:cx5="http://schemas.microsoft.com/office/drawing/2016/5/11/chartex" xmlns:cx6="http://schemas.microsoft.com/office/drawing/2016/5/12/chartex" xmlns:cx7="http://schemas.microsoft.com/office/drawing/2016/5/13/chartex" xmlns:cx8="http://schemas.microsoft.com/office/drawing/2016/5/14/chartex" xmlns:mc="http://schemas.openxmlformats.org/markup-compatibility/2006" xmlns:aink="http://schemas.microsoft.com/office/drawing/2016/ink" xmlns:am3d="http://schemas.microsoft.com/office/drawing/2017/model3d" xmlns:o="urn:schemas-microsoft-com:office:office" xmlns:oel="http://schemas.microsoft.com/office/2019/extlst" xmlns:r="http://schemas.openxmlformats.org/officeDocument/2006/relationships" xmlns:m="http://schemas.openxmlformats.org/officeDocument/2006/math" xmlns:v="urn:schemas-microsoft-com:vml" xmlns:wp14="http://schemas.microsoft.com/office/word/2010/wordprocessingDrawing" xmlns:wp="http://schemas.openxmlformats.org/drawingml/2006/wordprocessingDrawing" xmlns:w10="urn:schemas-microsoft-com:office:word" xmlns:w="http://schemas.openxmlformats.org/wordprocessingml/2006/main" xmlns:w14="http://schemas.microsoft.com/office/word/2010/wordml" xmlns:w15="http://schemas.microsoft.com/office/word/2012/wordml" xmlns:w16cex="http://schemas.microsoft.com/office/word/2018/wordml/cex" xmlns:w16cid="http://schemas.microsoft.com/office/word/2016/wordml/cid" xmlns:w16="http://schemas.microsoft.com/office/word/2018/wordml" xmlns:w16du="http://schemas.microsoft.com/office/word/2023/wordml/word16du" xmlns:w16sdtdh="http://schemas.microsoft.com/office/word/2020/wordml/sdtdatahash" xmlns:w16sdtfl="http://schemas.microsoft.com/office/word/2024/wordml/sdtformatlock" xmlns:w16se="http://schemas.microsoft.com/office/word/2015/wordml/symex" xmlns:wpg="http://schemas.microsoft.com/office/word/2010/wordprocessingGroup" xmlns:wpi="http://schemas.microsoft.com/office/word/2010/wordprocessingInk" xmlns:wne="http://schemas.microsoft.com/office/word/2006/wordml" xmlns:wps="http://schemas.microsoft.com/office/word/2010/wordprocessingShape" mc:Ignorable="w14 w15 w16se w16cid w16 w16cex w16sdtdh w16sdtfl w16du wp14">
+<w:document xmlns:o="urn:schemas-microsoft-com:office:office" xmlns:r="http://schemas.openxmlformats.org/officeDocument/2006/relationships" xmlns:v="urn:schemas-microsoft-com:vml" xmlns:w="http://schemas.openxmlformats.org/wordprocessingml/2006/main" xmlns:w10="urn:schemas-microsoft-com:office:word" xmlns:wp="http://schemas.openxmlformats.org/drawingml/2006/wordprocessingDrawing" xmlns:pic="http://schemas.openxmlformats.org/drawingml/2006/picture" xmlns:wps="http://schemas.microsoft.com/office/word/2010/wordprocessingShape" xmlns:wpg="http://schemas.microsoft.com/office/word/2010/wordprocessingGroup" xmlns:mc="http://schemas.openxmlformats.org/markup-compatibility/2006" xmlns:wp14="http://schemas.microsoft.com/office/word/2010/wordprocessingDrawing" xmlns:w14="http://schemas.microsoft.com/office/word/2010/wordml" xmlns:w15="http://schemas.microsoft.com/office/word/2012/wordml" mc:Ignorable="w14 wp14 w15">
   <w:body>
     <w:p>
       <w:pPr>
+        <w:pStyle w:val="Normal"/>
+        <w:bidi w:val="0"/>
+        <w:ind w:hanging="0" w:start="0" w:end="0"/>
         <w:rPr>
           <w:sz w:val="16"/>
           <w:szCs w:val="16"/>
         </w:rPr>
       </w:pPr>
+      <w:r>
+        <w:rPr>
+          <w:sz w:val="16"/>
+          <w:szCs w:val="16"/>
+        </w:rPr>
+      </w:r>
     </w:p>
     <w:tbl>
       <w:tblPr>
         <w:tblW w:w="15792" w:type="dxa"/>
+        <w:jc w:val="start"/>
         <w:tblInd w:w="19" w:type="dxa"/>
         <w:tblLayout w:type="fixed"/>
         <w:tblCellMar>
-          <w:left w:w="0" w:type="dxa"/>
-          <w:right w:w="0" w:type="dxa"/>
+          <w:top w:w="0" w:type="dxa"/>
+          <w:start w:w="0" w:type="dxa"/>
+          <w:bottom w:w="0" w:type="dxa"/>
+          <w:end w:w="0" w:type="dxa"/>
         </w:tblCellMar>
-        <w:tblLook w:val="04A0" w:firstRow="1" w:lastRow="0" w:firstColumn="1" w:lastColumn="0" w:noHBand="0" w:noVBand="1"/>
       </w:tblPr>
       <w:tblGrid>
         <w:gridCol w:w="4146"/>
@@ -29,16 +40,18 @@
       </w:tblGrid>
       <w:tr>
         <w:trPr>
-          <w:trHeight w:val="267"/>
+          <w:trHeight w:val="267" w:hRule="atLeast"/>
         </w:trPr>
         <w:tc>
           <w:tcPr>
             <w:tcW w:w="4146" w:type="dxa"/>
             <w:vMerge w:val="restart"/>
-          </w:tcPr>
-          <w:p>
-            <w:pPr>
-              <w:pStyle w:val="ab"/>
+            <w:tcBorders/>
+          </w:tcPr>
+          <w:p>
+            <w:pPr>
+              <w:pStyle w:val="Footer"/>
+              <w:bidi w:val="0"/>
               <w:jc w:val="center"/>
               <w:rPr>
                 <w:rFonts w:ascii="Times New Roman" w:hAnsi="Times New Roman"/>
@@ -53,22 +66,30 @@
           </w:p>
           <w:p>
             <w:pPr>
-              <w:pStyle w:val="ab"/>
-              <w:jc w:val="center"/>
-              <w:rPr>
-                <w:rFonts w:ascii="Times New Roman" w:hAnsi="Times New Roman"/>
-              </w:rPr>
-            </w:pPr>
-            <w:r>
-              <w:rPr>
-                <w:rFonts w:ascii="Times New Roman" w:hAnsi="Times New Roman"/>
-              </w:rPr>
-              <w:t xml:space="preserve"> Центр авиации «Солярис»</w:t>
-            </w:r>
-          </w:p>
-          <w:p>
-            <w:pPr>
-              <w:pStyle w:val="ab"/>
+              <w:pStyle w:val="Footer"/>
+              <w:bidi w:val="0"/>
+              <w:jc w:val="center"/>
+              <w:rPr>
+                <w:rFonts w:ascii="Times New Roman" w:hAnsi="Times New Roman"/>
+              </w:rPr>
+            </w:pPr>
+            <w:r>
+              <w:rPr>
+                <w:rFonts w:ascii="Times New Roman" w:hAnsi="Times New Roman"/>
+              </w:rPr>
+              <w:t xml:space="preserve"> </w:t>
+            </w:r>
+            <w:r>
+              <w:rPr>
+                <w:rFonts w:ascii="Times New Roman" w:hAnsi="Times New Roman"/>
+              </w:rPr>
+              <w:t>Центр авиации «Солярис»</w:t>
+            </w:r>
+          </w:p>
+          <w:p>
+            <w:pPr>
+              <w:pStyle w:val="Footer"/>
+              <w:bidi w:val="0"/>
               <w:jc w:val="center"/>
               <w:rPr>
                 <w:rFonts w:ascii="Times New Roman" w:hAnsi="Times New Roman"/>
@@ -83,7 +104,8 @@
           </w:p>
           <w:p>
             <w:pPr>
-              <w:pStyle w:val="ab"/>
+              <w:pStyle w:val="Footer"/>
+              <w:bidi w:val="0"/>
               <w:jc w:val="center"/>
               <w:rPr>
                 <w:rFonts w:ascii="Times New Roman" w:hAnsi="Times New Roman"/>
@@ -98,7 +120,8 @@
           </w:p>
           <w:p>
             <w:pPr>
-              <w:pStyle w:val="ab"/>
+              <w:pStyle w:val="Footer"/>
+              <w:bidi w:val="0"/>
               <w:jc w:val="center"/>
               <w:rPr>
                 <w:rFonts w:ascii="Times New Roman" w:hAnsi="Times New Roman"/>
@@ -109,21 +132,7 @@
               <w:rPr>
                 <w:rFonts w:ascii="Times New Roman" w:hAnsi="Times New Roman"/>
               </w:rPr>
-              <w:t xml:space="preserve">этаж 12, </w:t>
-            </w:r>
-            <w:proofErr w:type="spellStart"/>
-            <w:r>
-              <w:rPr>
-                <w:rFonts w:ascii="Times New Roman" w:hAnsi="Times New Roman"/>
-              </w:rPr>
-              <w:t>помещ</w:t>
-            </w:r>
-            <w:proofErr w:type="spellEnd"/>
-            <w:r>
-              <w:rPr>
-                <w:rFonts w:ascii="Times New Roman" w:hAnsi="Times New Roman"/>
-              </w:rPr>
-              <w:t xml:space="preserve">. </w:t>
+              <w:t xml:space="preserve">этаж 12, помещ. </w:t>
             </w:r>
             <w:r>
               <w:rPr>
@@ -135,7 +144,8 @@
           </w:p>
           <w:p>
             <w:pPr>
-              <w:pStyle w:val="ab"/>
+              <w:pStyle w:val="Footer"/>
+              <w:bidi w:val="0"/>
               <w:jc w:val="center"/>
               <w:rPr>
                 <w:rFonts w:ascii="Times New Roman" w:hAnsi="Times New Roman"/>
@@ -158,7 +168,8 @@
           </w:p>
           <w:p>
             <w:pPr>
-              <w:pStyle w:val="ab"/>
+              <w:pStyle w:val="Footer"/>
+              <w:bidi w:val="0"/>
               <w:jc w:val="center"/>
               <w:rPr>
                 <w:rFonts w:ascii="Times New Roman" w:hAnsi="Times New Roman"/>
@@ -175,7 +186,8 @@
           </w:p>
           <w:p>
             <w:pPr>
-              <w:pStyle w:val="ab"/>
+              <w:pStyle w:val="Footer"/>
+              <w:bidi w:val="0"/>
               <w:jc w:val="center"/>
               <w:rPr>
                 <w:rFonts w:ascii="Times New Roman" w:hAnsi="Times New Roman"/>
@@ -192,7 +204,8 @@
           </w:p>
           <w:p>
             <w:pPr>
-              <w:pStyle w:val="ab"/>
+              <w:pStyle w:val="Footer"/>
+              <w:bidi w:val="0"/>
               <w:jc w:val="center"/>
               <w:rPr>
                 <w:rFonts w:ascii="Times New Roman" w:hAnsi="Times New Roman"/>
@@ -215,7 +228,14 @@
           </w:p>
           <w:p>
             <w:pPr>
-              <w:jc w:val="center"/>
+              <w:pStyle w:val="Normal"/>
+              <w:tabs>
+                <w:tab w:val="clear" w:pos="708"/>
+              </w:tabs>
+              <w:bidi w:val="0"/>
+              <w:ind w:hanging="0" w:start="0" w:end="0"/>
+              <w:jc w:val="center"/>
+              <w:rPr/>
             </w:pPr>
             <w:r>
               <w:rPr>
@@ -229,33 +249,51 @@
           <w:tcPr>
             <w:tcW w:w="1542" w:type="dxa"/>
             <w:vMerge w:val="restart"/>
+            <w:tcBorders/>
             <w:tcMar>
-              <w:left w:w="108" w:type="dxa"/>
-              <w:right w:w="108" w:type="dxa"/>
+              <w:start w:w="108" w:type="dxa"/>
+              <w:end w:w="108" w:type="dxa"/>
             </w:tcMar>
           </w:tcPr>
           <w:p>
             <w:pPr>
-              <w:ind w:left="1241"/>
-            </w:pPr>
+              <w:pStyle w:val="Normal"/>
+              <w:tabs>
+                <w:tab w:val="clear" w:pos="708"/>
+              </w:tabs>
+              <w:bidi w:val="0"/>
+              <w:ind w:hanging="0" w:start="1241" w:end="0"/>
+              <w:rPr/>
+            </w:pPr>
+            <w:r>
+              <w:rPr/>
+            </w:r>
           </w:p>
         </w:tc>
         <w:tc>
           <w:tcPr>
             <w:tcW w:w="4197" w:type="dxa"/>
+            <w:tcBorders/>
             <w:tcMar>
-              <w:left w:w="108" w:type="dxa"/>
-              <w:right w:w="108" w:type="dxa"/>
+              <w:start w:w="108" w:type="dxa"/>
+              <w:end w:w="108" w:type="dxa"/>
             </w:tcMar>
             <w:vAlign w:val="bottom"/>
           </w:tcPr>
           <w:p>
             <w:pPr>
-              <w:rPr>
-                <w:rFonts w:ascii="Times New Roman" w:hAnsi="Times New Roman"/>
-              </w:rPr>
-            </w:pPr>
-            <w:r>
+              <w:pStyle w:val="Normal"/>
+              <w:tabs>
+                <w:tab w:val="clear" w:pos="708"/>
+              </w:tabs>
+              <w:bidi w:val="0"/>
+              <w:ind w:hanging="0" w:start="0" w:end="0"/>
+              <w:rPr>
+                <w:rFonts w:ascii="Times New Roman" w:hAnsi="Times New Roman"/>
+              </w:rPr>
+            </w:pPr>
+            <w:r>
+              <w:rPr/>
               <w:t>Военному</w:t>
             </w:r>
             <w:r>
@@ -265,6 +303,7 @@
               <w:t xml:space="preserve"> </w:t>
             </w:r>
             <w:r>
+              <w:rPr/>
               <w:t>комиссару</w:t>
             </w:r>
             <w:r>
@@ -274,6 +313,7 @@
               <w:t xml:space="preserve"> (</w:t>
             </w:r>
             <w:r>
+              <w:rPr/>
               <w:t>руководителю</w:t>
             </w:r>
             <w:r>
@@ -291,13 +331,19 @@
               <w:bottom w:val="single" w:sz="4" w:space="0" w:color="000000"/>
             </w:tcBorders>
             <w:tcMar>
-              <w:left w:w="108" w:type="dxa"/>
-              <w:right w:w="108" w:type="dxa"/>
+              <w:start w:w="108" w:type="dxa"/>
+              <w:end w:w="108" w:type="dxa"/>
             </w:tcMar>
             <w:vAlign w:val="bottom"/>
           </w:tcPr>
           <w:p>
             <w:pPr>
+              <w:pStyle w:val="Normal"/>
+              <w:tabs>
+                <w:tab w:val="clear" w:pos="708"/>
+              </w:tabs>
+              <w:bidi w:val="0"/>
+              <w:ind w:hanging="0" w:start="0" w:end="0"/>
               <w:jc w:val="center"/>
               <w:rPr>
                 <w:color w:val="FF0000"/>
@@ -308,57 +354,113 @@
                 <w:color w:val="000000"/>
               </w:rPr>
               <w:t>{{HEADER_AUTHORITY_TYPE}}</w:t>
+            </w:r>
+            <w:r>
+              <w:rPr>
+                <w:rFonts w:ascii="Times New Roman" w:hAnsi="Times New Roman"/>
+                <w:color w:val="FF0000"/>
+              </w:rPr>
+            </w:r>
+            <w:r>
+              <w:rPr>
+                <w:color w:val="FF0000"/>
+              </w:rPr>
+            </w:r>
+            <w:r>
+              <w:rPr>
+                <w:rFonts w:ascii="Times New Roman" w:hAnsi="Times New Roman"/>
+                <w:color w:val="FF0000"/>
+              </w:rPr>
             </w:r>
           </w:p>
         </w:tc>
       </w:tr>
       <w:tr>
         <w:trPr>
-          <w:trHeight w:val="135"/>
+          <w:trHeight w:val="135" w:hRule="atLeast"/>
         </w:trPr>
         <w:tc>
           <w:tcPr>
             <w:tcW w:w="4146" w:type="dxa"/>
-            <w:vMerge/>
+            <w:vMerge w:val="continue"/>
+            <w:tcBorders/>
             <w:tcMar>
-              <w:left w:w="108" w:type="dxa"/>
-              <w:right w:w="108" w:type="dxa"/>
+              <w:start w:w="108" w:type="dxa"/>
+              <w:end w:w="108" w:type="dxa"/>
             </w:tcMar>
           </w:tcPr>
           <w:p>
             <w:pPr>
+              <w:pStyle w:val="Normal"/>
+              <w:tabs>
+                <w:tab w:val="clear" w:pos="708"/>
+              </w:tabs>
+              <w:bidi w:val="0"/>
+              <w:ind w:hanging="0" w:start="0" w:end="0"/>
               <w:rPr>
                 <w:sz w:val="14"/>
                 <w:szCs w:val="14"/>
               </w:rPr>
             </w:pPr>
-          </w:p>
-        </w:tc>
-        <w:tc>
-          <w:tcPr>
-            <w:tcW w:w="1542" w:type="dxa"/>
-            <w:vMerge/>
-          </w:tcPr>
-          <w:p>
-            <w:pPr>
+            <w:r>
               <w:rPr>
                 <w:sz w:val="14"/>
                 <w:szCs w:val="14"/>
               </w:rPr>
-            </w:pPr>
-          </w:p>
-        </w:tc>
-        <w:tc>
-          <w:tcPr>
-            <w:tcW w:w="4197" w:type="dxa"/>
-          </w:tcPr>
-          <w:p>
-            <w:pPr>
+            </w:r>
+          </w:p>
+        </w:tc>
+        <w:tc>
+          <w:tcPr>
+            <w:tcW w:w="1542" w:type="dxa"/>
+            <w:vMerge w:val="continue"/>
+            <w:tcBorders/>
+          </w:tcPr>
+          <w:p>
+            <w:pPr>
+              <w:pStyle w:val="Normal"/>
+              <w:tabs>
+                <w:tab w:val="clear" w:pos="708"/>
+              </w:tabs>
+              <w:bidi w:val="0"/>
+              <w:ind w:hanging="0" w:start="0" w:end="0"/>
               <w:rPr>
                 <w:sz w:val="14"/>
                 <w:szCs w:val="14"/>
               </w:rPr>
             </w:pPr>
+            <w:r>
+              <w:rPr>
+                <w:sz w:val="14"/>
+                <w:szCs w:val="14"/>
+              </w:rPr>
+            </w:r>
+          </w:p>
+        </w:tc>
+        <w:tc>
+          <w:tcPr>
+            <w:tcW w:w="4197" w:type="dxa"/>
+            <w:tcBorders/>
+          </w:tcPr>
+          <w:p>
+            <w:pPr>
+              <w:pStyle w:val="Normal"/>
+              <w:tabs>
+                <w:tab w:val="clear" w:pos="708"/>
+              </w:tabs>
+              <w:bidi w:val="0"/>
+              <w:ind w:hanging="0" w:start="0" w:end="0"/>
+              <w:rPr>
+                <w:sz w:val="14"/>
+                <w:szCs w:val="14"/>
+              </w:rPr>
+            </w:pPr>
+            <w:r>
+              <w:rPr>
+                <w:sz w:val="14"/>
+                <w:szCs w:val="14"/>
+              </w:rPr>
+            </w:r>
           </w:p>
         </w:tc>
         <w:tc>
@@ -370,7 +472,14 @@
           </w:tcPr>
           <w:p>
             <w:pPr>
-              <w:jc w:val="center"/>
+              <w:pStyle w:val="Normal"/>
+              <w:tabs>
+                <w:tab w:val="clear" w:pos="708"/>
+              </w:tabs>
+              <w:bidi w:val="0"/>
+              <w:ind w:hanging="0" w:start="0" w:end="0"/>
+              <w:jc w:val="center"/>
+              <w:rPr/>
             </w:pPr>
             <w:r>
               <w:rPr>
@@ -422,21 +531,49 @@
       </w:tr>
       <w:tr>
         <w:trPr>
-          <w:trHeight w:val="267"/>
+          <w:trHeight w:val="267" w:hRule="atLeast"/>
         </w:trPr>
         <w:tc>
           <w:tcPr>
             <w:tcW w:w="4146" w:type="dxa"/>
-            <w:vMerge/>
-          </w:tcPr>
-          <w:p/>
+            <w:vMerge w:val="continue"/>
+            <w:tcBorders/>
+          </w:tcPr>
+          <w:p>
+            <w:pPr>
+              <w:pStyle w:val="Normal"/>
+              <w:tabs>
+                <w:tab w:val="clear" w:pos="708"/>
+              </w:tabs>
+              <w:bidi w:val="0"/>
+              <w:ind w:hanging="0" w:start="0" w:end="0"/>
+              <w:rPr/>
+            </w:pPr>
+            <w:r>
+              <w:rPr/>
+            </w:r>
+          </w:p>
         </w:tc>
         <w:tc>
           <w:tcPr>
             <w:tcW w:w="1542" w:type="dxa"/>
-            <w:vMerge/>
-          </w:tcPr>
-          <w:p/>
+            <w:vMerge w:val="continue"/>
+            <w:tcBorders/>
+          </w:tcPr>
+          <w:p>
+            <w:pPr>
+              <w:pStyle w:val="Normal"/>
+              <w:tabs>
+                <w:tab w:val="clear" w:pos="708"/>
+              </w:tabs>
+              <w:bidi w:val="0"/>
+              <w:ind w:hanging="0" w:start="0" w:end="0"/>
+              <w:rPr/>
+            </w:pPr>
+            <w:r>
+              <w:rPr/>
+            </w:r>
+          </w:p>
         </w:tc>
         <w:tc>
           <w:tcPr>
@@ -449,6 +586,12 @@
           </w:tcPr>
           <w:p>
             <w:pPr>
+              <w:pStyle w:val="Normal"/>
+              <w:tabs>
+                <w:tab w:val="clear" w:pos="708"/>
+              </w:tabs>
+              <w:bidi w:val="0"/>
+              <w:ind w:hanging="0" w:start="0" w:end="0"/>
               <w:jc w:val="center"/>
               <w:rPr>
                 <w:color w:val="FF0000"/>
@@ -459,40 +602,99 @@
                 <w:color w:val="000000"/>
               </w:rPr>
               <w:t>{{HEADER_AUTHORITY_NAME}}</w:t>
+            </w:r>
+            <w:r>
+              <w:rPr>
+                <w:rFonts w:ascii="Times New Roman" w:hAnsi="Times New Roman"/>
+                <w:color w:val="FF0000"/>
+              </w:rPr>
+            </w:r>
+            <w:r>
+              <w:rPr>
+                <w:color w:val="FF0000"/>
+              </w:rPr>
+            </w:r>
+            <w:r>
+              <w:rPr>
+                <w:rFonts w:ascii="Times New Roman" w:hAnsi="Times New Roman"/>
+                <w:color w:val="FF0000"/>
+              </w:rPr>
+            </w:r>
+            <w:r>
+              <w:rPr>
+                <w:color w:val="FF0000"/>
+              </w:rPr>
+            </w:r>
+            <w:r>
+              <w:rPr>
+                <w:rFonts w:ascii="Times New Roman" w:hAnsi="Times New Roman"/>
+                <w:color w:val="FF0000"/>
+              </w:rPr>
+            </w:r>
+            <w:r>
+              <w:rPr>
+                <w:color w:val="FF0000"/>
+              </w:rPr>
             </w:r>
           </w:p>
         </w:tc>
       </w:tr>
       <w:tr>
         <w:trPr>
-          <w:trHeight w:val="135"/>
+          <w:trHeight w:val="135" w:hRule="atLeast"/>
         </w:trPr>
         <w:tc>
           <w:tcPr>
             <w:tcW w:w="4146" w:type="dxa"/>
-            <w:vMerge/>
-          </w:tcPr>
-          <w:p>
-            <w:pPr>
+            <w:vMerge w:val="continue"/>
+            <w:tcBorders/>
+          </w:tcPr>
+          <w:p>
+            <w:pPr>
+              <w:pStyle w:val="Normal"/>
+              <w:tabs>
+                <w:tab w:val="clear" w:pos="708"/>
+              </w:tabs>
+              <w:bidi w:val="0"/>
+              <w:ind w:hanging="0" w:start="0" w:end="0"/>
               <w:rPr>
                 <w:sz w:val="14"/>
                 <w:szCs w:val="14"/>
               </w:rPr>
             </w:pPr>
-          </w:p>
-        </w:tc>
-        <w:tc>
-          <w:tcPr>
-            <w:tcW w:w="1542" w:type="dxa"/>
-            <w:vMerge/>
-          </w:tcPr>
-          <w:p>
-            <w:pPr>
+            <w:r>
               <w:rPr>
                 <w:sz w:val="14"/>
                 <w:szCs w:val="14"/>
               </w:rPr>
-            </w:pPr>
+            </w:r>
+          </w:p>
+        </w:tc>
+        <w:tc>
+          <w:tcPr>
+            <w:tcW w:w="1542" w:type="dxa"/>
+            <w:vMerge w:val="continue"/>
+            <w:tcBorders/>
+          </w:tcPr>
+          <w:p>
+            <w:pPr>
+              <w:pStyle w:val="Normal"/>
+              <w:tabs>
+                <w:tab w:val="clear" w:pos="708"/>
+              </w:tabs>
+              <w:bidi w:val="0"/>
+              <w:ind w:hanging="0" w:start="0" w:end="0"/>
+              <w:rPr>
+                <w:sz w:val="14"/>
+                <w:szCs w:val="14"/>
+              </w:rPr>
+            </w:pPr>
+            <w:r>
+              <w:rPr>
+                <w:sz w:val="14"/>
+                <w:szCs w:val="14"/>
+              </w:rPr>
+            </w:r>
           </w:p>
         </w:tc>
         <w:tc>
@@ -505,7 +707,14 @@
           </w:tcPr>
           <w:p>
             <w:pPr>
-              <w:jc w:val="center"/>
+              <w:pStyle w:val="Normal"/>
+              <w:tabs>
+                <w:tab w:val="clear" w:pos="708"/>
+              </w:tabs>
+              <w:bidi w:val="0"/>
+              <w:ind w:hanging="0" w:start="0" w:end="0"/>
+              <w:jc w:val="center"/>
+              <w:rPr/>
             </w:pPr>
             <w:r>
               <w:rPr>
@@ -558,22 +767,43 @@
     </w:tbl>
     <w:p>
       <w:pPr>
+        <w:pStyle w:val="Normal"/>
+        <w:bidi w:val="0"/>
+        <w:ind w:hanging="0" w:start="0" w:end="0"/>
         <w:rPr>
           <w:sz w:val="16"/>
           <w:szCs w:val="16"/>
         </w:rPr>
       </w:pPr>
+      <w:r>
+        <w:rPr>
+          <w:sz w:val="16"/>
+          <w:szCs w:val="16"/>
+        </w:rPr>
+      </w:r>
     </w:p>
     <w:p>
       <w:pPr>
+        <w:pStyle w:val="Normal"/>
+        <w:bidi w:val="0"/>
+        <w:ind w:hanging="0" w:start="0" w:end="0"/>
         <w:rPr>
           <w:sz w:val="16"/>
           <w:szCs w:val="16"/>
         </w:rPr>
       </w:pPr>
+      <w:r>
+        <w:rPr>
+          <w:sz w:val="16"/>
+          <w:szCs w:val="16"/>
+        </w:rPr>
+      </w:r>
     </w:p>
     <w:p>
       <w:pPr>
+        <w:pStyle w:val="Normal"/>
+        <w:bidi w:val="0"/>
+        <w:ind w:hanging="0" w:start="0" w:end="0"/>
         <w:jc w:val="center"/>
         <w:rPr>
           <w:b/>
@@ -583,9 +813,21 @@
           <w:szCs w:val="28"/>
         </w:rPr>
       </w:pPr>
+      <w:r>
+        <w:rPr>
+          <w:b/>
+          <w:bCs/>
+          <w:spacing w:val="40"/>
+          <w:sz w:val="28"/>
+          <w:szCs w:val="28"/>
+        </w:rPr>
+      </w:r>
     </w:p>
     <w:p>
       <w:pPr>
+        <w:pStyle w:val="Normal"/>
+        <w:bidi w:val="0"/>
+        <w:ind w:hanging="0" w:start="0" w:end="0"/>
         <w:jc w:val="center"/>
         <w:rPr>
           <w:b/>
@@ -605,6 +847,7 @@
         <w:t>СВЕДЕНИЯ</w:t>
       </w:r>
       <w:r>
+        <w:rPr/>
         <w:br/>
       </w:r>
       <w:r>
@@ -826,6 +1069,7 @@
         <w:t>состоящих,</w:t>
       </w:r>
       <w:r>
+        <w:rPr/>
         <w:br/>
       </w:r>
       <w:r>
@@ -935,34 +1179,52 @@
     </w:p>
     <w:p>
       <w:pPr>
+        <w:pStyle w:val="Normal"/>
+        <w:bidi w:val="0"/>
+        <w:ind w:hanging="0" w:start="0" w:end="0"/>
         <w:jc w:val="center"/>
+        <w:rPr/>
       </w:pPr>
+      <w:r>
+        <w:rPr/>
+      </w:r>
     </w:p>
     <w:p>
       <w:pPr>
+        <w:pStyle w:val="Normal"/>
+        <w:bidi w:val="0"/>
+        <w:ind w:hanging="0" w:start="0" w:end="0"/>
         <w:rPr>
           <w:sz w:val="16"/>
           <w:szCs w:val="16"/>
         </w:rPr>
       </w:pPr>
+      <w:r>
+        <w:rPr>
+          <w:sz w:val="16"/>
+          <w:szCs w:val="16"/>
+        </w:rPr>
+      </w:r>
     </w:p>
     <w:tbl>
       <w:tblPr>
         <w:tblW w:w="15692" w:type="dxa"/>
+        <w:jc w:val="start"/>
         <w:tblInd w:w="14" w:type="dxa"/>
         <w:tblLayout w:type="fixed"/>
         <w:tblCellMar>
-          <w:left w:w="0" w:type="dxa"/>
-          <w:right w:w="0" w:type="dxa"/>
+          <w:top w:w="0" w:type="dxa"/>
+          <w:start w:w="0" w:type="dxa"/>
+          <w:bottom w:w="0" w:type="dxa"/>
+          <w:end w:w="0" w:type="dxa"/>
         </w:tblCellMar>
-        <w:tblLook w:val="04A0" w:firstRow="1" w:lastRow="0" w:firstColumn="1" w:lastColumn="0" w:noHBand="0" w:noVBand="1"/>
       </w:tblPr>
       <w:tblGrid>
         <w:gridCol w:w="15692"/>
       </w:tblGrid>
       <w:tr>
         <w:trPr>
-          <w:trHeight w:val="284"/>
+          <w:trHeight w:val="284" w:hRule="atLeast"/>
         </w:trPr>
         <w:tc>
           <w:tcPr>
@@ -974,6 +1236,12 @@
           </w:tcPr>
           <w:p>
             <w:pPr>
+              <w:pStyle w:val="Normal"/>
+              <w:tabs>
+                <w:tab w:val="clear" w:pos="708"/>
+              </w:tabs>
+              <w:bidi w:val="0"/>
+              <w:ind w:hanging="0" w:start="0" w:end="0"/>
               <w:jc w:val="center"/>
               <w:rPr>
                 <w:color w:val="FF0000"/>
@@ -984,11 +1252,56 @@
                 <w:color w:val="000000"/>
               </w:rPr>
               <w:t>{{ORG_NAME}}</w:t>
+            </w:r>
+            <w:r>
+              <w:rPr>
+                <w:rFonts w:ascii="Times New Roman" w:hAnsi="Times New Roman"/>
+                <w:color w:val="FF0000"/>
+              </w:rPr>
+            </w:r>
+            <w:r>
+              <w:rPr>
+                <w:color w:val="FF0000"/>
+              </w:rPr>
+            </w:r>
+            <w:r>
+              <w:rPr>
+                <w:rFonts w:ascii="Times New Roman" w:hAnsi="Times New Roman"/>
+                <w:color w:val="FF0000"/>
+              </w:rPr>
+            </w:r>
+            <w:r>
+              <w:rPr>
+                <w:color w:val="FF0000"/>
+              </w:rPr>
+            </w:r>
+            <w:r>
+              <w:rPr>
+                <w:rFonts w:ascii="Times New Roman" w:hAnsi="Times New Roman"/>
+                <w:color w:val="FF0000"/>
+              </w:rPr>
+            </w:r>
+            <w:r>
+              <w:rPr>
+                <w:color w:val="FF0000"/>
+              </w:rPr>
+            </w:r>
+            <w:r>
+              <w:rPr>
+                <w:rFonts w:ascii="Times New Roman" w:hAnsi="Times New Roman"/>
+                <w:color w:val="FF0000"/>
+              </w:rPr>
+            </w:r>
+            <w:r>
+              <w:rPr>
+                <w:color w:val="FF0000"/>
+              </w:rPr>
             </w:r>
           </w:p>
         </w:tc>
       </w:tr>
       <w:tr>
+        <w:trPr/>
         <w:tc>
           <w:tcPr>
             <w:tcW w:w="15692" w:type="dxa"/>
@@ -998,7 +1311,14 @@
           </w:tcPr>
           <w:p>
             <w:pPr>
-              <w:jc w:val="center"/>
+              <w:pStyle w:val="Normal"/>
+              <w:tabs>
+                <w:tab w:val="clear" w:pos="708"/>
+              </w:tabs>
+              <w:bidi w:val="0"/>
+              <w:ind w:hanging="0" w:start="0" w:end="0"/>
+              <w:jc w:val="center"/>
+              <w:rPr/>
             </w:pPr>
             <w:r>
               <w:rPr>
@@ -1044,48 +1364,67 @@
     </w:tbl>
     <w:p>
       <w:pPr>
+        <w:pStyle w:val="Normal"/>
+        <w:bidi w:val="0"/>
+        <w:ind w:hanging="0" w:start="0" w:end="0"/>
         <w:rPr>
           <w:sz w:val="16"/>
           <w:szCs w:val="16"/>
         </w:rPr>
       </w:pPr>
+      <w:r>
+        <w:rPr>
+          <w:sz w:val="16"/>
+          <w:szCs w:val="16"/>
+        </w:rPr>
+      </w:r>
     </w:p>
     <w:tbl>
       <w:tblPr>
         <w:tblW w:w="15691" w:type="dxa"/>
+        <w:jc w:val="start"/>
         <w:tblInd w:w="14" w:type="dxa"/>
         <w:tblLayout w:type="fixed"/>
         <w:tblCellMar>
-          <w:left w:w="0" w:type="dxa"/>
-          <w:right w:w="0" w:type="dxa"/>
+          <w:top w:w="0" w:type="dxa"/>
+          <w:start w:w="0" w:type="dxa"/>
+          <w:bottom w:w="0" w:type="dxa"/>
+          <w:end w:w="0" w:type="dxa"/>
         </w:tblCellMar>
-        <w:tblLook w:val="04A0" w:firstRow="1" w:lastRow="0" w:firstColumn="1" w:lastColumn="0" w:noHBand="0" w:noVBand="1"/>
       </w:tblPr>
       <w:tblGrid>
         <w:gridCol w:w="2196"/>
         <w:gridCol w:w="378"/>
-        <w:gridCol w:w="4783"/>
-        <w:gridCol w:w="142"/>
-        <w:gridCol w:w="3822"/>
+        <w:gridCol w:w="4100"/>
+        <w:gridCol w:w="197"/>
+        <w:gridCol w:w="4450"/>
         <w:gridCol w:w="166"/>
         <w:gridCol w:w="4204"/>
       </w:tblGrid>
       <w:tr>
         <w:trPr>
-          <w:trHeight w:val="284"/>
+          <w:trHeight w:val="284" w:hRule="atLeast"/>
         </w:trPr>
         <w:tc>
           <w:tcPr>
             <w:tcW w:w="2196" w:type="dxa"/>
+            <w:tcBorders/>
             <w:vAlign w:val="bottom"/>
           </w:tcPr>
           <w:p>
             <w:pPr>
-              <w:rPr>
-                <w:rFonts w:ascii="Times New Roman" w:hAnsi="Times New Roman"/>
-              </w:rPr>
-            </w:pPr>
-            <w:r>
+              <w:pStyle w:val="Normal"/>
+              <w:tabs>
+                <w:tab w:val="clear" w:pos="708"/>
+              </w:tabs>
+              <w:bidi w:val="0"/>
+              <w:ind w:hanging="0" w:start="0" w:end="0"/>
+              <w:rPr>
+                <w:rFonts w:ascii="Times New Roman" w:hAnsi="Times New Roman"/>
+              </w:rPr>
+            </w:pPr>
+            <w:r>
+              <w:rPr/>
               <w:t>Адрес</w:t>
             </w:r>
             <w:r>
@@ -1095,6 +1434,7 @@
               <w:t xml:space="preserve"> </w:t>
             </w:r>
             <w:r>
+              <w:rPr/>
               <w:t>организации</w:t>
             </w:r>
             <w:r>
@@ -1116,6 +1456,12 @@
           </w:tcPr>
           <w:p>
             <w:pPr>
+              <w:pStyle w:val="Normal"/>
+              <w:tabs>
+                <w:tab w:val="clear" w:pos="708"/>
+              </w:tabs>
+              <w:bidi w:val="0"/>
+              <w:ind w:hanging="0" w:start="0" w:end="0"/>
               <w:jc w:val="center"/>
               <w:rPr>
                 <w:color w:val="FF0000"/>
@@ -1127,27 +1473,167 @@
                 <w:color w:val="000000"/>
               </w:rPr>
               <w:t>{{ORG_ADDRESS}}</w:t>
+            </w:r>
+            <w:r>
+              <w:rPr>
+                <w:color w:val="FF0000"/>
+              </w:rPr>
+            </w:r>
+            <w:r>
+              <w:rPr>
+                <w:rFonts w:ascii="Times New Roman" w:hAnsi="Times New Roman"/>
+                <w:color w:val="FF0000"/>
+              </w:rPr>
+            </w:r>
+            <w:r>
+              <w:rPr>
+                <w:color w:val="FF0000"/>
+              </w:rPr>
+            </w:r>
+            <w:r>
+              <w:rPr>
+                <w:rFonts w:ascii="Times New Roman" w:hAnsi="Times New Roman"/>
+                <w:color w:val="FF0000"/>
+              </w:rPr>
+            </w:r>
+            <w:r>
+              <w:rPr>
+                <w:color w:val="FF0000"/>
+              </w:rPr>
+            </w:r>
+            <w:r>
+              <w:rPr>
+                <w:rFonts w:ascii="Times New Roman" w:hAnsi="Times New Roman"/>
+                <w:color w:val="FF0000"/>
+              </w:rPr>
+            </w:r>
+            <w:r>
+              <w:rPr>
+                <w:color w:val="FF0000"/>
+              </w:rPr>
+            </w:r>
+            <w:r>
+              <w:rPr>
+                <w:rFonts w:ascii="Times New Roman" w:hAnsi="Times New Roman"/>
+                <w:color w:val="FF0000"/>
+              </w:rPr>
+            </w:r>
+            <w:r>
+              <w:rPr>
+                <w:color w:val="FF0000"/>
+              </w:rPr>
+            </w:r>
+            <w:r>
+              <w:rPr>
+                <w:rFonts w:ascii="Times New Roman" w:hAnsi="Times New Roman"/>
+                <w:color w:val="FF0000"/>
+              </w:rPr>
+            </w:r>
+            <w:r>
+              <w:rPr>
+                <w:color w:val="FF0000"/>
+              </w:rPr>
+            </w:r>
+            <w:r>
+              <w:rPr>
+                <w:rFonts w:ascii="Times New Roman" w:hAnsi="Times New Roman"/>
+                <w:color w:val="FF0000"/>
+              </w:rPr>
+            </w:r>
+            <w:r>
+              <w:rPr>
+                <w:color w:val="FF0000"/>
+              </w:rPr>
+            </w:r>
+            <w:r>
+              <w:rPr>
+                <w:rFonts w:ascii="Times New Roman" w:hAnsi="Times New Roman"/>
+                <w:color w:val="FF0000"/>
+              </w:rPr>
+            </w:r>
+            <w:r>
+              <w:rPr>
+                <w:color w:val="FF0000"/>
+              </w:rPr>
+            </w:r>
+            <w:r>
+              <w:rPr>
+                <w:rFonts w:ascii="Times New Roman" w:hAnsi="Times New Roman"/>
+                <w:color w:val="FF0000"/>
+              </w:rPr>
+            </w:r>
+            <w:r>
+              <w:rPr>
+                <w:color w:val="FF0000"/>
+              </w:rPr>
+            </w:r>
+            <w:r>
+              <w:rPr>
+                <w:rFonts w:ascii="Times New Roman" w:hAnsi="Times New Roman"/>
+                <w:color w:val="FF0000"/>
+              </w:rPr>
+            </w:r>
+            <w:r>
+              <w:rPr>
+                <w:color w:val="FF0000"/>
+              </w:rPr>
+            </w:r>
+            <w:r>
+              <w:rPr>
+                <w:rFonts w:ascii="Times New Roman" w:hAnsi="Times New Roman"/>
+                <w:color w:val="FF0000"/>
+              </w:rPr>
+            </w:r>
+            <w:r>
+              <w:rPr>
+                <w:color w:val="FF0000"/>
+              </w:rPr>
+            </w:r>
+            <w:r>
+              <w:rPr>
+                <w:rFonts w:ascii="Times New Roman" w:hAnsi="Times New Roman"/>
+                <w:color w:val="FF0000"/>
+              </w:rPr>
+            </w:r>
+            <w:r>
+              <w:rPr>
+                <w:color w:val="FF0000"/>
+              </w:rPr>
+            </w:r>
+            <w:r>
+              <w:rPr>
+                <w:rFonts w:ascii="Times New Roman" w:hAnsi="Times New Roman"/>
+                <w:color w:val="FF0000"/>
+              </w:rPr>
             </w:r>
           </w:p>
         </w:tc>
       </w:tr>
       <w:tr>
         <w:trPr>
-          <w:trHeight w:val="284"/>
+          <w:trHeight w:val="284" w:hRule="atLeast"/>
         </w:trPr>
         <w:tc>
           <w:tcPr>
             <w:tcW w:w="2574" w:type="dxa"/>
             <w:gridSpan w:val="2"/>
+            <w:tcBorders/>
             <w:vAlign w:val="bottom"/>
           </w:tcPr>
           <w:p>
             <w:pPr>
-              <w:rPr>
-                <w:rFonts w:ascii="Times New Roman" w:hAnsi="Times New Roman"/>
-              </w:rPr>
-            </w:pPr>
-            <w:r>
+              <w:pStyle w:val="Normal"/>
+              <w:tabs>
+                <w:tab w:val="clear" w:pos="708"/>
+              </w:tabs>
+              <w:bidi w:val="0"/>
+              <w:ind w:hanging="0" w:start="0" w:end="0"/>
+              <w:rPr>
+                <w:rFonts w:ascii="Times New Roman" w:hAnsi="Times New Roman"/>
+              </w:rPr>
+            </w:pPr>
+            <w:r>
+              <w:rPr/>
               <w:t>Ответственный</w:t>
             </w:r>
             <w:r>
@@ -1157,6 +1643,7 @@
               <w:t xml:space="preserve"> </w:t>
             </w:r>
             <w:r>
+              <w:rPr/>
               <w:t>за</w:t>
             </w:r>
             <w:r>
@@ -1166,6 +1653,7 @@
               <w:t xml:space="preserve"> </w:t>
             </w:r>
             <w:r>
+              <w:rPr/>
               <w:t>ВУР</w:t>
             </w:r>
             <w:r>
@@ -1178,7 +1666,7 @@
         </w:tc>
         <w:tc>
           <w:tcPr>
-            <w:tcW w:w="4783" w:type="dxa"/>
+            <w:tcW w:w="4100" w:type="dxa"/>
             <w:tcBorders>
               <w:bottom w:val="single" w:sz="4" w:space="0" w:color="000000"/>
             </w:tcBorders>
@@ -1186,6 +1674,12 @@
           </w:tcPr>
           <w:p>
             <w:pPr>
+              <w:pStyle w:val="Normal"/>
+              <w:tabs>
+                <w:tab w:val="clear" w:pos="708"/>
+              </w:tabs>
+              <w:bidi w:val="0"/>
+              <w:ind w:hanging="0" w:start="0" w:end="0"/>
               <w:jc w:val="center"/>
               <w:rPr>
                 <w:color w:val="FF0000"/>
@@ -1197,25 +1691,70 @@
               </w:rPr>
               <w:t>{{RESPONSIBLE_POSITION}}</w:t>
             </w:r>
-          </w:p>
-        </w:tc>
-        <w:tc>
-          <w:tcPr>
-            <w:tcW w:w="142" w:type="dxa"/>
+            <w:r>
+              <w:rPr>
+                <w:rFonts w:ascii="Times New Roman" w:hAnsi="Times New Roman"/>
+                <w:color w:val="FF0000"/>
+              </w:rPr>
+            </w:r>
+            <w:r>
+              <w:rPr>
+                <w:color w:val="FF0000"/>
+              </w:rPr>
+            </w:r>
+            <w:r>
+              <w:rPr>
+                <w:rFonts w:ascii="Times New Roman" w:hAnsi="Times New Roman"/>
+                <w:color w:val="FF0000"/>
+              </w:rPr>
+            </w:r>
+            <w:r>
+              <w:rPr>
+                <w:color w:val="FF0000"/>
+              </w:rPr>
+            </w:r>
+            <w:r>
+              <w:rPr>
+                <w:rFonts w:ascii="Times New Roman" w:hAnsi="Times New Roman"/>
+                <w:color w:val="FF0000"/>
+              </w:rPr>
+            </w:r>
+            <w:r>
+              <w:rPr>
+                <w:color w:val="FF0000"/>
+              </w:rPr>
+            </w:r>
+          </w:p>
+        </w:tc>
+        <w:tc>
+          <w:tcPr>
+            <w:tcW w:w="197" w:type="dxa"/>
+            <w:tcBorders/>
             <w:vAlign w:val="bottom"/>
           </w:tcPr>
           <w:p>
             <w:pPr>
-              <w:jc w:val="center"/>
-              <w:rPr>
-                <w:color w:val="FF0000"/>
-              </w:rPr>
-            </w:pPr>
-          </w:p>
-        </w:tc>
-        <w:tc>
-          <w:tcPr>
-            <w:tcW w:w="3822" w:type="dxa"/>
+              <w:pStyle w:val="Normal"/>
+              <w:tabs>
+                <w:tab w:val="clear" w:pos="708"/>
+              </w:tabs>
+              <w:bidi w:val="0"/>
+              <w:ind w:hanging="0" w:start="0" w:end="0"/>
+              <w:jc w:val="center"/>
+              <w:rPr>
+                <w:color w:val="FF0000"/>
+              </w:rPr>
+            </w:pPr>
+            <w:r>
+              <w:rPr>
+                <w:color w:val="FF0000"/>
+              </w:rPr>
+            </w:r>
+          </w:p>
+        </w:tc>
+        <w:tc>
+          <w:tcPr>
+            <w:tcW w:w="4450" w:type="dxa"/>
             <w:tcBorders>
               <w:bottom w:val="single" w:sz="4" w:space="0" w:color="000000"/>
             </w:tcBorders>
@@ -1223,6 +1762,12 @@
           </w:tcPr>
           <w:p>
             <w:pPr>
+              <w:pStyle w:val="Normal"/>
+              <w:tabs>
+                <w:tab w:val="clear" w:pos="708"/>
+              </w:tabs>
+              <w:bidi w:val="0"/>
+              <w:ind w:hanging="0" w:start="0" w:end="0"/>
               <w:jc w:val="center"/>
               <w:rPr>
                 <w:color w:val="FF0000"/>
@@ -1235,20 +1780,54 @@
               </w:rPr>
               <w:t>{{RESPONSIBLE_PHONE}}</w:t>
             </w:r>
+            <w:r>
+              <w:rPr>
+                <w:color w:val="FF0000"/>
+              </w:rPr>
+            </w:r>
+            <w:r>
+              <w:rPr>
+                <w:rFonts w:ascii="Times New Roman" w:hAnsi="Times New Roman"/>
+                <w:color w:val="FF0000"/>
+              </w:rPr>
+            </w:r>
+            <w:r>
+              <w:rPr>
+                <w:color w:val="FF0000"/>
+              </w:rPr>
+            </w:r>
+            <w:r>
+              <w:rPr>
+                <w:rFonts w:ascii="Times New Roman" w:hAnsi="Times New Roman"/>
+                <w:color w:val="FF0000"/>
+              </w:rPr>
+            </w:r>
           </w:p>
         </w:tc>
         <w:tc>
           <w:tcPr>
             <w:tcW w:w="166" w:type="dxa"/>
+            <w:tcBorders/>
             <w:vAlign w:val="bottom"/>
           </w:tcPr>
           <w:p>
             <w:pPr>
-              <w:jc w:val="center"/>
-              <w:rPr>
-                <w:color w:val="FF0000"/>
-              </w:rPr>
-            </w:pPr>
+              <w:pStyle w:val="Normal"/>
+              <w:tabs>
+                <w:tab w:val="clear" w:pos="708"/>
+              </w:tabs>
+              <w:bidi w:val="0"/>
+              <w:ind w:hanging="0" w:start="0" w:end="0"/>
+              <w:jc w:val="center"/>
+              <w:rPr>
+                <w:color w:val="FF0000"/>
+              </w:rPr>
+            </w:pPr>
+            <w:r>
+              <w:rPr>
+                <w:color w:val="FF0000"/>
+              </w:rPr>
+            </w:r>
           </w:p>
         </w:tc>
         <w:tc>
@@ -1261,6 +1840,12 @@
           </w:tcPr>
           <w:p>
             <w:pPr>
+              <w:pStyle w:val="Normal"/>
+              <w:tabs>
+                <w:tab w:val="clear" w:pos="708"/>
+              </w:tabs>
+              <w:bidi w:val="0"/>
+              <w:ind w:hanging="0" w:start="0" w:end="0"/>
               <w:jc w:val="center"/>
               <w:rPr>
                 <w:color w:val="FF0000"/>
@@ -1271,34 +1856,65 @@
                 <w:color w:val="000000"/>
               </w:rPr>
               <w:t>{{RESPONSIBLE_NAME}}</w:t>
+            </w:r>
+            <w:r>
+              <w:rPr>
+                <w:rFonts w:ascii="Times New Roman" w:hAnsi="Times New Roman"/>
+                <w:color w:val="FF0000"/>
+              </w:rPr>
+            </w:r>
+            <w:r>
+              <w:rPr>
+                <w:color w:val="FF0000"/>
+              </w:rPr>
             </w:r>
           </w:p>
         </w:tc>
       </w:tr>
       <w:tr>
+        <w:trPr/>
         <w:tc>
           <w:tcPr>
             <w:tcW w:w="2574" w:type="dxa"/>
             <w:gridSpan w:val="2"/>
-          </w:tcPr>
-          <w:p>
-            <w:pPr>
+            <w:tcBorders/>
+          </w:tcPr>
+          <w:p>
+            <w:pPr>
+              <w:pStyle w:val="Normal"/>
+              <w:tabs>
+                <w:tab w:val="clear" w:pos="708"/>
+              </w:tabs>
+              <w:bidi w:val="0"/>
+              <w:ind w:hanging="0" w:start="0" w:end="0"/>
               <w:rPr>
                 <w:sz w:val="14"/>
                 <w:szCs w:val="14"/>
               </w:rPr>
             </w:pPr>
-          </w:p>
-        </w:tc>
-        <w:tc>
-          <w:tcPr>
-            <w:tcW w:w="4783" w:type="dxa"/>
+            <w:r>
+              <w:rPr>
+                <w:sz w:val="14"/>
+                <w:szCs w:val="14"/>
+              </w:rPr>
+            </w:r>
+          </w:p>
+        </w:tc>
+        <w:tc>
+          <w:tcPr>
+            <w:tcW w:w="4100" w:type="dxa"/>
             <w:tcBorders>
               <w:top w:val="single" w:sz="4" w:space="0" w:color="000000"/>
             </w:tcBorders>
           </w:tcPr>
           <w:p>
             <w:pPr>
+              <w:pStyle w:val="Normal"/>
+              <w:tabs>
+                <w:tab w:val="clear" w:pos="708"/>
+              </w:tabs>
+              <w:bidi w:val="0"/>
+              <w:ind w:hanging="0" w:start="0" w:end="0"/>
               <w:jc w:val="center"/>
               <w:rPr>
                 <w:sz w:val="14"/>
@@ -1331,34 +1947,64 @@
           </w:p>
           <w:p>
             <w:pPr>
-              <w:jc w:val="center"/>
-            </w:pPr>
-          </w:p>
-        </w:tc>
-        <w:tc>
-          <w:tcPr>
-            <w:tcW w:w="142" w:type="dxa"/>
-          </w:tcPr>
-          <w:p>
-            <w:pPr>
+              <w:pStyle w:val="Normal"/>
+              <w:tabs>
+                <w:tab w:val="clear" w:pos="708"/>
+              </w:tabs>
+              <w:bidi w:val="0"/>
+              <w:ind w:hanging="0" w:start="0" w:end="0"/>
+              <w:jc w:val="center"/>
+              <w:rPr/>
+            </w:pPr>
+            <w:r>
+              <w:rPr/>
+            </w:r>
+          </w:p>
+        </w:tc>
+        <w:tc>
+          <w:tcPr>
+            <w:tcW w:w="197" w:type="dxa"/>
+            <w:tcBorders/>
+          </w:tcPr>
+          <w:p>
+            <w:pPr>
+              <w:pStyle w:val="Normal"/>
+              <w:tabs>
+                <w:tab w:val="clear" w:pos="708"/>
+              </w:tabs>
+              <w:bidi w:val="0"/>
+              <w:ind w:hanging="0" w:start="0" w:end="0"/>
               <w:jc w:val="center"/>
               <w:rPr>
                 <w:sz w:val="14"/>
                 <w:szCs w:val="14"/>
               </w:rPr>
             </w:pPr>
-          </w:p>
-        </w:tc>
-        <w:tc>
-          <w:tcPr>
-            <w:tcW w:w="3822" w:type="dxa"/>
+            <w:r>
+              <w:rPr>
+                <w:sz w:val="14"/>
+                <w:szCs w:val="14"/>
+              </w:rPr>
+            </w:r>
+          </w:p>
+        </w:tc>
+        <w:tc>
+          <w:tcPr>
+            <w:tcW w:w="4450" w:type="dxa"/>
             <w:tcBorders>
               <w:top w:val="single" w:sz="4" w:space="0" w:color="000000"/>
             </w:tcBorders>
           </w:tcPr>
           <w:p>
             <w:pPr>
-              <w:jc w:val="center"/>
+              <w:pStyle w:val="Normal"/>
+              <w:tabs>
+                <w:tab w:val="clear" w:pos="708"/>
+              </w:tabs>
+              <w:bidi w:val="0"/>
+              <w:ind w:hanging="0" w:start="0" w:end="0"/>
+              <w:jc w:val="center"/>
+              <w:rPr/>
             </w:pPr>
             <w:r>
               <w:rPr>
@@ -1388,15 +2034,28 @@
         <w:tc>
           <w:tcPr>
             <w:tcW w:w="166" w:type="dxa"/>
-          </w:tcPr>
-          <w:p>
-            <w:pPr>
+            <w:tcBorders/>
+          </w:tcPr>
+          <w:p>
+            <w:pPr>
+              <w:pStyle w:val="Normal"/>
+              <w:tabs>
+                <w:tab w:val="clear" w:pos="708"/>
+              </w:tabs>
+              <w:bidi w:val="0"/>
+              <w:ind w:hanging="0" w:start="0" w:end="0"/>
               <w:jc w:val="center"/>
               <w:rPr>
                 <w:sz w:val="14"/>
                 <w:szCs w:val="14"/>
               </w:rPr>
             </w:pPr>
+            <w:r>
+              <w:rPr>
+                <w:sz w:val="14"/>
+                <w:szCs w:val="14"/>
+              </w:rPr>
+            </w:r>
           </w:p>
         </w:tc>
         <w:tc>
@@ -1408,7 +2067,14 @@
           </w:tcPr>
           <w:p>
             <w:pPr>
-              <w:jc w:val="center"/>
+              <w:pStyle w:val="Normal"/>
+              <w:tabs>
+                <w:tab w:val="clear" w:pos="708"/>
+              </w:tabs>
+              <w:bidi w:val="0"/>
+              <w:ind w:hanging="0" w:start="0" w:end="0"/>
+              <w:jc w:val="center"/>
+              <w:rPr/>
             </w:pPr>
             <w:r>
               <w:rPr>
@@ -1469,22 +2135,33 @@
     </w:tbl>
     <w:p>
       <w:pPr>
+        <w:pStyle w:val="Normal"/>
+        <w:bidi w:val="0"/>
+        <w:ind w:hanging="0" w:start="0" w:end="0"/>
         <w:rPr>
           <w:sz w:val="16"/>
           <w:szCs w:val="16"/>
         </w:rPr>
       </w:pPr>
+      <w:r>
+        <w:rPr>
+          <w:sz w:val="16"/>
+          <w:szCs w:val="16"/>
+        </w:rPr>
+      </w:r>
     </w:p>
     <w:tbl>
       <w:tblPr>
         <w:tblW w:w="15691" w:type="dxa"/>
+        <w:jc w:val="start"/>
         <w:tblInd w:w="29" w:type="dxa"/>
         <w:tblLayout w:type="fixed"/>
         <w:tblCellMar>
-          <w:left w:w="5" w:type="dxa"/>
-          <w:right w:w="5" w:type="dxa"/>
+          <w:top w:w="0" w:type="dxa"/>
+          <w:start w:w="5" w:type="dxa"/>
+          <w:bottom w:w="0" w:type="dxa"/>
+          <w:end w:w="5" w:type="dxa"/>
         </w:tblCellMar>
-        <w:tblLook w:val="04A0" w:firstRow="1" w:lastRow="0" w:firstColumn="1" w:lastColumn="0" w:noHBand="0" w:noVBand="1"/>
       </w:tblPr>
       <w:tblGrid>
         <w:gridCol w:w="629"/>
@@ -1502,20 +2179,26 @@
         <w:gridCol w:w="1706"/>
       </w:tblGrid>
       <w:tr>
+        <w:trPr/>
         <w:tc>
           <w:tcPr>
             <w:tcW w:w="629" w:type="dxa"/>
             <w:tcBorders>
               <w:top w:val="single" w:sz="4" w:space="0" w:color="000000"/>
-              <w:left w:val="single" w:sz="4" w:space="0" w:color="000000"/>
+              <w:start w:val="single" w:sz="4" w:space="0" w:color="000000"/>
               <w:bottom w:val="single" w:sz="4" w:space="0" w:color="000000"/>
-              <w:right w:val="single" w:sz="4" w:space="0" w:color="000000"/>
+              <w:end w:val="single" w:sz="4" w:space="0" w:color="000000"/>
             </w:tcBorders>
             <w:vAlign w:val="center"/>
           </w:tcPr>
           <w:p>
             <w:pPr>
-              <w:ind w:left="57" w:right="57"/>
+              <w:pStyle w:val="Normal"/>
+              <w:tabs>
+                <w:tab w:val="clear" w:pos="708"/>
+              </w:tabs>
+              <w:bidi w:val="0"/>
+              <w:ind w:hanging="0" w:start="57" w:end="57"/>
               <w:jc w:val="center"/>
               <w:rPr>
                 <w:sz w:val="20"/>
@@ -1559,15 +2242,20 @@
             <w:tcW w:w="2071" w:type="dxa"/>
             <w:tcBorders>
               <w:top w:val="single" w:sz="4" w:space="0" w:color="000000"/>
-              <w:left w:val="single" w:sz="4" w:space="0" w:color="000000"/>
+              <w:start w:val="single" w:sz="4" w:space="0" w:color="000000"/>
               <w:bottom w:val="single" w:sz="4" w:space="0" w:color="000000"/>
-              <w:right w:val="single" w:sz="4" w:space="0" w:color="000000"/>
+              <w:end w:val="single" w:sz="4" w:space="0" w:color="000000"/>
             </w:tcBorders>
             <w:vAlign w:val="center"/>
           </w:tcPr>
           <w:p>
             <w:pPr>
-              <w:ind w:left="57" w:right="57"/>
+              <w:pStyle w:val="Normal"/>
+              <w:tabs>
+                <w:tab w:val="clear" w:pos="708"/>
+              </w:tabs>
+              <w:bidi w:val="0"/>
+              <w:ind w:hanging="0" w:start="57" w:end="57"/>
               <w:jc w:val="center"/>
               <w:rPr>
                 <w:sz w:val="20"/>
@@ -1595,12 +2283,6 @@
                 <w:szCs w:val="20"/>
               </w:rPr>
               <w:t>имя,</w:t>
-            </w:r>
-            <w:r>
-              <w:rPr>
-                <w:sz w:val="20"/>
-                <w:szCs w:val="20"/>
-              </w:rPr>
               <w:br/>
               <w:t>отчество</w:t>
             </w:r>
@@ -1611,15 +2293,20 @@
             <w:tcW w:w="1050" w:type="dxa"/>
             <w:tcBorders>
               <w:top w:val="single" w:sz="4" w:space="0" w:color="000000"/>
-              <w:left w:val="single" w:sz="4" w:space="0" w:color="000000"/>
+              <w:start w:val="single" w:sz="4" w:space="0" w:color="000000"/>
               <w:bottom w:val="single" w:sz="4" w:space="0" w:color="000000"/>
-              <w:right w:val="single" w:sz="4" w:space="0" w:color="000000"/>
+              <w:end w:val="single" w:sz="4" w:space="0" w:color="000000"/>
             </w:tcBorders>
             <w:vAlign w:val="center"/>
           </w:tcPr>
           <w:p>
             <w:pPr>
-              <w:ind w:left="57" w:right="57"/>
+              <w:pStyle w:val="Normal"/>
+              <w:tabs>
+                <w:tab w:val="clear" w:pos="708"/>
+              </w:tabs>
+              <w:bidi w:val="0"/>
+              <w:ind w:hanging="0" w:start="57" w:end="57"/>
               <w:jc w:val="center"/>
               <w:rPr>
                 <w:sz w:val="20"/>
@@ -1655,15 +2342,20 @@
             <w:tcW w:w="783" w:type="dxa"/>
             <w:tcBorders>
               <w:top w:val="single" w:sz="4" w:space="0" w:color="000000"/>
-              <w:left w:val="single" w:sz="4" w:space="0" w:color="000000"/>
+              <w:start w:val="single" w:sz="4" w:space="0" w:color="000000"/>
               <w:bottom w:val="single" w:sz="4" w:space="0" w:color="000000"/>
-              <w:right w:val="single" w:sz="4" w:space="0" w:color="000000"/>
+              <w:end w:val="single" w:sz="4" w:space="0" w:color="000000"/>
             </w:tcBorders>
             <w:vAlign w:val="center"/>
           </w:tcPr>
           <w:p>
             <w:pPr>
-              <w:ind w:left="57" w:right="57"/>
+              <w:pStyle w:val="Normal"/>
+              <w:tabs>
+                <w:tab w:val="clear" w:pos="708"/>
+              </w:tabs>
+              <w:bidi w:val="0"/>
+              <w:ind w:hanging="0" w:start="57" w:end="57"/>
               <w:jc w:val="center"/>
               <w:rPr>
                 <w:sz w:val="20"/>
@@ -1699,15 +2391,20 @@
             <w:tcW w:w="965" w:type="dxa"/>
             <w:tcBorders>
               <w:top w:val="single" w:sz="4" w:space="0" w:color="000000"/>
-              <w:left w:val="single" w:sz="4" w:space="0" w:color="000000"/>
+              <w:start w:val="single" w:sz="4" w:space="0" w:color="000000"/>
               <w:bottom w:val="single" w:sz="4" w:space="0" w:color="000000"/>
-              <w:right w:val="single" w:sz="4" w:space="0" w:color="000000"/>
+              <w:end w:val="single" w:sz="4" w:space="0" w:color="000000"/>
             </w:tcBorders>
             <w:vAlign w:val="center"/>
           </w:tcPr>
           <w:p>
             <w:pPr>
-              <w:ind w:left="57" w:right="57"/>
+              <w:pStyle w:val="Normal"/>
+              <w:tabs>
+                <w:tab w:val="clear" w:pos="708"/>
+              </w:tabs>
+              <w:bidi w:val="0"/>
+              <w:ind w:hanging="0" w:start="57" w:end="57"/>
               <w:jc w:val="center"/>
               <w:rPr>
                 <w:rFonts w:ascii="Times New Roman" w:hAnsi="Times New Roman"/>
@@ -1752,15 +2449,20 @@
             <w:tcW w:w="1100" w:type="dxa"/>
             <w:tcBorders>
               <w:top w:val="single" w:sz="4" w:space="0" w:color="000000"/>
-              <w:left w:val="single" w:sz="4" w:space="0" w:color="000000"/>
+              <w:start w:val="single" w:sz="4" w:space="0" w:color="000000"/>
               <w:bottom w:val="single" w:sz="4" w:space="0" w:color="000000"/>
-              <w:right w:val="single" w:sz="4" w:space="0" w:color="000000"/>
+              <w:end w:val="single" w:sz="4" w:space="0" w:color="000000"/>
             </w:tcBorders>
             <w:vAlign w:val="center"/>
           </w:tcPr>
           <w:p>
             <w:pPr>
-              <w:ind w:left="57" w:right="57"/>
+              <w:pStyle w:val="Normal"/>
+              <w:tabs>
+                <w:tab w:val="clear" w:pos="708"/>
+              </w:tabs>
+              <w:bidi w:val="0"/>
+              <w:ind w:hanging="0" w:start="57" w:end="57"/>
               <w:jc w:val="center"/>
               <w:rPr>
                 <w:sz w:val="20"/>
@@ -1826,15 +2528,20 @@
             <w:tcW w:w="1100" w:type="dxa"/>
             <w:tcBorders>
               <w:top w:val="single" w:sz="4" w:space="0" w:color="000000"/>
-              <w:left w:val="single" w:sz="4" w:space="0" w:color="000000"/>
+              <w:start w:val="single" w:sz="4" w:space="0" w:color="000000"/>
               <w:bottom w:val="single" w:sz="4" w:space="0" w:color="000000"/>
-              <w:right w:val="single" w:sz="4" w:space="0" w:color="000000"/>
+              <w:end w:val="single" w:sz="4" w:space="0" w:color="000000"/>
             </w:tcBorders>
             <w:vAlign w:val="center"/>
           </w:tcPr>
           <w:p>
             <w:pPr>
-              <w:ind w:left="57" w:right="57"/>
+              <w:pStyle w:val="Normal"/>
+              <w:tabs>
+                <w:tab w:val="clear" w:pos="708"/>
+              </w:tabs>
+              <w:bidi w:val="0"/>
+              <w:ind w:hanging="0" w:start="57" w:end="57"/>
               <w:jc w:val="center"/>
               <w:rPr>
                 <w:sz w:val="20"/>
@@ -1915,15 +2622,20 @@
             <w:tcW w:w="1239" w:type="dxa"/>
             <w:tcBorders>
               <w:top w:val="single" w:sz="4" w:space="0" w:color="000000"/>
-              <w:left w:val="single" w:sz="4" w:space="0" w:color="000000"/>
+              <w:start w:val="single" w:sz="4" w:space="0" w:color="000000"/>
               <w:bottom w:val="single" w:sz="4" w:space="0" w:color="000000"/>
-              <w:right w:val="single" w:sz="4" w:space="0" w:color="000000"/>
+              <w:end w:val="single" w:sz="4" w:space="0" w:color="000000"/>
             </w:tcBorders>
             <w:vAlign w:val="center"/>
           </w:tcPr>
           <w:p>
             <w:pPr>
-              <w:ind w:left="57" w:right="57"/>
+              <w:pStyle w:val="Normal"/>
+              <w:tabs>
+                <w:tab w:val="clear" w:pos="708"/>
+              </w:tabs>
+              <w:bidi w:val="0"/>
+              <w:ind w:hanging="0" w:start="57" w:end="57"/>
               <w:jc w:val="center"/>
               <w:rPr>
                 <w:sz w:val="20"/>
@@ -2079,15 +2791,20 @@
             <w:tcW w:w="1822" w:type="dxa"/>
             <w:tcBorders>
               <w:top w:val="single" w:sz="4" w:space="0" w:color="000000"/>
-              <w:left w:val="single" w:sz="4" w:space="0" w:color="000000"/>
+              <w:start w:val="single" w:sz="4" w:space="0" w:color="000000"/>
               <w:bottom w:val="single" w:sz="4" w:space="0" w:color="000000"/>
-              <w:right w:val="single" w:sz="4" w:space="0" w:color="000000"/>
+              <w:end w:val="single" w:sz="4" w:space="0" w:color="000000"/>
             </w:tcBorders>
             <w:vAlign w:val="center"/>
           </w:tcPr>
           <w:p>
             <w:pPr>
-              <w:ind w:left="57" w:right="57"/>
+              <w:pStyle w:val="Normal"/>
+              <w:tabs>
+                <w:tab w:val="clear" w:pos="708"/>
+              </w:tabs>
+              <w:bidi w:val="0"/>
+              <w:ind w:hanging="0" w:start="57" w:end="57"/>
               <w:jc w:val="center"/>
               <w:rPr>
                 <w:sz w:val="20"/>
@@ -2153,15 +2870,20 @@
             <w:tcW w:w="993" w:type="dxa"/>
             <w:tcBorders>
               <w:top w:val="single" w:sz="4" w:space="0" w:color="000000"/>
-              <w:left w:val="single" w:sz="4" w:space="0" w:color="000000"/>
+              <w:start w:val="single" w:sz="4" w:space="0" w:color="000000"/>
               <w:bottom w:val="single" w:sz="4" w:space="0" w:color="000000"/>
-              <w:right w:val="single" w:sz="4" w:space="0" w:color="000000"/>
+              <w:end w:val="single" w:sz="4" w:space="0" w:color="000000"/>
             </w:tcBorders>
             <w:vAlign w:val="center"/>
           </w:tcPr>
           <w:p>
             <w:pPr>
-              <w:ind w:left="57" w:right="57"/>
+              <w:pStyle w:val="Normal"/>
+              <w:tabs>
+                <w:tab w:val="clear" w:pos="708"/>
+              </w:tabs>
+              <w:bidi w:val="0"/>
+              <w:ind w:hanging="0" w:start="57" w:end="57"/>
               <w:jc w:val="center"/>
               <w:rPr>
                 <w:sz w:val="20"/>
@@ -2182,15 +2904,20 @@
             <w:tcW w:w="1268" w:type="dxa"/>
             <w:tcBorders>
               <w:top w:val="single" w:sz="4" w:space="0" w:color="000000"/>
-              <w:left w:val="single" w:sz="4" w:space="0" w:color="000000"/>
+              <w:start w:val="single" w:sz="4" w:space="0" w:color="000000"/>
               <w:bottom w:val="single" w:sz="4" w:space="0" w:color="000000"/>
-              <w:right w:val="single" w:sz="4" w:space="0" w:color="000000"/>
+              <w:end w:val="single" w:sz="4" w:space="0" w:color="000000"/>
             </w:tcBorders>
             <w:vAlign w:val="center"/>
           </w:tcPr>
           <w:p>
             <w:pPr>
-              <w:ind w:left="57" w:right="57"/>
+              <w:pStyle w:val="Normal"/>
+              <w:tabs>
+                <w:tab w:val="clear" w:pos="708"/>
+              </w:tabs>
+              <w:bidi w:val="0"/>
+              <w:ind w:hanging="0" w:start="57" w:end="57"/>
               <w:jc w:val="center"/>
               <w:rPr>
                 <w:rFonts w:ascii="Times New Roman" w:hAnsi="Times New Roman"/>
@@ -2265,15 +2992,20 @@
             <w:tcW w:w="965" w:type="dxa"/>
             <w:tcBorders>
               <w:top w:val="single" w:sz="4" w:space="0" w:color="000000"/>
-              <w:left w:val="single" w:sz="4" w:space="0" w:color="000000"/>
+              <w:start w:val="single" w:sz="4" w:space="0" w:color="000000"/>
               <w:bottom w:val="single" w:sz="4" w:space="0" w:color="000000"/>
-              <w:right w:val="single" w:sz="4" w:space="0" w:color="000000"/>
+              <w:end w:val="single" w:sz="4" w:space="0" w:color="000000"/>
             </w:tcBorders>
             <w:vAlign w:val="center"/>
           </w:tcPr>
           <w:p>
             <w:pPr>
-              <w:ind w:left="57" w:right="57"/>
+              <w:pStyle w:val="Normal"/>
+              <w:tabs>
+                <w:tab w:val="clear" w:pos="708"/>
+              </w:tabs>
+              <w:bidi w:val="0"/>
+              <w:ind w:hanging="0" w:start="57" w:end="57"/>
               <w:jc w:val="center"/>
               <w:rPr>
                 <w:sz w:val="20"/>
@@ -2309,15 +3041,20 @@
             <w:tcW w:w="1706" w:type="dxa"/>
             <w:tcBorders>
               <w:top w:val="single" w:sz="4" w:space="0" w:color="000000"/>
-              <w:left w:val="single" w:sz="4" w:space="0" w:color="000000"/>
+              <w:start w:val="single" w:sz="4" w:space="0" w:color="000000"/>
               <w:bottom w:val="single" w:sz="4" w:space="0" w:color="000000"/>
-              <w:right w:val="single" w:sz="4" w:space="0" w:color="000000"/>
+              <w:end w:val="single" w:sz="4" w:space="0" w:color="000000"/>
             </w:tcBorders>
             <w:vAlign w:val="center"/>
           </w:tcPr>
           <w:p>
             <w:pPr>
-              <w:ind w:left="57" w:right="57"/>
+              <w:pStyle w:val="Normal"/>
+              <w:tabs>
+                <w:tab w:val="clear" w:pos="708"/>
+              </w:tabs>
+              <w:bidi w:val="0"/>
+              <w:ind w:hanging="0" w:start="57" w:end="57"/>
               <w:jc w:val="center"/>
               <w:rPr>
                 <w:sz w:val="20"/>
@@ -2364,7 +3101,12 @@
           </w:p>
           <w:p>
             <w:pPr>
-              <w:ind w:left="57" w:right="57"/>
+              <w:pStyle w:val="Normal"/>
+              <w:tabs>
+                <w:tab w:val="clear" w:pos="708"/>
+              </w:tabs>
+              <w:bidi w:val="0"/>
+              <w:ind w:hanging="0" w:start="57" w:end="57"/>
               <w:jc w:val="center"/>
               <w:rPr>
                 <w:sz w:val="20"/>
@@ -2381,7 +3123,12 @@
           </w:p>
           <w:p>
             <w:pPr>
-              <w:ind w:left="57" w:right="57"/>
+              <w:pStyle w:val="Normal"/>
+              <w:tabs>
+                <w:tab w:val="clear" w:pos="708"/>
+              </w:tabs>
+              <w:bidi w:val="0"/>
+              <w:ind w:hanging="0" w:start="57" w:end="57"/>
               <w:jc w:val="center"/>
               <w:rPr>
                 <w:rFonts w:ascii="Times New Roman" w:hAnsi="Times New Roman"/>
@@ -2416,20 +3163,23 @@
         </w:tc>
       </w:tr>
       <w:tr>
+        <w:trPr/>
         <w:tc>
           <w:tcPr>
             <w:tcW w:w="629" w:type="dxa"/>
             <w:tcBorders>
               <w:top w:val="single" w:sz="4" w:space="0" w:color="000000"/>
-              <w:left w:val="single" w:sz="4" w:space="0" w:color="000000"/>
+              <w:start w:val="single" w:sz="4" w:space="0" w:color="000000"/>
               <w:bottom w:val="single" w:sz="4" w:space="0" w:color="000000"/>
-              <w:right w:val="single" w:sz="4" w:space="0" w:color="000000"/>
+              <w:end w:val="single" w:sz="4" w:space="0" w:color="000000"/>
             </w:tcBorders>
             <w:vAlign w:val="center"/>
           </w:tcPr>
           <w:p>
             <w:pPr>
-              <w:ind w:left="57" w:right="57"/>
+              <w:pStyle w:val="Normal"/>
+              <w:bidi w:val="0"/>
+              <w:ind w:hanging="0" w:start="57" w:end="57"/>
               <w:jc w:val="center"/>
               <w:rPr>
                 <w:rFonts w:ascii="Times New Roman" w:hAnsi="Times New Roman"/>
@@ -2460,15 +3210,17 @@
             <w:tcW w:w="2071" w:type="dxa"/>
             <w:tcBorders>
               <w:top w:val="single" w:sz="4" w:space="0" w:color="000000"/>
-              <w:left w:val="single" w:sz="4" w:space="0" w:color="000000"/>
+              <w:start w:val="single" w:sz="4" w:space="0" w:color="000000"/>
               <w:bottom w:val="single" w:sz="4" w:space="0" w:color="000000"/>
-              <w:right w:val="single" w:sz="4" w:space="0" w:color="000000"/>
+              <w:end w:val="single" w:sz="4" w:space="0" w:color="000000"/>
             </w:tcBorders>
             <w:vAlign w:val="center"/>
           </w:tcPr>
           <w:p>
             <w:pPr>
-              <w:ind w:left="57" w:right="57"/>
+              <w:pStyle w:val="Normal"/>
+              <w:bidi w:val="0"/>
+              <w:ind w:hanging="0" w:start="57" w:end="57"/>
               <w:jc w:val="center"/>
               <w:rPr>
                 <w:rFonts w:ascii="Times New Roman" w:hAnsi="Times New Roman"/>
@@ -2499,15 +3251,17 @@
             <w:tcW w:w="1050" w:type="dxa"/>
             <w:tcBorders>
               <w:top w:val="single" w:sz="4" w:space="0" w:color="000000"/>
-              <w:left w:val="single" w:sz="4" w:space="0" w:color="000000"/>
+              <w:start w:val="single" w:sz="4" w:space="0" w:color="000000"/>
               <w:bottom w:val="single" w:sz="4" w:space="0" w:color="000000"/>
-              <w:right w:val="single" w:sz="4" w:space="0" w:color="000000"/>
+              <w:end w:val="single" w:sz="4" w:space="0" w:color="000000"/>
             </w:tcBorders>
             <w:vAlign w:val="center"/>
           </w:tcPr>
           <w:p>
             <w:pPr>
-              <w:ind w:left="57" w:right="57"/>
+              <w:pStyle w:val="Normal"/>
+              <w:bidi w:val="0"/>
+              <w:ind w:hanging="0" w:start="57" w:end="57"/>
               <w:jc w:val="center"/>
               <w:rPr>
                 <w:rFonts w:ascii="Times New Roman" w:hAnsi="Times New Roman"/>
@@ -2538,15 +3292,17 @@
             <w:tcW w:w="783" w:type="dxa"/>
             <w:tcBorders>
               <w:top w:val="single" w:sz="4" w:space="0" w:color="000000"/>
-              <w:left w:val="single" w:sz="4" w:space="0" w:color="000000"/>
+              <w:start w:val="single" w:sz="4" w:space="0" w:color="000000"/>
               <w:bottom w:val="single" w:sz="4" w:space="0" w:color="000000"/>
-              <w:right w:val="single" w:sz="4" w:space="0" w:color="000000"/>
+              <w:end w:val="single" w:sz="4" w:space="0" w:color="000000"/>
             </w:tcBorders>
             <w:vAlign w:val="center"/>
           </w:tcPr>
           <w:p>
             <w:pPr>
-              <w:ind w:left="57" w:right="57"/>
+              <w:pStyle w:val="Normal"/>
+              <w:bidi w:val="0"/>
+              <w:ind w:hanging="0" w:start="57" w:end="57"/>
               <w:jc w:val="center"/>
               <w:rPr>
                 <w:rFonts w:ascii="Times New Roman" w:hAnsi="Times New Roman"/>
@@ -2577,15 +3333,17 @@
             <w:tcW w:w="965" w:type="dxa"/>
             <w:tcBorders>
               <w:top w:val="single" w:sz="4" w:space="0" w:color="000000"/>
-              <w:left w:val="single" w:sz="4" w:space="0" w:color="000000"/>
+              <w:start w:val="single" w:sz="4" w:space="0" w:color="000000"/>
               <w:bottom w:val="single" w:sz="4" w:space="0" w:color="000000"/>
-              <w:right w:val="single" w:sz="4" w:space="0" w:color="000000"/>
+              <w:end w:val="single" w:sz="4" w:space="0" w:color="000000"/>
             </w:tcBorders>
             <w:vAlign w:val="center"/>
           </w:tcPr>
           <w:p>
             <w:pPr>
-              <w:ind w:left="57" w:right="57"/>
+              <w:pStyle w:val="Normal"/>
+              <w:bidi w:val="0"/>
+              <w:ind w:hanging="0" w:start="57" w:end="57"/>
               <w:jc w:val="center"/>
               <w:rPr>
                 <w:rFonts w:ascii="Times New Roman" w:hAnsi="Times New Roman"/>
@@ -2616,15 +3374,17 @@
             <w:tcW w:w="1100" w:type="dxa"/>
             <w:tcBorders>
               <w:top w:val="single" w:sz="4" w:space="0" w:color="000000"/>
-              <w:left w:val="single" w:sz="4" w:space="0" w:color="000000"/>
+              <w:start w:val="single" w:sz="4" w:space="0" w:color="000000"/>
               <w:bottom w:val="single" w:sz="4" w:space="0" w:color="000000"/>
-              <w:right w:val="single" w:sz="4" w:space="0" w:color="000000"/>
+              <w:end w:val="single" w:sz="4" w:space="0" w:color="000000"/>
             </w:tcBorders>
             <w:vAlign w:val="center"/>
           </w:tcPr>
           <w:p>
             <w:pPr>
-              <w:ind w:left="57" w:right="57"/>
+              <w:pStyle w:val="Normal"/>
+              <w:bidi w:val="0"/>
+              <w:ind w:hanging="0" w:start="57" w:end="57"/>
               <w:jc w:val="center"/>
               <w:rPr>
                 <w:rFonts w:ascii="Times New Roman" w:hAnsi="Times New Roman"/>
@@ -2655,15 +3415,17 @@
             <w:tcW w:w="1100" w:type="dxa"/>
             <w:tcBorders>
               <w:top w:val="single" w:sz="4" w:space="0" w:color="000000"/>
-              <w:left w:val="single" w:sz="4" w:space="0" w:color="000000"/>
+              <w:start w:val="single" w:sz="4" w:space="0" w:color="000000"/>
               <w:bottom w:val="single" w:sz="4" w:space="0" w:color="000000"/>
-              <w:right w:val="single" w:sz="4" w:space="0" w:color="000000"/>
+              <w:end w:val="single" w:sz="4" w:space="0" w:color="000000"/>
             </w:tcBorders>
             <w:vAlign w:val="center"/>
           </w:tcPr>
           <w:p>
             <w:pPr>
-              <w:ind w:left="57" w:right="57"/>
+              <w:pStyle w:val="Normal"/>
+              <w:bidi w:val="0"/>
+              <w:ind w:hanging="0" w:start="57" w:end="57"/>
               <w:jc w:val="center"/>
               <w:rPr>
                 <w:rFonts w:ascii="Times New Roman" w:hAnsi="Times New Roman"/>
@@ -2694,15 +3456,17 @@
             <w:tcW w:w="1239" w:type="dxa"/>
             <w:tcBorders>
               <w:top w:val="single" w:sz="4" w:space="0" w:color="000000"/>
-              <w:left w:val="single" w:sz="4" w:space="0" w:color="000000"/>
+              <w:start w:val="single" w:sz="4" w:space="0" w:color="000000"/>
               <w:bottom w:val="single" w:sz="4" w:space="0" w:color="000000"/>
-              <w:right w:val="single" w:sz="4" w:space="0" w:color="000000"/>
+              <w:end w:val="single" w:sz="4" w:space="0" w:color="000000"/>
             </w:tcBorders>
             <w:vAlign w:val="center"/>
           </w:tcPr>
           <w:p>
             <w:pPr>
-              <w:ind w:left="57" w:right="57"/>
+              <w:pStyle w:val="Normal"/>
+              <w:bidi w:val="0"/>
+              <w:ind w:hanging="0" w:start="57" w:end="57"/>
               <w:jc w:val="center"/>
               <w:rPr>
                 <w:rFonts w:ascii="Times New Roman" w:hAnsi="Times New Roman"/>
@@ -2733,15 +3497,17 @@
             <w:tcW w:w="1822" w:type="dxa"/>
             <w:tcBorders>
               <w:top w:val="single" w:sz="4" w:space="0" w:color="000000"/>
-              <w:left w:val="single" w:sz="4" w:space="0" w:color="000000"/>
+              <w:start w:val="single" w:sz="4" w:space="0" w:color="000000"/>
               <w:bottom w:val="single" w:sz="4" w:space="0" w:color="000000"/>
-              <w:right w:val="single" w:sz="4" w:space="0" w:color="000000"/>
+              <w:end w:val="single" w:sz="4" w:space="0" w:color="000000"/>
             </w:tcBorders>
             <w:vAlign w:val="center"/>
           </w:tcPr>
           <w:p>
             <w:pPr>
-              <w:ind w:left="57" w:right="57"/>
+              <w:pStyle w:val="Normal"/>
+              <w:bidi w:val="0"/>
+              <w:ind w:hanging="0" w:start="57" w:end="57"/>
               <w:jc w:val="center"/>
               <w:rPr>
                 <w:rFonts w:ascii="Times New Roman" w:hAnsi="Times New Roman"/>
@@ -2772,15 +3538,17 @@
             <w:tcW w:w="993" w:type="dxa"/>
             <w:tcBorders>
               <w:top w:val="single" w:sz="4" w:space="0" w:color="000000"/>
-              <w:left w:val="single" w:sz="4" w:space="0" w:color="000000"/>
+              <w:start w:val="single" w:sz="4" w:space="0" w:color="000000"/>
               <w:bottom w:val="single" w:sz="4" w:space="0" w:color="000000"/>
-              <w:right w:val="single" w:sz="4" w:space="0" w:color="000000"/>
+              <w:end w:val="single" w:sz="4" w:space="0" w:color="000000"/>
             </w:tcBorders>
             <w:vAlign w:val="center"/>
           </w:tcPr>
           <w:p>
             <w:pPr>
-              <w:ind w:left="57" w:right="57"/>
+              <w:pStyle w:val="Normal"/>
+              <w:bidi w:val="0"/>
+              <w:ind w:hanging="0" w:start="57" w:end="57"/>
               <w:jc w:val="center"/>
               <w:rPr>
                 <w:rFonts w:ascii="Times New Roman" w:hAnsi="Times New Roman"/>
@@ -2811,15 +3579,17 @@
             <w:tcW w:w="1268" w:type="dxa"/>
             <w:tcBorders>
               <w:top w:val="single" w:sz="4" w:space="0" w:color="000000"/>
-              <w:left w:val="single" w:sz="4" w:space="0" w:color="000000"/>
+              <w:start w:val="single" w:sz="4" w:space="0" w:color="000000"/>
               <w:bottom w:val="single" w:sz="4" w:space="0" w:color="000000"/>
-              <w:right w:val="single" w:sz="4" w:space="0" w:color="000000"/>
+              <w:end w:val="single" w:sz="4" w:space="0" w:color="000000"/>
             </w:tcBorders>
             <w:vAlign w:val="center"/>
           </w:tcPr>
           <w:p>
             <w:pPr>
-              <w:ind w:left="57" w:right="57"/>
+              <w:pStyle w:val="Normal"/>
+              <w:bidi w:val="0"/>
+              <w:ind w:hanging="0" w:start="57" w:end="57"/>
               <w:jc w:val="center"/>
               <w:rPr>
                 <w:rFonts w:ascii="Times New Roman" w:hAnsi="Times New Roman"/>
@@ -2850,15 +3620,17 @@
             <w:tcW w:w="965" w:type="dxa"/>
             <w:tcBorders>
               <w:top w:val="single" w:sz="4" w:space="0" w:color="000000"/>
-              <w:left w:val="single" w:sz="4" w:space="0" w:color="000000"/>
+              <w:start w:val="single" w:sz="4" w:space="0" w:color="000000"/>
               <w:bottom w:val="single" w:sz="4" w:space="0" w:color="000000"/>
-              <w:right w:val="single" w:sz="4" w:space="0" w:color="000000"/>
+              <w:end w:val="single" w:sz="4" w:space="0" w:color="000000"/>
             </w:tcBorders>
             <w:vAlign w:val="center"/>
           </w:tcPr>
           <w:p>
             <w:pPr>
-              <w:ind w:left="57" w:right="57"/>
+              <w:pStyle w:val="Normal"/>
+              <w:bidi w:val="0"/>
+              <w:ind w:hanging="0" w:start="57" w:end="57"/>
               <w:jc w:val="center"/>
               <w:rPr>
                 <w:rFonts w:ascii="Times New Roman" w:hAnsi="Times New Roman"/>
@@ -2889,15 +3661,17 @@
             <w:tcW w:w="1706" w:type="dxa"/>
             <w:tcBorders>
               <w:top w:val="single" w:sz="4" w:space="0" w:color="000000"/>
-              <w:left w:val="single" w:sz="4" w:space="0" w:color="000000"/>
+              <w:start w:val="single" w:sz="4" w:space="0" w:color="000000"/>
               <w:bottom w:val="single" w:sz="4" w:space="0" w:color="000000"/>
-              <w:right w:val="single" w:sz="4" w:space="0" w:color="000000"/>
+              <w:end w:val="single" w:sz="4" w:space="0" w:color="000000"/>
             </w:tcBorders>
             <w:vAlign w:val="center"/>
           </w:tcPr>
           <w:p>
             <w:pPr>
-              <w:ind w:left="57" w:right="57"/>
+              <w:pStyle w:val="Normal"/>
+              <w:bidi w:val="0"/>
+              <w:ind w:hanging="0" w:start="57" w:end="57"/>
               <w:jc w:val="center"/>
               <w:rPr>
                 <w:rFonts w:ascii="Times New Roman" w:hAnsi="Times New Roman"/>
@@ -2926,44 +3700,40 @@
       </w:tr>
       <w:tr>
         <w:trPr>
-          <w:trHeight w:val="284"/>
+          <w:trHeight w:val="284" w:hRule="atLeast"/>
         </w:trPr>
         <w:tc>
           <w:tcPr>
             <w:tcW w:w="629" w:type="dxa"/>
             <w:tcBorders>
               <w:top w:val="single" w:sz="4" w:space="0" w:color="000000"/>
-              <w:left w:val="single" w:sz="4" w:space="0" w:color="000000"/>
+              <w:start w:val="single" w:sz="4" w:space="0" w:color="000000"/>
               <w:bottom w:val="single" w:sz="4" w:space="0" w:color="000000"/>
-              <w:right w:val="single" w:sz="4" w:space="0" w:color="000000"/>
+              <w:end w:val="single" w:sz="4" w:space="0" w:color="000000"/>
             </w:tcBorders>
             <w:vAlign w:val="center"/>
           </w:tcPr>
           <w:p>
             <w:pPr>
-              <w:ind w:left="57" w:right="57"/>
-              <w:jc w:val="center"/>
-              <w:rPr>
-                <w:sz w:val="20"/>
-                <w:szCs w:val="20"/>
-              </w:rPr>
-            </w:pPr>
-            <w:r>
-              <w:rPr>
-                <w:rFonts w:ascii="Times New Roman" w:hAnsi="Times New Roman"/>
-                <w:sz w:val="20"/>
-                <w:szCs w:val="20"/>
-              </w:rPr>
-              <w:t>{{LIST_ROW_NUMB</w:t>
-            </w:r>
-            <w:r>
-              <w:rPr>
-                <w:rFonts w:ascii="Times New Roman" w:hAnsi="Times New Roman"/>
-                <w:sz w:val="20"/>
-                <w:szCs w:val="20"/>
-              </w:rPr>
-              <w:lastRenderedPageBreak/>
-              <w:t>ER}}</w:t>
+              <w:pStyle w:val="Normal"/>
+              <w:tabs>
+                <w:tab w:val="clear" w:pos="708"/>
+              </w:tabs>
+              <w:bidi w:val="0"/>
+              <w:ind w:hanging="0" w:start="57" w:end="57"/>
+              <w:jc w:val="center"/>
+              <w:rPr>
+                <w:sz w:val="20"/>
+                <w:szCs w:val="20"/>
+              </w:rPr>
+            </w:pPr>
+            <w:r>
+              <w:rPr>
+                <w:rFonts w:ascii="Times New Roman" w:hAnsi="Times New Roman"/>
+                <w:sz w:val="20"/>
+                <w:szCs w:val="20"/>
+              </w:rPr>
+              <w:t>{{LIST_ROW_NUMBER}}</w:t>
             </w:r>
           </w:p>
         </w:tc>
@@ -2972,15 +3742,20 @@
             <w:tcW w:w="2071" w:type="dxa"/>
             <w:tcBorders>
               <w:top w:val="single" w:sz="4" w:space="0" w:color="000000"/>
-              <w:left w:val="single" w:sz="4" w:space="0" w:color="000000"/>
+              <w:start w:val="single" w:sz="4" w:space="0" w:color="000000"/>
               <w:bottom w:val="single" w:sz="4" w:space="0" w:color="000000"/>
-              <w:right w:val="single" w:sz="4" w:space="0" w:color="000000"/>
+              <w:end w:val="single" w:sz="4" w:space="0" w:color="000000"/>
             </w:tcBorders>
             <w:vAlign w:val="center"/>
           </w:tcPr>
           <w:p>
             <w:pPr>
-              <w:ind w:left="57" w:right="57"/>
+              <w:pStyle w:val="Normal"/>
+              <w:tabs>
+                <w:tab w:val="clear" w:pos="708"/>
+              </w:tabs>
+              <w:bidi w:val="0"/>
+              <w:ind w:hanging="0" w:start="57" w:end="57"/>
               <w:jc w:val="center"/>
               <w:rPr>
                 <w:color w:val="FF0000"/>
@@ -2994,31 +3769,84 @@
                 <w:sz w:val="20"/>
                 <w:szCs w:val="20"/>
               </w:rPr>
-              <w:lastRenderedPageBreak/>
               <w:t>{{LIST_FULL_NAME}}</w:t>
             </w:r>
           </w:p>
           <w:p>
             <w:pPr>
-              <w:ind w:left="57" w:right="57"/>
-              <w:jc w:val="center"/>
-              <w:rPr>
-                <w:color w:val="FF0000"/>
-                <w:sz w:val="20"/>
-                <w:szCs w:val="20"/>
-              </w:rPr>
-            </w:pPr>
-          </w:p>
-          <w:p>
-            <w:pPr>
-              <w:ind w:left="57" w:right="57"/>
-              <w:jc w:val="center"/>
-              <w:rPr>
-                <w:color w:val="FF0000"/>
-                <w:sz w:val="20"/>
-                <w:szCs w:val="20"/>
-              </w:rPr>
-            </w:pPr>
+              <w:pStyle w:val="Normal"/>
+              <w:tabs>
+                <w:tab w:val="clear" w:pos="708"/>
+              </w:tabs>
+              <w:bidi w:val="0"/>
+              <w:ind w:hanging="0" w:start="57" w:end="57"/>
+              <w:jc w:val="center"/>
+              <w:rPr>
+                <w:color w:val="FF0000"/>
+                <w:sz w:val="20"/>
+                <w:szCs w:val="20"/>
+              </w:rPr>
+            </w:pPr>
+            <w:r>
+              <w:rPr>
+                <w:color w:val="FF0000"/>
+                <w:sz w:val="20"/>
+                <w:szCs w:val="20"/>
+              </w:rPr>
+            </w:r>
+            <w:r>
+              <w:rPr>
+                <w:rFonts w:ascii="Times New Roman" w:hAnsi="Times New Roman"/>
+                <w:color w:val="FF0000"/>
+                <w:sz w:val="20"/>
+                <w:szCs w:val="20"/>
+              </w:rPr>
+            </w:r>
+            <w:r>
+              <w:rPr>
+                <w:color w:val="FF0000"/>
+                <w:sz w:val="20"/>
+                <w:szCs w:val="20"/>
+              </w:rPr>
+            </w:r>
+            <w:r>
+              <w:rPr>
+                <w:rFonts w:ascii="Times New Roman" w:hAnsi="Times New Roman"/>
+                <w:color w:val="FF0000"/>
+                <w:sz w:val="20"/>
+                <w:szCs w:val="20"/>
+              </w:rPr>
+            </w:r>
+            <w:r>
+              <w:rPr>
+                <w:color w:val="FF0000"/>
+                <w:sz w:val="20"/>
+                <w:szCs w:val="20"/>
+              </w:rPr>
+            </w:r>
+          </w:p>
+          <w:p>
+            <w:pPr>
+              <w:pStyle w:val="Normal"/>
+              <w:tabs>
+                <w:tab w:val="clear" w:pos="708"/>
+              </w:tabs>
+              <w:bidi w:val="0"/>
+              <w:ind w:hanging="0" w:start="57" w:end="57"/>
+              <w:jc w:val="center"/>
+              <w:rPr>
+                <w:color w:val="FF0000"/>
+                <w:sz w:val="20"/>
+                <w:szCs w:val="20"/>
+              </w:rPr>
+            </w:pPr>
+            <w:r>
+              <w:rPr>
+                <w:color w:val="FF0000"/>
+                <w:sz w:val="20"/>
+                <w:szCs w:val="20"/>
+              </w:rPr>
+            </w:r>
           </w:p>
         </w:tc>
         <w:tc>
@@ -3026,15 +3854,20 @@
             <w:tcW w:w="1050" w:type="dxa"/>
             <w:tcBorders>
               <w:top w:val="single" w:sz="4" w:space="0" w:color="000000"/>
-              <w:left w:val="single" w:sz="4" w:space="0" w:color="000000"/>
+              <w:start w:val="single" w:sz="4" w:space="0" w:color="000000"/>
               <w:bottom w:val="single" w:sz="4" w:space="0" w:color="000000"/>
-              <w:right w:val="single" w:sz="4" w:space="0" w:color="000000"/>
+              <w:end w:val="single" w:sz="4" w:space="0" w:color="000000"/>
             </w:tcBorders>
             <w:vAlign w:val="center"/>
           </w:tcPr>
           <w:p>
             <w:pPr>
-              <w:ind w:left="57" w:right="57"/>
+              <w:pStyle w:val="Normal"/>
+              <w:tabs>
+                <w:tab w:val="clear" w:pos="708"/>
+              </w:tabs>
+              <w:bidi w:val="0"/>
+              <w:ind w:hanging="0" w:start="57" w:end="57"/>
               <w:jc w:val="center"/>
               <w:rPr>
                 <w:color w:val="FF0000"/>
@@ -3057,15 +3890,20 @@
             <w:tcW w:w="783" w:type="dxa"/>
             <w:tcBorders>
               <w:top w:val="single" w:sz="4" w:space="0" w:color="000000"/>
-              <w:left w:val="single" w:sz="4" w:space="0" w:color="000000"/>
+              <w:start w:val="single" w:sz="4" w:space="0" w:color="000000"/>
               <w:bottom w:val="single" w:sz="4" w:space="0" w:color="000000"/>
-              <w:right w:val="single" w:sz="4" w:space="0" w:color="000000"/>
+              <w:end w:val="single" w:sz="4" w:space="0" w:color="000000"/>
             </w:tcBorders>
             <w:vAlign w:val="center"/>
           </w:tcPr>
           <w:p>
             <w:pPr>
-              <w:ind w:left="57" w:right="57"/>
+              <w:pStyle w:val="Normal"/>
+              <w:tabs>
+                <w:tab w:val="clear" w:pos="708"/>
+              </w:tabs>
+              <w:bidi w:val="0"/>
+              <w:ind w:hanging="0" w:start="57" w:end="57"/>
               <w:jc w:val="center"/>
               <w:rPr>
                 <w:color w:val="FF0000"/>
@@ -3080,17 +3918,7 @@
                 <w:sz w:val="20"/>
                 <w:szCs w:val="20"/>
               </w:rPr>
-              <w:t>{{LIST_RESERVE_CATEGO</w:t>
-            </w:r>
-            <w:r>
-              <w:rPr>
-                <w:rFonts w:ascii="Times New Roman" w:hAnsi="Times New Roman"/>
-                <w:color w:val="000000"/>
-                <w:sz w:val="20"/>
-                <w:szCs w:val="20"/>
-              </w:rPr>
-              <w:lastRenderedPageBreak/>
-              <w:t>RY}}</w:t>
+              <w:t>{{LIST_RESERVE_CATEGORY}}</w:t>
             </w:r>
           </w:p>
         </w:tc>
@@ -3099,15 +3927,20 @@
             <w:tcW w:w="965" w:type="dxa"/>
             <w:tcBorders>
               <w:top w:val="single" w:sz="4" w:space="0" w:color="000000"/>
-              <w:left w:val="single" w:sz="4" w:space="0" w:color="000000"/>
+              <w:start w:val="single" w:sz="4" w:space="0" w:color="000000"/>
               <w:bottom w:val="single" w:sz="4" w:space="0" w:color="000000"/>
-              <w:right w:val="single" w:sz="4" w:space="0" w:color="000000"/>
+              <w:end w:val="single" w:sz="4" w:space="0" w:color="000000"/>
             </w:tcBorders>
             <w:vAlign w:val="center"/>
           </w:tcPr>
           <w:p>
             <w:pPr>
-              <w:ind w:left="57" w:right="57"/>
+              <w:pStyle w:val="Normal"/>
+              <w:tabs>
+                <w:tab w:val="clear" w:pos="708"/>
+              </w:tabs>
+              <w:bidi w:val="0"/>
+              <w:ind w:hanging="0" w:start="57" w:end="57"/>
               <w:jc w:val="center"/>
               <w:rPr>
                 <w:color w:val="FF0000"/>
@@ -3121,17 +3954,30 @@
                 <w:sz w:val="20"/>
                 <w:szCs w:val="20"/>
               </w:rPr>
-              <w:lastRenderedPageBreak/>
-              <w:t>{{LIST_COMPOSITION_PROFILE}</w:t>
-            </w:r>
-            <w:r>
-              <w:rPr>
-                <w:color w:val="000000"/>
-                <w:sz w:val="20"/>
-                <w:szCs w:val="20"/>
-              </w:rPr>
-              <w:lastRenderedPageBreak/>
-              <w:t>}</w:t>
+              <w:t>{{LIST_COMPOSITION_PROFILE}}</w:t>
+            </w:r>
+            <w:r>
+              <w:rPr>
+                <w:rFonts w:ascii="Times New Roman" w:hAnsi="Times New Roman"/>
+                <w:color w:val="FF0000"/>
+                <w:sz w:val="20"/>
+                <w:szCs w:val="20"/>
+              </w:rPr>
+            </w:r>
+            <w:r>
+              <w:rPr>
+                <w:color w:val="FF0000"/>
+                <w:sz w:val="20"/>
+                <w:szCs w:val="20"/>
+              </w:rPr>
+            </w:r>
+            <w:r>
+              <w:rPr>
+                <w:rFonts w:ascii="Times New Roman" w:hAnsi="Times New Roman"/>
+                <w:color w:val="FF0000"/>
+                <w:sz w:val="20"/>
+                <w:szCs w:val="20"/>
+              </w:rPr>
             </w:r>
           </w:p>
         </w:tc>
@@ -3140,15 +3986,20 @@
             <w:tcW w:w="1100" w:type="dxa"/>
             <w:tcBorders>
               <w:top w:val="single" w:sz="4" w:space="0" w:color="000000"/>
-              <w:left w:val="single" w:sz="4" w:space="0" w:color="000000"/>
+              <w:start w:val="single" w:sz="4" w:space="0" w:color="000000"/>
               <w:bottom w:val="single" w:sz="4" w:space="0" w:color="000000"/>
-              <w:right w:val="single" w:sz="4" w:space="0" w:color="000000"/>
+              <w:end w:val="single" w:sz="4" w:space="0" w:color="000000"/>
             </w:tcBorders>
             <w:vAlign w:val="center"/>
           </w:tcPr>
           <w:p>
             <w:pPr>
-              <w:ind w:left="57" w:right="57"/>
+              <w:pStyle w:val="Normal"/>
+              <w:tabs>
+                <w:tab w:val="clear" w:pos="708"/>
+              </w:tabs>
+              <w:bidi w:val="0"/>
+              <w:ind w:hanging="0" w:start="57" w:end="57"/>
               <w:jc w:val="center"/>
               <w:rPr>
                 <w:color w:val="FF0000"/>
@@ -3163,7 +4014,6 @@
                 <w:sz w:val="20"/>
                 <w:szCs w:val="20"/>
               </w:rPr>
-              <w:lastRenderedPageBreak/>
               <w:t>{{LIST_VUS}}</w:t>
             </w:r>
           </w:p>
@@ -3173,15 +4023,20 @@
             <w:tcW w:w="1100" w:type="dxa"/>
             <w:tcBorders>
               <w:top w:val="single" w:sz="4" w:space="0" w:color="000000"/>
-              <w:left w:val="single" w:sz="4" w:space="0" w:color="000000"/>
+              <w:start w:val="single" w:sz="4" w:space="0" w:color="000000"/>
               <w:bottom w:val="single" w:sz="4" w:space="0" w:color="000000"/>
-              <w:right w:val="single" w:sz="4" w:space="0" w:color="000000"/>
+              <w:end w:val="single" w:sz="4" w:space="0" w:color="000000"/>
             </w:tcBorders>
             <w:vAlign w:val="center"/>
           </w:tcPr>
           <w:p>
             <w:pPr>
-              <w:ind w:left="57" w:right="57"/>
+              <w:pStyle w:val="Normal"/>
+              <w:tabs>
+                <w:tab w:val="clear" w:pos="708"/>
+              </w:tabs>
+              <w:bidi w:val="0"/>
+              <w:ind w:hanging="0" w:start="57" w:end="57"/>
               <w:jc w:val="center"/>
               <w:rPr>
                 <w:color w:val="FF0000"/>
@@ -3204,15 +4059,20 @@
             <w:tcW w:w="1239" w:type="dxa"/>
             <w:tcBorders>
               <w:top w:val="single" w:sz="4" w:space="0" w:color="000000"/>
-              <w:left w:val="single" w:sz="4" w:space="0" w:color="000000"/>
+              <w:start w:val="single" w:sz="4" w:space="0" w:color="000000"/>
               <w:bottom w:val="single" w:sz="4" w:space="0" w:color="000000"/>
-              <w:right w:val="single" w:sz="4" w:space="0" w:color="000000"/>
+              <w:end w:val="single" w:sz="4" w:space="0" w:color="000000"/>
             </w:tcBorders>
             <w:vAlign w:val="center"/>
           </w:tcPr>
           <w:p>
             <w:pPr>
-              <w:ind w:left="57" w:right="57"/>
+              <w:pStyle w:val="Normal"/>
+              <w:tabs>
+                <w:tab w:val="clear" w:pos="708"/>
+              </w:tabs>
+              <w:bidi w:val="0"/>
+              <w:ind w:hanging="0" w:start="57" w:end="57"/>
               <w:jc w:val="center"/>
               <w:rPr>
                 <w:color w:val="FF0000"/>
@@ -3235,15 +4095,20 @@
             <w:tcW w:w="1822" w:type="dxa"/>
             <w:tcBorders>
               <w:top w:val="single" w:sz="4" w:space="0" w:color="000000"/>
-              <w:left w:val="single" w:sz="4" w:space="0" w:color="000000"/>
+              <w:start w:val="single" w:sz="4" w:space="0" w:color="000000"/>
               <w:bottom w:val="single" w:sz="4" w:space="0" w:color="000000"/>
-              <w:right w:val="single" w:sz="4" w:space="0" w:color="000000"/>
+              <w:end w:val="single" w:sz="4" w:space="0" w:color="000000"/>
             </w:tcBorders>
             <w:vAlign w:val="center"/>
           </w:tcPr>
           <w:p>
             <w:pPr>
-              <w:ind w:left="57" w:right="57"/>
+              <w:pStyle w:val="Normal"/>
+              <w:tabs>
+                <w:tab w:val="clear" w:pos="708"/>
+              </w:tabs>
+              <w:bidi w:val="0"/>
+              <w:ind w:hanging="0" w:start="57" w:end="57"/>
               <w:jc w:val="center"/>
               <w:rPr>
                 <w:color w:val="FF0000"/>
@@ -3260,17 +4125,111 @@
               </w:rPr>
               <w:t>{{LIST_BIRTH_DETAILS}}</w:t>
             </w:r>
-          </w:p>
-          <w:p>
-            <w:pPr>
-              <w:ind w:left="57" w:right="57"/>
-              <w:jc w:val="center"/>
-              <w:rPr>
-                <w:color w:val="FF0000"/>
-                <w:sz w:val="20"/>
-                <w:szCs w:val="20"/>
-              </w:rPr>
-            </w:pPr>
+            <w:r>
+              <w:rPr>
+                <w:color w:val="FF0000"/>
+                <w:sz w:val="20"/>
+                <w:szCs w:val="20"/>
+              </w:rPr>
+            </w:r>
+          </w:p>
+          <w:p>
+            <w:pPr>
+              <w:pStyle w:val="Normal"/>
+              <w:tabs>
+                <w:tab w:val="clear" w:pos="708"/>
+              </w:tabs>
+              <w:bidi w:val="0"/>
+              <w:ind w:hanging="0" w:start="57" w:end="57"/>
+              <w:jc w:val="center"/>
+              <w:rPr>
+                <w:color w:val="FF0000"/>
+                <w:sz w:val="20"/>
+                <w:szCs w:val="20"/>
+              </w:rPr>
+            </w:pPr>
+            <w:r>
+              <w:rPr>
+                <w:color w:val="FF0000"/>
+                <w:sz w:val="20"/>
+                <w:szCs w:val="20"/>
+              </w:rPr>
+            </w:r>
+            <w:r>
+              <w:rPr>
+                <w:rFonts w:ascii="Times New Roman" w:hAnsi="Times New Roman"/>
+                <w:color w:val="FF0000"/>
+                <w:sz w:val="20"/>
+                <w:szCs w:val="20"/>
+              </w:rPr>
+            </w:r>
+            <w:r>
+              <w:rPr>
+                <w:color w:val="FF0000"/>
+                <w:sz w:val="20"/>
+                <w:szCs w:val="20"/>
+              </w:rPr>
+            </w:r>
+            <w:r>
+              <w:rPr>
+                <w:rFonts w:ascii="Times New Roman" w:hAnsi="Times New Roman"/>
+                <w:color w:val="FF0000"/>
+                <w:sz w:val="20"/>
+                <w:szCs w:val="20"/>
+              </w:rPr>
+            </w:r>
+            <w:r>
+              <w:rPr>
+                <w:color w:val="FF0000"/>
+                <w:sz w:val="20"/>
+                <w:szCs w:val="20"/>
+              </w:rPr>
+            </w:r>
+            <w:r>
+              <w:rPr>
+                <w:rFonts w:ascii="Times New Roman" w:hAnsi="Times New Roman"/>
+                <w:color w:val="FF0000"/>
+                <w:sz w:val="20"/>
+                <w:szCs w:val="20"/>
+              </w:rPr>
+            </w:r>
+            <w:r>
+              <w:rPr>
+                <w:color w:val="FF0000"/>
+                <w:sz w:val="20"/>
+                <w:szCs w:val="20"/>
+              </w:rPr>
+            </w:r>
+            <w:r>
+              <w:rPr>
+                <w:rFonts w:ascii="Times New Roman" w:hAnsi="Times New Roman"/>
+                <w:color w:val="FF0000"/>
+                <w:sz w:val="20"/>
+                <w:szCs w:val="20"/>
+              </w:rPr>
+            </w:r>
+            <w:r>
+              <w:rPr>
+                <w:color w:val="FF0000"/>
+                <w:sz w:val="20"/>
+                <w:szCs w:val="20"/>
+              </w:rPr>
+            </w:r>
+            <w:r>
+              <w:rPr>
+                <w:rFonts w:ascii="Times New Roman" w:hAnsi="Times New Roman"/>
+                <w:color w:val="FF0000"/>
+                <w:sz w:val="20"/>
+                <w:szCs w:val="20"/>
+              </w:rPr>
+            </w:r>
+            <w:r>
+              <w:rPr>
+                <w:color w:val="FF0000"/>
+                <w:sz w:val="20"/>
+                <w:szCs w:val="20"/>
+              </w:rPr>
+            </w:r>
           </w:p>
         </w:tc>
         <w:tc>
@@ -3278,15 +4237,20 @@
             <w:tcW w:w="993" w:type="dxa"/>
             <w:tcBorders>
               <w:top w:val="single" w:sz="4" w:space="0" w:color="000000"/>
-              <w:left w:val="single" w:sz="4" w:space="0" w:color="000000"/>
+              <w:start w:val="single" w:sz="4" w:space="0" w:color="000000"/>
               <w:bottom w:val="single" w:sz="4" w:space="0" w:color="000000"/>
-              <w:right w:val="single" w:sz="4" w:space="0" w:color="000000"/>
+              <w:end w:val="single" w:sz="4" w:space="0" w:color="000000"/>
             </w:tcBorders>
             <w:vAlign w:val="center"/>
           </w:tcPr>
           <w:p>
             <w:pPr>
-              <w:ind w:left="57" w:right="57"/>
+              <w:pStyle w:val="Normal"/>
+              <w:tabs>
+                <w:tab w:val="clear" w:pos="708"/>
+              </w:tabs>
+              <w:bidi w:val="0"/>
+              <w:ind w:hanging="0" w:start="57" w:end="57"/>
               <w:jc w:val="center"/>
               <w:rPr>
                 <w:color w:val="FF0000"/>
@@ -3309,15 +4273,20 @@
             <w:tcW w:w="1268" w:type="dxa"/>
             <w:tcBorders>
               <w:top w:val="single" w:sz="4" w:space="0" w:color="000000"/>
-              <w:left w:val="single" w:sz="4" w:space="0" w:color="000000"/>
+              <w:start w:val="single" w:sz="4" w:space="0" w:color="000000"/>
               <w:bottom w:val="single" w:sz="4" w:space="0" w:color="000000"/>
-              <w:right w:val="single" w:sz="4" w:space="0" w:color="000000"/>
+              <w:end w:val="single" w:sz="4" w:space="0" w:color="000000"/>
             </w:tcBorders>
             <w:vAlign w:val="center"/>
           </w:tcPr>
           <w:p>
             <w:pPr>
-              <w:ind w:left="57" w:right="57"/>
+              <w:pStyle w:val="Normal"/>
+              <w:tabs>
+                <w:tab w:val="clear" w:pos="708"/>
+              </w:tabs>
+              <w:bidi w:val="0"/>
+              <w:ind w:hanging="0" w:start="57" w:end="57"/>
               <w:jc w:val="center"/>
               <w:rPr>
                 <w:color w:val="FF0000"/>
@@ -3332,6 +4301,119 @@
                 <w:szCs w:val="20"/>
               </w:rPr>
               <w:t>{{LIST_ADDRESS}}</w:t>
+            </w:r>
+            <w:r>
+              <w:rPr>
+                <w:rFonts w:ascii="Times New Roman" w:hAnsi="Times New Roman"/>
+                <w:color w:val="FF0000"/>
+                <w:sz w:val="20"/>
+                <w:szCs w:val="20"/>
+              </w:rPr>
+            </w:r>
+            <w:r>
+              <w:rPr>
+                <w:color w:val="FF0000"/>
+                <w:sz w:val="20"/>
+                <w:szCs w:val="20"/>
+              </w:rPr>
+            </w:r>
+            <w:r>
+              <w:rPr>
+                <w:rFonts w:ascii="Times New Roman" w:hAnsi="Times New Roman"/>
+                <w:color w:val="FF0000"/>
+                <w:sz w:val="20"/>
+                <w:szCs w:val="20"/>
+              </w:rPr>
+            </w:r>
+            <w:r>
+              <w:rPr>
+                <w:color w:val="FF0000"/>
+                <w:sz w:val="20"/>
+                <w:szCs w:val="20"/>
+              </w:rPr>
+            </w:r>
+            <w:r>
+              <w:rPr>
+                <w:rFonts w:ascii="Times New Roman" w:hAnsi="Times New Roman"/>
+                <w:color w:val="FF0000"/>
+                <w:sz w:val="20"/>
+                <w:szCs w:val="20"/>
+              </w:rPr>
+            </w:r>
+            <w:r>
+              <w:rPr>
+                <w:color w:val="FF0000"/>
+                <w:sz w:val="20"/>
+                <w:szCs w:val="20"/>
+              </w:rPr>
+            </w:r>
+            <w:r>
+              <w:rPr>
+                <w:rFonts w:ascii="Times New Roman" w:hAnsi="Times New Roman"/>
+                <w:color w:val="FF0000"/>
+                <w:sz w:val="20"/>
+                <w:szCs w:val="20"/>
+              </w:rPr>
+            </w:r>
+            <w:r>
+              <w:rPr>
+                <w:color w:val="FF0000"/>
+                <w:sz w:val="20"/>
+                <w:szCs w:val="20"/>
+              </w:rPr>
+            </w:r>
+            <w:r>
+              <w:rPr>
+                <w:rFonts w:ascii="Times New Roman" w:hAnsi="Times New Roman"/>
+                <w:color w:val="FF0000"/>
+                <w:sz w:val="20"/>
+                <w:szCs w:val="20"/>
+              </w:rPr>
+            </w:r>
+            <w:r>
+              <w:rPr>
+                <w:color w:val="FF0000"/>
+                <w:sz w:val="20"/>
+                <w:szCs w:val="20"/>
+              </w:rPr>
+            </w:r>
+            <w:r>
+              <w:rPr>
+                <w:rFonts w:ascii="Times New Roman" w:hAnsi="Times New Roman"/>
+                <w:color w:val="FF0000"/>
+                <w:sz w:val="20"/>
+                <w:szCs w:val="20"/>
+              </w:rPr>
+            </w:r>
+            <w:r>
+              <w:rPr>
+                <w:color w:val="FF0000"/>
+                <w:sz w:val="20"/>
+                <w:szCs w:val="20"/>
+              </w:rPr>
+            </w:r>
+            <w:r>
+              <w:rPr>
+                <w:rFonts w:ascii="Times New Roman" w:hAnsi="Times New Roman"/>
+                <w:color w:val="FF0000"/>
+                <w:sz w:val="20"/>
+                <w:szCs w:val="20"/>
+              </w:rPr>
+            </w:r>
+            <w:r>
+              <w:rPr>
+                <w:color w:val="FF0000"/>
+                <w:sz w:val="20"/>
+                <w:szCs w:val="20"/>
+              </w:rPr>
+            </w:r>
+            <w:r>
+              <w:rPr>
+                <w:rFonts w:ascii="Times New Roman" w:hAnsi="Times New Roman"/>
+                <w:color w:val="FF0000"/>
+                <w:sz w:val="20"/>
+                <w:szCs w:val="20"/>
+              </w:rPr>
             </w:r>
           </w:p>
         </w:tc>
@@ -3340,15 +4422,20 @@
             <w:tcW w:w="965" w:type="dxa"/>
             <w:tcBorders>
               <w:top w:val="single" w:sz="4" w:space="0" w:color="000000"/>
-              <w:left w:val="single" w:sz="4" w:space="0" w:color="000000"/>
+              <w:start w:val="single" w:sz="4" w:space="0" w:color="000000"/>
               <w:bottom w:val="single" w:sz="4" w:space="0" w:color="000000"/>
-              <w:right w:val="single" w:sz="4" w:space="0" w:color="000000"/>
+              <w:end w:val="single" w:sz="4" w:space="0" w:color="000000"/>
             </w:tcBorders>
             <w:vAlign w:val="center"/>
           </w:tcPr>
           <w:p>
             <w:pPr>
-              <w:ind w:left="57" w:right="57"/>
+              <w:pStyle w:val="Normal"/>
+              <w:tabs>
+                <w:tab w:val="clear" w:pos="708"/>
+              </w:tabs>
+              <w:bidi w:val="0"/>
+              <w:ind w:hanging="0" w:start="57" w:end="57"/>
               <w:jc w:val="center"/>
               <w:rPr>
                 <w:color w:val="FF0000"/>
@@ -3371,15 +4458,20 @@
             <w:tcW w:w="1706" w:type="dxa"/>
             <w:tcBorders>
               <w:top w:val="single" w:sz="4" w:space="0" w:color="000000"/>
-              <w:left w:val="single" w:sz="4" w:space="0" w:color="000000"/>
+              <w:start w:val="single" w:sz="4" w:space="0" w:color="000000"/>
               <w:bottom w:val="single" w:sz="4" w:space="0" w:color="000000"/>
-              <w:right w:val="single" w:sz="4" w:space="0" w:color="000000"/>
+              <w:end w:val="single" w:sz="4" w:space="0" w:color="000000"/>
             </w:tcBorders>
             <w:vAlign w:val="center"/>
           </w:tcPr>
           <w:p>
             <w:pPr>
-              <w:ind w:left="57" w:right="57"/>
+              <w:pStyle w:val="Normal"/>
+              <w:tabs>
+                <w:tab w:val="clear" w:pos="708"/>
+              </w:tabs>
+              <w:bidi w:val="0"/>
+              <w:ind w:hanging="0" w:start="57" w:end="57"/>
               <w:jc w:val="center"/>
               <w:rPr>
                 <w:color w:val="FF0000"/>
@@ -3394,6 +4486,44 @@
                 <w:szCs w:val="20"/>
               </w:rPr>
               <w:t>{{LIST_POSITION_DEPARTMENT}}</w:t>
+            </w:r>
+            <w:r>
+              <w:rPr>
+                <w:rFonts w:ascii="Times New Roman" w:hAnsi="Times New Roman"/>
+                <w:color w:val="FF0000"/>
+                <w:sz w:val="20"/>
+                <w:szCs w:val="20"/>
+              </w:rPr>
+            </w:r>
+            <w:r>
+              <w:rPr>
+                <w:color w:val="FF0000"/>
+                <w:sz w:val="20"/>
+                <w:szCs w:val="20"/>
+              </w:rPr>
+            </w:r>
+            <w:r>
+              <w:rPr>
+                <w:rFonts w:ascii="Times New Roman" w:hAnsi="Times New Roman"/>
+                <w:color w:val="FF0000"/>
+                <w:sz w:val="20"/>
+                <w:szCs w:val="20"/>
+              </w:rPr>
+            </w:r>
+            <w:r>
+              <w:rPr>
+                <w:color w:val="FF0000"/>
+                <w:sz w:val="20"/>
+                <w:szCs w:val="20"/>
+              </w:rPr>
+            </w:r>
+            <w:r>
+              <w:rPr>
+                <w:rFonts w:ascii="Times New Roman" w:hAnsi="Times New Roman"/>
+                <w:color w:val="FF0000"/>
+                <w:sz w:val="20"/>
+                <w:szCs w:val="20"/>
+              </w:rPr>
             </w:r>
           </w:p>
         </w:tc>
@@ -3401,31 +4531,61 @@
     </w:tbl>
     <w:p>
       <w:pPr>
+        <w:pStyle w:val="Normal"/>
+        <w:bidi w:val="0"/>
+        <w:ind w:hanging="0" w:start="0" w:end="0"/>
         <w:rPr>
           <w:sz w:val="22"/>
           <w:szCs w:val="22"/>
         </w:rPr>
       </w:pPr>
+      <w:r>
+        <w:rPr>
+          <w:sz w:val="22"/>
+          <w:szCs w:val="22"/>
+        </w:rPr>
+      </w:r>
     </w:p>
     <w:p>
       <w:pPr>
+        <w:pStyle w:val="Normal"/>
+        <w:bidi w:val="0"/>
+        <w:ind w:hanging="0" w:start="0" w:end="0"/>
         <w:rPr>
           <w:sz w:val="22"/>
           <w:szCs w:val="22"/>
         </w:rPr>
       </w:pPr>
+      <w:r>
+        <w:rPr>
+          <w:sz w:val="22"/>
+          <w:szCs w:val="22"/>
+        </w:rPr>
+      </w:r>
     </w:p>
-    <w:p/>
+    <w:p>
+      <w:pPr>
+        <w:pStyle w:val="Normal"/>
+        <w:bidi w:val="0"/>
+        <w:ind w:hanging="0" w:start="0" w:end="0"/>
+        <w:rPr/>
+      </w:pPr>
+      <w:r>
+        <w:rPr/>
+      </w:r>
+    </w:p>
     <w:tbl>
       <w:tblPr>
         <w:tblW w:w="15692" w:type="dxa"/>
+        <w:jc w:val="start"/>
         <w:tblInd w:w="14" w:type="dxa"/>
         <w:tblLayout w:type="fixed"/>
         <w:tblCellMar>
-          <w:left w:w="0" w:type="dxa"/>
-          <w:right w:w="0" w:type="dxa"/>
+          <w:top w:w="0" w:type="dxa"/>
+          <w:start w:w="0" w:type="dxa"/>
+          <w:bottom w:w="0" w:type="dxa"/>
+          <w:end w:w="0" w:type="dxa"/>
         </w:tblCellMar>
-        <w:tblLook w:val="04A0" w:firstRow="1" w:lastRow="0" w:firstColumn="1" w:lastColumn="0" w:noHBand="0" w:noVBand="1"/>
       </w:tblPr>
       <w:tblGrid>
         <w:gridCol w:w="5821"/>
@@ -3436,7 +4596,7 @@
       </w:tblGrid>
       <w:tr>
         <w:trPr>
-          <w:trHeight w:val="284"/>
+          <w:trHeight w:val="284" w:hRule="atLeast"/>
         </w:trPr>
         <w:tc>
           <w:tcPr>
@@ -3448,7 +4608,14 @@
           </w:tcPr>
           <w:p>
             <w:pPr>
-              <w:jc w:val="center"/>
+              <w:pStyle w:val="Normal"/>
+              <w:tabs>
+                <w:tab w:val="clear" w:pos="708"/>
+              </w:tabs>
+              <w:bidi w:val="0"/>
+              <w:ind w:hanging="0" w:start="0" w:end="0"/>
+              <w:jc w:val="center"/>
+              <w:rPr/>
             </w:pPr>
             <w:r>
               <w:rPr>
@@ -3456,17 +4623,60 @@
               </w:rPr>
               <w:t>{{DIRECTOR_POSITION}}</w:t>
             </w:r>
+            <w:r>
+              <w:rPr>
+                <w:rFonts w:ascii="Times New Roman" w:hAnsi="Times New Roman"/>
+              </w:rPr>
+            </w:r>
+            <w:r>
+              <w:rPr/>
+            </w:r>
+            <w:r>
+              <w:rPr>
+                <w:rFonts w:ascii="Times New Roman" w:hAnsi="Times New Roman"/>
+              </w:rPr>
+            </w:r>
+            <w:r>
+              <w:rPr/>
+            </w:r>
+            <w:r>
+              <w:rPr>
+                <w:rFonts w:ascii="Times New Roman" w:hAnsi="Times New Roman"/>
+              </w:rPr>
+            </w:r>
+            <w:r>
+              <w:rPr/>
+            </w:r>
+            <w:r>
+              <w:rPr>
+                <w:rFonts w:ascii="Times New Roman" w:hAnsi="Times New Roman"/>
+              </w:rPr>
+            </w:r>
+            <w:r>
+              <w:rPr/>
+            </w:r>
           </w:p>
         </w:tc>
         <w:tc>
           <w:tcPr>
             <w:tcW w:w="531" w:type="dxa"/>
+            <w:tcBorders/>
             <w:vAlign w:val="bottom"/>
           </w:tcPr>
           <w:p>
             <w:pPr>
-              <w:jc w:val="center"/>
-            </w:pPr>
+              <w:pStyle w:val="Normal"/>
+              <w:tabs>
+                <w:tab w:val="clear" w:pos="708"/>
+              </w:tabs>
+              <w:bidi w:val="0"/>
+              <w:ind w:hanging="0" w:start="0" w:end="0"/>
+              <w:jc w:val="center"/>
+              <w:rPr/>
+            </w:pPr>
+            <w:r>
+              <w:rPr/>
+            </w:r>
           </w:p>
         </w:tc>
         <w:tc>
@@ -3479,19 +4689,40 @@
           </w:tcPr>
           <w:p>
             <w:pPr>
-              <w:jc w:val="center"/>
-            </w:pPr>
+              <w:pStyle w:val="Normal"/>
+              <w:tabs>
+                <w:tab w:val="clear" w:pos="708"/>
+              </w:tabs>
+              <w:bidi w:val="0"/>
+              <w:ind w:hanging="0" w:start="0" w:end="0"/>
+              <w:jc w:val="center"/>
+              <w:rPr/>
+            </w:pPr>
+            <w:r>
+              <w:rPr/>
+            </w:r>
           </w:p>
         </w:tc>
         <w:tc>
           <w:tcPr>
             <w:tcW w:w="532" w:type="dxa"/>
+            <w:tcBorders/>
             <w:vAlign w:val="bottom"/>
           </w:tcPr>
           <w:p>
             <w:pPr>
-              <w:jc w:val="center"/>
-            </w:pPr>
+              <w:pStyle w:val="Normal"/>
+              <w:tabs>
+                <w:tab w:val="clear" w:pos="708"/>
+              </w:tabs>
+              <w:bidi w:val="0"/>
+              <w:ind w:hanging="0" w:start="0" w:end="0"/>
+              <w:jc w:val="center"/>
+              <w:rPr/>
+            </w:pPr>
+            <w:r>
+              <w:rPr/>
+            </w:r>
           </w:p>
         </w:tc>
         <w:tc>
@@ -3504,18 +4735,34 @@
           </w:tcPr>
           <w:p>
             <w:pPr>
-              <w:jc w:val="center"/>
+              <w:pStyle w:val="Normal"/>
+              <w:tabs>
+                <w:tab w:val="clear" w:pos="708"/>
+              </w:tabs>
+              <w:bidi w:val="0"/>
+              <w:ind w:hanging="0" w:start="0" w:end="0"/>
+              <w:jc w:val="center"/>
+              <w:rPr/>
             </w:pPr>
             <w:r>
               <w:rPr>
                 <w:color w:val="000000"/>
               </w:rPr>
               <w:t>{{DIRECTOR_NAME}}</w:t>
+            </w:r>
+            <w:r>
+              <w:rPr>
+                <w:rFonts w:ascii="Times New Roman" w:hAnsi="Times New Roman"/>
+              </w:rPr>
+            </w:r>
+            <w:r>
+              <w:rPr/>
             </w:r>
           </w:p>
         </w:tc>
       </w:tr>
       <w:tr>
+        <w:trPr/>
         <w:tc>
           <w:tcPr>
             <w:tcW w:w="5821" w:type="dxa"/>
@@ -3525,6 +4772,12 @@
           </w:tcPr>
           <w:p>
             <w:pPr>
+              <w:pStyle w:val="Normal"/>
+              <w:tabs>
+                <w:tab w:val="clear" w:pos="708"/>
+              </w:tabs>
+              <w:bidi w:val="0"/>
+              <w:ind w:hanging="0" w:start="0" w:end="0"/>
               <w:jc w:val="center"/>
               <w:rPr>
                 <w:rFonts w:ascii="Times New Roman" w:hAnsi="Times New Roman"/>
@@ -3560,16 +4813,30 @@
         <w:tc>
           <w:tcPr>
             <w:tcW w:w="531" w:type="dxa"/>
-          </w:tcPr>
-          <w:p>
-            <w:pPr>
-              <w:jc w:val="center"/>
-              <w:rPr>
-                <w:rFonts w:ascii="Times New Roman" w:hAnsi="Times New Roman"/>
-                <w:sz w:val="20"/>
-                <w:szCs w:val="20"/>
-              </w:rPr>
-            </w:pPr>
+            <w:tcBorders/>
+          </w:tcPr>
+          <w:p>
+            <w:pPr>
+              <w:pStyle w:val="Normal"/>
+              <w:tabs>
+                <w:tab w:val="clear" w:pos="708"/>
+              </w:tabs>
+              <w:bidi w:val="0"/>
+              <w:ind w:hanging="0" w:start="0" w:end="0"/>
+              <w:jc w:val="center"/>
+              <w:rPr>
+                <w:rFonts w:ascii="Times New Roman" w:hAnsi="Times New Roman"/>
+                <w:sz w:val="20"/>
+                <w:szCs w:val="20"/>
+              </w:rPr>
+            </w:pPr>
+            <w:r>
+              <w:rPr>
+                <w:rFonts w:ascii="Times New Roman" w:hAnsi="Times New Roman"/>
+                <w:sz w:val="20"/>
+                <w:szCs w:val="20"/>
+              </w:rPr>
+            </w:r>
           </w:p>
         </w:tc>
         <w:tc>
@@ -3581,6 +4848,12 @@
           </w:tcPr>
           <w:p>
             <w:pPr>
+              <w:pStyle w:val="Normal"/>
+              <w:tabs>
+                <w:tab w:val="clear" w:pos="708"/>
+              </w:tabs>
+              <w:bidi w:val="0"/>
+              <w:ind w:hanging="0" w:start="0" w:end="0"/>
               <w:jc w:val="center"/>
               <w:rPr>
                 <w:rFonts w:ascii="Times New Roman" w:hAnsi="Times New Roman"/>
@@ -3616,16 +4889,30 @@
         <w:tc>
           <w:tcPr>
             <w:tcW w:w="532" w:type="dxa"/>
-          </w:tcPr>
-          <w:p>
-            <w:pPr>
-              <w:jc w:val="center"/>
-              <w:rPr>
-                <w:rFonts w:ascii="Times New Roman" w:hAnsi="Times New Roman"/>
-                <w:sz w:val="20"/>
-                <w:szCs w:val="20"/>
-              </w:rPr>
-            </w:pPr>
+            <w:tcBorders/>
+          </w:tcPr>
+          <w:p>
+            <w:pPr>
+              <w:pStyle w:val="Normal"/>
+              <w:tabs>
+                <w:tab w:val="clear" w:pos="708"/>
+              </w:tabs>
+              <w:bidi w:val="0"/>
+              <w:ind w:hanging="0" w:start="0" w:end="0"/>
+              <w:jc w:val="center"/>
+              <w:rPr>
+                <w:rFonts w:ascii="Times New Roman" w:hAnsi="Times New Roman"/>
+                <w:sz w:val="20"/>
+                <w:szCs w:val="20"/>
+              </w:rPr>
+            </w:pPr>
+            <w:r>
+              <w:rPr>
+                <w:rFonts w:ascii="Times New Roman" w:hAnsi="Times New Roman"/>
+                <w:sz w:val="20"/>
+                <w:szCs w:val="20"/>
+              </w:rPr>
+            </w:r>
           </w:p>
         </w:tc>
         <w:tc>
@@ -3637,6 +4924,12 @@
           </w:tcPr>
           <w:p>
             <w:pPr>
+              <w:pStyle w:val="Normal"/>
+              <w:tabs>
+                <w:tab w:val="clear" w:pos="708"/>
+              </w:tabs>
+              <w:bidi w:val="0"/>
+              <w:ind w:hanging="0" w:start="0" w:end="0"/>
               <w:jc w:val="center"/>
               <w:rPr>
                 <w:rFonts w:ascii="Times New Roman" w:hAnsi="Times New Roman"/>
@@ -3703,79 +4996,65 @@
     </w:tbl>
     <w:p>
       <w:pPr>
+        <w:pStyle w:val="Normal"/>
+        <w:bidi w:val="0"/>
+        <w:ind w:hanging="0" w:start="0" w:end="0"/>
         <w:rPr>
           <w:sz w:val="20"/>
           <w:szCs w:val="20"/>
         </w:rPr>
       </w:pPr>
+      <w:r>
+        <w:rPr>
+          <w:sz w:val="20"/>
+          <w:szCs w:val="20"/>
+        </w:rPr>
+      </w:r>
     </w:p>
     <w:sectPr>
-      <w:headerReference w:type="even" r:id="rId6"/>
-      <w:headerReference w:type="default" r:id="rId7"/>
-      <w:headerReference w:type="first" r:id="rId8"/>
-      <w:pgSz w:w="16838" w:h="11906" w:orient="landscape"/>
-      <w:pgMar w:top="1134" w:right="567" w:bottom="567" w:left="567" w:header="397" w:footer="0" w:gutter="0"/>
-      <w:cols w:space="720"/>
-      <w:formProt w:val="0"/>
-      <w:docGrid w:linePitch="100"/>
+      <w:headerReference w:type="even" r:id="rId2"/>
+      <w:headerReference w:type="default" r:id="rId3"/>
+      <w:headerReference w:type="first" r:id="rId4"/>
+      <w:type w:val="nextPage"/>
+      <w:pgSz w:orient="landscape" w:w="16838" w:h="11906"/>
+      <w:pgMar w:left="567" w:right="567" w:gutter="0" w:header="397" w:top="1134" w:footer="0" w:bottom="567"/>
+      <w:pgNumType w:fmt="decimal"/>
+      <w:formProt w:val="false"/>
+      <w:textDirection w:val="lrTb"/>
+      <w:docGrid w:type="default" w:linePitch="100" w:charSpace="0"/>
     </w:sectPr>
   </w:body>
 </w:document>
 </file>
 
-<file path=word/endnotes.xml><?xml version="1.0" encoding="utf-8"?>
-<w:endnotes xmlns:wpc="http://schemas.microsoft.com/office/word/2010/wordprocessingCanvas" xmlns:cx="http://schemas.microsoft.com/office/drawing/2014/chartex" xmlns:cx1="http://schemas.microsoft.com/office/drawing/2015/9/8/chartex" xmlns:cx2="http://schemas.microsoft.com/office/drawing/2015/10/21/chartex" xmlns:cx3="http://schemas.microsoft.com/office/drawing/2016/5/9/chartex" xmlns:cx4="http://schemas.microsoft.com/office/drawing/2016/5/10/chartex" xmlns:cx5="http://schemas.microsoft.com/office/drawing/2016/5/11/chartex" xmlns:cx6="http://schemas.microsoft.com/office/drawing/2016/5/12/chartex" xmlns:cx7="http://schemas.microsoft.com/office/drawing/2016/5/13/chartex" xmlns:cx8="http://schemas.microsoft.com/office/drawing/2016/5/14/chartex" xmlns:mc="http://schemas.openxmlformats.org/markup-compatibility/2006" xmlns:aink="http://schemas.microsoft.com/office/drawing/2016/ink" xmlns:am3d="http://schemas.microsoft.com/office/drawing/2017/model3d" xmlns:o="urn:schemas-microsoft-com:office:office" xmlns:oel="http://schemas.microsoft.com/office/2019/extlst" xmlns:r="http://schemas.openxmlformats.org/officeDocument/2006/relationships" xmlns:m="http://schemas.openxmlformats.org/officeDocument/2006/math" xmlns:v="urn:schemas-microsoft-com:vml" xmlns:wp14="http://schemas.microsoft.com/office/word/2010/wordprocessingDrawing" xmlns:wp="http://schemas.openxmlformats.org/drawingml/2006/wordprocessingDrawing" xmlns:w10="urn:schemas-microsoft-com:office:word" xmlns:w="http://schemas.openxmlformats.org/wordprocessingml/2006/main" xmlns:w14="http://schemas.microsoft.com/office/word/2010/wordml" xmlns:w15="http://schemas.microsoft.com/office/word/2012/wordml" xmlns:w16cex="http://schemas.microsoft.com/office/word/2018/wordml/cex" xmlns:w16cid="http://schemas.microsoft.com/office/word/2016/wordml/cid" xmlns:w16="http://schemas.microsoft.com/office/word/2018/wordml" xmlns:w16du="http://schemas.microsoft.com/office/word/2023/wordml/word16du" xmlns:w16sdtdh="http://schemas.microsoft.com/office/word/2020/wordml/sdtdatahash" xmlns:w16sdtfl="http://schemas.microsoft.com/office/word/2024/wordml/sdtformatlock" xmlns:w16se="http://schemas.microsoft.com/office/word/2015/wordml/symex" xmlns:wpg="http://schemas.microsoft.com/office/word/2010/wordprocessingGroup" xmlns:wpi="http://schemas.microsoft.com/office/word/2010/wordprocessingInk" xmlns:wne="http://schemas.microsoft.com/office/word/2006/wordml" xmlns:wps="http://schemas.microsoft.com/office/word/2010/wordprocessingShape" mc:Ignorable="w14 w15 w16se w16cid w16 w16cex w16sdtdh w16sdtfl w16du wp14">
-  <w:endnote w:type="separator" w:id="-1">
-    <w:p>
-      <w:r>
-        <w:separator/>
-      </w:r>
-    </w:p>
-  </w:endnote>
-  <w:endnote w:type="continuationSeparator" w:id="0">
-    <w:p>
-      <w:r>
-        <w:continuationSeparator/>
-      </w:r>
-    </w:p>
-  </w:endnote>
-</w:endnotes>
-</file>
-
-<file path=word/footnotes.xml><?xml version="1.0" encoding="utf-8"?>
-<w:footnotes xmlns:wpc="http://schemas.microsoft.com/office/word/2010/wordprocessingCanvas" xmlns:cx="http://schemas.microsoft.com/office/drawing/2014/chartex" xmlns:cx1="http://schemas.microsoft.com/office/drawing/2015/9/8/chartex" xmlns:cx2="http://schemas.microsoft.com/office/drawing/2015/10/21/chartex" xmlns:cx3="http://schemas.microsoft.com/office/drawing/2016/5/9/chartex" xmlns:cx4="http://schemas.microsoft.com/office/drawing/2016/5/10/chartex" xmlns:cx5="http://schemas.microsoft.com/office/drawing/2016/5/11/chartex" xmlns:cx6="http://schemas.microsoft.com/office/drawing/2016/5/12/chartex" xmlns:cx7="http://schemas.microsoft.com/office/drawing/2016/5/13/chartex" xmlns:cx8="http://schemas.microsoft.com/office/drawing/2016/5/14/chartex" xmlns:mc="http://schemas.openxmlformats.org/markup-compatibility/2006" xmlns:aink="http://schemas.microsoft.com/office/drawing/2016/ink" xmlns:am3d="http://schemas.microsoft.com/office/drawing/2017/model3d" xmlns:o="urn:schemas-microsoft-com:office:office" xmlns:oel="http://schemas.microsoft.com/office/2019/extlst" xmlns:r="http://schemas.openxmlformats.org/officeDocument/2006/relationships" xmlns:m="http://schemas.openxmlformats.org/officeDocument/2006/math" xmlns:v="urn:schemas-microsoft-com:vml" xmlns:wp14="http://schemas.microsoft.com/office/word/2010/wordprocessingDrawing" xmlns:wp="http://schemas.openxmlformats.org/drawingml/2006/wordprocessingDrawing" xmlns:w10="urn:schemas-microsoft-com:office:word" xmlns:w="http://schemas.openxmlformats.org/wordprocessingml/2006/main" xmlns:w14="http://schemas.microsoft.com/office/word/2010/wordml" xmlns:w15="http://schemas.microsoft.com/office/word/2012/wordml" xmlns:w16cex="http://schemas.microsoft.com/office/word/2018/wordml/cex" xmlns:w16cid="http://schemas.microsoft.com/office/word/2016/wordml/cid" xmlns:w16="http://schemas.microsoft.com/office/word/2018/wordml" xmlns:w16du="http://schemas.microsoft.com/office/word/2023/wordml/word16du" xmlns:w16sdtdh="http://schemas.microsoft.com/office/word/2020/wordml/sdtdatahash" xmlns:w16sdtfl="http://schemas.microsoft.com/office/word/2024/wordml/sdtformatlock" xmlns:w16se="http://schemas.microsoft.com/office/word/2015/wordml/symex" xmlns:wpg="http://schemas.microsoft.com/office/word/2010/wordprocessingGroup" xmlns:wpi="http://schemas.microsoft.com/office/word/2010/wordprocessingInk" xmlns:wne="http://schemas.microsoft.com/office/word/2006/wordml" xmlns:wps="http://schemas.microsoft.com/office/word/2010/wordprocessingShape" mc:Ignorable="w14 w15 w16se w16cid w16 w16cex w16sdtdh w16sdtfl w16du wp14">
-  <w:footnote w:type="separator" w:id="-1">
-    <w:p>
-      <w:r>
-        <w:separator/>
-      </w:r>
-    </w:p>
-  </w:footnote>
-  <w:footnote w:type="continuationSeparator" w:id="0">
-    <w:p>
-      <w:r>
-        <w:continuationSeparator/>
-      </w:r>
-    </w:p>
-  </w:footnote>
-</w:footnotes>
-</file>
-
 <file path=word/header1.xml><?xml version="1.0" encoding="utf-8"?>
-<w:hdr xmlns:wpc="http://schemas.microsoft.com/office/word/2010/wordprocessingCanvas" xmlns:cx="http://schemas.microsoft.com/office/drawing/2014/chartex" xmlns:cx1="http://schemas.microsoft.com/office/drawing/2015/9/8/chartex" xmlns:cx2="http://schemas.microsoft.com/office/drawing/2015/10/21/chartex" xmlns:cx3="http://schemas.microsoft.com/office/drawing/2016/5/9/chartex" xmlns:cx4="http://schemas.microsoft.com/office/drawing/2016/5/10/chartex" xmlns:cx5="http://schemas.microsoft.com/office/drawing/2016/5/11/chartex" xmlns:cx6="http://schemas.microsoft.com/office/drawing/2016/5/12/chartex" xmlns:cx7="http://schemas.microsoft.com/office/drawing/2016/5/13/chartex" xmlns:cx8="http://schemas.microsoft.com/office/drawing/2016/5/14/chartex" xmlns:mc="http://schemas.openxmlformats.org/markup-compatibility/2006" xmlns:aink="http://schemas.microsoft.com/office/drawing/2016/ink" xmlns:am3d="http://schemas.microsoft.com/office/drawing/2017/model3d" xmlns:o="urn:schemas-microsoft-com:office:office" xmlns:oel="http://schemas.microsoft.com/office/2019/extlst" xmlns:r="http://schemas.openxmlformats.org/officeDocument/2006/relationships" xmlns:m="http://schemas.openxmlformats.org/officeDocument/2006/math" xmlns:v="urn:schemas-microsoft-com:vml" xmlns:wp14="http://schemas.microsoft.com/office/word/2010/wordprocessingDrawing" xmlns:wp="http://schemas.openxmlformats.org/drawingml/2006/wordprocessingDrawing" xmlns:w10="urn:schemas-microsoft-com:office:word" xmlns:w="http://schemas.openxmlformats.org/wordprocessingml/2006/main" xmlns:w14="http://schemas.microsoft.com/office/word/2010/wordml" xmlns:w15="http://schemas.microsoft.com/office/word/2012/wordml" xmlns:w16cex="http://schemas.microsoft.com/office/word/2018/wordml/cex" xmlns:w16cid="http://schemas.microsoft.com/office/word/2016/wordml/cid" xmlns:w16="http://schemas.microsoft.com/office/word/2018/wordml" xmlns:w16du="http://schemas.microsoft.com/office/word/2023/wordml/word16du" xmlns:w16sdtdh="http://schemas.microsoft.com/office/word/2020/wordml/sdtdatahash" xmlns:w16sdtfl="http://schemas.microsoft.com/office/word/2024/wordml/sdtformatlock" xmlns:w16se="http://schemas.microsoft.com/office/word/2015/wordml/symex" xmlns:wpg="http://schemas.microsoft.com/office/word/2010/wordprocessingGroup" xmlns:wpi="http://schemas.microsoft.com/office/word/2010/wordprocessingInk" xmlns:wne="http://schemas.microsoft.com/office/word/2006/wordml" xmlns:wps="http://schemas.microsoft.com/office/word/2010/wordprocessingShape" mc:Ignorable="w14 w15 w16se w16cid w16 w16cex w16sdtdh w16sdtfl w16du wp14">
+<w:hdr xmlns:o="urn:schemas-microsoft-com:office:office" xmlns:r="http://schemas.openxmlformats.org/officeDocument/2006/relationships" xmlns:v="urn:schemas-microsoft-com:vml" xmlns:w="http://schemas.openxmlformats.org/wordprocessingml/2006/main" xmlns:w10="urn:schemas-microsoft-com:office:word" xmlns:wp="http://schemas.openxmlformats.org/drawingml/2006/wordprocessingDrawing" xmlns:pic="http://schemas.openxmlformats.org/drawingml/2006/picture" xmlns:wps="http://schemas.microsoft.com/office/word/2010/wordprocessingShape" xmlns:wpg="http://schemas.microsoft.com/office/word/2010/wordprocessingGroup" xmlns:mc="http://schemas.openxmlformats.org/markup-compatibility/2006" xmlns:wp14="http://schemas.microsoft.com/office/word/2010/wordprocessingDrawing" xmlns:w14="http://schemas.microsoft.com/office/word/2010/wordml" xmlns:w15="http://schemas.microsoft.com/office/word/2012/wordml" mc:Ignorable="w14 wp14 w15">
   <w:p>
     <w:pPr>
-      <w:pStyle w:val="aa"/>
+      <w:pStyle w:val="Header"/>
+      <w:widowControl/>
+      <w:bidi w:val="0"/>
+      <w:ind w:hanging="0" w:start="0" w:end="0"/>
+      <w:jc w:val="start"/>
+      <w:textAlignment w:val="auto"/>
+      <w:rPr/>
     </w:pPr>
+    <w:r>
+      <w:rPr/>
+    </w:r>
   </w:p>
 </w:hdr>
 </file>
 
 <file path=word/header2.xml><?xml version="1.0" encoding="utf-8"?>
-<w:hdr xmlns:wpc="http://schemas.microsoft.com/office/word/2010/wordprocessingCanvas" xmlns:cx="http://schemas.microsoft.com/office/drawing/2014/chartex" xmlns:cx1="http://schemas.microsoft.com/office/drawing/2015/9/8/chartex" xmlns:cx2="http://schemas.microsoft.com/office/drawing/2015/10/21/chartex" xmlns:cx3="http://schemas.microsoft.com/office/drawing/2016/5/9/chartex" xmlns:cx4="http://schemas.microsoft.com/office/drawing/2016/5/10/chartex" xmlns:cx5="http://schemas.microsoft.com/office/drawing/2016/5/11/chartex" xmlns:cx6="http://schemas.microsoft.com/office/drawing/2016/5/12/chartex" xmlns:cx7="http://schemas.microsoft.com/office/drawing/2016/5/13/chartex" xmlns:cx8="http://schemas.microsoft.com/office/drawing/2016/5/14/chartex" xmlns:mc="http://schemas.openxmlformats.org/markup-compatibility/2006" xmlns:aink="http://schemas.microsoft.com/office/drawing/2016/ink" xmlns:am3d="http://schemas.microsoft.com/office/drawing/2017/model3d" xmlns:o="urn:schemas-microsoft-com:office:office" xmlns:oel="http://schemas.microsoft.com/office/2019/extlst" xmlns:r="http://schemas.openxmlformats.org/officeDocument/2006/relationships" xmlns:m="http://schemas.openxmlformats.org/officeDocument/2006/math" xmlns:v="urn:schemas-microsoft-com:vml" xmlns:wp14="http://schemas.microsoft.com/office/word/2010/wordprocessingDrawing" xmlns:wp="http://schemas.openxmlformats.org/drawingml/2006/wordprocessingDrawing" xmlns:w10="urn:schemas-microsoft-com:office:word" xmlns:w="http://schemas.openxmlformats.org/wordprocessingml/2006/main" xmlns:w14="http://schemas.microsoft.com/office/word/2010/wordml" xmlns:w15="http://schemas.microsoft.com/office/word/2012/wordml" xmlns:w16cex="http://schemas.microsoft.com/office/word/2018/wordml/cex" xmlns:w16cid="http://schemas.microsoft.com/office/word/2016/wordml/cid" xmlns:w16="http://schemas.microsoft.com/office/word/2018/wordml" xmlns:w16du="http://schemas.microsoft.com/office/word/2023/wordml/word16du" xmlns:w16sdtdh="http://schemas.microsoft.com/office/word/2020/wordml/sdtdatahash" xmlns:w16sdtfl="http://schemas.microsoft.com/office/word/2024/wordml/sdtformatlock" xmlns:w16se="http://schemas.microsoft.com/office/word/2015/wordml/symex" xmlns:wpg="http://schemas.microsoft.com/office/word/2010/wordprocessingGroup" xmlns:wpi="http://schemas.microsoft.com/office/word/2010/wordprocessingInk" xmlns:wne="http://schemas.microsoft.com/office/word/2006/wordml" xmlns:wps="http://schemas.microsoft.com/office/word/2010/wordprocessingShape" mc:Ignorable="w14 w15 w16se w16cid w16 w16cex w16sdtdh w16sdtfl w16du wp14">
+<w:hdr xmlns:o="urn:schemas-microsoft-com:office:office" xmlns:r="http://schemas.openxmlformats.org/officeDocument/2006/relationships" xmlns:v="urn:schemas-microsoft-com:vml" xmlns:w="http://schemas.openxmlformats.org/wordprocessingml/2006/main" xmlns:w10="urn:schemas-microsoft-com:office:word" xmlns:wp="http://schemas.openxmlformats.org/drawingml/2006/wordprocessingDrawing" xmlns:pic="http://schemas.openxmlformats.org/drawingml/2006/picture" xmlns:wps="http://schemas.microsoft.com/office/word/2010/wordprocessingShape" xmlns:wpg="http://schemas.microsoft.com/office/word/2010/wordprocessingGroup" xmlns:mc="http://schemas.openxmlformats.org/markup-compatibility/2006" xmlns:wp14="http://schemas.microsoft.com/office/word/2010/wordprocessingDrawing" xmlns:w14="http://schemas.microsoft.com/office/word/2010/wordml" xmlns:w15="http://schemas.microsoft.com/office/word/2012/wordml" mc:Ignorable="w14 wp14 w15">
   <w:p>
     <w:pPr>
-      <w:jc w:val="right"/>
+      <w:pStyle w:val="Normal"/>
+      <w:bidi w:val="0"/>
+      <w:ind w:hanging="0" w:start="0" w:end="0"/>
+      <w:jc w:val="end"/>
+      <w:rPr/>
     </w:pPr>
     <w:r>
       <w:rPr>
@@ -3810,7 +5089,11 @@
   </w:p>
   <w:p>
     <w:pPr>
-      <w:jc w:val="right"/>
+      <w:pStyle w:val="Normal"/>
+      <w:bidi w:val="0"/>
+      <w:ind w:hanging="0" w:start="0" w:end="0"/>
+      <w:jc w:val="end"/>
+      <w:rPr/>
     </w:pPr>
     <w:r>
       <w:rPr>
@@ -3875,7 +5158,11 @@
   </w:p>
   <w:p>
     <w:pPr>
-      <w:jc w:val="right"/>
+      <w:pStyle w:val="Normal"/>
+      <w:bidi w:val="0"/>
+      <w:ind w:hanging="0" w:start="0" w:end="0"/>
+      <w:jc w:val="end"/>
+      <w:rPr/>
     </w:pPr>
     <w:r>
       <w:rPr>
@@ -3977,18 +5264,27 @@
   </w:p>
   <w:p>
     <w:pPr>
-      <w:pStyle w:val="aa"/>
-      <w:jc w:val="right"/>
+      <w:pStyle w:val="Header"/>
+      <w:bidi w:val="0"/>
+      <w:jc w:val="end"/>
+      <w:rPr/>
     </w:pPr>
+    <w:r>
+      <w:rPr/>
+    </w:r>
   </w:p>
 </w:hdr>
 </file>
 
 <file path=word/header3.xml><?xml version="1.0" encoding="utf-8"?>
-<w:hdr xmlns:wpc="http://schemas.microsoft.com/office/word/2010/wordprocessingCanvas" xmlns:cx="http://schemas.microsoft.com/office/drawing/2014/chartex" xmlns:cx1="http://schemas.microsoft.com/office/drawing/2015/9/8/chartex" xmlns:cx2="http://schemas.microsoft.com/office/drawing/2015/10/21/chartex" xmlns:cx3="http://schemas.microsoft.com/office/drawing/2016/5/9/chartex" xmlns:cx4="http://schemas.microsoft.com/office/drawing/2016/5/10/chartex" xmlns:cx5="http://schemas.microsoft.com/office/drawing/2016/5/11/chartex" xmlns:cx6="http://schemas.microsoft.com/office/drawing/2016/5/12/chartex" xmlns:cx7="http://schemas.microsoft.com/office/drawing/2016/5/13/chartex" xmlns:cx8="http://schemas.microsoft.com/office/drawing/2016/5/14/chartex" xmlns:mc="http://schemas.openxmlformats.org/markup-compatibility/2006" xmlns:aink="http://schemas.microsoft.com/office/drawing/2016/ink" xmlns:am3d="http://schemas.microsoft.com/office/drawing/2017/model3d" xmlns:o="urn:schemas-microsoft-com:office:office" xmlns:oel="http://schemas.microsoft.com/office/2019/extlst" xmlns:r="http://schemas.openxmlformats.org/officeDocument/2006/relationships" xmlns:m="http://schemas.openxmlformats.org/officeDocument/2006/math" xmlns:v="urn:schemas-microsoft-com:vml" xmlns:wp14="http://schemas.microsoft.com/office/word/2010/wordprocessingDrawing" xmlns:wp="http://schemas.openxmlformats.org/drawingml/2006/wordprocessingDrawing" xmlns:w10="urn:schemas-microsoft-com:office:word" xmlns:w="http://schemas.openxmlformats.org/wordprocessingml/2006/main" xmlns:w14="http://schemas.microsoft.com/office/word/2010/wordml" xmlns:w15="http://schemas.microsoft.com/office/word/2012/wordml" xmlns:w16cex="http://schemas.microsoft.com/office/word/2018/wordml/cex" xmlns:w16cid="http://schemas.microsoft.com/office/word/2016/wordml/cid" xmlns:w16="http://schemas.microsoft.com/office/word/2018/wordml" xmlns:w16du="http://schemas.microsoft.com/office/word/2023/wordml/word16du" xmlns:w16sdtdh="http://schemas.microsoft.com/office/word/2020/wordml/sdtdatahash" xmlns:w16sdtfl="http://schemas.microsoft.com/office/word/2024/wordml/sdtformatlock" xmlns:w16se="http://schemas.microsoft.com/office/word/2015/wordml/symex" xmlns:wpg="http://schemas.microsoft.com/office/word/2010/wordprocessingGroup" xmlns:wpi="http://schemas.microsoft.com/office/word/2010/wordprocessingInk" xmlns:wne="http://schemas.microsoft.com/office/word/2006/wordml" xmlns:wps="http://schemas.microsoft.com/office/word/2010/wordprocessingShape" mc:Ignorable="w14 w15 w16se w16cid w16 w16cex w16sdtdh w16sdtfl w16du wp14">
+<w:hdr xmlns:o="urn:schemas-microsoft-com:office:office" xmlns:r="http://schemas.openxmlformats.org/officeDocument/2006/relationships" xmlns:v="urn:schemas-microsoft-com:vml" xmlns:w="http://schemas.openxmlformats.org/wordprocessingml/2006/main" xmlns:w10="urn:schemas-microsoft-com:office:word" xmlns:wp="http://schemas.openxmlformats.org/drawingml/2006/wordprocessingDrawing" xmlns:pic="http://schemas.openxmlformats.org/drawingml/2006/picture" xmlns:wps="http://schemas.microsoft.com/office/word/2010/wordprocessingShape" xmlns:wpg="http://schemas.microsoft.com/office/word/2010/wordprocessingGroup" xmlns:mc="http://schemas.openxmlformats.org/markup-compatibility/2006" xmlns:wp14="http://schemas.microsoft.com/office/word/2010/wordprocessingDrawing" xmlns:w14="http://schemas.microsoft.com/office/word/2010/wordml" xmlns:w15="http://schemas.microsoft.com/office/word/2012/wordml" mc:Ignorable="w14 wp14 w15">
   <w:p>
     <w:pPr>
-      <w:jc w:val="right"/>
+      <w:pStyle w:val="Normal"/>
+      <w:bidi w:val="0"/>
+      <w:ind w:hanging="0" w:start="0" w:end="0"/>
+      <w:jc w:val="end"/>
+      <w:rPr/>
     </w:pPr>
     <w:r>
       <w:rPr>
@@ -4023,7 +5319,11 @@
   </w:p>
   <w:p>
     <w:pPr>
-      <w:jc w:val="right"/>
+      <w:pStyle w:val="Normal"/>
+      <w:bidi w:val="0"/>
+      <w:ind w:hanging="0" w:start="0" w:end="0"/>
+      <w:jc w:val="end"/>
+      <w:rPr/>
     </w:pPr>
     <w:r>
       <w:rPr>
@@ -4088,7 +5388,11 @@
   </w:p>
   <w:p>
     <w:pPr>
-      <w:jc w:val="right"/>
+      <w:pStyle w:val="Normal"/>
+      <w:bidi w:val="0"/>
+      <w:ind w:hanging="0" w:start="0" w:end="0"/>
+      <w:jc w:val="end"/>
+      <w:rPr/>
     </w:pPr>
     <w:r>
       <w:rPr>
@@ -4190,19 +5494,24 @@
   </w:p>
   <w:p>
     <w:pPr>
-      <w:pStyle w:val="aa"/>
-      <w:jc w:val="right"/>
+      <w:pStyle w:val="Header"/>
+      <w:bidi w:val="0"/>
+      <w:jc w:val="end"/>
+      <w:rPr/>
     </w:pPr>
+    <w:r>
+      <w:rPr/>
+    </w:r>
   </w:p>
 </w:hdr>
 </file>
 
 <file path=word/styles.xml><?xml version="1.0" encoding="utf-8"?>
-<w:styles xmlns:mc="http://schemas.openxmlformats.org/markup-compatibility/2006" xmlns:r="http://schemas.openxmlformats.org/officeDocument/2006/relationships" xmlns:w="http://schemas.openxmlformats.org/wordprocessingml/2006/main" xmlns:w14="http://schemas.microsoft.com/office/word/2010/wordml" xmlns:w15="http://schemas.microsoft.com/office/word/2012/wordml" xmlns:w16cex="http://schemas.microsoft.com/office/word/2018/wordml/cex" xmlns:w16cid="http://schemas.microsoft.com/office/word/2016/wordml/cid" xmlns:w16="http://schemas.microsoft.com/office/word/2018/wordml" xmlns:w16du="http://schemas.microsoft.com/office/word/2023/wordml/word16du" xmlns:w16sdtdh="http://schemas.microsoft.com/office/word/2020/wordml/sdtdatahash" xmlns:w16sdtfl="http://schemas.microsoft.com/office/word/2024/wordml/sdtformatlock" xmlns:w16se="http://schemas.microsoft.com/office/word/2015/wordml/symex" mc:Ignorable="w14 w15 w16se w16cid w16 w16cex w16sdtdh w16sdtfl w16du">
+<w:styles xmlns:w="http://schemas.openxmlformats.org/wordprocessingml/2006/main" xmlns:w14="http://schemas.microsoft.com/office/word/2010/wordml" xmlns:mc="http://schemas.openxmlformats.org/markup-compatibility/2006" mc:Ignorable="w14">
   <w:docDefaults>
     <w:rPrDefault>
       <w:rPr>
-        <w:rFonts w:ascii="Liberation Serif" w:eastAsia="Noto Sans" w:hAnsi="Liberation Serif" w:cs="Noto Sans"/>
+        <w:rFonts w:ascii="Liberation Serif" w:hAnsi="Liberation Serif" w:eastAsia="Noto Sans" w:cs="Noto Sans"/>
         <w:kern w:val="2"/>
         <w:sz w:val="24"/>
         <w:szCs w:val="24"/>
@@ -4211,446 +5520,59 @@
     </w:rPrDefault>
     <w:pPrDefault>
       <w:pPr>
-        <w:suppressAutoHyphens/>
+        <w:suppressAutoHyphens w:val="true"/>
       </w:pPr>
     </w:pPrDefault>
   </w:docDefaults>
-  <w:latentStyles w:defLockedState="0" w:defUIPriority="99" w:defSemiHidden="0" w:defUnhideWhenUsed="0" w:defQFormat="0" w:count="376">
-    <w:lsdException w:name="Normal" w:uiPriority="0" w:qFormat="1"/>
-    <w:lsdException w:name="heading 1" w:uiPriority="9" w:qFormat="1"/>
-    <w:lsdException w:name="heading 2" w:semiHidden="1" w:uiPriority="9" w:unhideWhenUsed="1" w:qFormat="1"/>
-    <w:lsdException w:name="heading 3" w:semiHidden="1" w:uiPriority="9" w:unhideWhenUsed="1" w:qFormat="1"/>
-    <w:lsdException w:name="heading 4" w:semiHidden="1" w:uiPriority="9" w:unhideWhenUsed="1" w:qFormat="1"/>
-    <w:lsdException w:name="heading 5" w:semiHidden="1" w:uiPriority="9" w:unhideWhenUsed="1" w:qFormat="1"/>
-    <w:lsdException w:name="heading 6" w:semiHidden="1" w:uiPriority="9" w:unhideWhenUsed="1" w:qFormat="1"/>
-    <w:lsdException w:name="heading 7" w:semiHidden="1" w:uiPriority="9" w:unhideWhenUsed="1" w:qFormat="1"/>
-    <w:lsdException w:name="heading 8" w:semiHidden="1" w:uiPriority="9" w:unhideWhenUsed="1" w:qFormat="1"/>
-    <w:lsdException w:name="heading 9" w:semiHidden="1" w:uiPriority="9" w:unhideWhenUsed="1" w:qFormat="1"/>
-    <w:lsdException w:name="index 1" w:semiHidden="1" w:unhideWhenUsed="1"/>
-    <w:lsdException w:name="index 2" w:semiHidden="1" w:unhideWhenUsed="1"/>
-    <w:lsdException w:name="index 3" w:semiHidden="1" w:unhideWhenUsed="1"/>
-    <w:lsdException w:name="index 4" w:semiHidden="1" w:unhideWhenUsed="1"/>
-    <w:lsdException w:name="index 5" w:semiHidden="1" w:unhideWhenUsed="1"/>
-    <w:lsdException w:name="index 6" w:semiHidden="1" w:unhideWhenUsed="1"/>
-    <w:lsdException w:name="index 7" w:semiHidden="1" w:unhideWhenUsed="1"/>
-    <w:lsdException w:name="index 8" w:semiHidden="1" w:unhideWhenUsed="1"/>
-    <w:lsdException w:name="index 9" w:semiHidden="1" w:unhideWhenUsed="1"/>
-    <w:lsdException w:name="toc 1" w:semiHidden="1" w:uiPriority="39" w:unhideWhenUsed="1"/>
-    <w:lsdException w:name="toc 2" w:semiHidden="1" w:uiPriority="39" w:unhideWhenUsed="1"/>
-    <w:lsdException w:name="toc 3" w:semiHidden="1" w:uiPriority="39" w:unhideWhenUsed="1"/>
-    <w:lsdException w:name="toc 4" w:semiHidden="1" w:uiPriority="39" w:unhideWhenUsed="1"/>
-    <w:lsdException w:name="toc 5" w:semiHidden="1" w:uiPriority="39" w:unhideWhenUsed="1"/>
-    <w:lsdException w:name="toc 6" w:semiHidden="1" w:uiPriority="39" w:unhideWhenUsed="1"/>
-    <w:lsdException w:name="toc 7" w:semiHidden="1" w:uiPriority="39" w:unhideWhenUsed="1"/>
-    <w:lsdException w:name="toc 8" w:semiHidden="1" w:uiPriority="39" w:unhideWhenUsed="1"/>
-    <w:lsdException w:name="toc 9" w:semiHidden="1" w:uiPriority="39" w:unhideWhenUsed="1"/>
-    <w:lsdException w:name="Normal Indent" w:semiHidden="1" w:unhideWhenUsed="1"/>
-    <w:lsdException w:name="footnote text" w:semiHidden="1" w:unhideWhenUsed="1"/>
-    <w:lsdException w:name="annotation text" w:semiHidden="1" w:unhideWhenUsed="1"/>
-    <w:lsdException w:name="header" w:semiHidden="1" w:unhideWhenUsed="1"/>
-    <w:lsdException w:name="footer" w:semiHidden="1" w:unhideWhenUsed="1"/>
-    <w:lsdException w:name="index heading" w:semiHidden="1" w:unhideWhenUsed="1"/>
-    <w:lsdException w:name="caption" w:semiHidden="1" w:uiPriority="35" w:unhideWhenUsed="1" w:qFormat="1"/>
-    <w:lsdException w:name="table of figures" w:semiHidden="1" w:unhideWhenUsed="1"/>
-    <w:lsdException w:name="envelope address" w:semiHidden="1" w:unhideWhenUsed="1"/>
-    <w:lsdException w:name="envelope return" w:semiHidden="1" w:unhideWhenUsed="1"/>
-    <w:lsdException w:name="footnote reference" w:semiHidden="1" w:unhideWhenUsed="1"/>
-    <w:lsdException w:name="annotation reference" w:semiHidden="1" w:unhideWhenUsed="1"/>
-    <w:lsdException w:name="line number" w:semiHidden="1" w:unhideWhenUsed="1"/>
-    <w:lsdException w:name="page number" w:semiHidden="1" w:unhideWhenUsed="1"/>
-    <w:lsdException w:name="endnote reference" w:semiHidden="1" w:unhideWhenUsed="1"/>
-    <w:lsdException w:name="endnote text" w:semiHidden="1" w:unhideWhenUsed="1"/>
-    <w:lsdException w:name="table of authorities" w:semiHidden="1" w:unhideWhenUsed="1"/>
-    <w:lsdException w:name="macro" w:semiHidden="1" w:unhideWhenUsed="1"/>
-    <w:lsdException w:name="toa heading" w:semiHidden="1" w:unhideWhenUsed="1"/>
-    <w:lsdException w:name="List" w:semiHidden="1" w:unhideWhenUsed="1"/>
-    <w:lsdException w:name="List Bullet" w:semiHidden="1" w:unhideWhenUsed="1"/>
-    <w:lsdException w:name="List Number" w:semiHidden="1" w:unhideWhenUsed="1"/>
-    <w:lsdException w:name="List 2" w:semiHidden="1" w:unhideWhenUsed="1"/>
-    <w:lsdException w:name="List 3" w:semiHidden="1" w:unhideWhenUsed="1"/>
-    <w:lsdException w:name="List 4" w:semiHidden="1" w:unhideWhenUsed="1"/>
-    <w:lsdException w:name="List 5" w:semiHidden="1" w:unhideWhenUsed="1"/>
-    <w:lsdException w:name="List Bullet 2" w:semiHidden="1" w:unhideWhenUsed="1"/>
-    <w:lsdException w:name="List Bullet 3" w:semiHidden="1" w:unhideWhenUsed="1"/>
-    <w:lsdException w:name="List Bullet 4" w:semiHidden="1" w:unhideWhenUsed="1"/>
-    <w:lsdException w:name="List Bullet 5" w:semiHidden="1" w:unhideWhenUsed="1"/>
-    <w:lsdException w:name="List Number 2" w:semiHidden="1" w:unhideWhenUsed="1"/>
-    <w:lsdException w:name="List Number 3" w:semiHidden="1" w:unhideWhenUsed="1"/>
-    <w:lsdException w:name="List Number 4" w:semiHidden="1" w:unhideWhenUsed="1"/>
-    <w:lsdException w:name="List Number 5" w:semiHidden="1" w:unhideWhenUsed="1"/>
-    <w:lsdException w:name="Title" w:uiPriority="10" w:qFormat="1"/>
-    <w:lsdException w:name="Closing" w:semiHidden="1" w:unhideWhenUsed="1"/>
-    <w:lsdException w:name="Signature" w:semiHidden="1" w:unhideWhenUsed="1"/>
-    <w:lsdException w:name="Default Paragraph Font" w:semiHidden="1" w:uiPriority="1" w:unhideWhenUsed="1"/>
-    <w:lsdException w:name="Body Text" w:semiHidden="1" w:unhideWhenUsed="1"/>
-    <w:lsdException w:name="Body Text Indent" w:semiHidden="1" w:unhideWhenUsed="1"/>
-    <w:lsdException w:name="List Continue" w:semiHidden="1" w:unhideWhenUsed="1"/>
-    <w:lsdException w:name="List Continue 2" w:semiHidden="1" w:unhideWhenUsed="1"/>
-    <w:lsdException w:name="List Continue 3" w:semiHidden="1" w:unhideWhenUsed="1"/>
-    <w:lsdException w:name="List Continue 4" w:semiHidden="1" w:unhideWhenUsed="1"/>
-    <w:lsdException w:name="List Continue 5" w:semiHidden="1" w:unhideWhenUsed="1"/>
-    <w:lsdException w:name="Message Header" w:semiHidden="1" w:unhideWhenUsed="1"/>
-    <w:lsdException w:name="Subtitle" w:uiPriority="11" w:qFormat="1"/>
-    <w:lsdException w:name="Salutation" w:semiHidden="1" w:unhideWhenUsed="1"/>
-    <w:lsdException w:name="Date" w:semiHidden="1" w:unhideWhenUsed="1"/>
-    <w:lsdException w:name="Body Text First Indent" w:semiHidden="1" w:unhideWhenUsed="1"/>
-    <w:lsdException w:name="Body Text First Indent 2" w:semiHidden="1" w:unhideWhenUsed="1"/>
-    <w:lsdException w:name="Note Heading" w:semiHidden="1" w:unhideWhenUsed="1"/>
-    <w:lsdException w:name="Body Text 2" w:semiHidden="1" w:unhideWhenUsed="1"/>
-    <w:lsdException w:name="Body Text 3" w:semiHidden="1" w:unhideWhenUsed="1"/>
-    <w:lsdException w:name="Body Text Indent 2" w:semiHidden="1" w:unhideWhenUsed="1"/>
-    <w:lsdException w:name="Body Text Indent 3" w:semiHidden="1" w:unhideWhenUsed="1"/>
-    <w:lsdException w:name="Block Text" w:semiHidden="1" w:unhideWhenUsed="1"/>
-    <w:lsdException w:name="Hyperlink" w:semiHidden="1" w:unhideWhenUsed="1"/>
-    <w:lsdException w:name="FollowedHyperlink" w:semiHidden="1" w:unhideWhenUsed="1"/>
-    <w:lsdException w:name="Strong" w:uiPriority="22" w:qFormat="1"/>
-    <w:lsdException w:name="Emphasis" w:uiPriority="20" w:qFormat="1"/>
-    <w:lsdException w:name="Document Map" w:semiHidden="1" w:unhideWhenUsed="1"/>
-    <w:lsdException w:name="Plain Text" w:semiHidden="1" w:unhideWhenUsed="1"/>
-    <w:lsdException w:name="E-mail Signature" w:semiHidden="1" w:unhideWhenUsed="1"/>
-    <w:lsdException w:name="HTML Top of Form" w:semiHidden="1" w:unhideWhenUsed="1"/>
-    <w:lsdException w:name="HTML Bottom of Form" w:semiHidden="1" w:unhideWhenUsed="1"/>
-    <w:lsdException w:name="Normal (Web)" w:semiHidden="1" w:unhideWhenUsed="1"/>
-    <w:lsdException w:name="HTML Acronym" w:semiHidden="1" w:unhideWhenUsed="1"/>
-    <w:lsdException w:name="HTML Address" w:semiHidden="1" w:unhideWhenUsed="1"/>
-    <w:lsdException w:name="HTML Cite" w:semiHidden="1" w:unhideWhenUsed="1"/>
-    <w:lsdException w:name="HTML Code" w:semiHidden="1" w:unhideWhenUsed="1"/>
-    <w:lsdException w:name="HTML Definition" w:semiHidden="1" w:unhideWhenUsed="1"/>
-    <w:lsdException w:name="HTML Keyboard" w:semiHidden="1" w:unhideWhenUsed="1"/>
-    <w:lsdException w:name="HTML Preformatted" w:semiHidden="1" w:unhideWhenUsed="1"/>
-    <w:lsdException w:name="HTML Sample" w:semiHidden="1" w:unhideWhenUsed="1"/>
-    <w:lsdException w:name="HTML Typewriter" w:semiHidden="1" w:unhideWhenUsed="1"/>
-    <w:lsdException w:name="HTML Variable" w:semiHidden="1" w:unhideWhenUsed="1"/>
-    <w:lsdException w:name="Normal Table" w:semiHidden="1" w:unhideWhenUsed="1"/>
-    <w:lsdException w:name="annotation subject" w:semiHidden="1" w:unhideWhenUsed="1"/>
-    <w:lsdException w:name="No List" w:semiHidden="1" w:unhideWhenUsed="1"/>
-    <w:lsdException w:name="Outline List 1" w:semiHidden="1" w:unhideWhenUsed="1"/>
-    <w:lsdException w:name="Outline List 2" w:semiHidden="1" w:unhideWhenUsed="1"/>
-    <w:lsdException w:name="Outline List 3" w:semiHidden="1" w:unhideWhenUsed="1"/>
-    <w:lsdException w:name="Table Simple 1" w:semiHidden="1" w:unhideWhenUsed="1"/>
-    <w:lsdException w:name="Table Simple 2" w:semiHidden="1" w:unhideWhenUsed="1"/>
-    <w:lsdException w:name="Table Simple 3" w:semiHidden="1" w:unhideWhenUsed="1"/>
-    <w:lsdException w:name="Table Classic 1" w:semiHidden="1" w:unhideWhenUsed="1"/>
-    <w:lsdException w:name="Table Classic 2" w:semiHidden="1" w:unhideWhenUsed="1"/>
-    <w:lsdException w:name="Table Classic 3" w:semiHidden="1" w:unhideWhenUsed="1"/>
-    <w:lsdException w:name="Table Classic 4" w:semiHidden="1" w:unhideWhenUsed="1"/>
-    <w:lsdException w:name="Table Colorful 1" w:semiHidden="1" w:unhideWhenUsed="1"/>
-    <w:lsdException w:name="Table Colorful 2" w:semiHidden="1" w:unhideWhenUsed="1"/>
-    <w:lsdException w:name="Table Colorful 3" w:semiHidden="1" w:unhideWhenUsed="1"/>
-    <w:lsdException w:name="Table Columns 1" w:semiHidden="1" w:unhideWhenUsed="1"/>
-    <w:lsdException w:name="Table Columns 2" w:semiHidden="1" w:unhideWhenUsed="1"/>
-    <w:lsdException w:name="Table Columns 3" w:semiHidden="1" w:unhideWhenUsed="1"/>
-    <w:lsdException w:name="Table Columns 4" w:semiHidden="1" w:unhideWhenUsed="1"/>
-    <w:lsdException w:name="Table Columns 5" w:semiHidden="1" w:unhideWhenUsed="1"/>
-    <w:lsdException w:name="Table Grid 1" w:semiHidden="1" w:unhideWhenUsed="1"/>
-    <w:lsdException w:name="Table Grid 2" w:semiHidden="1" w:unhideWhenUsed="1"/>
-    <w:lsdException w:name="Table Grid 3" w:semiHidden="1" w:unhideWhenUsed="1"/>
-    <w:lsdException w:name="Table Grid 4" w:semiHidden="1" w:unhideWhenUsed="1"/>
-    <w:lsdException w:name="Table Grid 5" w:semiHidden="1" w:unhideWhenUsed="1"/>
-    <w:lsdException w:name="Table Grid 6" w:semiHidden="1" w:unhideWhenUsed="1"/>
-    <w:lsdException w:name="Table Grid 7" w:semiHidden="1" w:unhideWhenUsed="1"/>
-    <w:lsdException w:name="Table Grid 8" w:semiHidden="1" w:unhideWhenUsed="1"/>
-    <w:lsdException w:name="Table List 1" w:semiHidden="1" w:unhideWhenUsed="1"/>
-    <w:lsdException w:name="Table List 2" w:semiHidden="1" w:unhideWhenUsed="1"/>
-    <w:lsdException w:name="Table List 3" w:semiHidden="1" w:unhideWhenUsed="1"/>
-    <w:lsdException w:name="Table List 4" w:semiHidden="1" w:unhideWhenUsed="1"/>
-    <w:lsdException w:name="Table List 5" w:semiHidden="1" w:unhideWhenUsed="1"/>
-    <w:lsdException w:name="Table List 6" w:semiHidden="1" w:unhideWhenUsed="1"/>
-    <w:lsdException w:name="Table List 7" w:semiHidden="1" w:unhideWhenUsed="1"/>
-    <w:lsdException w:name="Table List 8" w:semiHidden="1" w:unhideWhenUsed="1"/>
-    <w:lsdException w:name="Table 3D effects 1" w:semiHidden="1" w:unhideWhenUsed="1"/>
-    <w:lsdException w:name="Table 3D effects 2" w:semiHidden="1" w:unhideWhenUsed="1"/>
-    <w:lsdException w:name="Table 3D effects 3" w:semiHidden="1" w:unhideWhenUsed="1"/>
-    <w:lsdException w:name="Table Contemporary" w:semiHidden="1" w:unhideWhenUsed="1"/>
-    <w:lsdException w:name="Table Elegant" w:semiHidden="1" w:unhideWhenUsed="1"/>
-    <w:lsdException w:name="Table Professional" w:semiHidden="1" w:unhideWhenUsed="1"/>
-    <w:lsdException w:name="Table Subtle 1" w:semiHidden="1" w:unhideWhenUsed="1"/>
-    <w:lsdException w:name="Table Subtle 2" w:semiHidden="1" w:unhideWhenUsed="1"/>
-    <w:lsdException w:name="Table Web 1" w:semiHidden="1" w:unhideWhenUsed="1"/>
-    <w:lsdException w:name="Table Web 2" w:semiHidden="1" w:unhideWhenUsed="1"/>
-    <w:lsdException w:name="Table Web 3" w:semiHidden="1" w:unhideWhenUsed="1"/>
-    <w:lsdException w:name="Balloon Text" w:semiHidden="1" w:unhideWhenUsed="1"/>
-    <w:lsdException w:name="Table Grid" w:uiPriority="39"/>
-    <w:lsdException w:name="Table Theme" w:semiHidden="1" w:unhideWhenUsed="1"/>
-    <w:lsdException w:name="Placeholder Text" w:semiHidden="1"/>
-    <w:lsdException w:name="No Spacing" w:uiPriority="1" w:qFormat="1"/>
-    <w:lsdException w:name="Light Shading" w:uiPriority="60"/>
-    <w:lsdException w:name="Light List" w:uiPriority="61"/>
-    <w:lsdException w:name="Light Grid" w:uiPriority="62"/>
-    <w:lsdException w:name="Medium Shading 1" w:uiPriority="63"/>
-    <w:lsdException w:name="Medium Shading 2" w:uiPriority="64"/>
-    <w:lsdException w:name="Medium List 1" w:uiPriority="65"/>
-    <w:lsdException w:name="Medium List 2" w:uiPriority="66"/>
-    <w:lsdException w:name="Medium Grid 1" w:uiPriority="67"/>
-    <w:lsdException w:name="Medium Grid 2" w:uiPriority="68"/>
-    <w:lsdException w:name="Medium Grid 3" w:uiPriority="69"/>
-    <w:lsdException w:name="Dark List" w:uiPriority="70"/>
-    <w:lsdException w:name="Colorful Shading" w:uiPriority="71"/>
-    <w:lsdException w:name="Colorful List" w:uiPriority="72"/>
-    <w:lsdException w:name="Colorful Grid" w:uiPriority="73"/>
-    <w:lsdException w:name="Light Shading Accent 1" w:uiPriority="60"/>
-    <w:lsdException w:name="Light List Accent 1" w:uiPriority="61"/>
-    <w:lsdException w:name="Light Grid Accent 1" w:uiPriority="62"/>
-    <w:lsdException w:name="Medium Shading 1 Accent 1" w:uiPriority="63"/>
-    <w:lsdException w:name="Medium Shading 2 Accent 1" w:uiPriority="64"/>
-    <w:lsdException w:name="Medium List 1 Accent 1" w:uiPriority="65"/>
-    <w:lsdException w:name="Revision" w:semiHidden="1"/>
-    <w:lsdException w:name="List Paragraph" w:uiPriority="34" w:qFormat="1"/>
-    <w:lsdException w:name="Quote" w:uiPriority="29" w:qFormat="1"/>
-    <w:lsdException w:name="Intense Quote" w:uiPriority="30" w:qFormat="1"/>
-    <w:lsdException w:name="Medium List 2 Accent 1" w:uiPriority="66"/>
-    <w:lsdException w:name="Medium Grid 1 Accent 1" w:uiPriority="67"/>
-    <w:lsdException w:name="Medium Grid 2 Accent 1" w:uiPriority="68"/>
-    <w:lsdException w:name="Medium Grid 3 Accent 1" w:uiPriority="69"/>
-    <w:lsdException w:name="Dark List Accent 1" w:uiPriority="70"/>
-    <w:lsdException w:name="Colorful Shading Accent 1" w:uiPriority="71"/>
-    <w:lsdException w:name="Colorful List Accent 1" w:uiPriority="72"/>
-    <w:lsdException w:name="Colorful Grid Accent 1" w:uiPriority="73"/>
-    <w:lsdException w:name="Light Shading Accent 2" w:uiPriority="60"/>
-    <w:lsdException w:name="Light List Accent 2" w:uiPriority="61"/>
-    <w:lsdException w:name="Light Grid Accent 2" w:uiPriority="62"/>
-    <w:lsdException w:name="Medium Shading 1 Accent 2" w:uiPriority="63"/>
-    <w:lsdException w:name="Medium Shading 2 Accent 2" w:uiPriority="64"/>
-    <w:lsdException w:name="Medium List 1 Accent 2" w:uiPriority="65"/>
-    <w:lsdException w:name="Medium List 2 Accent 2" w:uiPriority="66"/>
-    <w:lsdException w:name="Medium Grid 1 Accent 2" w:uiPriority="67"/>
-    <w:lsdException w:name="Medium Grid 2 Accent 2" w:uiPriority="68"/>
-    <w:lsdException w:name="Medium Grid 3 Accent 2" w:uiPriority="69"/>
-    <w:lsdException w:name="Dark List Accent 2" w:uiPriority="70"/>
-    <w:lsdException w:name="Colorful Shading Accent 2" w:uiPriority="71"/>
-    <w:lsdException w:name="Colorful List Accent 2" w:uiPriority="72"/>
-    <w:lsdException w:name="Colorful Grid Accent 2" w:uiPriority="73"/>
-    <w:lsdException w:name="Light Shading Accent 3" w:uiPriority="60"/>
-    <w:lsdException w:name="Light List Accent 3" w:uiPriority="61"/>
-    <w:lsdException w:name="Light Grid Accent 3" w:uiPriority="62"/>
-    <w:lsdException w:name="Medium Shading 1 Accent 3" w:uiPriority="63"/>
-    <w:lsdException w:name="Medium Shading 2 Accent 3" w:uiPriority="64"/>
-    <w:lsdException w:name="Medium List 1 Accent 3" w:uiPriority="65"/>
-    <w:lsdException w:name="Medium List 2 Accent 3" w:uiPriority="66"/>
-    <w:lsdException w:name="Medium Grid 1 Accent 3" w:uiPriority="67"/>
-    <w:lsdException w:name="Medium Grid 2 Accent 3" w:uiPriority="68"/>
-    <w:lsdException w:name="Medium Grid 3 Accent 3" w:uiPriority="69"/>
-    <w:lsdException w:name="Dark List Accent 3" w:uiPriority="70"/>
-    <w:lsdException w:name="Colorful Shading Accent 3" w:uiPriority="71"/>
-    <w:lsdException w:name="Colorful List Accent 3" w:uiPriority="72"/>
-    <w:lsdException w:name="Colorful Grid Accent 3" w:uiPriority="73"/>
-    <w:lsdException w:name="Light Shading Accent 4" w:uiPriority="60"/>
-    <w:lsdException w:name="Light List Accent 4" w:uiPriority="61"/>
-    <w:lsdException w:name="Light Grid Accent 4" w:uiPriority="62"/>
-    <w:lsdException w:name="Medium Shading 1 Accent 4" w:uiPriority="63"/>
-    <w:lsdException w:name="Medium Shading 2 Accent 4" w:uiPriority="64"/>
-    <w:lsdException w:name="Medium List 1 Accent 4" w:uiPriority="65"/>
-    <w:lsdException w:name="Medium List 2 Accent 4" w:uiPriority="66"/>
-    <w:lsdException w:name="Medium Grid 1 Accent 4" w:uiPriority="67"/>
-    <w:lsdException w:name="Medium Grid 2 Accent 4" w:uiPriority="68"/>
-    <w:lsdException w:name="Medium Grid 3 Accent 4" w:uiPriority="69"/>
-    <w:lsdException w:name="Dark List Accent 4" w:uiPriority="70"/>
-    <w:lsdException w:name="Colorful Shading Accent 4" w:uiPriority="71"/>
-    <w:lsdException w:name="Colorful List Accent 4" w:uiPriority="72"/>
-    <w:lsdException w:name="Colorful Grid Accent 4" w:uiPriority="73"/>
-    <w:lsdException w:name="Light Shading Accent 5" w:uiPriority="60"/>
-    <w:lsdException w:name="Light List Accent 5" w:uiPriority="61"/>
-    <w:lsdException w:name="Light Grid Accent 5" w:uiPriority="62"/>
-    <w:lsdException w:name="Medium Shading 1 Accent 5" w:uiPriority="63"/>
-    <w:lsdException w:name="Medium Shading 2 Accent 5" w:uiPriority="64"/>
-    <w:lsdException w:name="Medium List 1 Accent 5" w:uiPriority="65"/>
-    <w:lsdException w:name="Medium List 2 Accent 5" w:uiPriority="66"/>
-    <w:lsdException w:name="Medium Grid 1 Accent 5" w:uiPriority="67"/>
-    <w:lsdException w:name="Medium Grid 2 Accent 5" w:uiPriority="68"/>
-    <w:lsdException w:name="Medium Grid 3 Accent 5" w:uiPriority="69"/>
-    <w:lsdException w:name="Dark List Accent 5" w:uiPriority="70"/>
-    <w:lsdException w:name="Colorful Shading Accent 5" w:uiPriority="71"/>
-    <w:lsdException w:name="Colorful List Accent 5" w:uiPriority="72"/>
-    <w:lsdException w:name="Colorful Grid Accent 5" w:uiPriority="73"/>
-    <w:lsdException w:name="Light Shading Accent 6" w:uiPriority="60"/>
-    <w:lsdException w:name="Light List Accent 6" w:uiPriority="61"/>
-    <w:lsdException w:name="Light Grid Accent 6" w:uiPriority="62"/>
-    <w:lsdException w:name="Medium Shading 1 Accent 6" w:uiPriority="63"/>
-    <w:lsdException w:name="Medium Shading 2 Accent 6" w:uiPriority="64"/>
-    <w:lsdException w:name="Medium List 1 Accent 6" w:uiPriority="65"/>
-    <w:lsdException w:name="Medium List 2 Accent 6" w:uiPriority="66"/>
-    <w:lsdException w:name="Medium Grid 1 Accent 6" w:uiPriority="67"/>
-    <w:lsdException w:name="Medium Grid 2 Accent 6" w:uiPriority="68"/>
-    <w:lsdException w:name="Medium Grid 3 Accent 6" w:uiPriority="69"/>
-    <w:lsdException w:name="Dark List Accent 6" w:uiPriority="70"/>
-    <w:lsdException w:name="Colorful Shading Accent 6" w:uiPriority="71"/>
-    <w:lsdException w:name="Colorful List Accent 6" w:uiPriority="72"/>
-    <w:lsdException w:name="Colorful Grid Accent 6" w:uiPriority="73"/>
-    <w:lsdException w:name="Subtle Emphasis" w:uiPriority="19" w:qFormat="1"/>
-    <w:lsdException w:name="Intense Emphasis" w:uiPriority="21" w:qFormat="1"/>
-    <w:lsdException w:name="Subtle Reference" w:uiPriority="31" w:qFormat="1"/>
-    <w:lsdException w:name="Intense Reference" w:uiPriority="32" w:qFormat="1"/>
-    <w:lsdException w:name="Book Title" w:uiPriority="33" w:qFormat="1"/>
-    <w:lsdException w:name="Bibliography" w:semiHidden="1" w:uiPriority="37" w:unhideWhenUsed="1"/>
-    <w:lsdException w:name="TOC Heading" w:semiHidden="1" w:uiPriority="39" w:unhideWhenUsed="1" w:qFormat="1"/>
-    <w:lsdException w:name="Plain Table 1" w:uiPriority="41"/>
-    <w:lsdException w:name="Plain Table 2" w:uiPriority="42"/>
-    <w:lsdException w:name="Plain Table 3" w:uiPriority="43"/>
-    <w:lsdException w:name="Plain Table 4" w:uiPriority="44"/>
-    <w:lsdException w:name="Plain Table 5" w:uiPriority="45"/>
-    <w:lsdException w:name="Grid Table Light" w:uiPriority="40"/>
-    <w:lsdException w:name="Grid Table 1 Light" w:uiPriority="46"/>
-    <w:lsdException w:name="Grid Table 2" w:uiPriority="47"/>
-    <w:lsdException w:name="Grid Table 3" w:uiPriority="48"/>
-    <w:lsdException w:name="Grid Table 4" w:uiPriority="49"/>
-    <w:lsdException w:name="Grid Table 5 Dark" w:uiPriority="50"/>
-    <w:lsdException w:name="Grid Table 6 Colorful" w:uiPriority="51"/>
-    <w:lsdException w:name="Grid Table 7 Colorful" w:uiPriority="52"/>
-    <w:lsdException w:name="Grid Table 1 Light Accent 1" w:uiPriority="46"/>
-    <w:lsdException w:name="Grid Table 2 Accent 1" w:uiPriority="47"/>
-    <w:lsdException w:name="Grid Table 3 Accent 1" w:uiPriority="48"/>
-    <w:lsdException w:name="Grid Table 4 Accent 1" w:uiPriority="49"/>
-    <w:lsdException w:name="Grid Table 5 Dark Accent 1" w:uiPriority="50"/>
-    <w:lsdException w:name="Grid Table 6 Colorful Accent 1" w:uiPriority="51"/>
-    <w:lsdException w:name="Grid Table 7 Colorful Accent 1" w:uiPriority="52"/>
-    <w:lsdException w:name="Grid Table 1 Light Accent 2" w:uiPriority="46"/>
-    <w:lsdException w:name="Grid Table 2 Accent 2" w:uiPriority="47"/>
-    <w:lsdException w:name="Grid Table 3 Accent 2" w:uiPriority="48"/>
-    <w:lsdException w:name="Grid Table 4 Accent 2" w:uiPriority="49"/>
-    <w:lsdException w:name="Grid Table 5 Dark Accent 2" w:uiPriority="50"/>
-    <w:lsdException w:name="Grid Table 6 Colorful Accent 2" w:uiPriority="51"/>
-    <w:lsdException w:name="Grid Table 7 Colorful Accent 2" w:uiPriority="52"/>
-    <w:lsdException w:name="Grid Table 1 Light Accent 3" w:uiPriority="46"/>
-    <w:lsdException w:name="Grid Table 2 Accent 3" w:uiPriority="47"/>
-    <w:lsdException w:name="Grid Table 3 Accent 3" w:uiPriority="48"/>
-    <w:lsdException w:name="Grid Table 4 Accent 3" w:uiPriority="49"/>
-    <w:lsdException w:name="Grid Table 5 Dark Accent 3" w:uiPriority="50"/>
-    <w:lsdException w:name="Grid Table 6 Colorful Accent 3" w:uiPriority="51"/>
-    <w:lsdException w:name="Grid Table 7 Colorful Accent 3" w:uiPriority="52"/>
-    <w:lsdException w:name="Grid Table 1 Light Accent 4" w:uiPriority="46"/>
-    <w:lsdException w:name="Grid Table 2 Accent 4" w:uiPriority="47"/>
-    <w:lsdException w:name="Grid Table 3 Accent 4" w:uiPriority="48"/>
-    <w:lsdException w:name="Grid Table 4 Accent 4" w:uiPriority="49"/>
-    <w:lsdException w:name="Grid Table 5 Dark Accent 4" w:uiPriority="50"/>
-    <w:lsdException w:name="Grid Table 6 Colorful Accent 4" w:uiPriority="51"/>
-    <w:lsdException w:name="Grid Table 7 Colorful Accent 4" w:uiPriority="52"/>
-    <w:lsdException w:name="Grid Table 1 Light Accent 5" w:uiPriority="46"/>
-    <w:lsdException w:name="Grid Table 2 Accent 5" w:uiPriority="47"/>
-    <w:lsdException w:name="Grid Table 3 Accent 5" w:uiPriority="48"/>
-    <w:lsdException w:name="Grid Table 4 Accent 5" w:uiPriority="49"/>
-    <w:lsdException w:name="Grid Table 5 Dark Accent 5" w:uiPriority="50"/>
-    <w:lsdException w:name="Grid Table 6 Colorful Accent 5" w:uiPriority="51"/>
-    <w:lsdException w:name="Grid Table 7 Colorful Accent 5" w:uiPriority="52"/>
-    <w:lsdException w:name="Grid Table 1 Light Accent 6" w:uiPriority="46"/>
-    <w:lsdException w:name="Grid Table 2 Accent 6" w:uiPriority="47"/>
-    <w:lsdException w:name="Grid Table 3 Accent 6" w:uiPriority="48"/>
-    <w:lsdException w:name="Grid Table 4 Accent 6" w:uiPriority="49"/>
-    <w:lsdException w:name="Grid Table 5 Dark Accent 6" w:uiPriority="50"/>
-    <w:lsdException w:name="Grid Table 6 Colorful Accent 6" w:uiPriority="51"/>
-    <w:lsdException w:name="Grid Table 7 Colorful Accent 6" w:uiPriority="52"/>
-    <w:lsdException w:name="List Table 1 Light" w:uiPriority="46"/>
-    <w:lsdException w:name="List Table 2" w:uiPriority="47"/>
-    <w:lsdException w:name="List Table 3" w:uiPriority="48"/>
-    <w:lsdException w:name="List Table 4" w:uiPriority="49"/>
-    <w:lsdException w:name="List Table 5 Dark" w:uiPriority="50"/>
-    <w:lsdException w:name="List Table 6 Colorful" w:uiPriority="51"/>
-    <w:lsdException w:name="List Table 7 Colorful" w:uiPriority="52"/>
-    <w:lsdException w:name="List Table 1 Light Accent 1" w:uiPriority="46"/>
-    <w:lsdException w:name="List Table 2 Accent 1" w:uiPriority="47"/>
-    <w:lsdException w:name="List Table 3 Accent 1" w:uiPriority="48"/>
-    <w:lsdException w:name="List Table 4 Accent 1" w:uiPriority="49"/>
-    <w:lsdException w:name="List Table 5 Dark Accent 1" w:uiPriority="50"/>
-    <w:lsdException w:name="List Table 6 Colorful Accent 1" w:uiPriority="51"/>
-    <w:lsdException w:name="List Table 7 Colorful Accent 1" w:uiPriority="52"/>
-    <w:lsdException w:name="List Table 1 Light Accent 2" w:uiPriority="46"/>
-    <w:lsdException w:name="List Table 2 Accent 2" w:uiPriority="47"/>
-    <w:lsdException w:name="List Table 3 Accent 2" w:uiPriority="48"/>
-    <w:lsdException w:name="List Table 4 Accent 2" w:uiPriority="49"/>
-    <w:lsdException w:name="List Table 5 Dark Accent 2" w:uiPriority="50"/>
-    <w:lsdException w:name="List Table 6 Colorful Accent 2" w:uiPriority="51"/>
-    <w:lsdException w:name="List Table 7 Colorful Accent 2" w:uiPriority="52"/>
-    <w:lsdException w:name="List Table 1 Light Accent 3" w:uiPriority="46"/>
-    <w:lsdException w:name="List Table 2 Accent 3" w:uiPriority="47"/>
-    <w:lsdException w:name="List Table 3 Accent 3" w:uiPriority="48"/>
-    <w:lsdException w:name="List Table 4 Accent 3" w:uiPriority="49"/>
-    <w:lsdException w:name="List Table 5 Dark Accent 3" w:uiPriority="50"/>
-    <w:lsdException w:name="List Table 6 Colorful Accent 3" w:uiPriority="51"/>
-    <w:lsdException w:name="List Table 7 Colorful Accent 3" w:uiPriority="52"/>
-    <w:lsdException w:name="List Table 1 Light Accent 4" w:uiPriority="46"/>
-    <w:lsdException w:name="List Table 2 Accent 4" w:uiPriority="47"/>
-    <w:lsdException w:name="List Table 3 Accent 4" w:uiPriority="48"/>
-    <w:lsdException w:name="List Table 4 Accent 4" w:uiPriority="49"/>
-    <w:lsdException w:name="List Table 5 Dark Accent 4" w:uiPriority="50"/>
-    <w:lsdException w:name="List Table 6 Colorful Accent 4" w:uiPriority="51"/>
-    <w:lsdException w:name="List Table 7 Colorful Accent 4" w:uiPriority="52"/>
-    <w:lsdException w:name="List Table 1 Light Accent 5" w:uiPriority="46"/>
-    <w:lsdException w:name="List Table 2 Accent 5" w:uiPriority="47"/>
-    <w:lsdException w:name="List Table 3 Accent 5" w:uiPriority="48"/>
-    <w:lsdException w:name="List Table 4 Accent 5" w:uiPriority="49"/>
-    <w:lsdException w:name="List Table 5 Dark Accent 5" w:uiPriority="50"/>
-    <w:lsdException w:name="List Table 6 Colorful Accent 5" w:uiPriority="51"/>
-    <w:lsdException w:name="List Table 7 Colorful Accent 5" w:uiPriority="52"/>
-    <w:lsdException w:name="List Table 1 Light Accent 6" w:uiPriority="46"/>
-    <w:lsdException w:name="List Table 2 Accent 6" w:uiPriority="47"/>
-    <w:lsdException w:name="List Table 3 Accent 6" w:uiPriority="48"/>
-    <w:lsdException w:name="List Table 4 Accent 6" w:uiPriority="49"/>
-    <w:lsdException w:name="List Table 5 Dark Accent 6" w:uiPriority="50"/>
-    <w:lsdException w:name="List Table 6 Colorful Accent 6" w:uiPriority="51"/>
-    <w:lsdException w:name="List Table 7 Colorful Accent 6" w:uiPriority="52"/>
-    <w:lsdException w:name="Mention" w:semiHidden="1" w:unhideWhenUsed="1"/>
-    <w:lsdException w:name="Smart Hyperlink" w:semiHidden="1" w:unhideWhenUsed="1"/>
-    <w:lsdException w:name="Hashtag" w:semiHidden="1" w:unhideWhenUsed="1"/>
-    <w:lsdException w:name="Unresolved Mention" w:semiHidden="1" w:unhideWhenUsed="1"/>
-    <w:lsdException w:name="Smart Link" w:semiHidden="1" w:unhideWhenUsed="1"/>
-  </w:latentStyles>
-  <w:style w:type="paragraph" w:default="1" w:styleId="a">
+  <w:style w:type="paragraph" w:styleId="Normal">
     <w:name w:val="Normal"/>
     <w:qFormat/>
     <w:pPr>
-      <w:suppressAutoHyphens w:val="0"/>
+      <w:widowControl/>
+      <w:suppressAutoHyphens w:val="false"/>
+      <w:bidi w:val="0"/>
+      <w:jc w:val="start"/>
+      <w:textAlignment w:val="auto"/>
     </w:pPr>
     <w:rPr>
-      <w:rFonts w:eastAsia="Times New Roman" w:cs="Times New Roman"/>
+      <w:rFonts w:ascii="Liberation Serif" w:hAnsi="Liberation Serif" w:eastAsia="Times New Roman" w:cs="Times New Roman"/>
+      <w:color w:val="auto"/>
+      <w:kern w:val="2"/>
+      <w:sz w:val="24"/>
+      <w:szCs w:val="24"/>
       <w:lang w:val="ru-RU" w:eastAsia="ru-RU" w:bidi="ar-SA"/>
     </w:rPr>
   </w:style>
-  <w:style w:type="paragraph" w:styleId="1">
+  <w:style w:type="paragraph" w:styleId="Heading1">
     <w:name w:val="heading 1"/>
-    <w:basedOn w:val="a"/>
-    <w:uiPriority w:val="9"/>
+    <w:basedOn w:val="Normal"/>
     <w:qFormat/>
     <w:pPr>
+      <w:widowControl/>
       <w:spacing w:before="108" w:after="108"/>
+      <w:ind w:hanging="0" w:start="0" w:end="0"/>
       <w:jc w:val="center"/>
+      <w:textAlignment w:val="auto"/>
       <w:outlineLvl w:val="0"/>
     </w:pPr>
     <w:rPr>
-      <w:rFonts w:cs="Arial"/>
+      <w:rFonts w:ascii="Liberation Serif" w:hAnsi="Liberation Serif" w:eastAsia="Times New Roman" w:cs="Arial"/>
       <w:b/>
       <w:bCs/>
       <w:color w:val="26282F"/>
+      <w:sz w:val="24"/>
+      <w:szCs w:val="24"/>
+      <w:lang w:val="ru-RU" w:eastAsia="ru-RU" w:bidi="ar-SA"/>
     </w:rPr>
   </w:style>
-  <w:style w:type="character" w:default="1" w:styleId="a0">
+  <w:style w:type="character" w:styleId="DefaultParagraphFont">
     <w:name w:val="Default Paragraph Font"/>
-    <w:uiPriority w:val="1"/>
-    <w:semiHidden/>
-    <w:unhideWhenUsed/>
+    <w:qFormat/>
+    <w:rPr/>
   </w:style>
-  <w:style w:type="table" w:default="1" w:styleId="a1">
-    <w:name w:val="Normal Table"/>
-    <w:uiPriority w:val="99"/>
-    <w:semiHidden/>
-    <w:unhideWhenUsed/>
-    <w:tblPr>
-      <w:tblInd w:w="0" w:type="dxa"/>
-      <w:tblCellMar>
-        <w:top w:w="0" w:type="dxa"/>
-        <w:left w:w="108" w:type="dxa"/>
-        <w:bottom w:w="0" w:type="dxa"/>
-        <w:right w:w="108" w:type="dxa"/>
-      </w:tblCellMar>
-    </w:tblPr>
-  </w:style>
-  <w:style w:type="numbering" w:default="1" w:styleId="a2">
-    <w:name w:val="No List"/>
-    <w:uiPriority w:val="99"/>
-    <w:semiHidden/>
-    <w:unhideWhenUsed/>
-  </w:style>
-  <w:style w:type="character" w:customStyle="1" w:styleId="10">
+  <w:style w:type="character" w:styleId="1">
     <w:name w:val="Заголовок 1 Знак"/>
-    <w:basedOn w:val="a0"/>
+    <w:basedOn w:val="DefaultParagraphFont"/>
     <w:qFormat/>
     <w:rPr>
       <w:rFonts w:ascii="Calibri Light" w:hAnsi="Calibri Light" w:cs="Times New Roman"/>
@@ -4659,32 +5581,32 @@
       <w:sz w:val="32"/>
     </w:rPr>
   </w:style>
-  <w:style w:type="character" w:customStyle="1" w:styleId="c7e0e3eeebeee2eeea1c7ede0ea">
+  <w:style w:type="character" w:styleId="c7e0e3eeebeee2eeea1c7ede0ea">
     <w:name w:val="Çc7àe0ãe3îeeëebîeeâe2îeeêea 1 Çc7íedàe0êea"/>
     <w:qFormat/>
     <w:rPr>
-      <w:rFonts w:ascii="Arial" w:eastAsia="Times New Roman" w:hAnsi="Arial"/>
+      <w:rFonts w:ascii="Arial" w:hAnsi="Arial" w:eastAsia="Times New Roman"/>
       <w:b/>
       <w:color w:val="26282F"/>
     </w:rPr>
   </w:style>
-  <w:style w:type="character" w:customStyle="1" w:styleId="c2e5f0f5ede8e9eaeeebeeedf2e8f2f3ebc7ede0ea">
+  <w:style w:type="character" w:styleId="c2e5f0f5ede8e9eaeeebeeedf2e8f2f3ebc7ede0ea">
     <w:name w:val="Вc2еe5рf0хf5нedиe8йe9 кeaоeeлebоeeнedтf2иe8тf2уf3лeb Зc7нedаe0кea"/>
-    <w:basedOn w:val="a0"/>
+    <w:basedOn w:val="DefaultParagraphFont"/>
     <w:qFormat/>
     <w:rPr>
       <w:rFonts w:cs="Times New Roman"/>
     </w:rPr>
   </w:style>
-  <w:style w:type="character" w:customStyle="1" w:styleId="cde8e6ede8e9eaeeebeeedf2e8f2f3ebc7ede0ea">
+  <w:style w:type="character" w:styleId="cde8e6ede8e9eaeeebeeedf2e8f2f3ebc7ede0ea">
     <w:name w:val="Нcdиe8жe6нedиe8йe9 кeaоeeлebоeeнedтf2иe8тf2уf3лeb Зc7нedаe0кea"/>
-    <w:basedOn w:val="a0"/>
+    <w:basedOn w:val="DefaultParagraphFont"/>
     <w:qFormat/>
     <w:rPr>
       <w:rFonts w:cs="Times New Roman"/>
     </w:rPr>
   </w:style>
-  <w:style w:type="character" w:customStyle="1" w:styleId="d6e2e5f2eee2eee5e2fbe4e5ebe5ede8e5">
+  <w:style w:type="character" w:styleId="d6e2e5f2eee2eee5e2fbe4e5ebe5ede8e5">
     <w:name w:val="Цd6вe2еe5тf2оeeвe2оeeеe5 вe2ыfbдe4еe5лebеe5нedиe8еe5"/>
     <w:qFormat/>
     <w:rPr>
@@ -4692,14 +5614,14 @@
       <w:color w:val="000080"/>
     </w:rPr>
   </w:style>
-  <w:style w:type="character" w:customStyle="1" w:styleId="c3e8efe5f0f2e5eaf1f2eee2e0fff1f1fbebeae0">
+  <w:style w:type="character" w:styleId="c3e8efe5f0f2e5eaf1f2eee2e0fff1f1fbebeae0">
     <w:name w:val="Гc3иe8пefеe5рf0тf2еe5кeaсf1тf2оeeвe2аe0яff сf1сf1ыfbлebкeaаe0"/>
     <w:qFormat/>
     <w:rPr>
       <w:color w:val="008000"/>
     </w:rPr>
   </w:style>
-  <w:style w:type="character" w:customStyle="1" w:styleId="InternetLinkuser">
+  <w:style w:type="character" w:styleId="InternetLinkuser">
     <w:name w:val="Internet Link (user)"/>
     <w:qFormat/>
     <w:rPr>
@@ -4707,304 +5629,490 @@
       <w:u w:val="single"/>
     </w:rPr>
   </w:style>
-  <w:style w:type="character" w:customStyle="1" w:styleId="d2e5eaf1f2f1edeef1eae8c7ede0ea">
+  <w:style w:type="character" w:styleId="d2e5eaf1f2f1edeef1eae8c7ede0ea">
     <w:name w:val="Тd2еe5кeaсf1тf2 сf1нedоeeсf1кeaиe8 Зc7нedаe0кea"/>
     <w:qFormat/>
     <w:rPr>
       <w:sz w:val="20"/>
     </w:rPr>
   </w:style>
-  <w:style w:type="character" w:customStyle="1" w:styleId="FootnoteCharactersuser">
+  <w:style w:type="character" w:styleId="FootnoteCharactersuser">
     <w:name w:val="Footnote Characters (user)"/>
     <w:qFormat/>
     <w:rPr>
       <w:vertAlign w:val="superscript"/>
     </w:rPr>
   </w:style>
-  <w:style w:type="character" w:customStyle="1" w:styleId="FootnoteAnchoruser">
+  <w:style w:type="character" w:styleId="FootnoteAnchoruser">
     <w:name w:val="Footnote Anchor (user)"/>
     <w:qFormat/>
     <w:rPr>
       <w:vertAlign w:val="superscript"/>
     </w:rPr>
   </w:style>
-  <w:style w:type="character" w:customStyle="1" w:styleId="cff0eee4eeebe6e5ede8e5f1f1fbebeae8">
+  <w:style w:type="character" w:styleId="cff0eee4eeebe6e5ede8e5f1f1fbebeae8">
     <w:name w:val="Пcfрf0оeeдe4оeeлebжe6еe5нedиe8еe5 сf1сf1ыfbлebкeaиe8"/>
     <w:qFormat/>
+    <w:rPr/>
   </w:style>
-  <w:style w:type="character" w:customStyle="1" w:styleId="d2e5eaf1f2eaeeedf6e5e2eee9f1edeef1eae8c7ede0ea">
+  <w:style w:type="character" w:styleId="d2e5eaf1f2eaeeedf6e5e2eee9f1edeef1eae8c7ede0ea">
     <w:name w:val="Тd2еe5кeaсf1тf2 кeaоeeнedцf6еe5вe2оeeйe9 сf1нedоeeсf1кeaиe8 Зc7нedаe0кea"/>
     <w:qFormat/>
     <w:rPr>
       <w:sz w:val="20"/>
     </w:rPr>
   </w:style>
-  <w:style w:type="character" w:customStyle="1" w:styleId="EndnoteCharactersuser">
+  <w:style w:type="character" w:styleId="EndnoteCharactersuser">
     <w:name w:val="Endnote Characters (user)"/>
     <w:qFormat/>
     <w:rPr>
       <w:vertAlign w:val="superscript"/>
     </w:rPr>
   </w:style>
-  <w:style w:type="character" w:customStyle="1" w:styleId="EndnoteAnchoruser">
+  <w:style w:type="character" w:styleId="EndnoteAnchoruser">
     <w:name w:val="Endnote Anchor (user)"/>
     <w:qFormat/>
     <w:rPr>
       <w:vertAlign w:val="superscript"/>
     </w:rPr>
   </w:style>
-  <w:style w:type="character" w:customStyle="1" w:styleId="d6e2e5f2eee2eee5e2fbe4e5ebe5ede8e5e4ebffcdeef0ece0ebfcedfbe9">
+  <w:style w:type="character" w:styleId="d6e2e5f2eee2eee5e2fbe4e5ebe5ede8e5e4ebffcdeef0ece0ebfcedfbe9">
     <w:name w:val="Цd6вe2еe5тf2оeeвe2оeeеe5 вe2ыfbдe4еe5лebеe5нedиe8еe5 дe4лebяff Нcdоeeрf0мecаe0лebьfcнedыfbйe9"/>
     <w:qFormat/>
     <w:rPr>
       <w:sz w:val="20"/>
     </w:rPr>
   </w:style>
-  <w:style w:type="character" w:customStyle="1" w:styleId="a3">
+  <w:style w:type="character" w:styleId="Style13">
     <w:name w:val="Âåðõíèé êîëîíòèòóë Çíàê"/>
-    <w:basedOn w:val="a0"/>
+    <w:basedOn w:val="DefaultParagraphFont"/>
     <w:qFormat/>
     <w:rPr>
-      <w:rFonts w:ascii="Liberation Serif" w:eastAsia="Times New Roman" w:hAnsi="Liberation Serif" w:cs="Times New Roman"/>
+      <w:rFonts w:ascii="Liberation Serif" w:hAnsi="Liberation Serif" w:eastAsia="Times New Roman" w:cs="Times New Roman"/>
       <w:kern w:val="2"/>
       <w:sz w:val="24"/>
     </w:rPr>
   </w:style>
-  <w:style w:type="character" w:customStyle="1" w:styleId="a4">
+  <w:style w:type="character" w:styleId="Style14">
     <w:name w:val="Íèæíèé êîëîíòèòóë Çíàê"/>
-    <w:basedOn w:val="a0"/>
+    <w:basedOn w:val="DefaultParagraphFont"/>
     <w:qFormat/>
     <w:rPr>
-      <w:rFonts w:ascii="Liberation Serif" w:eastAsia="Times New Roman" w:hAnsi="Liberation Serif" w:cs="Times New Roman"/>
+      <w:rFonts w:ascii="Liberation Serif" w:hAnsi="Liberation Serif" w:eastAsia="Times New Roman" w:cs="Times New Roman"/>
       <w:kern w:val="2"/>
       <w:sz w:val="24"/>
     </w:rPr>
   </w:style>
-  <w:style w:type="character" w:styleId="a5">
+  <w:style w:type="character" w:styleId="Hyperlink">
     <w:name w:val="Hyperlink"/>
-    <w:basedOn w:val="a0"/>
+    <w:basedOn w:val="DefaultParagraphFont"/>
     <w:rPr>
       <w:rFonts w:cs="Times New Roman"/>
       <w:color w:val="0563C1"/>
       <w:u w:val="single"/>
     </w:rPr>
   </w:style>
-  <w:style w:type="character" w:styleId="a6">
+  <w:style w:type="character" w:styleId="UnresolvedMention">
     <w:name w:val="Unresolved Mention"/>
-    <w:basedOn w:val="a0"/>
+    <w:basedOn w:val="DefaultParagraphFont"/>
     <w:qFormat/>
     <w:rPr>
       <w:rFonts w:cs="Times New Roman"/>
       <w:color w:val="605E5C"/>
-      <w:shd w:val="clear" w:color="auto" w:fill="E1DFDD"/>
+      <w:shd w:fill="E1DFDD" w:val="clear"/>
     </w:rPr>
   </w:style>
-  <w:style w:type="paragraph" w:customStyle="1" w:styleId="Heading">
+  <w:style w:type="paragraph" w:styleId="Heading">
     <w:name w:val="Heading"/>
-    <w:basedOn w:val="a"/>
-    <w:next w:val="a7"/>
+    <w:basedOn w:val="Normal"/>
+    <w:next w:val="BodyText"/>
     <w:qFormat/>
     <w:pPr>
-      <w:keepNext/>
+      <w:keepNext w:val="true"/>
+      <w:widowControl/>
       <w:spacing w:before="240" w:after="120"/>
+      <w:ind w:hanging="0" w:start="0" w:end="0"/>
+      <w:jc w:val="start"/>
+      <w:textAlignment w:val="auto"/>
     </w:pPr>
     <w:rPr>
-      <w:rFonts w:cs="Liberation Sans"/>
+      <w:rFonts w:ascii="Liberation Serif" w:hAnsi="Liberation Serif" w:eastAsia="Times New Roman" w:cs="Liberation Sans"/>
       <w:sz w:val="28"/>
       <w:szCs w:val="28"/>
+      <w:lang w:val="ru-RU" w:eastAsia="ru-RU" w:bidi="ar-SA"/>
     </w:rPr>
   </w:style>
-  <w:style w:type="paragraph" w:styleId="a7">
+  <w:style w:type="paragraph" w:styleId="BodyText">
     <w:name w:val="Body Text"/>
-    <w:basedOn w:val="a"/>
+    <w:basedOn w:val="Normal"/>
     <w:pPr>
-      <w:spacing w:after="140" w:line="276" w:lineRule="auto"/>
+      <w:spacing w:lineRule="auto" w:line="276" w:before="0" w:after="140"/>
     </w:pPr>
+    <w:rPr/>
   </w:style>
-  <w:style w:type="paragraph" w:styleId="a8">
+  <w:style w:type="paragraph" w:styleId="List">
     <w:name w:val="List"/>
     <w:basedOn w:val="TextBody"/>
+    <w:pPr>
+      <w:widowControl/>
+      <w:spacing w:lineRule="auto" w:line="276" w:before="0" w:after="140"/>
+      <w:ind w:hanging="0" w:start="0" w:end="0"/>
+      <w:jc w:val="start"/>
+      <w:textAlignment w:val="auto"/>
+    </w:pPr>
+    <w:rPr>
+      <w:rFonts w:ascii="Liberation Serif" w:hAnsi="Liberation Serif" w:eastAsia="Times New Roman" w:cs="Times New Roman"/>
+      <w:sz w:val="24"/>
+      <w:szCs w:val="24"/>
+      <w:lang w:val="ru-RU" w:eastAsia="ru-RU" w:bidi="ar-SA"/>
+    </w:rPr>
   </w:style>
-  <w:style w:type="paragraph" w:styleId="a9">
+  <w:style w:type="paragraph" w:styleId="Caption">
     <w:name w:val="caption"/>
-    <w:basedOn w:val="a"/>
+    <w:basedOn w:val="Normal"/>
     <w:qFormat/>
     <w:pPr>
+      <w:widowControl/>
       <w:spacing w:before="120" w:after="120"/>
+      <w:ind w:hanging="0" w:start="0" w:end="0"/>
+      <w:jc w:val="start"/>
+      <w:textAlignment w:val="auto"/>
     </w:pPr>
     <w:rPr>
+      <w:rFonts w:ascii="Liberation Serif" w:hAnsi="Liberation Serif" w:eastAsia="Times New Roman" w:cs="Times New Roman"/>
       <w:i/>
       <w:iCs/>
+      <w:sz w:val="24"/>
+      <w:szCs w:val="24"/>
+      <w:lang w:val="ru-RU" w:eastAsia="ru-RU" w:bidi="ar-SA"/>
     </w:rPr>
   </w:style>
-  <w:style w:type="paragraph" w:customStyle="1" w:styleId="Index">
+  <w:style w:type="paragraph" w:styleId="Index">
     <w:name w:val="Index"/>
-    <w:basedOn w:val="a"/>
+    <w:basedOn w:val="Normal"/>
     <w:qFormat/>
+    <w:pPr>
+      <w:widowControl/>
+      <w:ind w:hanging="0" w:start="0" w:end="0"/>
+      <w:jc w:val="start"/>
+      <w:textAlignment w:val="auto"/>
+    </w:pPr>
+    <w:rPr>
+      <w:rFonts w:ascii="Liberation Serif" w:hAnsi="Liberation Serif" w:eastAsia="Times New Roman" w:cs="Times New Roman"/>
+      <w:sz w:val="24"/>
+      <w:szCs w:val="24"/>
+      <w:lang w:val="ru-RU" w:eastAsia="ru-RU" w:bidi="ar-SA"/>
+    </w:rPr>
   </w:style>
-  <w:style w:type="paragraph" w:customStyle="1" w:styleId="11">
-    <w:name w:val="Обычная таблица1"/>
+  <w:style w:type="paragraph" w:styleId="NormalTable">
+    <w:name w:val="Normal Table"/>
     <w:qFormat/>
+    <w:pPr>
+      <w:widowControl/>
+      <w:bidi w:val="0"/>
+      <w:jc w:val="start"/>
+      <w:textAlignment w:val="auto"/>
+    </w:pPr>
     <w:rPr>
-      <w:rFonts w:ascii="Calibri" w:eastAsia="Courier New" w:hAnsi="Calibri" w:cs="Calibri"/>
+      <w:rFonts w:ascii="Calibri" w:hAnsi="Calibri" w:eastAsia="Courier New" w:cs="Calibri"/>
+      <w:color w:val="auto"/>
+      <w:kern w:val="2"/>
       <w:sz w:val="20"/>
       <w:szCs w:val="20"/>
       <w:lang w:val="ru-RU" w:eastAsia="ru-RU" w:bidi="ar-SA"/>
     </w:rPr>
   </w:style>
-  <w:style w:type="paragraph" w:customStyle="1" w:styleId="TextBody">
+  <w:style w:type="paragraph" w:styleId="TextBody">
     <w:name w:val="Text Body"/>
-    <w:basedOn w:val="a"/>
+    <w:basedOn w:val="Normal"/>
     <w:qFormat/>
     <w:pPr>
-      <w:spacing w:after="140" w:line="276" w:lineRule="auto"/>
+      <w:widowControl/>
+      <w:spacing w:lineRule="auto" w:line="276" w:before="0" w:after="140"/>
+      <w:ind w:hanging="0" w:start="0" w:end="0"/>
+      <w:jc w:val="start"/>
+      <w:textAlignment w:val="auto"/>
     </w:pPr>
+    <w:rPr>
+      <w:rFonts w:ascii="Liberation Serif" w:hAnsi="Liberation Serif" w:eastAsia="Times New Roman" w:cs="Times New Roman"/>
+      <w:sz w:val="24"/>
+      <w:szCs w:val="24"/>
+      <w:lang w:val="ru-RU" w:eastAsia="ru-RU" w:bidi="ar-SA"/>
+    </w:rPr>
   </w:style>
-  <w:style w:type="paragraph" w:customStyle="1" w:styleId="DocumentMap">
+  <w:style w:type="paragraph" w:styleId="DocumentMap">
     <w:name w:val="DocumentMap"/>
     <w:qFormat/>
     <w:pPr>
-      <w:spacing w:after="200" w:line="276" w:lineRule="auto"/>
+      <w:widowControl/>
+      <w:suppressAutoHyphens w:val="true"/>
+      <w:bidi w:val="0"/>
+      <w:spacing w:lineRule="auto" w:line="276" w:before="0" w:after="200"/>
+      <w:jc w:val="start"/>
+      <w:textAlignment w:val="auto"/>
     </w:pPr>
     <w:rPr>
-      <w:rFonts w:eastAsia="Times New Roman" w:cs="Times New Roman"/>
+      <w:rFonts w:ascii="Liberation Serif" w:hAnsi="Liberation Serif" w:eastAsia="Times New Roman" w:cs="Times New Roman"/>
+      <w:color w:val="auto"/>
+      <w:kern w:val="2"/>
       <w:sz w:val="22"/>
       <w:szCs w:val="22"/>
       <w:lang w:val="ru-RU" w:eastAsia="ru-RU" w:bidi="ar-SA"/>
     </w:rPr>
   </w:style>
-  <w:style w:type="paragraph" w:customStyle="1" w:styleId="HeaderandFooter">
+  <w:style w:type="paragraph" w:styleId="HeaderandFooter">
     <w:name w:val="Header and Footer"/>
-    <w:basedOn w:val="a"/>
-    <w:qFormat/>
-  </w:style>
-  <w:style w:type="paragraph" w:styleId="aa">
-    <w:name w:val="header"/>
-    <w:basedOn w:val="a"/>
-    <w:pPr>
-      <w:tabs>
-        <w:tab w:val="center" w:pos="4677"/>
-        <w:tab w:val="right" w:pos="9355"/>
-      </w:tabs>
-    </w:pPr>
-  </w:style>
-  <w:style w:type="paragraph" w:styleId="ab">
-    <w:name w:val="footer"/>
-    <w:basedOn w:val="a"/>
-    <w:pPr>
-      <w:tabs>
-        <w:tab w:val="center" w:pos="4677"/>
-        <w:tab w:val="right" w:pos="9355"/>
-      </w:tabs>
-    </w:pPr>
-  </w:style>
-  <w:style w:type="paragraph" w:customStyle="1" w:styleId="d2e0e1ebe8f6fbeceeedeef8e8f0e8ededfbe9">
-    <w:name w:val="Тd2аe0бe1лebиe8цf6ыfb (мecоeeнedоeeшf8иe8рf0иe8нedнedыfbйe9)"/>
-    <w:basedOn w:val="a"/>
+    <w:basedOn w:val="Normal"/>
     <w:qFormat/>
     <w:pPr>
-      <w:jc w:val="both"/>
+      <w:widowControl/>
+      <w:ind w:hanging="0" w:start="0" w:end="0"/>
+      <w:jc w:val="start"/>
+      <w:textAlignment w:val="auto"/>
     </w:pPr>
     <w:rPr>
-      <w:rFonts w:cs="Courier New"/>
+      <w:rFonts w:ascii="Liberation Serif" w:hAnsi="Liberation Serif" w:eastAsia="Times New Roman" w:cs="Times New Roman"/>
+      <w:sz w:val="24"/>
+      <w:szCs w:val="24"/>
+      <w:lang w:val="ru-RU" w:eastAsia="ru-RU" w:bidi="ar-SA"/>
     </w:rPr>
   </w:style>
-  <w:style w:type="paragraph" w:customStyle="1" w:styleId="12">
-    <w:name w:val="Сетка таблицы1"/>
-    <w:basedOn w:val="11"/>
-    <w:qFormat/>
+  <w:style w:type="paragraph" w:styleId="Header">
+    <w:name w:val="header"/>
+    <w:basedOn w:val="Normal"/>
+    <w:pPr>
+      <w:widowControl/>
+      <w:tabs>
+        <w:tab w:val="clear" w:pos="708"/>
+        <w:tab w:val="center" w:pos="4677" w:leader="none"/>
+        <w:tab w:val="right" w:pos="9355" w:leader="none"/>
+      </w:tabs>
+      <w:ind w:hanging="0" w:start="0" w:end="0"/>
+      <w:jc w:val="start"/>
+      <w:textAlignment w:val="auto"/>
+    </w:pPr>
     <w:rPr>
-      <w:rFonts w:cs="Times New Roman"/>
+      <w:rFonts w:ascii="Liberation Serif" w:hAnsi="Liberation Serif" w:eastAsia="Times New Roman" w:cs="Times New Roman"/>
+      <w:sz w:val="24"/>
+      <w:szCs w:val="24"/>
+      <w:lang w:val="ru-RU" w:eastAsia="ru-RU" w:bidi="ar-SA"/>
     </w:rPr>
   </w:style>
-  <w:style w:type="paragraph" w:customStyle="1" w:styleId="Footnote">
-    <w:name w:val="Footnote"/>
-    <w:basedOn w:val="a"/>
+  <w:style w:type="paragraph" w:styleId="Footer">
+    <w:name w:val="footer"/>
+    <w:basedOn w:val="Normal"/>
+    <w:pPr>
+      <w:widowControl/>
+      <w:tabs>
+        <w:tab w:val="clear" w:pos="708"/>
+        <w:tab w:val="center" w:pos="4677" w:leader="none"/>
+        <w:tab w:val="right" w:pos="9355" w:leader="none"/>
+      </w:tabs>
+      <w:ind w:hanging="0" w:start="0" w:end="0"/>
+      <w:jc w:val="start"/>
+      <w:textAlignment w:val="auto"/>
+    </w:pPr>
+    <w:rPr>
+      <w:rFonts w:ascii="Liberation Serif" w:hAnsi="Liberation Serif" w:eastAsia="Times New Roman" w:cs="Times New Roman"/>
+      <w:sz w:val="24"/>
+      <w:szCs w:val="24"/>
+      <w:lang w:val="ru-RU" w:eastAsia="ru-RU" w:bidi="ar-SA"/>
+    </w:rPr>
+  </w:style>
+  <w:style w:type="paragraph" w:styleId="d2e0e1ebe8f6fbeceeedeef8e8f0e8ededfbe9">
+    <w:name w:val="Тd2аe0бe1лebиe8цf6ыfb (мecоeeнedоeeшf8иe8рf0иe8нedнedыfbйe9)"/>
+    <w:basedOn w:val="Normal"/>
     <w:qFormat/>
+    <w:pPr>
+      <w:widowControl/>
+      <w:ind w:hanging="0" w:start="0" w:end="0"/>
+      <w:jc w:val="both"/>
+      <w:textAlignment w:val="auto"/>
+    </w:pPr>
     <w:rPr>
+      <w:rFonts w:ascii="Liberation Serif" w:hAnsi="Liberation Serif" w:eastAsia="Times New Roman" w:cs="Courier New"/>
+      <w:sz w:val="24"/>
+      <w:szCs w:val="24"/>
+      <w:lang w:val="ru-RU" w:eastAsia="ru-RU" w:bidi="ar-SA"/>
+    </w:rPr>
+  </w:style>
+  <w:style w:type="paragraph" w:styleId="TableGrid">
+    <w:name w:val="Table Grid"/>
+    <w:basedOn w:val="NormalTable"/>
+    <w:qFormat/>
+    <w:pPr>
+      <w:widowControl/>
+      <w:pBdr/>
+      <w:ind w:hanging="0" w:start="0" w:end="0"/>
+      <w:jc w:val="start"/>
+      <w:textAlignment w:val="auto"/>
+    </w:pPr>
+    <w:rPr>
+      <w:rFonts w:ascii="Calibri" w:hAnsi="Calibri" w:cs="Times New Roman"/>
       <w:sz w:val="20"/>
       <w:szCs w:val="20"/>
+      <w:lang w:val="ru-RU" w:eastAsia="ru-RU" w:bidi="ar-SA"/>
     </w:rPr>
   </w:style>
-  <w:style w:type="paragraph" w:customStyle="1" w:styleId="caeeecece5edf2e0f0e8e9">
-    <w:name w:val="Êcaîeeìecìecåe5íedòf2àe0ðf0èe8ée9"/>
-    <w:basedOn w:val="a"/>
+  <w:style w:type="paragraph" w:styleId="Footnote">
+    <w:name w:val="Footnote"/>
+    <w:basedOn w:val="Normal"/>
     <w:qFormat/>
     <w:pPr>
-      <w:spacing w:before="75"/>
-      <w:jc w:val="both"/>
+      <w:widowControl/>
+      <w:ind w:hanging="0" w:start="0" w:end="0"/>
+      <w:jc w:val="start"/>
+      <w:textAlignment w:val="auto"/>
     </w:pPr>
     <w:rPr>
-      <w:rFonts w:cs="Arial"/>
-      <w:color w:val="353842"/>
-      <w:shd w:val="clear" w:color="auto" w:fill="F0F0F0"/>
+      <w:rFonts w:ascii="Liberation Serif" w:hAnsi="Liberation Serif" w:eastAsia="Times New Roman" w:cs="Times New Roman"/>
+      <w:sz w:val="20"/>
+      <w:szCs w:val="20"/>
+      <w:lang w:val="ru-RU" w:eastAsia="ru-RU" w:bidi="ar-SA"/>
     </w:rPr>
   </w:style>
-  <w:style w:type="paragraph" w:customStyle="1" w:styleId="Endnote">
+  <w:style w:type="paragraph" w:styleId="caeeecece5edf2e0f0e8e9">
+    <w:name w:val="Êcaîeeìecìecåe5íedòf2àe0ðf0èe8ée9"/>
+    <w:basedOn w:val="Normal"/>
+    <w:qFormat/>
+    <w:pPr>
+      <w:widowControl/>
+      <w:spacing w:before="75" w:after="0"/>
+      <w:ind w:hanging="0" w:start="0" w:end="0"/>
+      <w:jc w:val="both"/>
+      <w:textAlignment w:val="auto"/>
+    </w:pPr>
+    <w:rPr>
+      <w:rFonts w:ascii="Liberation Serif" w:hAnsi="Liberation Serif" w:eastAsia="Times New Roman" w:cs="Arial"/>
+      <w:color w:val="353842"/>
+      <w:sz w:val="24"/>
+      <w:szCs w:val="24"/>
+      <w:shd w:fill="F0F0F0" w:val="clear"/>
+      <w:lang w:val="ru-RU" w:eastAsia="ru-RU" w:bidi="ar-SA"/>
+    </w:rPr>
+  </w:style>
+  <w:style w:type="paragraph" w:styleId="Endnote">
     <w:name w:val="Endnote"/>
-    <w:basedOn w:val="a"/>
+    <w:basedOn w:val="Normal"/>
     <w:qFormat/>
+    <w:pPr>
+      <w:widowControl/>
+      <w:ind w:hanging="0" w:start="0" w:end="0"/>
+      <w:jc w:val="start"/>
+      <w:textAlignment w:val="auto"/>
+    </w:pPr>
     <w:rPr>
+      <w:rFonts w:ascii="Liberation Serif" w:hAnsi="Liberation Serif" w:eastAsia="Times New Roman" w:cs="Times New Roman"/>
       <w:sz w:val="20"/>
       <w:szCs w:val="20"/>
+      <w:lang w:val="ru-RU" w:eastAsia="ru-RU" w:bidi="ar-SA"/>
     </w:rPr>
   </w:style>
-  <w:style w:type="paragraph" w:customStyle="1" w:styleId="cdeef0ece0ebfcedfbe9OEM">
+  <w:style w:type="paragraph" w:styleId="cdeef0ece0ebfcedfbe9OEM">
     <w:name w:val="Нcdоeeрf0мecаe0лebьfcнedыfbйe9 (OEM)"/>
-    <w:basedOn w:val="a"/>
+    <w:basedOn w:val="Normal"/>
     <w:qFormat/>
+    <w:pPr>
+      <w:widowControl/>
+      <w:ind w:hanging="0" w:start="0" w:end="0"/>
+      <w:jc w:val="start"/>
+      <w:textAlignment w:val="auto"/>
+    </w:pPr>
     <w:rPr>
-      <w:rFonts w:cs="Courier New"/>
+      <w:rFonts w:ascii="Liberation Serif" w:hAnsi="Liberation Serif" w:eastAsia="Times New Roman" w:cs="Courier New"/>
       <w:sz w:val="20"/>
       <w:szCs w:val="20"/>
+      <w:lang w:val="ru-RU" w:eastAsia="ru-RU" w:bidi="ar-SA"/>
     </w:rPr>
   </w:style>
-  <w:style w:type="paragraph" w:customStyle="1" w:styleId="cdeef0ece0ebfcedfbe9ebe5e2efeee4efe8f1fc">
+  <w:style w:type="paragraph" w:styleId="cdeef0ece0ebfcedfbe9ebe5e2efeee4efe8f1fc">
     <w:name w:val="Ícdîeeðf0ìecàe0ëebüfcíedûfbée9 (ëebåe5âe2. ïefîeeäe4ïefèe8ñf1üfc)"/>
     <w:qFormat/>
     <w:pPr>
-      <w:widowControl w:val="0"/>
+      <w:widowControl w:val="false"/>
+      <w:suppressAutoHyphens w:val="true"/>
+      <w:bidi w:val="0"/>
+      <w:jc w:val="start"/>
+      <w:textAlignment w:val="auto"/>
     </w:pPr>
     <w:rPr>
-      <w:rFonts w:eastAsia="Times New Roman" w:cs="Arial"/>
-      <w:lang w:val="ru-RU"/>
+      <w:rFonts w:ascii="Liberation Serif" w:hAnsi="Liberation Serif" w:eastAsia="Times New Roman" w:cs="Arial"/>
+      <w:color w:val="auto"/>
+      <w:kern w:val="2"/>
+      <w:sz w:val="24"/>
+      <w:szCs w:val="24"/>
+      <w:lang w:val="ru-RU" w:eastAsia="zh-CN" w:bidi="hi-IN"/>
     </w:rPr>
   </w:style>
-  <w:style w:type="paragraph" w:customStyle="1" w:styleId="cdeef0ece0ebfcedfbe9f2e0e1ebe8f6e0">
+  <w:style w:type="paragraph" w:styleId="cdeef0ece0ebfcedfbe9f2e0e1ebe8f6e0">
     <w:name w:val="Ícdîeeðf0ìecàe0ëebüfcíedûfbée9 (òf2àe0áe1ëebèe8öf6àe0)"/>
-    <w:basedOn w:val="a"/>
+    <w:basedOn w:val="Normal"/>
     <w:qFormat/>
     <w:pPr>
+      <w:widowControl/>
+      <w:ind w:hanging="0" w:start="0" w:end="0"/>
       <w:jc w:val="both"/>
+      <w:textAlignment w:val="auto"/>
     </w:pPr>
     <w:rPr>
-      <w:rFonts w:cs="Arial"/>
+      <w:rFonts w:ascii="Liberation Serif" w:hAnsi="Liberation Serif" w:eastAsia="Times New Roman" w:cs="Arial"/>
+      <w:sz w:val="24"/>
+      <w:szCs w:val="24"/>
+      <w:lang w:val="ru-RU" w:eastAsia="ru-RU" w:bidi="ar-SA"/>
     </w:rPr>
   </w:style>
-  <w:style w:type="paragraph" w:customStyle="1" w:styleId="c2ede8ece0ede8e5">
+  <w:style w:type="paragraph" w:styleId="c2ede8ece0ede8e5">
     <w:name w:val="Âc2íedèe8ìecàe0íedèe8åe5"/>
-    <w:basedOn w:val="a"/>
+    <w:basedOn w:val="Normal"/>
     <w:qFormat/>
     <w:pPr>
+      <w:widowControl/>
       <w:spacing w:before="240" w:after="240"/>
-      <w:ind w:left="420" w:right="420" w:firstLine="300"/>
+      <w:ind w:firstLine="300" w:start="420" w:end="420"/>
       <w:jc w:val="both"/>
+      <w:textAlignment w:val="auto"/>
     </w:pPr>
     <w:rPr>
-      <w:rFonts w:cs="Arial"/>
-      <w:shd w:val="clear" w:color="auto" w:fill="F5F3DA"/>
+      <w:rFonts w:ascii="Liberation Serif" w:hAnsi="Liberation Serif" w:eastAsia="Times New Roman" w:cs="Arial"/>
+      <w:sz w:val="24"/>
+      <w:szCs w:val="24"/>
+      <w:shd w:fill="F5F3DA" w:val="clear"/>
+      <w:lang w:val="ru-RU" w:eastAsia="ru-RU" w:bidi="ar-SA"/>
     </w:rPr>
   </w:style>
-  <w:style w:type="paragraph" w:customStyle="1" w:styleId="c2ede8ece0ede8e5ede5e4eee1f0eef1eee2e5f1f2edeef1f2fc">
+  <w:style w:type="paragraph" w:styleId="c2ede8ece0ede8e5ede5e4eee1f0eef1eee2e5f1f2edeef1f2fc">
     <w:name w:val="Âc2íedèe8ìecàe0íedèe8åe5: íedåe5äe4îeeáe1ðf0îeeñf1îeeâe2åe5ñf1òf2íedîeeñf1òf2üfc!"/>
     <w:basedOn w:val="c2ede8ece0ede8e5"/>
     <w:qFormat/>
+    <w:pPr>
+      <w:widowControl/>
+      <w:spacing w:before="240" w:after="240"/>
+      <w:ind w:firstLine="300" w:start="420" w:end="420"/>
+      <w:jc w:val="both"/>
+      <w:textAlignment w:val="auto"/>
+    </w:pPr>
+    <w:rPr>
+      <w:rFonts w:ascii="Liberation Serif" w:hAnsi="Liberation Serif" w:eastAsia="Times New Roman" w:cs="Arial"/>
+      <w:sz w:val="24"/>
+      <w:szCs w:val="24"/>
+      <w:shd w:fill="F5F3DA" w:val="clear"/>
+      <w:lang w:val="ru-RU" w:eastAsia="ru-RU" w:bidi="ar-SA"/>
+    </w:rPr>
   </w:style>
-  <w:style w:type="paragraph" w:styleId="ac">
+  <w:style w:type="paragraph" w:styleId="NoSpacing">
     <w:name w:val="No Spacing"/>
     <w:qFormat/>
+    <w:pPr>
+      <w:widowControl/>
+      <w:suppressAutoHyphens w:val="true"/>
+      <w:bidi w:val="0"/>
+      <w:jc w:val="start"/>
+      <w:textAlignment w:val="auto"/>
+    </w:pPr>
     <w:rPr>
-      <w:rFonts w:eastAsia="Times New Roman" w:cs="Times New Roman"/>
+      <w:rFonts w:ascii="Liberation Serif" w:hAnsi="Liberation Serif" w:eastAsia="Times New Roman" w:cs="Times New Roman"/>
+      <w:color w:val="auto"/>
+      <w:kern w:val="2"/>
       <w:sz w:val="20"/>
       <w:szCs w:val="20"/>
       <w:lang w:val="ru-RU" w:eastAsia="ru-RU" w:bidi="ar-SA"/>
@@ -5014,7 +6122,7 @@
 </file>
 
 <file path=word/theme/theme1.xml><?xml version="1.0" encoding="utf-8"?>
-<a:theme xmlns:a="http://schemas.openxmlformats.org/drawingml/2006/main" name="Office">
+<a:theme xmlns:a="http://schemas.openxmlformats.org/drawingml/2006/main" xmlns:r="http://schemas.openxmlformats.org/officeDocument/2006/relationships" name="Office">
   <a:themeElements>
     <a:clrScheme name="LibreOffice">
       <a:dk1>
@@ -5056,14 +6164,14 @@
     </a:clrScheme>
     <a:fontScheme name="Office">
       <a:majorFont>
-        <a:latin typeface="Arial"/>
-        <a:ea typeface="DejaVu Sans"/>
-        <a:cs typeface="DejaVu Sans"/>
+        <a:latin typeface="Arial" pitchFamily="0" charset="1"/>
+        <a:ea typeface="DejaVu Sans" pitchFamily="0" charset="1"/>
+        <a:cs typeface="DejaVu Sans" pitchFamily="0" charset="1"/>
       </a:majorFont>
       <a:minorFont>
-        <a:latin typeface="Arial"/>
-        <a:ea typeface="DejaVu Sans"/>
-        <a:cs typeface="DejaVu Sans"/>
+        <a:latin typeface="Arial" pitchFamily="0" charset="1"/>
+        <a:ea typeface="DejaVu Sans" pitchFamily="0" charset="1"/>
+        <a:cs typeface="DejaVu Sans" pitchFamily="0" charset="1"/>
       </a:minorFont>
     </a:fontScheme>
     <a:fmtScheme>
@@ -5116,7 +6224,5 @@
       </a:bgFillStyleLst>
     </a:fmtScheme>
   </a:themeElements>
-  <a:objectDefaults/>
-  <a:extraClrSchemeLst/>
 </a:theme>
 </file>